--- a/docs/roteiro-marcelo.docx
+++ b/docs/roteiro-marcelo.docx
@@ -124,7 +124,7 @@
           <w:sz w:val="18"/>
           <w:szCs w:val="18"/>
         </w:rPr>
-        <w:t xml:space="preserve">, escolhida por ser desenhada para leitura difícil, que é o caso de quem lê um alerta no corredor. Se o ensaio for sem internet, a letra não é a que a equipe vai ver no sistema real. Vale saber antes de anotar "achei feio". Última atualização: 02/09/2026 (fila offline no §0.2; avisos do arquivo no §0.3).</w:t>
+        <w:t xml:space="preserve">, escolhida por ser desenhada para leitura difícil, que é o caso de quem lê um alerta no corredor. Se o ensaio for sem internet, a letra não é a que a equipe vai ver no sistema real. Vale saber antes de anotar "achei feio". Última atualização: 04/09/2026 (internação, cadastro e trabalho social no §0.4).</w:t>
       </w:r>
     </w:p>
     <w:p>
@@ -870,6 +870,207 @@
           <w:szCs w:val="20"/>
         </w:rPr>
         <w:t xml:space="preserve">.</w:t>
+      </w:r>
+    </w:p>
+    <w:p>
+      <w:pPr>
+        <w:pStyle w:val="Heading2"/>
+        <w:keepNext/>
+        <w:pBdr>
+          <w:bottom w:val="single" w:color="1F3864" w:sz="4" w:space="4"/>
+        </w:pBdr>
+        <w:spacing w:after="120" w:before="300"/>
+      </w:pPr>
+      <w:r>
+        <w:rPr>
+          <w:b/>
+          <w:bCs/>
+          <w:color w:val="1F3864"/>
+          <w:sz w:val="26"/>
+          <w:szCs w:val="26"/>
+        </w:rPr>
+        <w:t xml:space="preserve">§0.4 — O que mudou depois de 03/09 (é bastante coisa)</w:t>
+      </w:r>
+    </w:p>
+    <w:p>
+      <w:pPr>
+        <w:spacing w:after="100" w:line="280"/>
+        <w:jc w:val="both"/>
+      </w:pPr>
+      <w:r>
+        <w:rPr>
+          <w:sz w:val="20"/>
+          <w:szCs w:val="20"/>
+        </w:rPr>
+        <w:t xml:space="preserve">Quatro construções novas, todas nascidas do que tu e o Marcelo contaram.</w:t>
+      </w:r>
+    </w:p>
+    <w:p>
+      <w:pPr>
+        <w:spacing w:after="100" w:line="280"/>
+        <w:jc w:val="both"/>
+      </w:pPr>
+      <w:r>
+        <w:rPr>
+          <w:b/>
+          <w:bCs/>
+          <w:sz w:val="20"/>
+          <w:szCs w:val="20"/>
+        </w:rPr>
+        <w:t xml:space="preserve">A criança internada sai da linha do dia.</w:t>
+      </w:r>
+      <w:r>
+        <w:rPr>
+          <w:sz w:val="20"/>
+          <w:szCs w:val="20"/>
+        </w:rPr>
+        <w:t xml:space="preserve"> Quando a técnica ou a coordenação registra a internação, o acolhido some da chamada e da grade de medicação da casa — e </w:t>
+      </w:r>
+      <w:r>
+        <w:rPr>
+          <w:b/>
+          <w:bCs/>
+          <w:sz w:val="20"/>
+          <w:szCs w:val="20"/>
+        </w:rPr>
+        <w:t xml:space="preserve">continua ocupando a vaga</w:t>
+      </w:r>
+      <w:r>
+        <w:rPr>
+          <w:sz w:val="20"/>
+          <w:szCs w:val="20"/>
+        </w:rPr>
+        <w:t xml:space="preserve">. Volta sozinho na alta. Há um diário do período no hospital, com anexo, e a medicação dada lá entra no sistema com a marca de que </w:t>
+      </w:r>
+      <w:r>
+        <w:rPr>
+          <w:b/>
+          <w:bCs/>
+          <w:sz w:val="20"/>
+          <w:szCs w:val="20"/>
+        </w:rPr>
+        <w:t xml:space="preserve">quem administrou foi o hospital</w:t>
+      </w:r>
+      <w:r>
+        <w:rPr>
+          <w:sz w:val="20"/>
+          <w:szCs w:val="20"/>
+        </w:rPr>
+        <w:t xml:space="preserve">. O educador social comum não lê a internação, mas vê </w:t>
+      </w:r>
+      <w:r>
+        <w:rPr>
+          <w:b/>
+          <w:bCs/>
+          <w:sz w:val="20"/>
+          <w:szCs w:val="20"/>
+        </w:rPr>
+        <w:t xml:space="preserve">"no hospital"</w:t>
+      </w:r>
+      <w:r>
+        <w:rPr>
+          <w:sz w:val="20"/>
+          <w:szCs w:val="20"/>
+        </w:rPr>
+        <w:t xml:space="preserve"> na lista de acolhidos: ele precisa saber por que a cadeira está vazia.</w:t>
+      </w:r>
+    </w:p>
+    <w:p>
+      <w:pPr>
+        <w:spacing w:after="100" w:line="280"/>
+        <w:jc w:val="both"/>
+      </w:pPr>
+      <w:r>
+        <w:rPr>
+          <w:b/>
+          <w:bCs/>
+          <w:sz w:val="20"/>
+          <w:szCs w:val="20"/>
+        </w:rPr>
+        <w:t xml:space="preserve">O cadastro tem o que a lista da casa tinha.</w:t>
+      </w:r>
+      <w:r>
+        <w:rPr>
+          <w:sz w:val="20"/>
+          <w:szCs w:val="20"/>
+        </w:rPr>
+        <w:t xml:space="preserve"> Filiação, RG, cartão SUS, foto de identificação no alto do perfil, e os contatos com o vínculo — genitora, madrinha, tia, vínculo comunitário —, que o educador lê e a técnica escreve. A chave de acesso ao processo ficou no cofre, e não no cadastro.</w:t>
+      </w:r>
+    </w:p>
+    <w:p>
+      <w:pPr>
+        <w:spacing w:after="100" w:line="280"/>
+        <w:jc w:val="both"/>
+      </w:pPr>
+      <w:r>
+        <w:rPr>
+          <w:b/>
+          <w:bCs/>
+          <w:sz w:val="20"/>
+          <w:szCs w:val="20"/>
+        </w:rPr>
+        <w:t xml:space="preserve">O Gestor Geral tem uma segunda leitura das oito casas.</w:t>
+      </w:r>
+      <w:r>
+        <w:rPr>
+          <w:sz w:val="20"/>
+          <w:szCs w:val="20"/>
+        </w:rPr>
+        <w:t xml:space="preserve"> Uma chave </w:t>
+      </w:r>
+      <w:r>
+        <w:rPr>
+          <w:b/>
+          <w:bCs/>
+          <w:sz w:val="20"/>
+          <w:szCs w:val="20"/>
+        </w:rPr>
+        <w:t xml:space="preserve">🌱</w:t>
+      </w:r>
+      <w:r>
+        <w:rPr>
+          <w:sz w:val="20"/>
+          <w:szCs w:val="20"/>
+        </w:rPr>
+        <w:t xml:space="preserve"> no alto da tela troca a operação pelo </w:t>
+      </w:r>
+      <w:r>
+        <w:rPr>
+          <w:i/>
+          <w:iCs/>
+          <w:sz w:val="20"/>
+          <w:szCs w:val="20"/>
+        </w:rPr>
+        <w:t xml:space="preserve">trabalho social</w:t>
+      </w:r>
+      <w:r>
+        <w:rPr>
+          <w:sz w:val="20"/>
+          <w:szCs w:val="20"/>
+        </w:rPr>
+        <w:t xml:space="preserve">: quantas crianças, quantas entraram e saíram, e o que aconteceu de bom — passou de ano, curso profissionalizante, faculdade, primeiro emprego. Dá para abrir a trajetória de uma criança e gerar relatório em Word.</w:t>
+      </w:r>
+    </w:p>
+    <w:p>
+      <w:pPr>
+        <w:spacing w:after="100" w:line="280"/>
+        <w:jc w:val="both"/>
+      </w:pPr>
+      <w:r>
+        <w:rPr>
+          <w:b/>
+          <w:bCs/>
+          <w:sz w:val="20"/>
+          <w:szCs w:val="20"/>
+        </w:rPr>
+        <w:t xml:space="preserve">A senha do cofre, no protótipo, é `senha-dev-123`</w:t>
+      </w:r>
+      <w:r>
+        <w:rPr>
+          <w:sz w:val="20"/>
+          <w:szCs w:val="20"/>
+        </w:rPr>
+        <w:t xml:space="preserve"> — e agora está escrita na própria tela. Antes não estava, e era impossível adivinhar.</w:t>
       </w:r>
     </w:p>
     <w:p>
@@ -1553,14 +1754,30 @@
           <w:sz w:val="21"/>
           <w:szCs w:val="21"/>
         </w:rPr>
-        <w:t xml:space="preserve">Sem internet.</w:t>
-      </w:r>
-      <w:r>
-        <w:rPr>
-          <w:sz w:val="21"/>
-          <w:szCs w:val="21"/>
-        </w:rPr>
-        <w:t xml:space="preserve"> </w:t>
+        <w:t xml:space="preserve">A Alice foi internada ontem. Descubra o que aconteceu com ela.</w:t>
+      </w:r>
+      <w:r>
+        <w:rPr>
+          <w:sz w:val="21"/>
+          <w:szCs w:val="21"/>
+        </w:rPr>
+        <w:t xml:space="preserve"> Observar: ela repara no </w:t>
+      </w:r>
+      <w:r>
+        <w:rPr>
+          <w:b/>
+          <w:bCs/>
+          <w:sz w:val="21"/>
+          <w:szCs w:val="21"/>
+        </w:rPr>
+        <w:t xml:space="preserve">"no hospital"</w:t>
+      </w:r>
+      <w:r>
+        <w:rPr>
+          <w:sz w:val="21"/>
+          <w:szCs w:val="21"/>
+        </w:rPr>
+        <w:t xml:space="preserve"> na lista de acolhidos? Ela procura a internação no menu — e o que faz quando não acha a porta? </w:t>
       </w:r>
       <w:r>
         <w:rPr>
@@ -1569,55 +1786,7 @@
           <w:sz w:val="21"/>
           <w:szCs w:val="21"/>
         </w:rPr>
-        <w:t xml:space="preserve">Toque no 📶 do alto da tela para simular a queda — e não avise o que vai acontecer.</w:t>
-      </w:r>
-      <w:r>
-        <w:rPr>
-          <w:sz w:val="21"/>
-          <w:szCs w:val="21"/>
-        </w:rPr>
-        <w:t xml:space="preserve"> Peça: </w:t>
-      </w:r>
-      <w:r>
-        <w:rPr>
-          <w:b/>
-          <w:bCs/>
-          <w:sz w:val="21"/>
-          <w:szCs w:val="21"/>
-        </w:rPr>
-        <w:t xml:space="preserve">"marque a chamada da janta."</w:t>
-      </w:r>
-      <w:r>
-        <w:rPr>
-          <w:sz w:val="21"/>
-          <w:szCs w:val="21"/>
-        </w:rPr>
-        <w:t xml:space="preserve"> Observar: ela repara que a marcação ficou guardada? Ela entende, sem que ninguém explique, que aquilo vai subir depois — ou acha que perdeu? Ela procura o selo 📤 no alto? </w:t>
-      </w:r>
-      <w:r>
-        <w:rPr>
-          <w:b/>
-          <w:bCs/>
-          <w:sz w:val="21"/>
-          <w:szCs w:val="21"/>
-        </w:rPr>
-        <w:t xml:space="preserve">Depois de marcar três ou quatro, pergunte: "onde está isso agora?"</w:t>
-      </w:r>
-      <w:r>
-        <w:rPr>
-          <w:sz w:val="21"/>
-          <w:szCs w:val="21"/>
-        </w:rPr>
-        <w:t xml:space="preserve"> A resposta dela é o dado desta tarefa. </w:t>
-      </w:r>
-      <w:r>
-        <w:rPr>
-          <w:i/>
-          <w:iCs/>
-          <w:sz w:val="21"/>
-          <w:szCs w:val="21"/>
-        </w:rPr>
-        <w:t xml:space="preserve">Religue o sinal e mostre a fila esvaziando sozinha só DEPOIS de ela responder.</w:t>
+        <w:t xml:space="preserve">(Não achar é o esperado: o educador comum não lê a internação. O que interessa é se ele sabe a quem perguntar, e se a marca na lista bastou.)</w:t>
       </w:r>
     </w:p>
     <w:p>
@@ -1690,6 +1859,143 @@
           <w:sz w:val="21"/>
           <w:szCs w:val="21"/>
         </w:rPr>
+        <w:t xml:space="preserve">Sem internet.</w:t>
+      </w:r>
+      <w:r>
+        <w:rPr>
+          <w:sz w:val="21"/>
+          <w:szCs w:val="21"/>
+        </w:rPr>
+        <w:t xml:space="preserve"> </w:t>
+      </w:r>
+      <w:r>
+        <w:rPr>
+          <w:i/>
+          <w:iCs/>
+          <w:sz w:val="21"/>
+          <w:szCs w:val="21"/>
+        </w:rPr>
+        <w:t xml:space="preserve">Toque no 📶 do alto da tela para simular a queda — e não avise o que vai acontecer.</w:t>
+      </w:r>
+      <w:r>
+        <w:rPr>
+          <w:sz w:val="21"/>
+          <w:szCs w:val="21"/>
+        </w:rPr>
+        <w:t xml:space="preserve"> Peça: </w:t>
+      </w:r>
+      <w:r>
+        <w:rPr>
+          <w:b/>
+          <w:bCs/>
+          <w:sz w:val="21"/>
+          <w:szCs w:val="21"/>
+        </w:rPr>
+        <w:t xml:space="preserve">"marque a chamada da janta."</w:t>
+      </w:r>
+      <w:r>
+        <w:rPr>
+          <w:sz w:val="21"/>
+          <w:szCs w:val="21"/>
+        </w:rPr>
+        <w:t xml:space="preserve"> Observar: ela repara que a marcação ficou guardada? Ela entende, sem que ninguém explique, que aquilo vai subir depois — ou acha que perdeu? Ela procura o selo 📤 no alto? </w:t>
+      </w:r>
+      <w:r>
+        <w:rPr>
+          <w:b/>
+          <w:bCs/>
+          <w:sz w:val="21"/>
+          <w:szCs w:val="21"/>
+        </w:rPr>
+        <w:t xml:space="preserve">Depois de marcar três ou quatro, pergunte: "onde está isso agora?"</w:t>
+      </w:r>
+      <w:r>
+        <w:rPr>
+          <w:sz w:val="21"/>
+          <w:szCs w:val="21"/>
+        </w:rPr>
+        <w:t xml:space="preserve"> A resposta dela é o dado desta tarefa. </w:t>
+      </w:r>
+      <w:r>
+        <w:rPr>
+          <w:i/>
+          <w:iCs/>
+          <w:sz w:val="21"/>
+          <w:szCs w:val="21"/>
+        </w:rPr>
+        <w:t xml:space="preserve">Religue o sinal e mostre a fila esvaziando sozinha só DEPOIS de ela responder.</w:t>
+      </w:r>
+    </w:p>
+    <w:p>
+      <w:pPr>
+        <w:pBdr>
+          <w:bottom w:val="dotted" w:color="BFBFBF" w:sz="6" w:space="2"/>
+        </w:pBdr>
+        <w:spacing w:after="60" w:before="60"/>
+      </w:pPr>
+      <w:r>
+        <w:rPr>
+          <w:color w:val="808080"/>
+          <w:sz w:val="16"/>
+          <w:szCs w:val="16"/>
+        </w:rPr>
+        <w:t xml:space="preserve">achou?   sim / com ajuda / não          quanto tempo?   10s / 30s / desistiu</w:t>
+      </w:r>
+    </w:p>
+    <w:p>
+      <w:pPr>
+        <w:pBdr>
+          <w:bottom w:val="dotted" w:color="BFBFBF" w:sz="6" w:space="2"/>
+        </w:pBdr>
+        <w:spacing w:after="60" w:before="60"/>
+      </w:pPr>
+      <w:r>
+        <w:rPr>
+          <w:color w:val="808080"/>
+          <w:sz w:val="16"/>
+          <w:szCs w:val="16"/>
+        </w:rPr>
+        <w:t xml:space="preserve">a frase dela:</w:t>
+      </w:r>
+    </w:p>
+    <w:p>
+      <w:pPr>
+        <w:pBdr>
+          <w:bottom w:val="dotted" w:color="BFBFBF" w:sz="6" w:space="2"/>
+        </w:pBdr>
+        <w:spacing w:after="60" w:before="60"/>
+      </w:pPr>
+      <w:r>
+        <w:rPr>
+          <w:color w:val="808080"/>
+          <w:sz w:val="16"/>
+          <w:szCs w:val="16"/>
+        </w:rPr>
+        <w:t xml:space="preserve"/>
+      </w:r>
+    </w:p>
+    <w:p>
+      <w:pPr>
+        <w:keepNext/>
+        <w:spacing w:after="60" w:before="200"/>
+      </w:pPr>
+      <w:r>
+        <w:rPr>
+          <w:b/>
+          <w:bCs/>
+          <w:color w:val="1F3864"/>
+          <w:sz w:val="22"/>
+          <w:szCs w:val="22"/>
+        </w:rPr>
+        <w:t xml:space="preserve">8. </w:t>
+      </w:r>
+      <w:r>
+        <w:rPr>
+          <w:b/>
+          <w:bCs/>
+          <w:sz w:val="21"/>
+          <w:szCs w:val="21"/>
+        </w:rPr>
         <w:t xml:space="preserve">Pergunte depois:</w:t>
       </w:r>
       <w:r>
@@ -2847,6 +3153,335 @@
           <w:sz w:val="21"/>
           <w:szCs w:val="21"/>
         </w:rPr>
+        <w:t xml:space="preserve">A Alice foi internada. Registre, e depois escreva o relato da visita de hoje.</w:t>
+      </w:r>
+      <w:r>
+        <w:rPr>
+          <w:sz w:val="21"/>
+          <w:szCs w:val="21"/>
+        </w:rPr>
+        <w:t xml:space="preserve"> Observar: ela acha a internação em "Mais"? Entende que a criança </w:t>
+      </w:r>
+      <w:r>
+        <w:rPr>
+          <w:b/>
+          <w:bCs/>
+          <w:sz w:val="21"/>
+          <w:szCs w:val="21"/>
+        </w:rPr>
+        <w:t xml:space="preserve">continua da casa</w:t>
+      </w:r>
+      <w:r>
+        <w:rPr>
+          <w:sz w:val="21"/>
+          <w:szCs w:val="21"/>
+        </w:rPr>
+        <w:t xml:space="preserve"> e que a vaga segue ocupada? Ao escrever no diário, ela repara que o relato diário </w:t>
+      </w:r>
+      <w:r>
+        <w:rPr>
+          <w:b/>
+          <w:bCs/>
+          <w:sz w:val="21"/>
+          <w:szCs w:val="21"/>
+        </w:rPr>
+        <w:t xml:space="preserve">não é obrigatório</w:t>
+      </w:r>
+      <w:r>
+        <w:rPr>
+          <w:sz w:val="21"/>
+          <w:szCs w:val="21"/>
+        </w:rPr>
+        <w:t xml:space="preserve"> — e o que ela acha disso? ⚠️ </w:t>
+      </w:r>
+      <w:r>
+        <w:rPr>
+          <w:b/>
+          <w:bCs/>
+          <w:sz w:val="21"/>
+          <w:szCs w:val="21"/>
+        </w:rPr>
+        <w:t xml:space="preserve">Se ela perguntar quem vai ser cobrado pelo relato, anote a frase</w:t>
+      </w:r>
+      <w:r>
+        <w:rPr>
+          <w:sz w:val="21"/>
+          <w:szCs w:val="21"/>
+        </w:rPr>
+        <w:t xml:space="preserve">: foi decisão da coordenação não cobrar, e é a hora de saber se isso se sustenta na casa.</w:t>
+      </w:r>
+    </w:p>
+    <w:p>
+      <w:pPr>
+        <w:pBdr>
+          <w:bottom w:val="dotted" w:color="BFBFBF" w:sz="6" w:space="2"/>
+        </w:pBdr>
+        <w:spacing w:after="60" w:before="60"/>
+      </w:pPr>
+      <w:r>
+        <w:rPr>
+          <w:color w:val="808080"/>
+          <w:sz w:val="16"/>
+          <w:szCs w:val="16"/>
+        </w:rPr>
+        <w:t xml:space="preserve">achou?   sim / com ajuda / não          quanto tempo?   10s / 30s / desistiu</w:t>
+      </w:r>
+    </w:p>
+    <w:p>
+      <w:pPr>
+        <w:pBdr>
+          <w:bottom w:val="dotted" w:color="BFBFBF" w:sz="6" w:space="2"/>
+        </w:pBdr>
+        <w:spacing w:after="60" w:before="60"/>
+      </w:pPr>
+      <w:r>
+        <w:rPr>
+          <w:color w:val="808080"/>
+          <w:sz w:val="16"/>
+          <w:szCs w:val="16"/>
+        </w:rPr>
+        <w:t xml:space="preserve">a frase dela:</w:t>
+      </w:r>
+    </w:p>
+    <w:p>
+      <w:pPr>
+        <w:pBdr>
+          <w:bottom w:val="dotted" w:color="BFBFBF" w:sz="6" w:space="2"/>
+        </w:pBdr>
+        <w:spacing w:after="60" w:before="60"/>
+      </w:pPr>
+      <w:r>
+        <w:rPr>
+          <w:color w:val="808080"/>
+          <w:sz w:val="16"/>
+          <w:szCs w:val="16"/>
+        </w:rPr>
+        <w:t xml:space="preserve"/>
+      </w:r>
+    </w:p>
+    <w:p>
+      <w:pPr>
+        <w:keepNext/>
+        <w:spacing w:after="60" w:before="200"/>
+      </w:pPr>
+      <w:r>
+        <w:rPr>
+          <w:b/>
+          <w:bCs/>
+          <w:color w:val="1F3864"/>
+          <w:sz w:val="22"/>
+          <w:szCs w:val="22"/>
+        </w:rPr>
+        <w:t xml:space="preserve">7. </w:t>
+      </w:r>
+      <w:r>
+        <w:rPr>
+          <w:b/>
+          <w:bCs/>
+          <w:sz w:val="21"/>
+          <w:szCs w:val="21"/>
+        </w:rPr>
+        <w:t xml:space="preserve">A Rayssa passou de ano. Registre no perfil dela.</w:t>
+      </w:r>
+      <w:r>
+        <w:rPr>
+          <w:sz w:val="21"/>
+          <w:szCs w:val="21"/>
+        </w:rPr>
+        <w:t xml:space="preserve"> Observar: ela acha "Registrar conquista" no perfil? Ela escreve a história — escola, série, o que foi feito — ou escreve só "passou"? </w:t>
+      </w:r>
+      <w:r>
+        <w:rPr>
+          <w:i/>
+          <w:iCs/>
+          <w:sz w:val="21"/>
+          <w:szCs w:val="21"/>
+        </w:rPr>
+        <w:t xml:space="preserve">(O sistema recusa frase curta, e a reação dela a essa recusa é o dado.)</w:t>
+      </w:r>
+    </w:p>
+    <w:p>
+      <w:pPr>
+        <w:pBdr>
+          <w:bottom w:val="dotted" w:color="BFBFBF" w:sz="6" w:space="2"/>
+        </w:pBdr>
+        <w:spacing w:after="60" w:before="60"/>
+      </w:pPr>
+      <w:r>
+        <w:rPr>
+          <w:color w:val="808080"/>
+          <w:sz w:val="16"/>
+          <w:szCs w:val="16"/>
+        </w:rPr>
+        <w:t xml:space="preserve">achou?   sim / com ajuda / não          quanto tempo?   10s / 30s / desistiu</w:t>
+      </w:r>
+    </w:p>
+    <w:p>
+      <w:pPr>
+        <w:pBdr>
+          <w:bottom w:val="dotted" w:color="BFBFBF" w:sz="6" w:space="2"/>
+        </w:pBdr>
+        <w:spacing w:after="60" w:before="60"/>
+      </w:pPr>
+      <w:r>
+        <w:rPr>
+          <w:color w:val="808080"/>
+          <w:sz w:val="16"/>
+          <w:szCs w:val="16"/>
+        </w:rPr>
+        <w:t xml:space="preserve">a frase dela:</w:t>
+      </w:r>
+    </w:p>
+    <w:p>
+      <w:pPr>
+        <w:pBdr>
+          <w:bottom w:val="dotted" w:color="BFBFBF" w:sz="6" w:space="2"/>
+        </w:pBdr>
+        <w:spacing w:after="60" w:before="60"/>
+      </w:pPr>
+      <w:r>
+        <w:rPr>
+          <w:color w:val="808080"/>
+          <w:sz w:val="16"/>
+          <w:szCs w:val="16"/>
+        </w:rPr>
+        <w:t xml:space="preserve"/>
+      </w:r>
+    </w:p>
+    <w:p>
+      <w:pPr>
+        <w:keepNext/>
+        <w:spacing w:after="60" w:before="200"/>
+      </w:pPr>
+      <w:r>
+        <w:rPr>
+          <w:b/>
+          <w:bCs/>
+          <w:color w:val="1F3864"/>
+          <w:sz w:val="22"/>
+          <w:szCs w:val="22"/>
+        </w:rPr>
+        <w:t xml:space="preserve">8. </w:t>
+      </w:r>
+      <w:r>
+        <w:rPr>
+          <w:b/>
+          <w:bCs/>
+          <w:sz w:val="21"/>
+          <w:szCs w:val="21"/>
+        </w:rPr>
+        <w:t xml:space="preserve">Atualize os contatos da Rayssa: a madrinha mudou de telefone.</w:t>
+      </w:r>
+      <w:r>
+        <w:rPr>
+          <w:sz w:val="21"/>
+          <w:szCs w:val="21"/>
+        </w:rPr>
+        <w:t xml:space="preserve"> Observar: ela acha "Quem aparece por…"? Entende que </w:t>
+      </w:r>
+      <w:r>
+        <w:rPr>
+          <w:b/>
+          <w:bCs/>
+          <w:sz w:val="21"/>
+          <w:szCs w:val="21"/>
+        </w:rPr>
+        <w:t xml:space="preserve">encerra</w:t>
+      </w:r>
+      <w:r>
+        <w:rPr>
+          <w:sz w:val="21"/>
+          <w:szCs w:val="21"/>
+        </w:rPr>
+        <w:t xml:space="preserve"> o contato antigo com motivo, em vez de apagar? Ela repara na marca de </w:t>
+      </w:r>
+      <w:r>
+        <w:rPr>
+          <w:b/>
+          <w:bCs/>
+          <w:sz w:val="21"/>
+          <w:szCs w:val="21"/>
+        </w:rPr>
+        <w:t xml:space="preserve">aproximação restrita</w:t>
+      </w:r>
+      <w:r>
+        <w:rPr>
+          <w:sz w:val="21"/>
+          <w:szCs w:val="21"/>
+        </w:rPr>
+        <w:t xml:space="preserve">, e o que diz sobre ela?</w:t>
+      </w:r>
+    </w:p>
+    <w:p>
+      <w:pPr>
+        <w:pBdr>
+          <w:bottom w:val="dotted" w:color="BFBFBF" w:sz="6" w:space="2"/>
+        </w:pBdr>
+        <w:spacing w:after="60" w:before="60"/>
+      </w:pPr>
+      <w:r>
+        <w:rPr>
+          <w:color w:val="808080"/>
+          <w:sz w:val="16"/>
+          <w:szCs w:val="16"/>
+        </w:rPr>
+        <w:t xml:space="preserve">achou?   sim / com ajuda / não          quanto tempo?   10s / 30s / desistiu</w:t>
+      </w:r>
+    </w:p>
+    <w:p>
+      <w:pPr>
+        <w:pBdr>
+          <w:bottom w:val="dotted" w:color="BFBFBF" w:sz="6" w:space="2"/>
+        </w:pBdr>
+        <w:spacing w:after="60" w:before="60"/>
+      </w:pPr>
+      <w:r>
+        <w:rPr>
+          <w:color w:val="808080"/>
+          <w:sz w:val="16"/>
+          <w:szCs w:val="16"/>
+        </w:rPr>
+        <w:t xml:space="preserve">a frase dela:</w:t>
+      </w:r>
+    </w:p>
+    <w:p>
+      <w:pPr>
+        <w:pBdr>
+          <w:bottom w:val="dotted" w:color="BFBFBF" w:sz="6" w:space="2"/>
+        </w:pBdr>
+        <w:spacing w:after="60" w:before="60"/>
+      </w:pPr>
+      <w:r>
+        <w:rPr>
+          <w:color w:val="808080"/>
+          <w:sz w:val="16"/>
+          <w:szCs w:val="16"/>
+        </w:rPr>
+        <w:t xml:space="preserve"/>
+      </w:r>
+    </w:p>
+    <w:p>
+      <w:pPr>
+        <w:keepNext/>
+        <w:spacing w:after="60" w:before="200"/>
+      </w:pPr>
+      <w:r>
+        <w:rPr>
+          <w:b/>
+          <w:bCs/>
+          <w:color w:val="1F3864"/>
+          <w:sz w:val="22"/>
+          <w:szCs w:val="22"/>
+        </w:rPr>
+        <w:t xml:space="preserve">9. </w:t>
+      </w:r>
+      <w:r>
+        <w:rPr>
+          <w:b/>
+          <w:bCs/>
+          <w:sz w:val="21"/>
+          <w:szCs w:val="21"/>
+        </w:rPr>
         <w:t xml:space="preserve">Pergunte depois:</w:t>
       </w:r>
       <w:r>
@@ -4630,6 +5265,198 @@
           <w:sz w:val="21"/>
           <w:szCs w:val="21"/>
         </w:rPr>
+        <w:t xml:space="preserve">Uma criança da casa foi internada e você precisa designar quem vai acompanhar as visitas desta semana.</w:t>
+      </w:r>
+      <w:r>
+        <w:rPr>
+          <w:sz w:val="21"/>
+          <w:szCs w:val="21"/>
+        </w:rPr>
+        <w:t xml:space="preserve"> Observar: ela acha "Designar quem acompanha"? Entende que quem for designado passa a </w:t>
+      </w:r>
+      <w:r>
+        <w:rPr>
+          <w:b/>
+          <w:bCs/>
+          <w:sz w:val="21"/>
+          <w:szCs w:val="21"/>
+        </w:rPr>
+        <w:t xml:space="preserve">ver aquela internação e só ela</w:t>
+      </w:r>
+      <w:r>
+        <w:rPr>
+          <w:sz w:val="21"/>
+          <w:szCs w:val="21"/>
+        </w:rPr>
+        <w:t xml:space="preserve">? Ela pergunta o que acontece com quem estava antes?</w:t>
+      </w:r>
+    </w:p>
+    <w:p>
+      <w:pPr>
+        <w:pBdr>
+          <w:bottom w:val="dotted" w:color="BFBFBF" w:sz="6" w:space="2"/>
+        </w:pBdr>
+        <w:spacing w:after="60" w:before="60"/>
+      </w:pPr>
+      <w:r>
+        <w:rPr>
+          <w:color w:val="808080"/>
+          <w:sz w:val="16"/>
+          <w:szCs w:val="16"/>
+        </w:rPr>
+        <w:t xml:space="preserve">achou?   sim / com ajuda / não          quanto tempo?   10s / 30s / desistiu</w:t>
+      </w:r>
+    </w:p>
+    <w:p>
+      <w:pPr>
+        <w:pBdr>
+          <w:bottom w:val="dotted" w:color="BFBFBF" w:sz="6" w:space="2"/>
+        </w:pBdr>
+        <w:spacing w:after="60" w:before="60"/>
+      </w:pPr>
+      <w:r>
+        <w:rPr>
+          <w:color w:val="808080"/>
+          <w:sz w:val="16"/>
+          <w:szCs w:val="16"/>
+        </w:rPr>
+        <w:t xml:space="preserve">a frase dela:</w:t>
+      </w:r>
+    </w:p>
+    <w:p>
+      <w:pPr>
+        <w:pBdr>
+          <w:bottom w:val="dotted" w:color="BFBFBF" w:sz="6" w:space="2"/>
+        </w:pBdr>
+        <w:spacing w:after="60" w:before="60"/>
+      </w:pPr>
+      <w:r>
+        <w:rPr>
+          <w:color w:val="808080"/>
+          <w:sz w:val="16"/>
+          <w:szCs w:val="16"/>
+        </w:rPr>
+        <w:t xml:space="preserve"/>
+      </w:r>
+    </w:p>
+    <w:p>
+      <w:pPr>
+        <w:keepNext/>
+        <w:spacing w:after="60" w:before="200"/>
+      </w:pPr>
+      <w:r>
+        <w:rPr>
+          <w:b/>
+          <w:bCs/>
+          <w:color w:val="1F3864"/>
+          <w:sz w:val="22"/>
+          <w:szCs w:val="22"/>
+        </w:rPr>
+        <w:t xml:space="preserve">12. </w:t>
+      </w:r>
+      <w:r>
+        <w:rPr>
+          <w:b/>
+          <w:bCs/>
+          <w:sz w:val="21"/>
+          <w:szCs w:val="21"/>
+        </w:rPr>
+        <w:t xml:space="preserve">Tire o relatório do trabalho desta casa, para levar à reunião de rede.</w:t>
+      </w:r>
+      <w:r>
+        <w:rPr>
+          <w:sz w:val="21"/>
+          <w:szCs w:val="21"/>
+        </w:rPr>
+        <w:t xml:space="preserve"> Observar: ela acha o botão no Painel das unidades? Ao ver a folha, ela procura comparar com as outras casas — e o que diz quando lê que o documento não compara? ⚠️ </w:t>
+      </w:r>
+      <w:r>
+        <w:rPr>
+          <w:b/>
+          <w:bCs/>
+          <w:sz w:val="21"/>
+          <w:szCs w:val="21"/>
+        </w:rPr>
+        <w:t xml:space="preserve">Esta é a pergunta mais delicada do roteiro para este cargo.</w:t>
+      </w:r>
+      <w:r>
+        <w:rPr>
+          <w:sz w:val="21"/>
+          <w:szCs w:val="21"/>
+        </w:rPr>
+        <w:t xml:space="preserve"> Se ela quiser a comparação, anote a frase inteira: a recusa de fazer ranking de casas é decisão de projeto, e vale saber quanto ela custa a quem responde por uma casa.</w:t>
+      </w:r>
+    </w:p>
+    <w:p>
+      <w:pPr>
+        <w:pBdr>
+          <w:bottom w:val="dotted" w:color="BFBFBF" w:sz="6" w:space="2"/>
+        </w:pBdr>
+        <w:spacing w:after="60" w:before="60"/>
+      </w:pPr>
+      <w:r>
+        <w:rPr>
+          <w:color w:val="808080"/>
+          <w:sz w:val="16"/>
+          <w:szCs w:val="16"/>
+        </w:rPr>
+        <w:t xml:space="preserve">achou?   sim / com ajuda / não          quanto tempo?   10s / 30s / desistiu</w:t>
+      </w:r>
+    </w:p>
+    <w:p>
+      <w:pPr>
+        <w:pBdr>
+          <w:bottom w:val="dotted" w:color="BFBFBF" w:sz="6" w:space="2"/>
+        </w:pBdr>
+        <w:spacing w:after="60" w:before="60"/>
+      </w:pPr>
+      <w:r>
+        <w:rPr>
+          <w:color w:val="808080"/>
+          <w:sz w:val="16"/>
+          <w:szCs w:val="16"/>
+        </w:rPr>
+        <w:t xml:space="preserve">a frase dela:</w:t>
+      </w:r>
+    </w:p>
+    <w:p>
+      <w:pPr>
+        <w:pBdr>
+          <w:bottom w:val="dotted" w:color="BFBFBF" w:sz="6" w:space="2"/>
+        </w:pBdr>
+        <w:spacing w:after="60" w:before="60"/>
+      </w:pPr>
+      <w:r>
+        <w:rPr>
+          <w:color w:val="808080"/>
+          <w:sz w:val="16"/>
+          <w:szCs w:val="16"/>
+        </w:rPr>
+        <w:t xml:space="preserve"/>
+      </w:r>
+    </w:p>
+    <w:p>
+      <w:pPr>
+        <w:keepNext/>
+        <w:spacing w:after="60" w:before="200"/>
+      </w:pPr>
+      <w:r>
+        <w:rPr>
+          <w:b/>
+          <w:bCs/>
+          <w:color w:val="1F3864"/>
+          <w:sz w:val="22"/>
+          <w:szCs w:val="22"/>
+        </w:rPr>
+        <w:t xml:space="preserve">13. </w:t>
+      </w:r>
+      <w:r>
+        <w:rPr>
+          <w:b/>
+          <w:bCs/>
+          <w:sz w:val="21"/>
+          <w:szCs w:val="21"/>
+        </w:rPr>
         <w:t xml:space="preserve">Pergunte depois:</w:t>
       </w:r>
       <w:r>
@@ -4638,6 +5465,411 @@
           <w:szCs w:val="21"/>
         </w:rPr>
         <w:t xml:space="preserve"> "o que desta lista você já faz hoje em outro lugar? Onde?"</w:t>
+      </w:r>
+    </w:p>
+    <w:p>
+      <w:pPr>
+        <w:pBdr>
+          <w:bottom w:val="dotted" w:color="BFBFBF" w:sz="6" w:space="2"/>
+        </w:pBdr>
+        <w:spacing w:after="60" w:before="60"/>
+      </w:pPr>
+      <w:r>
+        <w:rPr>
+          <w:color w:val="808080"/>
+          <w:sz w:val="16"/>
+          <w:szCs w:val="16"/>
+        </w:rPr>
+        <w:t xml:space="preserve">achou?   sim / com ajuda / não          quanto tempo?   10s / 30s / desistiu</w:t>
+      </w:r>
+    </w:p>
+    <w:p>
+      <w:pPr>
+        <w:pBdr>
+          <w:bottom w:val="dotted" w:color="BFBFBF" w:sz="6" w:space="2"/>
+        </w:pBdr>
+        <w:spacing w:after="60" w:before="60"/>
+      </w:pPr>
+      <w:r>
+        <w:rPr>
+          <w:color w:val="808080"/>
+          <w:sz w:val="16"/>
+          <w:szCs w:val="16"/>
+        </w:rPr>
+        <w:t xml:space="preserve">a frase dela:</w:t>
+      </w:r>
+    </w:p>
+    <w:p>
+      <w:pPr>
+        <w:pBdr>
+          <w:bottom w:val="dotted" w:color="BFBFBF" w:sz="6" w:space="2"/>
+        </w:pBdr>
+        <w:spacing w:after="60" w:before="60"/>
+      </w:pPr>
+      <w:r>
+        <w:rPr>
+          <w:color w:val="808080"/>
+          <w:sz w:val="16"/>
+          <w:szCs w:val="16"/>
+        </w:rPr>
+        <w:t xml:space="preserve"/>
+      </w:r>
+    </w:p>
+    <w:p>
+      <w:pPr>
+        <w:pStyle w:val="Heading2"/>
+        <w:keepNext/>
+        <w:pBdr>
+          <w:bottom w:val="single" w:color="1F3864" w:sz="4" w:space="4"/>
+        </w:pBdr>
+        <w:spacing w:after="120" w:before="300"/>
+      </w:pPr>
+      <w:r>
+        <w:rPr>
+          <w:b/>
+          <w:bCs/>
+          <w:color w:val="1F3864"/>
+          <w:sz w:val="26"/>
+          <w:szCs w:val="26"/>
+        </w:rPr>
+        <w:t xml:space="preserve">5.1. Gestor Geral — a leitura das oito casas</w:t>
+      </w:r>
+    </w:p>
+    <w:p>
+      <w:pPr>
+        <w:spacing w:after="100" w:line="280"/>
+        <w:jc w:val="both"/>
+      </w:pPr>
+      <w:r>
+        <w:rPr>
+          <w:i/>
+          <w:iCs/>
+          <w:sz w:val="20"/>
+          <w:szCs w:val="20"/>
+        </w:rPr>
+        <w:t xml:space="preserve">Se o gestor estiver presente. São cinco minutos, e é a única parte do roteiro que não é sobre o turno.</w:t>
+      </w:r>
+    </w:p>
+    <w:p>
+      <w:pPr>
+        <w:keepNext/>
+        <w:spacing w:after="60" w:before="200"/>
+      </w:pPr>
+      <w:r>
+        <w:rPr>
+          <w:b/>
+          <w:bCs/>
+          <w:color w:val="1F3864"/>
+          <w:sz w:val="22"/>
+          <w:szCs w:val="22"/>
+        </w:rPr>
+        <w:t xml:space="preserve">1. </w:t>
+      </w:r>
+      <w:r>
+        <w:rPr>
+          <w:b/>
+          <w:bCs/>
+          <w:sz w:val="21"/>
+          <w:szCs w:val="21"/>
+        </w:rPr>
+        <w:t xml:space="preserve">Veja as oito casas pelo trabalho social.</w:t>
+      </w:r>
+      <w:r>
+        <w:rPr>
+          <w:sz w:val="21"/>
+          <w:szCs w:val="21"/>
+        </w:rPr>
+        <w:t xml:space="preserve"> Observar: ele acha a chave </w:t>
+      </w:r>
+      <w:r>
+        <w:rPr>
+          <w:b/>
+          <w:bCs/>
+          <w:sz w:val="21"/>
+          <w:szCs w:val="21"/>
+        </w:rPr>
+        <w:t xml:space="preserve">🌱</w:t>
+      </w:r>
+      <w:r>
+        <w:rPr>
+          <w:sz w:val="21"/>
+          <w:szCs w:val="21"/>
+        </w:rPr>
+        <w:t xml:space="preserve"> no alto da tela, ao lado do tema? Ou procura no menu? </w:t>
+      </w:r>
+      <w:r>
+        <w:rPr>
+          <w:i/>
+          <w:iCs/>
+          <w:sz w:val="21"/>
+          <w:szCs w:val="21"/>
+        </w:rPr>
+        <w:t xml:space="preserve">(As duas portas existem; qual ele usa primeiro é o dado.)</w:t>
+      </w:r>
+    </w:p>
+    <w:p>
+      <w:pPr>
+        <w:pBdr>
+          <w:bottom w:val="dotted" w:color="BFBFBF" w:sz="6" w:space="2"/>
+        </w:pBdr>
+        <w:spacing w:after="60" w:before="60"/>
+      </w:pPr>
+      <w:r>
+        <w:rPr>
+          <w:color w:val="808080"/>
+          <w:sz w:val="16"/>
+          <w:szCs w:val="16"/>
+        </w:rPr>
+        <w:t xml:space="preserve">achou?   sim / com ajuda / não          quanto tempo?   10s / 30s / desistiu</w:t>
+      </w:r>
+    </w:p>
+    <w:p>
+      <w:pPr>
+        <w:pBdr>
+          <w:bottom w:val="dotted" w:color="BFBFBF" w:sz="6" w:space="2"/>
+        </w:pBdr>
+        <w:spacing w:after="60" w:before="60"/>
+      </w:pPr>
+      <w:r>
+        <w:rPr>
+          <w:color w:val="808080"/>
+          <w:sz w:val="16"/>
+          <w:szCs w:val="16"/>
+        </w:rPr>
+        <w:t xml:space="preserve">a frase dela:</w:t>
+      </w:r>
+    </w:p>
+    <w:p>
+      <w:pPr>
+        <w:pBdr>
+          <w:bottom w:val="dotted" w:color="BFBFBF" w:sz="6" w:space="2"/>
+        </w:pBdr>
+        <w:spacing w:after="60" w:before="60"/>
+      </w:pPr>
+      <w:r>
+        <w:rPr>
+          <w:color w:val="808080"/>
+          <w:sz w:val="16"/>
+          <w:szCs w:val="16"/>
+        </w:rPr>
+        <w:t xml:space="preserve"/>
+      </w:r>
+    </w:p>
+    <w:p>
+      <w:pPr>
+        <w:keepNext/>
+        <w:spacing w:after="60" w:before="200"/>
+      </w:pPr>
+      <w:r>
+        <w:rPr>
+          <w:b/>
+          <w:bCs/>
+          <w:color w:val="1F3864"/>
+          <w:sz w:val="22"/>
+          <w:szCs w:val="22"/>
+        </w:rPr>
+        <w:t xml:space="preserve">2. </w:t>
+      </w:r>
+      <w:r>
+        <w:rPr>
+          <w:b/>
+          <w:bCs/>
+          <w:sz w:val="21"/>
+          <w:szCs w:val="21"/>
+        </w:rPr>
+        <w:t xml:space="preserve">Descubra o que aconteceu de bom no ano.</w:t>
+      </w:r>
+      <w:r>
+        <w:rPr>
+          <w:sz w:val="21"/>
+          <w:szCs w:val="21"/>
+        </w:rPr>
+        <w:t xml:space="preserve"> Observar: o que ele olha primeiro — o total, os tipos de conquista, ou a lista casa a casa? Ele procura ordenar por resultado? ⚠️ </w:t>
+      </w:r>
+      <w:r>
+        <w:rPr>
+          <w:b/>
+          <w:bCs/>
+          <w:sz w:val="21"/>
+          <w:szCs w:val="21"/>
+        </w:rPr>
+        <w:t xml:space="preserve">Se ele pedir para ordenar as casas por conquistas, não conceda, e anote a frase.</w:t>
+      </w:r>
+      <w:r>
+        <w:rPr>
+          <w:sz w:val="21"/>
+          <w:szCs w:val="21"/>
+        </w:rPr>
+        <w:t xml:space="preserve"> A ordem é a do cadastro de propósito: comparar casas seria um ranking com outro nome, e a casa que recebe adolescentes com medida recente não está na mesma corrida da casa-lar com quatro crianças pequenas. A pergunta que vale fazer é: </w:t>
+      </w:r>
+      <w:r>
+        <w:rPr>
+          <w:i/>
+          <w:iCs/>
+          <w:sz w:val="21"/>
+          <w:szCs w:val="21"/>
+        </w:rPr>
+        <w:t xml:space="preserve">"o que você faria com esse número?"</w:t>
+      </w:r>
+    </w:p>
+    <w:p>
+      <w:pPr>
+        <w:pBdr>
+          <w:bottom w:val="dotted" w:color="BFBFBF" w:sz="6" w:space="2"/>
+        </w:pBdr>
+        <w:spacing w:after="60" w:before="60"/>
+      </w:pPr>
+      <w:r>
+        <w:rPr>
+          <w:color w:val="808080"/>
+          <w:sz w:val="16"/>
+          <w:szCs w:val="16"/>
+        </w:rPr>
+        <w:t xml:space="preserve">achou?   sim / com ajuda / não          quanto tempo?   10s / 30s / desistiu</w:t>
+      </w:r>
+    </w:p>
+    <w:p>
+      <w:pPr>
+        <w:pBdr>
+          <w:bottom w:val="dotted" w:color="BFBFBF" w:sz="6" w:space="2"/>
+        </w:pBdr>
+        <w:spacing w:after="60" w:before="60"/>
+      </w:pPr>
+      <w:r>
+        <w:rPr>
+          <w:color w:val="808080"/>
+          <w:sz w:val="16"/>
+          <w:szCs w:val="16"/>
+        </w:rPr>
+        <w:t xml:space="preserve">a frase dela:</w:t>
+      </w:r>
+    </w:p>
+    <w:p>
+      <w:pPr>
+        <w:pBdr>
+          <w:bottom w:val="dotted" w:color="BFBFBF" w:sz="6" w:space="2"/>
+        </w:pBdr>
+        <w:spacing w:after="60" w:before="60"/>
+      </w:pPr>
+      <w:r>
+        <w:rPr>
+          <w:color w:val="808080"/>
+          <w:sz w:val="16"/>
+          <w:szCs w:val="16"/>
+        </w:rPr>
+        <w:t xml:space="preserve"/>
+      </w:r>
+    </w:p>
+    <w:p>
+      <w:pPr>
+        <w:keepNext/>
+        <w:spacing w:after="60" w:before="200"/>
+      </w:pPr>
+      <w:r>
+        <w:rPr>
+          <w:b/>
+          <w:bCs/>
+          <w:color w:val="1F3864"/>
+          <w:sz w:val="22"/>
+          <w:szCs w:val="22"/>
+        </w:rPr>
+        <w:t xml:space="preserve">3. </w:t>
+      </w:r>
+      <w:r>
+        <w:rPr>
+          <w:b/>
+          <w:bCs/>
+          <w:sz w:val="21"/>
+          <w:szCs w:val="21"/>
+        </w:rPr>
+        <w:t xml:space="preserve">Abra a trajetória de uma criança.</w:t>
+      </w:r>
+      <w:r>
+        <w:rPr>
+          <w:sz w:val="21"/>
+          <w:szCs w:val="21"/>
+        </w:rPr>
+        <w:t xml:space="preserve"> Observar: ele espera ver saúde e ocorrências ali? A tela traz só as conquistas e as casas por onde ela passou — e diz por escrito que o resto fica nas telas do caso.</w:t>
+      </w:r>
+    </w:p>
+    <w:p>
+      <w:pPr>
+        <w:pBdr>
+          <w:bottom w:val="dotted" w:color="BFBFBF" w:sz="6" w:space="2"/>
+        </w:pBdr>
+        <w:spacing w:after="60" w:before="60"/>
+      </w:pPr>
+      <w:r>
+        <w:rPr>
+          <w:color w:val="808080"/>
+          <w:sz w:val="16"/>
+          <w:szCs w:val="16"/>
+        </w:rPr>
+        <w:t xml:space="preserve">achou?   sim / com ajuda / não          quanto tempo?   10s / 30s / desistiu</w:t>
+      </w:r>
+    </w:p>
+    <w:p>
+      <w:pPr>
+        <w:pBdr>
+          <w:bottom w:val="dotted" w:color="BFBFBF" w:sz="6" w:space="2"/>
+        </w:pBdr>
+        <w:spacing w:after="60" w:before="60"/>
+      </w:pPr>
+      <w:r>
+        <w:rPr>
+          <w:color w:val="808080"/>
+          <w:sz w:val="16"/>
+          <w:szCs w:val="16"/>
+        </w:rPr>
+        <w:t xml:space="preserve">a frase dela:</w:t>
+      </w:r>
+    </w:p>
+    <w:p>
+      <w:pPr>
+        <w:pBdr>
+          <w:bottom w:val="dotted" w:color="BFBFBF" w:sz="6" w:space="2"/>
+        </w:pBdr>
+        <w:spacing w:after="60" w:before="60"/>
+      </w:pPr>
+      <w:r>
+        <w:rPr>
+          <w:color w:val="808080"/>
+          <w:sz w:val="16"/>
+          <w:szCs w:val="16"/>
+        </w:rPr>
+        <w:t xml:space="preserve"/>
+      </w:r>
+    </w:p>
+    <w:p>
+      <w:pPr>
+        <w:keepNext/>
+        <w:spacing w:after="60" w:before="200"/>
+      </w:pPr>
+      <w:r>
+        <w:rPr>
+          <w:b/>
+          <w:bCs/>
+          <w:color w:val="1F3864"/>
+          <w:sz w:val="22"/>
+          <w:szCs w:val="22"/>
+        </w:rPr>
+        <w:t xml:space="preserve">4. </w:t>
+      </w:r>
+      <w:r>
+        <w:rPr>
+          <w:b/>
+          <w:bCs/>
+          <w:sz w:val="21"/>
+          <w:szCs w:val="21"/>
+        </w:rPr>
+        <w:t xml:space="preserve">Pergunte depois:</w:t>
+      </w:r>
+      <w:r>
+        <w:rPr>
+          <w:sz w:val="21"/>
+          <w:szCs w:val="21"/>
+        </w:rPr>
+        <w:t xml:space="preserve"> "que número desta tela você levaria para uma reunião fora da Fundação, e para quem?"</w:t>
       </w:r>
     </w:p>
     <w:p>

--- a/docs/roteiro-marcelo.docx
+++ b/docs/roteiro-marcelo.docx
@@ -727,14 +727,14 @@
           <w:sz w:val="20"/>
           <w:szCs w:val="20"/>
         </w:rPr>
-        <w:t xml:space="preserve">confirmar remédio sem sinal continua não funcionando</w:t>
-      </w:r>
-      <w:r>
-        <w:rPr>
-          <w:sz w:val="20"/>
-          <w:szCs w:val="20"/>
-        </w:rPr>
-        <w:t xml:space="preserve"> em aparelho comum. A regra é a de sempre: offline, só o aparelho da casa confirma medicamento. O sistema recusa na hora e explica, em vez de guardar e devolver rejeitado horas depois. A pergunta que sobra disso está no §8;</w:t>
+        <w:t xml:space="preserve">confirmar remédio sem sinal não funciona</w:t>
+      </w:r>
+      <w:r>
+        <w:rPr>
+          <w:sz w:val="20"/>
+          <w:szCs w:val="20"/>
+        </w:rPr>
+        <w:t xml:space="preserve"> — e desde 08/09 isso vale para qualquer aparelho, inclusive o da casa (ver §0.5). O sistema recusa na hora e explica, em vez de guardar e devolver rejeitado horas depois;</w:t>
       </w:r>
     </w:p>
     <w:p>
@@ -1071,6 +1071,222 @@
           <w:szCs w:val="20"/>
         </w:rPr>
         <w:t xml:space="preserve"> — e agora está escrita na própria tela. Antes não estava, e era impossível adivinhar.</w:t>
+      </w:r>
+    </w:p>
+    <w:p>
+      <w:pPr>
+        <w:pStyle w:val="Heading2"/>
+        <w:keepNext/>
+        <w:pBdr>
+          <w:bottom w:val="single" w:color="1F3864" w:sz="4" w:space="4"/>
+        </w:pBdr>
+        <w:spacing w:after="120" w:before="300"/>
+      </w:pPr>
+      <w:r>
+        <w:rPr>
+          <w:b/>
+          <w:bCs/>
+          <w:color w:val="1F3864"/>
+          <w:sz w:val="26"/>
+          <w:szCs w:val="26"/>
+        </w:rPr>
+        <w:t xml:space="preserve">§0.5 — O que mudou em 08/09 (a medicação, e é a maior mudança de regra)</w:t>
+      </w:r>
+    </w:p>
+    <w:p>
+      <w:pPr>
+        <w:spacing w:after="100" w:line="280"/>
+        <w:jc w:val="both"/>
+      </w:pPr>
+      <w:r>
+        <w:rPr>
+          <w:sz w:val="20"/>
+          <w:szCs w:val="20"/>
+        </w:rPr>
+        <w:t xml:space="preserve">O Marcelo respondeu a pergunta que estava aberta desde agosto — </w:t>
+      </w:r>
+      <w:r>
+        <w:rPr>
+          <w:b/>
+          <w:bCs/>
+          <w:sz w:val="20"/>
+          <w:szCs w:val="20"/>
+        </w:rPr>
+        <w:t xml:space="preserve">quem dá o remédio</w:t>
+      </w:r>
+      <w:r>
+        <w:rPr>
+          <w:sz w:val="20"/>
+          <w:szCs w:val="20"/>
+        </w:rPr>
+        <w:t xml:space="preserve"> — e a resposta virou código no mesmo dia.</w:t>
+      </w:r>
+    </w:p>
+    <w:p>
+      <w:pPr>
+        <w:spacing w:after="100" w:line="280"/>
+        <w:jc w:val="both"/>
+      </w:pPr>
+      <w:r>
+        <w:rPr>
+          <w:b/>
+          <w:bCs/>
+          <w:sz w:val="20"/>
+          <w:szCs w:val="20"/>
+        </w:rPr>
+        <w:t xml:space="preserve">O educador de plantão dá o remédio, e o sistema deixa.</w:t>
+      </w:r>
+      <w:r>
+        <w:rPr>
+          <w:sz w:val="20"/>
+          <w:szCs w:val="20"/>
+        </w:rPr>
+        <w:t xml:space="preserve"> Até aqui valia o padrão mais protetivo que dava para escrever sem saber: só a Enfermagem, e educador apenas se a coordenação tivesse escrito um protocolo E autorizado aquela pessoa pelo nome. Sabendo que </w:t>
+      </w:r>
+      <w:r>
+        <w:rPr>
+          <w:b/>
+          <w:bCs/>
+          <w:sz w:val="20"/>
+          <w:szCs w:val="20"/>
+        </w:rPr>
+        <w:t xml:space="preserve">a Enfermagem atende das 9h às 17h</w:t>
+      </w:r>
+      <w:r>
+        <w:rPr>
+          <w:sz w:val="20"/>
+          <w:szCs w:val="20"/>
+        </w:rPr>
+        <w:t xml:space="preserve">, essa regra recusaria toda dose noturna mandando acionar quem já foi embora.</w:t>
+      </w:r>
+    </w:p>
+    <w:p>
+      <w:pPr>
+        <w:spacing w:after="100" w:line="280"/>
+        <w:jc w:val="both"/>
+      </w:pPr>
+      <w:r>
+        <w:rPr>
+          <w:b/>
+          <w:bCs/>
+          <w:sz w:val="20"/>
+          <w:szCs w:val="20"/>
+        </w:rPr>
+        <w:t xml:space="preserve">A tela "Quem pode dar remédio" saiu</w:t>
+      </w:r>
+      <w:r>
+        <w:rPr>
+          <w:sz w:val="20"/>
+          <w:szCs w:val="20"/>
+        </w:rPr>
+        <w:t xml:space="preserve">, e no lugar dela ficou a </w:t>
+      </w:r>
+      <w:r>
+        <w:rPr>
+          <w:b/>
+          <w:bCs/>
+          <w:sz w:val="20"/>
+          <w:szCs w:val="20"/>
+        </w:rPr>
+        <w:t xml:space="preserve">exceção por medicamento</w:t>
+      </w:r>
+      <w:r>
+        <w:rPr>
+          <w:sz w:val="20"/>
+          <w:szCs w:val="20"/>
+        </w:rPr>
+        <w:t xml:space="preserve">: na aba Esquemas, a Enfermagem ou a coordenação marca "só a Enfermagem dá" no medicamento que exigir isso — injetável, controlado —, com o motivo escrito. O educador que tentar confirmar essa dose lê o motivo. </w:t>
+      </w:r>
+      <w:r>
+        <w:rPr>
+          <w:i/>
+          <w:iCs/>
+          <w:sz w:val="20"/>
+          <w:szCs w:val="20"/>
+        </w:rPr>
+        <w:t xml:space="preserve">No protótipo há um exemplo marcado: a insulina da Rayssa.</w:t>
+      </w:r>
+    </w:p>
+    <w:p>
+      <w:pPr>
+        <w:spacing w:after="100" w:line="280"/>
+        <w:jc w:val="both"/>
+      </w:pPr>
+      <w:r>
+        <w:rPr>
+          <w:b/>
+          <w:bCs/>
+          <w:sz w:val="20"/>
+          <w:szCs w:val="20"/>
+        </w:rPr>
+        <w:t xml:space="preserve">Cadastrar o esquema deixou de ser só da Enfermagem:</w:t>
+      </w:r>
+      <w:r>
+        <w:rPr>
+          <w:sz w:val="20"/>
+          <w:szCs w:val="20"/>
+        </w:rPr>
+        <w:t xml:space="preserve"> a coordenação e a equipe técnica também cadastram, porque a criança volta da consulta com a receita às 20h.</w:t>
+      </w:r>
+    </w:p>
+    <w:p>
+      <w:pPr>
+        <w:spacing w:after="100" w:line="280"/>
+        <w:jc w:val="both"/>
+      </w:pPr>
+      <w:r>
+        <w:rPr>
+          <w:b/>
+          <w:bCs/>
+          <w:sz w:val="20"/>
+          <w:szCs w:val="20"/>
+        </w:rPr>
+        <w:t xml:space="preserve">A passagem passou a mostrar as doses do turno.</w:t>
+      </w:r>
+      <w:r>
+        <w:rPr>
+          <w:sz w:val="20"/>
+          <w:szCs w:val="20"/>
+        </w:rPr>
+        <w:t xml:space="preserve"> No fim do plantão, quem assina vê o que foi confirmado e o que ficou sem resposta — e, se ficou, o sistema pede uma linha dizendo o que houve. </w:t>
+      </w:r>
+      <w:r>
+        <w:rPr>
+          <w:b/>
+          <w:bCs/>
+          <w:sz w:val="20"/>
+          <w:szCs w:val="20"/>
+        </w:rPr>
+        <w:t xml:space="preserve">Ela não confirma dose nenhuma</w:t>
+      </w:r>
+      <w:r>
+        <w:rPr>
+          <w:sz w:val="20"/>
+          <w:szCs w:val="20"/>
+        </w:rPr>
+        <w:t xml:space="preserve">: confirmar continua sendo um a um, de quem deu. E a cobrança é de quem assina primeiro, não de cada pessoa do turno.</w:t>
+      </w:r>
+    </w:p>
+    <w:p>
+      <w:pPr>
+        <w:spacing w:after="100" w:line="280"/>
+        <w:jc w:val="both"/>
+      </w:pPr>
+      <w:r>
+        <w:rPr>
+          <w:b/>
+          <w:bCs/>
+          <w:sz w:val="20"/>
+          <w:szCs w:val="20"/>
+        </w:rPr>
+        <w:t xml:space="preserve">Sem internet, remédio não se confirma mais em aparelho nenhum</w:t>
+      </w:r>
+      <w:r>
+        <w:rPr>
+          <w:sz w:val="20"/>
+          <w:szCs w:val="20"/>
+        </w:rPr>
+        <w:t xml:space="preserve"> — nem no da casa. Como o sistema vai rodar no celular de cada um, com o e-mail institucional, deixou de existir o aparelho único que impedia a mesma dose de ser confirmada em dois lugares. A recusa aparece na hora, com a explicação; o resto do turno continua funcionando offline.</w:t>
       </w:r>
     </w:p>
     <w:p>
@@ -4712,14 +4928,14 @@
           <w:sz w:val="21"/>
           <w:szCs w:val="21"/>
         </w:rPr>
-        <w:t xml:space="preserve">Defina quem pode dar remédio no turno da noite desta casa.</w:t>
-      </w:r>
-      <w:r>
-        <w:rPr>
-          <w:sz w:val="21"/>
-          <w:szCs w:val="21"/>
-        </w:rPr>
-        <w:t xml:space="preserve"> Observar: ela acha isso na Saúde, na aba </w:t>
+        <w:t xml:space="preserve">A insulina da Rayssa só pode ser aplicada pela Enfermagem. Faça o sistema saber disso.</w:t>
+      </w:r>
+      <w:r>
+        <w:rPr>
+          <w:sz w:val="21"/>
+          <w:szCs w:val="21"/>
+        </w:rPr>
+        <w:t xml:space="preserve"> Observar: ela acha a marcação na Saúde, aba </w:t>
       </w:r>
       <w:r>
         <w:rPr>
@@ -4735,39 +4951,39 @@
           <w:sz w:val="21"/>
           <w:szCs w:val="21"/>
         </w:rPr>
-        <w:t xml:space="preserve">? Ela hesita ao ver que precisa </w:t>
-      </w:r>
-      <w:r>
-        <w:rPr>
-          <w:b/>
-          <w:bCs/>
-          <w:sz w:val="21"/>
-          <w:szCs w:val="21"/>
-        </w:rPr>
-        <w:t xml:space="preserve">escrever sob qual decisão</w:t>
-      </w:r>
-      <w:r>
-        <w:rPr>
-          <w:sz w:val="21"/>
-          <w:szCs w:val="21"/>
-        </w:rPr>
-        <w:t xml:space="preserve"> — e o que ela escreve? ⚠️ Esta é a </w:t>
-      </w:r>
-      <w:r>
-        <w:rPr>
-          <w:b/>
-          <w:bCs/>
-          <w:sz w:val="21"/>
-          <w:szCs w:val="21"/>
-        </w:rPr>
-        <w:t xml:space="preserve">pendência institucional 33.4.1</w:t>
-      </w:r>
-      <w:r>
-        <w:rPr>
-          <w:sz w:val="21"/>
-          <w:szCs w:val="21"/>
-        </w:rPr>
-        <w:t xml:space="preserve"> virando pergunta de verdade: até agora a resposta da Fundação era "não está definido". A tela obriga a definir ou a deixar como está, e as duas coisas ficam registradas.</w:t>
+        <w:t xml:space="preserve">? Ela entende que a marca é do </w:t>
+      </w:r>
+      <w:r>
+        <w:rPr>
+          <w:b/>
+          <w:bCs/>
+          <w:sz w:val="21"/>
+          <w:szCs w:val="21"/>
+        </w:rPr>
+        <w:t xml:space="preserve">medicamento</w:t>
+      </w:r>
+      <w:r>
+        <w:rPr>
+          <w:sz w:val="21"/>
+          <w:szCs w:val="21"/>
+        </w:rPr>
+        <w:t xml:space="preserve">, e não do turno nem da pessoa? Ela reclama de ter que escrever o motivo — e o que escreve? ⚠️ Depois, </w:t>
+      </w:r>
+      <w:r>
+        <w:rPr>
+          <w:b/>
+          <w:bCs/>
+          <w:sz w:val="21"/>
+          <w:szCs w:val="21"/>
+        </w:rPr>
+        <w:t xml:space="preserve">pergunte</w:t>
+      </w:r>
+      <w:r>
+        <w:rPr>
+          <w:sz w:val="21"/>
+          <w:szCs w:val="21"/>
+        </w:rPr>
+        <w:t xml:space="preserve">: "existe algum outro remédio da casa que só a Enfermagem pode dar?" A lista que ela disser é o que precisa ser marcado antes do piloto. Se ela disser "nenhum", isso também é resposta — e é a melhor delas, porque quer dizer que o educador de plantão dá conta de tudo, que é como a casa já funciona hoje.</w:t>
       </w:r>
     </w:p>
     <w:p>

--- a/docs/roteiro-marcelo.docx
+++ b/docs/roteiro-marcelo.docx
@@ -1287,6 +1287,277 @@
           <w:szCs w:val="20"/>
         </w:rPr>
         <w:t xml:space="preserve"> — nem no da casa. Como o sistema vai rodar no celular de cada um, com o e-mail institucional, deixou de existir o aparelho único que impedia a mesma dose de ser confirmada em dois lugares. A recusa aparece na hora, com a explicação; o resto do turno continua funcionando offline.</w:t>
+      </w:r>
+    </w:p>
+    <w:p>
+      <w:pPr>
+        <w:pStyle w:val="Heading2"/>
+        <w:keepNext/>
+        <w:pBdr>
+          <w:bottom w:val="single" w:color="1F3864" w:sz="4" w:space="4"/>
+        </w:pBdr>
+        <w:spacing w:after="120" w:before="300"/>
+      </w:pPr>
+      <w:r>
+        <w:rPr>
+          <w:b/>
+          <w:bCs/>
+          <w:color w:val="1F3864"/>
+          <w:sz w:val="26"/>
+          <w:szCs w:val="26"/>
+        </w:rPr>
+        <w:t xml:space="preserve">§0.6 — A escala de plantão (nova, e é o que o Marcelo pediu)</w:t>
+      </w:r>
+    </w:p>
+    <w:p>
+      <w:pPr>
+        <w:spacing w:after="100" w:line="280"/>
+        <w:jc w:val="both"/>
+      </w:pPr>
+      <w:r>
+        <w:rPr>
+          <w:sz w:val="20"/>
+          <w:szCs w:val="20"/>
+        </w:rPr>
+        <w:t xml:space="preserve">Há uma aba nova em "Mais": </w:t>
+      </w:r>
+      <w:r>
+        <w:rPr>
+          <w:b/>
+          <w:bCs/>
+          <w:sz w:val="20"/>
+          <w:szCs w:val="20"/>
+        </w:rPr>
+        <w:t xml:space="preserve">A escala de plantão</w:t>
+      </w:r>
+      <w:r>
+        <w:rPr>
+          <w:sz w:val="20"/>
+          <w:szCs w:val="20"/>
+        </w:rPr>
+        <w:t xml:space="preserve">. Ela monta por </w:t>
+      </w:r>
+      <w:r>
+        <w:rPr>
+          <w:b/>
+          <w:bCs/>
+          <w:sz w:val="20"/>
+          <w:szCs w:val="20"/>
+        </w:rPr>
+        <w:t xml:space="preserve">dia e turno</w:t>
+      </w:r>
+      <w:r>
+        <w:rPr>
+          <w:sz w:val="20"/>
+          <w:szCs w:val="20"/>
+        </w:rPr>
+        <w:t xml:space="preserve">, com hora quando o plantão não é o inteiro, e tem um botão de </w:t>
+      </w:r>
+      <w:r>
+        <w:rPr>
+          <w:b/>
+          <w:bCs/>
+          <w:sz w:val="20"/>
+          <w:szCs w:val="20"/>
+        </w:rPr>
+        <w:t xml:space="preserve">repetir a cada N dias</w:t>
+      </w:r>
+      <w:r>
+        <w:rPr>
+          <w:sz w:val="20"/>
+          <w:szCs w:val="20"/>
+        </w:rPr>
+        <w:t xml:space="preserve"> — "a cada 2 dias" é o desenho de uma 12x36.</w:t>
+      </w:r>
+    </w:p>
+    <w:p>
+      <w:pPr>
+        <w:spacing w:after="100" w:line="280"/>
+        <w:jc w:val="both"/>
+      </w:pPr>
+      <w:r>
+        <w:rPr>
+          <w:sz w:val="20"/>
+          <w:szCs w:val="20"/>
+        </w:rPr>
+        <w:t xml:space="preserve">Três coisas que ela faz e que valem observar na aplicação:</w:t>
+      </w:r>
+    </w:p>
+    <w:p>
+      <w:pPr>
+        <w:pStyle w:val="ListParagraph"/>
+        <w:numPr>
+          <w:ilvl w:val="0"/>
+          <w:numId w:val="1"/>
+        </w:numPr>
+        <w:spacing w:after="60"/>
+      </w:pPr>
+      <w:r>
+        <w:rPr>
+          <w:b/>
+          <w:bCs/>
+          <w:sz w:val="20"/>
+          <w:szCs w:val="20"/>
+        </w:rPr>
+        <w:t xml:space="preserve">o turno sem ninguém aparece escrito</w:t>
+      </w:r>
+      <w:r>
+        <w:rPr>
+          <w:sz w:val="20"/>
+          <w:szCs w:val="20"/>
+        </w:rPr>
+        <w:t xml:space="preserve"> ("— ninguém escalado —"), e o alto da tela conta quantos são no período. Dia vazio se lê como "ainda não montei";</w:t>
+      </w:r>
+    </w:p>
+    <w:p>
+      <w:pPr>
+        <w:pStyle w:val="ListParagraph"/>
+        <w:numPr>
+          <w:ilvl w:val="0"/>
+          <w:numId w:val="1"/>
+        </w:numPr>
+        <w:spacing w:after="60"/>
+      </w:pPr>
+      <w:r>
+        <w:rPr>
+          <w:b/>
+          <w:bCs/>
+          <w:sz w:val="20"/>
+          <w:szCs w:val="20"/>
+        </w:rPr>
+        <w:t xml:space="preserve">nada se apaga.</w:t>
+      </w:r>
+      <w:r>
+        <w:rPr>
+          <w:sz w:val="20"/>
+          <w:szCs w:val="20"/>
+        </w:rPr>
+        <w:t xml:space="preserve"> Tirar alguém é </w:t>
+      </w:r>
+      <w:r>
+        <w:rPr>
+          <w:i/>
+          <w:iCs/>
+          <w:sz w:val="20"/>
+          <w:szCs w:val="20"/>
+        </w:rPr>
+        <w:t xml:space="preserve">Retirar</w:t>
+      </w:r>
+      <w:r>
+        <w:rPr>
+          <w:sz w:val="20"/>
+          <w:szCs w:val="20"/>
+        </w:rPr>
+        <w:t xml:space="preserve">, e a linha fica riscada com o nome de quem retirou. Se o plantão </w:t>
+      </w:r>
+      <w:r>
+        <w:rPr>
+          <w:b/>
+          <w:bCs/>
+          <w:sz w:val="20"/>
+          <w:szCs w:val="20"/>
+        </w:rPr>
+        <w:t xml:space="preserve">já passou</w:t>
+      </w:r>
+      <w:r>
+        <w:rPr>
+          <w:sz w:val="20"/>
+          <w:szCs w:val="20"/>
+        </w:rPr>
+        <w:t xml:space="preserve">, o sistema pede o motivo por escrito — é a escala que responde quem estava na casa naquela noite;</w:t>
+      </w:r>
+    </w:p>
+    <w:p>
+      <w:pPr>
+        <w:pStyle w:val="ListParagraph"/>
+        <w:numPr>
+          <w:ilvl w:val="0"/>
+          <w:numId w:val="1"/>
+        </w:numPr>
+        <w:spacing w:after="60"/>
+      </w:pPr>
+      <w:r>
+        <w:rPr>
+          <w:b/>
+          <w:bCs/>
+          <w:sz w:val="20"/>
+          <w:szCs w:val="20"/>
+        </w:rPr>
+        <w:t xml:space="preserve">a folha para a parede</w:t>
+      </w:r>
+      <w:r>
+        <w:rPr>
+          <w:sz w:val="20"/>
+          <w:szCs w:val="20"/>
+        </w:rPr>
+        <w:t xml:space="preserve"> sai em Word, um quadro por semana.</w:t>
+      </w:r>
+    </w:p>
+    <w:p>
+      <w:pPr>
+        <w:spacing w:after="100" w:line="280"/>
+        <w:jc w:val="both"/>
+      </w:pPr>
+      <w:r>
+        <w:rPr>
+          <w:sz w:val="20"/>
+          <w:szCs w:val="20"/>
+        </w:rPr>
+        <w:t xml:space="preserve">E uma que ela </w:t>
+      </w:r>
+      <w:r>
+        <w:rPr>
+          <w:b/>
+          <w:bCs/>
+          <w:sz w:val="20"/>
+          <w:szCs w:val="20"/>
+        </w:rPr>
+        <w:t xml:space="preserve">não</w:t>
+      </w:r>
+      <w:r>
+        <w:rPr>
+          <w:sz w:val="20"/>
+          <w:szCs w:val="20"/>
+        </w:rPr>
+        <w:t xml:space="preserve"> faz de propósito: nenhum total de plantões por pessoa. Somar plantão por nome é medir gente, e o sistema não faz isso em lugar nenhum.</w:t>
+      </w:r>
+    </w:p>
+    <w:p>
+      <w:pPr>
+        <w:spacing w:after="100" w:line="280"/>
+        <w:jc w:val="both"/>
+      </w:pPr>
+      <w:r>
+        <w:rPr>
+          <w:b/>
+          <w:bCs/>
+          <w:sz w:val="20"/>
+          <w:szCs w:val="20"/>
+        </w:rPr>
+        <w:t xml:space="preserve">A escala também mudou a ATA:</w:t>
+      </w:r>
+      <w:r>
+        <w:rPr>
+          <w:sz w:val="20"/>
+          <w:szCs w:val="20"/>
+        </w:rPr>
+        <w:t xml:space="preserve"> a partir de agora, quem o sistema cobra por assinar a passagem é </w:t>
+      </w:r>
+      <w:r>
+        <w:rPr>
+          <w:b/>
+          <w:bCs/>
+          <w:sz w:val="20"/>
+          <w:szCs w:val="20"/>
+        </w:rPr>
+        <w:t xml:space="preserve">quem estava escalado naquele turno</w:t>
+      </w:r>
+      <w:r>
+        <w:rPr>
+          <w:sz w:val="20"/>
+          <w:szCs w:val="20"/>
+        </w:rPr>
+        <w:t xml:space="preserve"> — e não mais todo mundo que trabalha na casa. Onde não houver escala montada, ele avisa que caiu no vínculo da casa, em vez de fingir que sabe.</w:t>
       </w:r>
     </w:p>
     <w:p>
@@ -5056,30 +5327,94 @@
           <w:sz w:val="21"/>
           <w:szCs w:val="21"/>
         </w:rPr>
-        <w:t xml:space="preserve">A casa passou a operar com 22 vagas depois da reforma. Registre isso.</w:t>
-      </w:r>
-      <w:r>
-        <w:rPr>
-          <w:sz w:val="21"/>
-          <w:szCs w:val="21"/>
-        </w:rPr>
-        <w:t xml:space="preserve"> Observar: ela procura em "Mais" → </w:t>
-      </w:r>
-      <w:r>
-        <w:rPr>
-          <w:b/>
-          <w:bCs/>
-          <w:sz w:val="21"/>
-          <w:szCs w:val="21"/>
-        </w:rPr>
-        <w:t xml:space="preserve">Painel das unidades</w:t>
-      </w:r>
-      <w:r>
-        <w:rPr>
-          <w:sz w:val="21"/>
-          <w:szCs w:val="21"/>
-        </w:rPr>
-        <w:t xml:space="preserve">? Entende que o limite pede motivo, e que a mudança anterior não some?</w:t>
+        <w:t xml:space="preserve">Monte a escala da semana que vem: você no diurno, alternando a cada dois dias, até o fim do mês.</w:t>
+      </w:r>
+      <w:r>
+        <w:rPr>
+          <w:sz w:val="21"/>
+          <w:szCs w:val="21"/>
+        </w:rPr>
+        <w:t xml:space="preserve"> Observar: ela acha a aba </w:t>
+      </w:r>
+      <w:r>
+        <w:rPr>
+          <w:b/>
+          <w:bCs/>
+          <w:sz w:val="21"/>
+          <w:szCs w:val="21"/>
+        </w:rPr>
+        <w:t xml:space="preserve">A escala de plantão</w:t>
+      </w:r>
+      <w:r>
+        <w:rPr>
+          <w:sz w:val="21"/>
+          <w:szCs w:val="21"/>
+        </w:rPr>
+        <w:t xml:space="preserve"> em "Mais"? Ela usa o </w:t>
+      </w:r>
+      <w:r>
+        <w:rPr>
+          <w:b/>
+          <w:bCs/>
+          <w:sz w:val="21"/>
+          <w:szCs w:val="21"/>
+        </w:rPr>
+        <w:t xml:space="preserve">repetir a cada 2 dias</w:t>
+      </w:r>
+      <w:r>
+        <w:rPr>
+          <w:sz w:val="21"/>
+          <w:szCs w:val="21"/>
+        </w:rPr>
+        <w:t xml:space="preserve">, ou preenche dia a dia? </w:t>
+      </w:r>
+      <w:r>
+        <w:rPr>
+          <w:i/>
+          <w:iCs/>
+          <w:sz w:val="21"/>
+          <w:szCs w:val="21"/>
+        </w:rPr>
+        <w:t xml:space="preserve">(Se preencher um a um, é o dado mais importante desta tarefa: a repetição existe justamente para a escala não voltar para o papel.)</w:t>
+      </w:r>
+      <w:r>
+        <w:rPr>
+          <w:sz w:val="21"/>
+          <w:szCs w:val="21"/>
+        </w:rPr>
+        <w:t xml:space="preserve"> Depois, pergunte o que ela faria com o </w:t>
+      </w:r>
+      <w:r>
+        <w:rPr>
+          <w:b/>
+          <w:bCs/>
+          <w:sz w:val="21"/>
+          <w:szCs w:val="21"/>
+        </w:rPr>
+        <w:t xml:space="preserve">turno que ficou sem ninguém</w:t>
+      </w:r>
+      <w:r>
+        <w:rPr>
+          <w:sz w:val="21"/>
+          <w:szCs w:val="21"/>
+        </w:rPr>
+        <w:t xml:space="preserve"> — a tela avisa, e a pergunta é se o aviso chega antes de virar problema. ⚠️ Peça também para </w:t>
+      </w:r>
+      <w:r>
+        <w:rPr>
+          <w:b/>
+          <w:bCs/>
+          <w:sz w:val="21"/>
+          <w:szCs w:val="21"/>
+        </w:rPr>
+        <w:t xml:space="preserve">retirar alguém de um plantão da semana passada</w:t>
+      </w:r>
+      <w:r>
+        <w:rPr>
+          <w:sz w:val="21"/>
+          <w:szCs w:val="21"/>
+        </w:rPr>
+        <w:t xml:space="preserve">. Ela entende por que o sistema pede o motivo? Acha justo?</w:t>
       </w:r>
     </w:p>
     <w:p>
@@ -5152,62 +5487,14 @@
           <w:sz w:val="21"/>
           <w:szCs w:val="21"/>
         </w:rPr>
-        <w:t xml:space="preserve">O tablet da sala sumiu. Faça o que precisa ser feito.</w:t>
-      </w:r>
-      <w:r>
-        <w:rPr>
-          <w:sz w:val="21"/>
-          <w:szCs w:val="21"/>
-        </w:rPr>
-        <w:t xml:space="preserve"> Observar: ela chega em Equipe → </w:t>
-      </w:r>
-      <w:r>
-        <w:rPr>
-          <w:b/>
-          <w:bCs/>
-          <w:sz w:val="21"/>
-          <w:szCs w:val="21"/>
-        </w:rPr>
-        <w:t xml:space="preserve">Aparelhos</w:t>
-      </w:r>
-      <w:r>
-        <w:rPr>
-          <w:sz w:val="21"/>
-          <w:szCs w:val="21"/>
-        </w:rPr>
-        <w:t xml:space="preserve">? Ela revoga, ou tenta apagar? Ao registrar um aparelho novo, ela </w:t>
-      </w:r>
-      <w:r>
-        <w:rPr>
-          <w:b/>
-          <w:bCs/>
-          <w:sz w:val="21"/>
-          <w:szCs w:val="21"/>
-        </w:rPr>
-        <w:t xml:space="preserve">anota o código na hora</w:t>
-      </w:r>
-      <w:r>
-        <w:rPr>
-          <w:sz w:val="21"/>
-          <w:szCs w:val="21"/>
-        </w:rPr>
-        <w:t xml:space="preserve"> — ou fecha a folha e depois procura onde vê-lo de novo? ⚠️ Se ela fechar sem anotar, </w:t>
-      </w:r>
-      <w:r>
-        <w:rPr>
-          <w:b/>
-          <w:bCs/>
-          <w:sz w:val="21"/>
-          <w:szCs w:val="21"/>
-        </w:rPr>
-        <w:t xml:space="preserve">não pergunte nada e observe o que ela faz</w:t>
-      </w:r>
-      <w:r>
-        <w:rPr>
-          <w:sz w:val="21"/>
-          <w:szCs w:val="21"/>
-        </w:rPr>
-        <w:t xml:space="preserve">. É o teste mais honesto desta tela.</w:t>
+        <w:t xml:space="preserve">Tire a folha da escala para pregar na parede.</w:t>
+      </w:r>
+      <w:r>
+        <w:rPr>
+          <w:sz w:val="21"/>
+          <w:szCs w:val="21"/>
+        </w:rPr>
+        <w:t xml:space="preserve"> Observar: ela procura imprimir da tela ou baixar o Word? O quadro por semana é como ela desenharia? Ela sente falta de alguma coluna?</w:t>
       </w:r>
     </w:p>
     <w:p>
@@ -5280,39 +5567,30 @@
           <w:sz w:val="21"/>
           <w:szCs w:val="21"/>
         </w:rPr>
-        <w:t xml:space="preserve">Um registro de dose feito sem sinal colidiu com outro. Resolva.</w:t>
-      </w:r>
-      <w:r>
-        <w:rPr>
-          <w:sz w:val="21"/>
-          <w:szCs w:val="21"/>
-        </w:rPr>
-        <w:t xml:space="preserve"> Observar: ela acha "Mais" → </w:t>
-      </w:r>
-      <w:r>
-        <w:rPr>
-          <w:b/>
-          <w:bCs/>
-          <w:sz w:val="21"/>
-          <w:szCs w:val="21"/>
-        </w:rPr>
-        <w:t xml:space="preserve">Sincronização</w:t>
-      </w:r>
-      <w:r>
-        <w:rPr>
-          <w:sz w:val="21"/>
-          <w:szCs w:val="21"/>
-        </w:rPr>
-        <w:t xml:space="preserve">? Ao ver as duas versões, ela procura um botão para escolher uma — ou entende que o que se pede é a frase dela? </w:t>
-      </w:r>
-      <w:r>
-        <w:rPr>
-          <w:i/>
-          <w:iCs/>
-          <w:sz w:val="21"/>
-          <w:szCs w:val="21"/>
-        </w:rPr>
-        <w:t xml:space="preserve">O sistema não escolhe de propósito; queremos saber se isso se lê como cuidado ou como sistema incompleto.</w:t>
+        <w:t xml:space="preserve">A casa passou a operar com 22 vagas depois da reforma. Registre isso.</w:t>
+      </w:r>
+      <w:r>
+        <w:rPr>
+          <w:sz w:val="21"/>
+          <w:szCs w:val="21"/>
+        </w:rPr>
+        <w:t xml:space="preserve"> Observar: ela procura em "Mais" → </w:t>
+      </w:r>
+      <w:r>
+        <w:rPr>
+          <w:b/>
+          <w:bCs/>
+          <w:sz w:val="21"/>
+          <w:szCs w:val="21"/>
+        </w:rPr>
+        <w:t xml:space="preserve">Painel das unidades</w:t>
+      </w:r>
+      <w:r>
+        <w:rPr>
+          <w:sz w:val="21"/>
+          <w:szCs w:val="21"/>
+        </w:rPr>
+        <w:t xml:space="preserve">? Entende que o limite pede motivo, e que a mudança anterior não some?</w:t>
       </w:r>
     </w:p>
     <w:p>
@@ -5385,30 +5663,62 @@
           <w:sz w:val="21"/>
           <w:szCs w:val="21"/>
         </w:rPr>
-        <w:t xml:space="preserve">Aprove o relatório mensal que a técnica escreveu.</w:t>
-      </w:r>
-      <w:r>
-        <w:rPr>
-          <w:sz w:val="21"/>
-          <w:szCs w:val="21"/>
-        </w:rPr>
-        <w:t xml:space="preserve"> Observar: se ele estiver como rascunho, ela entende que alguém precisa </w:t>
-      </w:r>
-      <w:r>
-        <w:rPr>
-          <w:b/>
-          <w:bCs/>
-          <w:sz w:val="21"/>
-          <w:szCs w:val="21"/>
-        </w:rPr>
-        <w:t xml:space="preserve">enviar para aprovação</w:t>
-      </w:r>
-      <w:r>
-        <w:rPr>
-          <w:sz w:val="21"/>
-          <w:szCs w:val="21"/>
-        </w:rPr>
-        <w:t xml:space="preserve"> primeiro? A frase "este relatório ainda não vale" chega até ela?</w:t>
+        <w:t xml:space="preserve">O tablet da sala sumiu. Faça o que precisa ser feito.</w:t>
+      </w:r>
+      <w:r>
+        <w:rPr>
+          <w:sz w:val="21"/>
+          <w:szCs w:val="21"/>
+        </w:rPr>
+        <w:t xml:space="preserve"> Observar: ela chega em Equipe → </w:t>
+      </w:r>
+      <w:r>
+        <w:rPr>
+          <w:b/>
+          <w:bCs/>
+          <w:sz w:val="21"/>
+          <w:szCs w:val="21"/>
+        </w:rPr>
+        <w:t xml:space="preserve">Aparelhos</w:t>
+      </w:r>
+      <w:r>
+        <w:rPr>
+          <w:sz w:val="21"/>
+          <w:szCs w:val="21"/>
+        </w:rPr>
+        <w:t xml:space="preserve">? Ela revoga, ou tenta apagar? Ao registrar um aparelho novo, ela </w:t>
+      </w:r>
+      <w:r>
+        <w:rPr>
+          <w:b/>
+          <w:bCs/>
+          <w:sz w:val="21"/>
+          <w:szCs w:val="21"/>
+        </w:rPr>
+        <w:t xml:space="preserve">anota o código na hora</w:t>
+      </w:r>
+      <w:r>
+        <w:rPr>
+          <w:sz w:val="21"/>
+          <w:szCs w:val="21"/>
+        </w:rPr>
+        <w:t xml:space="preserve"> — ou fecha a folha e depois procura onde vê-lo de novo? ⚠️ Se ela fechar sem anotar, </w:t>
+      </w:r>
+      <w:r>
+        <w:rPr>
+          <w:b/>
+          <w:bCs/>
+          <w:sz w:val="21"/>
+          <w:szCs w:val="21"/>
+        </w:rPr>
+        <w:t xml:space="preserve">não pergunte nada e observe o que ela faz</w:t>
+      </w:r>
+      <w:r>
+        <w:rPr>
+          <w:sz w:val="21"/>
+          <w:szCs w:val="21"/>
+        </w:rPr>
+        <w:t xml:space="preserve">. É o teste mais honesto desta tela.</w:t>
       </w:r>
     </w:p>
     <w:p>
@@ -5481,30 +5791,39 @@
           <w:sz w:val="21"/>
           <w:szCs w:val="21"/>
         </w:rPr>
-        <w:t xml:space="preserve">Uma criança da casa foi internada e você precisa designar quem vai acompanhar as visitas desta semana.</w:t>
-      </w:r>
-      <w:r>
-        <w:rPr>
-          <w:sz w:val="21"/>
-          <w:szCs w:val="21"/>
-        </w:rPr>
-        <w:t xml:space="preserve"> Observar: ela acha "Designar quem acompanha"? Entende que quem for designado passa a </w:t>
-      </w:r>
-      <w:r>
-        <w:rPr>
-          <w:b/>
-          <w:bCs/>
-          <w:sz w:val="21"/>
-          <w:szCs w:val="21"/>
-        </w:rPr>
-        <w:t xml:space="preserve">ver aquela internação e só ela</w:t>
-      </w:r>
-      <w:r>
-        <w:rPr>
-          <w:sz w:val="21"/>
-          <w:szCs w:val="21"/>
-        </w:rPr>
-        <w:t xml:space="preserve">? Ela pergunta o que acontece com quem estava antes?</w:t>
+        <w:t xml:space="preserve">Um registro de dose feito sem sinal colidiu com outro. Resolva.</w:t>
+      </w:r>
+      <w:r>
+        <w:rPr>
+          <w:sz w:val="21"/>
+          <w:szCs w:val="21"/>
+        </w:rPr>
+        <w:t xml:space="preserve"> Observar: ela acha "Mais" → </w:t>
+      </w:r>
+      <w:r>
+        <w:rPr>
+          <w:b/>
+          <w:bCs/>
+          <w:sz w:val="21"/>
+          <w:szCs w:val="21"/>
+        </w:rPr>
+        <w:t xml:space="preserve">Sincronização</w:t>
+      </w:r>
+      <w:r>
+        <w:rPr>
+          <w:sz w:val="21"/>
+          <w:szCs w:val="21"/>
+        </w:rPr>
+        <w:t xml:space="preserve">? Ao ver as duas versões, ela procura um botão para escolher uma — ou entende que o que se pede é a frase dela? </w:t>
+      </w:r>
+      <w:r>
+        <w:rPr>
+          <w:i/>
+          <w:iCs/>
+          <w:sz w:val="21"/>
+          <w:szCs w:val="21"/>
+        </w:rPr>
+        <w:t xml:space="preserve">O sistema não escolhe de propósito; queremos saber se isso se lê como cuidado ou como sistema incompleto.</w:t>
       </w:r>
     </w:p>
     <w:p>
@@ -5577,30 +5896,30 @@
           <w:sz w:val="21"/>
           <w:szCs w:val="21"/>
         </w:rPr>
-        <w:t xml:space="preserve">Tire o relatório do trabalho desta casa, para levar à reunião de rede.</w:t>
-      </w:r>
-      <w:r>
-        <w:rPr>
-          <w:sz w:val="21"/>
-          <w:szCs w:val="21"/>
-        </w:rPr>
-        <w:t xml:space="preserve"> Observar: ela acha o botão no Painel das unidades? Ao ver a folha, ela procura comparar com as outras casas — e o que diz quando lê que o documento não compara? ⚠️ </w:t>
-      </w:r>
-      <w:r>
-        <w:rPr>
-          <w:b/>
-          <w:bCs/>
-          <w:sz w:val="21"/>
-          <w:szCs w:val="21"/>
-        </w:rPr>
-        <w:t xml:space="preserve">Esta é a pergunta mais delicada do roteiro para este cargo.</w:t>
-      </w:r>
-      <w:r>
-        <w:rPr>
-          <w:sz w:val="21"/>
-          <w:szCs w:val="21"/>
-        </w:rPr>
-        <w:t xml:space="preserve"> Se ela quiser a comparação, anote a frase inteira: a recusa de fazer ranking de casas é decisão de projeto, e vale saber quanto ela custa a quem responde por uma casa.</w:t>
+        <w:t xml:space="preserve">Aprove o relatório mensal que a técnica escreveu.</w:t>
+      </w:r>
+      <w:r>
+        <w:rPr>
+          <w:sz w:val="21"/>
+          <w:szCs w:val="21"/>
+        </w:rPr>
+        <w:t xml:space="preserve"> Observar: se ele estiver como rascunho, ela entende que alguém precisa </w:t>
+      </w:r>
+      <w:r>
+        <w:rPr>
+          <w:b/>
+          <w:bCs/>
+          <w:sz w:val="21"/>
+          <w:szCs w:val="21"/>
+        </w:rPr>
+        <w:t xml:space="preserve">enviar para aprovação</w:t>
+      </w:r>
+      <w:r>
+        <w:rPr>
+          <w:sz w:val="21"/>
+          <w:szCs w:val="21"/>
+        </w:rPr>
+        <w:t xml:space="preserve"> primeiro? A frase "este relatório ainda não vale" chega até ela?</w:t>
       </w:r>
     </w:p>
     <w:p>
@@ -5665,6 +5984,198 @@
           <w:szCs w:val="22"/>
         </w:rPr>
         <w:t xml:space="preserve">13. </w:t>
+      </w:r>
+      <w:r>
+        <w:rPr>
+          <w:b/>
+          <w:bCs/>
+          <w:sz w:val="21"/>
+          <w:szCs w:val="21"/>
+        </w:rPr>
+        <w:t xml:space="preserve">Uma criança da casa foi internada e você precisa designar quem vai acompanhar as visitas desta semana.</w:t>
+      </w:r>
+      <w:r>
+        <w:rPr>
+          <w:sz w:val="21"/>
+          <w:szCs w:val="21"/>
+        </w:rPr>
+        <w:t xml:space="preserve"> Observar: ela acha "Designar quem acompanha"? Entende que quem for designado passa a </w:t>
+      </w:r>
+      <w:r>
+        <w:rPr>
+          <w:b/>
+          <w:bCs/>
+          <w:sz w:val="21"/>
+          <w:szCs w:val="21"/>
+        </w:rPr>
+        <w:t xml:space="preserve">ver aquela internação e só ela</w:t>
+      </w:r>
+      <w:r>
+        <w:rPr>
+          <w:sz w:val="21"/>
+          <w:szCs w:val="21"/>
+        </w:rPr>
+        <w:t xml:space="preserve">? Ela pergunta o que acontece com quem estava antes?</w:t>
+      </w:r>
+    </w:p>
+    <w:p>
+      <w:pPr>
+        <w:pBdr>
+          <w:bottom w:val="dotted" w:color="BFBFBF" w:sz="6" w:space="2"/>
+        </w:pBdr>
+        <w:spacing w:after="60" w:before="60"/>
+      </w:pPr>
+      <w:r>
+        <w:rPr>
+          <w:color w:val="808080"/>
+          <w:sz w:val="16"/>
+          <w:szCs w:val="16"/>
+        </w:rPr>
+        <w:t xml:space="preserve">achou?   sim / com ajuda / não          quanto tempo?   10s / 30s / desistiu</w:t>
+      </w:r>
+    </w:p>
+    <w:p>
+      <w:pPr>
+        <w:pBdr>
+          <w:bottom w:val="dotted" w:color="BFBFBF" w:sz="6" w:space="2"/>
+        </w:pBdr>
+        <w:spacing w:after="60" w:before="60"/>
+      </w:pPr>
+      <w:r>
+        <w:rPr>
+          <w:color w:val="808080"/>
+          <w:sz w:val="16"/>
+          <w:szCs w:val="16"/>
+        </w:rPr>
+        <w:t xml:space="preserve">a frase dela:</w:t>
+      </w:r>
+    </w:p>
+    <w:p>
+      <w:pPr>
+        <w:pBdr>
+          <w:bottom w:val="dotted" w:color="BFBFBF" w:sz="6" w:space="2"/>
+        </w:pBdr>
+        <w:spacing w:after="60" w:before="60"/>
+      </w:pPr>
+      <w:r>
+        <w:rPr>
+          <w:color w:val="808080"/>
+          <w:sz w:val="16"/>
+          <w:szCs w:val="16"/>
+        </w:rPr>
+        <w:t xml:space="preserve"/>
+      </w:r>
+    </w:p>
+    <w:p>
+      <w:pPr>
+        <w:keepNext/>
+        <w:spacing w:after="60" w:before="200"/>
+      </w:pPr>
+      <w:r>
+        <w:rPr>
+          <w:b/>
+          <w:bCs/>
+          <w:color w:val="1F3864"/>
+          <w:sz w:val="22"/>
+          <w:szCs w:val="22"/>
+        </w:rPr>
+        <w:t xml:space="preserve">14. </w:t>
+      </w:r>
+      <w:r>
+        <w:rPr>
+          <w:b/>
+          <w:bCs/>
+          <w:sz w:val="21"/>
+          <w:szCs w:val="21"/>
+        </w:rPr>
+        <w:t xml:space="preserve">Tire o relatório do trabalho desta casa, para levar à reunião de rede.</w:t>
+      </w:r>
+      <w:r>
+        <w:rPr>
+          <w:sz w:val="21"/>
+          <w:szCs w:val="21"/>
+        </w:rPr>
+        <w:t xml:space="preserve"> Observar: ela acha o botão no Painel das unidades? Ao ver a folha, ela procura comparar com as outras casas — e o que diz quando lê que o documento não compara? ⚠️ </w:t>
+      </w:r>
+      <w:r>
+        <w:rPr>
+          <w:b/>
+          <w:bCs/>
+          <w:sz w:val="21"/>
+          <w:szCs w:val="21"/>
+        </w:rPr>
+        <w:t xml:space="preserve">Esta é a pergunta mais delicada do roteiro para este cargo.</w:t>
+      </w:r>
+      <w:r>
+        <w:rPr>
+          <w:sz w:val="21"/>
+          <w:szCs w:val="21"/>
+        </w:rPr>
+        <w:t xml:space="preserve"> Se ela quiser a comparação, anote a frase inteira: a recusa de fazer ranking de casas é decisão de projeto, e vale saber quanto ela custa a quem responde por uma casa.</w:t>
+      </w:r>
+    </w:p>
+    <w:p>
+      <w:pPr>
+        <w:pBdr>
+          <w:bottom w:val="dotted" w:color="BFBFBF" w:sz="6" w:space="2"/>
+        </w:pBdr>
+        <w:spacing w:after="60" w:before="60"/>
+      </w:pPr>
+      <w:r>
+        <w:rPr>
+          <w:color w:val="808080"/>
+          <w:sz w:val="16"/>
+          <w:szCs w:val="16"/>
+        </w:rPr>
+        <w:t xml:space="preserve">achou?   sim / com ajuda / não          quanto tempo?   10s / 30s / desistiu</w:t>
+      </w:r>
+    </w:p>
+    <w:p>
+      <w:pPr>
+        <w:pBdr>
+          <w:bottom w:val="dotted" w:color="BFBFBF" w:sz="6" w:space="2"/>
+        </w:pBdr>
+        <w:spacing w:after="60" w:before="60"/>
+      </w:pPr>
+      <w:r>
+        <w:rPr>
+          <w:color w:val="808080"/>
+          <w:sz w:val="16"/>
+          <w:szCs w:val="16"/>
+        </w:rPr>
+        <w:t xml:space="preserve">a frase dela:</w:t>
+      </w:r>
+    </w:p>
+    <w:p>
+      <w:pPr>
+        <w:pBdr>
+          <w:bottom w:val="dotted" w:color="BFBFBF" w:sz="6" w:space="2"/>
+        </w:pBdr>
+        <w:spacing w:after="60" w:before="60"/>
+      </w:pPr>
+      <w:r>
+        <w:rPr>
+          <w:color w:val="808080"/>
+          <w:sz w:val="16"/>
+          <w:szCs w:val="16"/>
+        </w:rPr>
+        <w:t xml:space="preserve"/>
+      </w:r>
+    </w:p>
+    <w:p>
+      <w:pPr>
+        <w:keepNext/>
+        <w:spacing w:after="60" w:before="200"/>
+      </w:pPr>
+      <w:r>
+        <w:rPr>
+          <w:b/>
+          <w:bCs/>
+          <w:color w:val="1F3864"/>
+          <w:sz w:val="22"/>
+          <w:szCs w:val="22"/>
+        </w:rPr>
+        <w:t xml:space="preserve">15. </w:t>
       </w:r>
       <w:r>
         <w:rPr>

--- a/docs/roteiro-marcelo.docx
+++ b/docs/roteiro-marcelo.docx
@@ -1287,6 +1287,149 @@
           <w:szCs w:val="20"/>
         </w:rPr>
         <w:t xml:space="preserve"> — nem no da casa. Como o sistema vai rodar no celular de cada um, com o e-mail institucional, deixou de existir o aparelho único que impedia a mesma dose de ser confirmada em dois lugares. A recusa aparece na hora, com a explicação; o resto do turno continua funcionando offline.</w:t>
+      </w:r>
+    </w:p>
+    <w:p>
+      <w:pPr>
+        <w:pStyle w:val="Heading2"/>
+        <w:keepNext/>
+        <w:pBdr>
+          <w:bottom w:val="single" w:color="1F3864" w:sz="4" w:space="4"/>
+        </w:pBdr>
+        <w:spacing w:after="120" w:before="300"/>
+      </w:pPr>
+      <w:r>
+        <w:rPr>
+          <w:b/>
+          <w:bCs/>
+          <w:color w:val="1F3864"/>
+          <w:sz w:val="26"/>
+          <w:szCs w:val="26"/>
+        </w:rPr>
+        <w:t xml:space="preserve">§0.7 — A ATA que a próxima equipe lê</w:t>
+      </w:r>
+    </w:p>
+    <w:p>
+      <w:pPr>
+        <w:spacing w:after="100" w:line="280"/>
+        <w:jc w:val="both"/>
+      </w:pPr>
+      <w:r>
+        <w:rPr>
+          <w:sz w:val="20"/>
+          <w:szCs w:val="20"/>
+        </w:rPr>
+        <w:t xml:space="preserve">Três mudanças, e a primeira é a que o Marcelo descreveu com o exemplo da Maria que não dormiu bem:</w:t>
+      </w:r>
+    </w:p>
+    <w:p>
+      <w:pPr>
+        <w:pStyle w:val="ListParagraph"/>
+        <w:numPr>
+          <w:ilvl w:val="0"/>
+          <w:numId w:val="1"/>
+        </w:numPr>
+        <w:spacing w:after="60"/>
+      </w:pPr>
+      <w:r>
+        <w:rPr>
+          <w:b/>
+          <w:bCs/>
+          <w:sz w:val="20"/>
+          <w:szCs w:val="20"/>
+        </w:rPr>
+        <w:t xml:space="preserve">o ⏮ Turno anterior</w:t>
+      </w:r>
+      <w:r>
+        <w:rPr>
+          <w:sz w:val="20"/>
+          <w:szCs w:val="20"/>
+        </w:rPr>
+        <w:t xml:space="preserve"> entrou ao lado dos turnos de hoje, na aba ATA. Toda a equipe da casa abre — o educador inclusive, que antes só lia a passagem;</w:t>
+      </w:r>
+    </w:p>
+    <w:p>
+      <w:pPr>
+        <w:pStyle w:val="ListParagraph"/>
+        <w:numPr>
+          <w:ilvl w:val="0"/>
+          <w:numId w:val="1"/>
+        </w:numPr>
+        <w:spacing w:after="60"/>
+      </w:pPr>
+      <w:r>
+        <w:rPr>
+          <w:b/>
+          <w:bCs/>
+          <w:sz w:val="20"/>
+          <w:szCs w:val="20"/>
+        </w:rPr>
+        <w:t xml:space="preserve">cada linha escrita tem dono</w:t>
+      </w:r>
+      <w:r>
+        <w:rPr>
+          <w:sz w:val="20"/>
+          <w:szCs w:val="20"/>
+        </w:rPr>
+        <w:t xml:space="preserve">: nome, cargo e horário, com uma </w:t>
+      </w:r>
+      <w:r>
+        <w:rPr>
+          <w:b/>
+          <w:bCs/>
+          <w:sz w:val="20"/>
+          <w:szCs w:val="20"/>
+        </w:rPr>
+        <w:t xml:space="preserve">cor por autor</w:t>
+      </w:r>
+      <w:r>
+        <w:rPr>
+          <w:sz w:val="20"/>
+          <w:szCs w:val="20"/>
+        </w:rPr>
+        <w:t xml:space="preserve"> na borda e na etiqueta. A cor é apoio; o nome está sempre escrito, porque cor não sobrevive à impressão em preto e branco nem ao daltonismo;</w:t>
+      </w:r>
+    </w:p>
+    <w:p>
+      <w:pPr>
+        <w:pStyle w:val="ListParagraph"/>
+        <w:numPr>
+          <w:ilvl w:val="0"/>
+          <w:numId w:val="1"/>
+        </w:numPr>
+        <w:spacing w:after="60"/>
+      </w:pPr>
+      <w:r>
+        <w:rPr>
+          <w:b/>
+          <w:bCs/>
+          <w:sz w:val="20"/>
+          <w:szCs w:val="20"/>
+        </w:rPr>
+        <w:t xml:space="preserve">a linha restrita</w:t>
+      </w:r>
+      <w:r>
+        <w:rPr>
+          <w:sz w:val="20"/>
+          <w:szCs w:val="20"/>
+        </w:rPr>
+        <w:t xml:space="preserve"> à coordenação, à equipe técnica e aos líderes. Quem não a alcança vê </w:t>
+      </w:r>
+      <w:r>
+        <w:rPr>
+          <w:b/>
+          <w:bCs/>
+          <w:sz w:val="20"/>
+          <w:szCs w:val="20"/>
+        </w:rPr>
+        <w:t xml:space="preserve">quantas existem</w:t>
+      </w:r>
+      <w:r>
+        <w:rPr>
+          <w:sz w:val="20"/>
+          <w:szCs w:val="20"/>
+        </w:rPr>
+        <w:t xml:space="preserve">, e não o que dizem — a decisão de mostrar a contagem segue o que o sistema já faz com documentos restritos, e é reversível numa linha se a Fundação preferir que ela suma por completo.</w:t>
       </w:r>
     </w:p>
     <w:p>
@@ -2072,7 +2215,71 @@
           <w:sz w:val="21"/>
           <w:szCs w:val="21"/>
         </w:rPr>
-        <w:t xml:space="preserve"> Observar: ela procura a ATA, a passagem ou o "Dia"?</w:t>
+        <w:t xml:space="preserve"> Observar: ela procura a ATA, a passagem ou o "Dia"? Ela acha o </w:t>
+      </w:r>
+      <w:r>
+        <w:rPr>
+          <w:b/>
+          <w:bCs/>
+          <w:sz w:val="21"/>
+          <w:szCs w:val="21"/>
+        </w:rPr>
+        <w:t xml:space="preserve">⏮ Turno anterior</w:t>
+      </w:r>
+      <w:r>
+        <w:rPr>
+          <w:sz w:val="21"/>
+          <w:szCs w:val="21"/>
+        </w:rPr>
+        <w:t xml:space="preserve">, ao lado dos turnos de hoje? Depois de abrir, ela repara que </w:t>
+      </w:r>
+      <w:r>
+        <w:rPr>
+          <w:b/>
+          <w:bCs/>
+          <w:sz w:val="21"/>
+          <w:szCs w:val="21"/>
+        </w:rPr>
+        <w:t xml:space="preserve">cada linha tem o nome de quem escreveu</w:t>
+      </w:r>
+      <w:r>
+        <w:rPr>
+          <w:sz w:val="21"/>
+          <w:szCs w:val="21"/>
+        </w:rPr>
+        <w:t xml:space="preserve"> — e diz se isso muda alguma coisa para ela? ⚠️ Se aparecer a frase </w:t>
+      </w:r>
+      <w:r>
+        <w:rPr>
+          <w:i/>
+          <w:iCs/>
+          <w:sz w:val="21"/>
+          <w:szCs w:val="21"/>
+        </w:rPr>
+        <w:t xml:space="preserve">"há 1 observação restrita à coordenação, à equipe técnica e aos líderes"</w:t>
+      </w:r>
+      <w:r>
+        <w:rPr>
+          <w:sz w:val="21"/>
+          <w:szCs w:val="21"/>
+        </w:rPr>
+        <w:t xml:space="preserve">, </w:t>
+      </w:r>
+      <w:r>
+        <w:rPr>
+          <w:b/>
+          <w:bCs/>
+          <w:sz w:val="21"/>
+          <w:szCs w:val="21"/>
+        </w:rPr>
+        <w:t xml:space="preserve">pergunte o que ela acha disso</w:t>
+      </w:r>
+      <w:r>
+        <w:rPr>
+          <w:sz w:val="21"/>
+          <w:szCs w:val="21"/>
+        </w:rPr>
+        <w:t xml:space="preserve">: saber que existe algo que ela não lê é melhor ou pior do que não saber? A resposta decide se essa contagem fica.</w:t>
       </w:r>
     </w:p>
     <w:p>

--- a/docs/roteiro-marcelo.docx
+++ b/docs/roteiro-marcelo.docx
@@ -124,7 +124,43 @@
           <w:sz w:val="18"/>
           <w:szCs w:val="18"/>
         </w:rPr>
-        <w:t xml:space="preserve">, escolhida por ser desenhada para leitura difícil, que é o caso de quem lê um alerta no corredor. Se o ensaio for sem internet, a letra não é a que a equipe vai ver no sistema real. Vale saber antes de anotar "achei feio". Última atualização: 04/09/2026 (internação, cadastro e trabalho social no §0.4).</w:t>
+        <w:t xml:space="preserve">, escolhida por ser desenhada para leitura difícil, que é o caso de quem lê um alerta no corredor. Se o ensaio for sem internet, a letra não é a que a equipe vai ver no sistema real. Vale saber antes de anotar "achei feio". Última atualização: 10/09/2026 — as nove entregas de 09/09 no </w:t>
+      </w:r>
+      <w:r>
+        <w:rPr>
+          <w:b/>
+          <w:bCs/>
+          <w:color w:val="595959"/>
+          <w:sz w:val="18"/>
+          <w:szCs w:val="18"/>
+        </w:rPr>
+        <w:t xml:space="preserve">§0.8</w:t>
+      </w:r>
+      <w:r>
+        <w:rPr>
+          <w:color w:val="595959"/>
+          <w:sz w:val="18"/>
+          <w:szCs w:val="18"/>
+        </w:rPr>
+        <w:t xml:space="preserve">, dez tarefas novas nas seções dos cargos, e a </w:t>
+      </w:r>
+      <w:r>
+        <w:rPr>
+          <w:b/>
+          <w:bCs/>
+          <w:color w:val="595959"/>
+          <w:sz w:val="18"/>
+          <w:szCs w:val="18"/>
+        </w:rPr>
+        <w:t xml:space="preserve">§7 mudou de dono</w:t>
+      </w:r>
+      <w:r>
+        <w:rPr>
+          <w:color w:val="595959"/>
+          <w:sz w:val="18"/>
+          <w:szCs w:val="18"/>
+        </w:rPr>
+        <w:t xml:space="preserve">: a cozinha não entra no sistema, e quem pede o lanche é quem está no turno.</w:t>
       </w:r>
     </w:p>
     <w:p>
@@ -1701,6 +1737,462 @@
           <w:szCs w:val="20"/>
         </w:rPr>
         <w:t xml:space="preserve"> — e não mais todo mundo que trabalha na casa. Onde não houver escala montada, ele avisa que caiu no vínculo da casa, em vez de fingir que sabe.</w:t>
+      </w:r>
+    </w:p>
+    <w:p>
+      <w:pPr>
+        <w:pStyle w:val="Heading2"/>
+        <w:keepNext/>
+        <w:pBdr>
+          <w:bottom w:val="single" w:color="1F3864" w:sz="4" w:space="4"/>
+        </w:pBdr>
+        <w:spacing w:after="120" w:before="300"/>
+      </w:pPr>
+      <w:r>
+        <w:rPr>
+          <w:b/>
+          <w:bCs/>
+          <w:color w:val="1F3864"/>
+          <w:sz w:val="26"/>
+          <w:szCs w:val="26"/>
+        </w:rPr>
+        <w:t xml:space="preserve">§0.8 — O que mudou depois de 09/09 (a conversa longa, e é bastante coisa)</w:t>
+      </w:r>
+    </w:p>
+    <w:p>
+      <w:pPr>
+        <w:spacing w:after="100" w:line="280"/>
+        <w:jc w:val="both"/>
+      </w:pPr>
+      <w:r>
+        <w:rPr>
+          <w:sz w:val="20"/>
+          <w:szCs w:val="20"/>
+        </w:rPr>
+        <w:t xml:space="preserve">Nove coisas que o Marcelo pediu em 09/09 já estão no protótipo. </w:t>
+      </w:r>
+      <w:r>
+        <w:rPr>
+          <w:b/>
+          <w:bCs/>
+          <w:sz w:val="20"/>
+          <w:szCs w:val="20"/>
+        </w:rPr>
+        <w:t xml:space="preserve">Dez tarefas novas</w:t>
+      </w:r>
+      <w:r>
+        <w:rPr>
+          <w:sz w:val="20"/>
+          <w:szCs w:val="20"/>
+        </w:rPr>
+        <w:t xml:space="preserve"> deste roteiro existem por causa delas, e estão marcadas nas seções dos cargos. O que vale saber antes de aplicar:</w:t>
+      </w:r>
+    </w:p>
+    <w:p>
+      <w:pPr>
+        <w:pStyle w:val="ListParagraph"/>
+        <w:numPr>
+          <w:ilvl w:val="0"/>
+          <w:numId w:val="1"/>
+        </w:numPr>
+        <w:spacing w:after="60"/>
+      </w:pPr>
+      <w:r>
+        <w:rPr>
+          <w:b/>
+          <w:bCs/>
+          <w:sz w:val="20"/>
+          <w:szCs w:val="20"/>
+        </w:rPr>
+        <w:t xml:space="preserve">A cozinha não entra no sistema</w:t>
+      </w:r>
+      <w:r>
+        <w:rPr>
+          <w:sz w:val="20"/>
+          <w:szCs w:val="20"/>
+        </w:rPr>
+        <w:t xml:space="preserve"> — decisão da Fundação. Não existe mais "entrar como Cozinha": a tela virou </w:t>
+      </w:r>
+      <w:r>
+        <w:rPr>
+          <w:i/>
+          <w:iCs/>
+          <w:sz w:val="20"/>
+          <w:szCs w:val="20"/>
+        </w:rPr>
+        <w:t xml:space="preserve">Cozinha — pedidos e restrições</w:t>
+      </w:r>
+      <w:r>
+        <w:rPr>
+          <w:sz w:val="20"/>
+          <w:szCs w:val="20"/>
+        </w:rPr>
+        <w:t xml:space="preserve">, em "Mais", de quem trabalha na casa. Ver a </w:t>
+      </w:r>
+      <w:r>
+        <w:rPr>
+          <w:b/>
+          <w:bCs/>
+          <w:sz w:val="20"/>
+          <w:szCs w:val="20"/>
+        </w:rPr>
+        <w:t xml:space="preserve">§7</w:t>
+      </w:r>
+      <w:r>
+        <w:rPr>
+          <w:sz w:val="20"/>
+          <w:szCs w:val="20"/>
+        </w:rPr>
+        <w:t xml:space="preserve">, que mudou de dono;</w:t>
+      </w:r>
+    </w:p>
+    <w:p>
+      <w:pPr>
+        <w:pStyle w:val="ListParagraph"/>
+        <w:numPr>
+          <w:ilvl w:val="0"/>
+          <w:numId w:val="1"/>
+        </w:numPr>
+        <w:spacing w:after="60"/>
+      </w:pPr>
+      <w:r>
+        <w:rPr>
+          <w:b/>
+          <w:bCs/>
+          <w:sz w:val="20"/>
+          <w:szCs w:val="20"/>
+        </w:rPr>
+        <w:t xml:space="preserve">a linha do dia ganhou cor por categoria</w:t>
+      </w:r>
+      <w:r>
+        <w:rPr>
+          <w:sz w:val="20"/>
+          <w:szCs w:val="20"/>
+        </w:rPr>
+        <w:t xml:space="preserve"> (saúde, medicamento, educação, lazer, alimentação, saída, ocorrência, rotina), na borda esquerda — e o </w:t>
+      </w:r>
+      <w:r>
+        <w:rPr>
+          <w:b/>
+          <w:bCs/>
+          <w:sz w:val="20"/>
+          <w:szCs w:val="20"/>
+        </w:rPr>
+        <w:t xml:space="preserve">estado</w:t>
+      </w:r>
+      <w:r>
+        <w:rPr>
+          <w:sz w:val="20"/>
+          <w:szCs w:val="20"/>
+        </w:rPr>
+        <w:t xml:space="preserve"> continua na pílula, do lado. São duas perguntas diferentes: "isto é o quê" e "isto ainda exige algo de mim";</w:t>
+      </w:r>
+    </w:p>
+    <w:p>
+      <w:pPr>
+        <w:pStyle w:val="ListParagraph"/>
+        <w:numPr>
+          <w:ilvl w:val="0"/>
+          <w:numId w:val="1"/>
+        </w:numPr>
+        <w:spacing w:after="60"/>
+      </w:pPr>
+      <w:r>
+        <w:rPr>
+          <w:b/>
+          <w:bCs/>
+          <w:sz w:val="20"/>
+          <w:szCs w:val="20"/>
+        </w:rPr>
+        <w:t xml:space="preserve">cada pessoa da casa tem uma cor na ATA</w:t>
+      </w:r>
+      <w:r>
+        <w:rPr>
+          <w:sz w:val="20"/>
+          <w:szCs w:val="20"/>
+        </w:rPr>
+        <w:t xml:space="preserve">, escolhida pela coordenação e que </w:t>
+      </w:r>
+      <w:r>
+        <w:rPr>
+          <w:b/>
+          <w:bCs/>
+          <w:sz w:val="20"/>
+          <w:szCs w:val="20"/>
+        </w:rPr>
+        <w:t xml:space="preserve">não repete</w:t>
+      </w:r>
+      <w:r>
+        <w:rPr>
+          <w:sz w:val="20"/>
+          <w:szCs w:val="20"/>
+        </w:rPr>
+        <w:t xml:space="preserve"> — e sempre com o nome escrito ao lado, porque cor não sobrevive à impressão em preto e branco nem ao daltonismo;</w:t>
+      </w:r>
+    </w:p>
+    <w:p>
+      <w:pPr>
+        <w:pStyle w:val="ListParagraph"/>
+        <w:numPr>
+          <w:ilvl w:val="0"/>
+          <w:numId w:val="1"/>
+        </w:numPr>
+        <w:spacing w:after="60"/>
+      </w:pPr>
+      <w:r>
+        <w:rPr>
+          <w:b/>
+          <w:bCs/>
+          <w:sz w:val="20"/>
+          <w:szCs w:val="20"/>
+        </w:rPr>
+        <w:t xml:space="preserve">o compromisso agora diz a que hora sair e para onde</w:t>
+      </w:r>
+      <w:r>
+        <w:rPr>
+          <w:sz w:val="20"/>
+          <w:szCs w:val="20"/>
+        </w:rPr>
+        <w:t xml:space="preserve">, separado da hora de estar lá: entre as duas cabe o trânsito;</w:t>
+      </w:r>
+    </w:p>
+    <w:p>
+      <w:pPr>
+        <w:pStyle w:val="ListParagraph"/>
+        <w:numPr>
+          <w:ilvl w:val="0"/>
+          <w:numId w:val="1"/>
+        </w:numPr>
+        <w:spacing w:after="60"/>
+      </w:pPr>
+      <w:r>
+        <w:rPr>
+          <w:b/>
+          <w:bCs/>
+          <w:sz w:val="20"/>
+          <w:szCs w:val="20"/>
+        </w:rPr>
+        <w:t xml:space="preserve">desmarcar uma data não cancela a série</w:t>
+      </w:r>
+      <w:r>
+        <w:rPr>
+          <w:sz w:val="20"/>
+          <w:szCs w:val="20"/>
+        </w:rPr>
+        <w:t xml:space="preserve">, e o dia desmarcado continua na agenda, marcado;</w:t>
+      </w:r>
+    </w:p>
+    <w:p>
+      <w:pPr>
+        <w:pStyle w:val="ListParagraph"/>
+        <w:numPr>
+          <w:ilvl w:val="0"/>
+          <w:numId w:val="1"/>
+        </w:numPr>
+        <w:spacing w:after="60"/>
+      </w:pPr>
+      <w:r>
+        <w:rPr>
+          <w:b/>
+          <w:bCs/>
+          <w:sz w:val="20"/>
+          <w:szCs w:val="20"/>
+        </w:rPr>
+        <w:t xml:space="preserve">ocorrência grave cobra relato de quem estava escalado</w:t>
+      </w:r>
+      <w:r>
+        <w:rPr>
+          <w:sz w:val="20"/>
+          <w:szCs w:val="20"/>
+        </w:rPr>
+        <w:t xml:space="preserve">, com </w:t>
+      </w:r>
+      <w:r>
+        <w:rPr>
+          <w:b/>
+          <w:bCs/>
+          <w:sz w:val="20"/>
+          <w:szCs w:val="20"/>
+        </w:rPr>
+        <w:t xml:space="preserve">"Não presenciei"</w:t>
+      </w:r>
+      <w:r>
+        <w:rPr>
+          <w:sz w:val="20"/>
+          <w:szCs w:val="20"/>
+        </w:rPr>
+        <w:t xml:space="preserve"> a um toque — e marcar isso </w:t>
+      </w:r>
+      <w:r>
+        <w:rPr>
+          <w:i/>
+          <w:iCs/>
+          <w:sz w:val="20"/>
+          <w:szCs w:val="20"/>
+        </w:rPr>
+        <w:t xml:space="preserve">é</w:t>
+      </w:r>
+      <w:r>
+        <w:rPr>
+          <w:sz w:val="20"/>
+          <w:szCs w:val="20"/>
+        </w:rPr>
+        <w:t xml:space="preserve"> responder;</w:t>
+      </w:r>
+    </w:p>
+    <w:p>
+      <w:pPr>
+        <w:pStyle w:val="ListParagraph"/>
+        <w:numPr>
+          <w:ilvl w:val="0"/>
+          <w:numId w:val="1"/>
+        </w:numPr>
+        <w:spacing w:after="60"/>
+      </w:pPr>
+      <w:r>
+        <w:rPr>
+          <w:b/>
+          <w:bCs/>
+          <w:sz w:val="20"/>
+          <w:szCs w:val="20"/>
+        </w:rPr>
+        <w:t xml:space="preserve">a criança pode estar em experiência familiar</w:t>
+      </w:r>
+      <w:r>
+        <w:rPr>
+          <w:sz w:val="20"/>
+          <w:szCs w:val="20"/>
+        </w:rPr>
+        <w:t xml:space="preserve">: sai da chamada, da rotina e da grade, e </w:t>
+      </w:r>
+      <w:r>
+        <w:rPr>
+          <w:b/>
+          <w:bCs/>
+          <w:sz w:val="20"/>
+          <w:szCs w:val="20"/>
+        </w:rPr>
+        <w:t xml:space="preserve">a vaga continua ocupada</w:t>
+      </w:r>
+      <w:r>
+        <w:rPr>
+          <w:sz w:val="20"/>
+          <w:szCs w:val="20"/>
+        </w:rPr>
+        <w:t xml:space="preserve">. Há uma folha do que ela leva de remédio;</w:t>
+      </w:r>
+    </w:p>
+    <w:p>
+      <w:pPr>
+        <w:pStyle w:val="ListParagraph"/>
+        <w:numPr>
+          <w:ilvl w:val="0"/>
+          <w:numId w:val="1"/>
+        </w:numPr>
+        <w:spacing w:after="60"/>
+      </w:pPr>
+      <w:r>
+        <w:rPr>
+          <w:b/>
+          <w:bCs/>
+          <w:sz w:val="20"/>
+          <w:szCs w:val="20"/>
+        </w:rPr>
+        <w:t xml:space="preserve">"sair sozinho" é um estado</w:t>
+      </w:r>
+      <w:r>
+        <w:rPr>
+          <w:sz w:val="20"/>
+          <w:szCs w:val="20"/>
+        </w:rPr>
+        <w:t xml:space="preserve"> com motivo, autor e prazo de revisão — nunca pontuação de comportamento;</w:t>
+      </w:r>
+    </w:p>
+    <w:p>
+      <w:pPr>
+        <w:pStyle w:val="ListParagraph"/>
+        <w:numPr>
+          <w:ilvl w:val="0"/>
+          <w:numId w:val="1"/>
+        </w:numPr>
+        <w:spacing w:after="60"/>
+      </w:pPr>
+      <w:r>
+        <w:rPr>
+          <w:b/>
+          <w:bCs/>
+          <w:sz w:val="20"/>
+          <w:szCs w:val="20"/>
+        </w:rPr>
+        <w:t xml:space="preserve">o armário ganhou nota fiscal e receita digitalizada</w:t>
+      </w:r>
+      <w:r>
+        <w:rPr>
+          <w:sz w:val="20"/>
+          <w:szCs w:val="20"/>
+        </w:rPr>
+        <w:t xml:space="preserve">, e o estoque baixo continua sendo sinalizado </w:t>
+      </w:r>
+      <w:r>
+        <w:rPr>
+          <w:b/>
+          <w:bCs/>
+          <w:sz w:val="20"/>
+          <w:szCs w:val="20"/>
+        </w:rPr>
+        <w:t xml:space="preserve">por gente</w:t>
+      </w:r>
+      <w:r>
+        <w:rPr>
+          <w:sz w:val="20"/>
+          <w:szCs w:val="20"/>
+        </w:rPr>
+        <w:t xml:space="preserve">, com nome.</w:t>
+      </w:r>
+    </w:p>
+    <w:p>
+      <w:pPr>
+        <w:spacing w:after="100" w:line="280"/>
+        <w:jc w:val="both"/>
+      </w:pPr>
+      <w:r>
+        <w:rPr>
+          <w:sz w:val="20"/>
+          <w:szCs w:val="20"/>
+        </w:rPr>
+        <w:t xml:space="preserve">⚠️ </w:t>
+      </w:r>
+      <w:r>
+        <w:rPr>
+          <w:b/>
+          <w:bCs/>
+          <w:sz w:val="20"/>
+          <w:szCs w:val="20"/>
+        </w:rPr>
+        <w:t xml:space="preserve">O roteiro ficou longo — cresceu cerca de um terço.</w:t>
+      </w:r>
+      <w:r>
+        <w:rPr>
+          <w:sz w:val="20"/>
+          <w:szCs w:val="20"/>
+        </w:rPr>
+        <w:t xml:space="preserve"> Não tente aplicar tudo com a mesma pessoa numa sentada. As tarefas </w:t>
+      </w:r>
+      <w:r>
+        <w:rPr>
+          <w:b/>
+          <w:bCs/>
+          <w:sz w:val="20"/>
+          <w:szCs w:val="20"/>
+        </w:rPr>
+        <w:t xml:space="preserve">novas</w:t>
+      </w:r>
+      <w:r>
+        <w:rPr>
+          <w:sz w:val="20"/>
+          <w:szCs w:val="20"/>
+        </w:rPr>
+        <w:t xml:space="preserve"> de cada cargo estão no fim da seção dele — se o tempo acabar, pare onde acabar e marque onde parou. Onde a pessoa para é o dado; onde ela cansa não é.</w:t>
       </w:r>
     </w:p>
     <w:p>
@@ -2681,7 +3173,471 @@
           <w:sz w:val="22"/>
           <w:szCs w:val="22"/>
         </w:rPr>
-        <w:t xml:space="preserve">8. </w:t>
+        <w:t xml:space="preserve">9. </w:t>
+      </w:r>
+      <w:r>
+        <w:rPr>
+          <w:b/>
+          <w:bCs/>
+          <w:sz w:val="21"/>
+          <w:szCs w:val="21"/>
+        </w:rPr>
+        <w:t xml:space="preserve">Olhe o dia e me diga o que é cada coisa.</w:t>
+      </w:r>
+      <w:r>
+        <w:rPr>
+          <w:sz w:val="21"/>
+          <w:szCs w:val="21"/>
+        </w:rPr>
+        <w:t xml:space="preserve"> </w:t>
+      </w:r>
+      <w:r>
+        <w:rPr>
+          <w:i/>
+          <w:iCs/>
+          <w:sz w:val="21"/>
+          <w:szCs w:val="21"/>
+        </w:rPr>
+        <w:t xml:space="preserve">(Não aponte a legenda.)</w:t>
+      </w:r>
+      <w:r>
+        <w:rPr>
+          <w:sz w:val="21"/>
+          <w:szCs w:val="21"/>
+        </w:rPr>
+        <w:t xml:space="preserve"> Observar: ela usa a </w:t>
+      </w:r>
+      <w:r>
+        <w:rPr>
+          <w:b/>
+          <w:bCs/>
+          <w:sz w:val="21"/>
+          <w:szCs w:val="21"/>
+        </w:rPr>
+        <w:t xml:space="preserve">cor da borda</w:t>
+      </w:r>
+      <w:r>
+        <w:rPr>
+          <w:sz w:val="21"/>
+          <w:szCs w:val="21"/>
+        </w:rPr>
+        <w:t xml:space="preserve"> para separar saúde de lazer, ou lê título por título? Ela repara que a </w:t>
+      </w:r>
+      <w:r>
+        <w:rPr>
+          <w:b/>
+          <w:bCs/>
+          <w:sz w:val="21"/>
+          <w:szCs w:val="21"/>
+        </w:rPr>
+        <w:t xml:space="preserve">pílula</w:t>
+      </w:r>
+      <w:r>
+        <w:rPr>
+          <w:sz w:val="21"/>
+          <w:szCs w:val="21"/>
+        </w:rPr>
+        <w:t xml:space="preserve"> ao lado diz outra coisa — se aquilo ainda exige algo dela? ⚠️ Se ela disser que a cor significa gravidade, ou "criança problemática", </w:t>
+      </w:r>
+      <w:r>
+        <w:rPr>
+          <w:b/>
+          <w:bCs/>
+          <w:sz w:val="21"/>
+          <w:szCs w:val="21"/>
+        </w:rPr>
+        <w:t xml:space="preserve">anote a frase inteira</w:t>
+      </w:r>
+      <w:r>
+        <w:rPr>
+          <w:sz w:val="21"/>
+          <w:szCs w:val="21"/>
+        </w:rPr>
+        <w:t xml:space="preserve">: é a pergunta mais importante desta tarefa. Cor comunica </w:t>
+      </w:r>
+      <w:r>
+        <w:rPr>
+          <w:b/>
+          <w:bCs/>
+          <w:sz w:val="21"/>
+          <w:szCs w:val="21"/>
+        </w:rPr>
+        <w:t xml:space="preserve">o que é</w:t>
+      </w:r>
+      <w:r>
+        <w:rPr>
+          <w:sz w:val="21"/>
+          <w:szCs w:val="21"/>
+        </w:rPr>
+        <w:t xml:space="preserve"> e </w:t>
+      </w:r>
+      <w:r>
+        <w:rPr>
+          <w:b/>
+          <w:bCs/>
+          <w:sz w:val="21"/>
+          <w:szCs w:val="21"/>
+        </w:rPr>
+        <w:t xml:space="preserve">em que estado está</w:t>
+      </w:r>
+      <w:r>
+        <w:rPr>
+          <w:sz w:val="21"/>
+          <w:szCs w:val="21"/>
+        </w:rPr>
+        <w:t xml:space="preserve"> — nunca julgamento sobre a criança.</w:t>
+      </w:r>
+    </w:p>
+    <w:p>
+      <w:pPr>
+        <w:pBdr>
+          <w:bottom w:val="dotted" w:color="BFBFBF" w:sz="6" w:space="2"/>
+        </w:pBdr>
+        <w:spacing w:after="60" w:before="60"/>
+      </w:pPr>
+      <w:r>
+        <w:rPr>
+          <w:color w:val="808080"/>
+          <w:sz w:val="16"/>
+          <w:szCs w:val="16"/>
+        </w:rPr>
+        <w:t xml:space="preserve">achou?   sim / com ajuda / não          quanto tempo?   10s / 30s / desistiu</w:t>
+      </w:r>
+    </w:p>
+    <w:p>
+      <w:pPr>
+        <w:pBdr>
+          <w:bottom w:val="dotted" w:color="BFBFBF" w:sz="6" w:space="2"/>
+        </w:pBdr>
+        <w:spacing w:after="60" w:before="60"/>
+      </w:pPr>
+      <w:r>
+        <w:rPr>
+          <w:color w:val="808080"/>
+          <w:sz w:val="16"/>
+          <w:szCs w:val="16"/>
+        </w:rPr>
+        <w:t xml:space="preserve">a frase dela:</w:t>
+      </w:r>
+    </w:p>
+    <w:p>
+      <w:pPr>
+        <w:pBdr>
+          <w:bottom w:val="dotted" w:color="BFBFBF" w:sz="6" w:space="2"/>
+        </w:pBdr>
+        <w:spacing w:after="60" w:before="60"/>
+      </w:pPr>
+      <w:r>
+        <w:rPr>
+          <w:color w:val="808080"/>
+          <w:sz w:val="16"/>
+          <w:szCs w:val="16"/>
+        </w:rPr>
+        <w:t xml:space="preserve"/>
+      </w:r>
+    </w:p>
+    <w:p>
+      <w:pPr>
+        <w:keepNext/>
+        <w:spacing w:after="60" w:before="200"/>
+      </w:pPr>
+      <w:r>
+        <w:rPr>
+          <w:b/>
+          <w:bCs/>
+          <w:color w:val="1F3864"/>
+          <w:sz w:val="22"/>
+          <w:szCs w:val="22"/>
+        </w:rPr>
+        <w:t xml:space="preserve">10. </w:t>
+      </w:r>
+      <w:r>
+        <w:rPr>
+          <w:b/>
+          <w:bCs/>
+          <w:sz w:val="21"/>
+          <w:szCs w:val="21"/>
+        </w:rPr>
+        <w:t xml:space="preserve">A Lara tem fonoaudiologia hoje às 15h. A que hora vocês precisam sair, e para onde vão?</w:t>
+      </w:r>
+      <w:r>
+        <w:rPr>
+          <w:sz w:val="21"/>
+          <w:szCs w:val="21"/>
+        </w:rPr>
+        <w:t xml:space="preserve"> Observar: ela acha </w:t>
+      </w:r>
+      <w:r>
+        <w:rPr>
+          <w:b/>
+          <w:bCs/>
+          <w:sz w:val="21"/>
+          <w:szCs w:val="21"/>
+        </w:rPr>
+        <w:t xml:space="preserve">"Sair 14:00 · estar lá 15:00"</w:t>
+      </w:r>
+      <w:r>
+        <w:rPr>
+          <w:sz w:val="21"/>
+          <w:szCs w:val="21"/>
+        </w:rPr>
+        <w:t xml:space="preserve">, ou lê só as 15h e se programa para sair na hora da consulta? Ela repara que o </w:t>
+      </w:r>
+      <w:r>
+        <w:rPr>
+          <w:b/>
+          <w:bCs/>
+          <w:sz w:val="21"/>
+          <w:szCs w:val="21"/>
+        </w:rPr>
+        <w:t xml:space="preserve">endereço</w:t>
+      </w:r>
+      <w:r>
+        <w:rPr>
+          <w:sz w:val="21"/>
+          <w:szCs w:val="21"/>
+        </w:rPr>
+        <w:t xml:space="preserve"> vem escrito separado do nome do lugar? ⚠️ Pergunte: </w:t>
+      </w:r>
+      <w:r>
+        <w:rPr>
+          <w:i/>
+          <w:iCs/>
+          <w:sz w:val="21"/>
+          <w:szCs w:val="21"/>
+        </w:rPr>
+        <w:t xml:space="preserve">"esse endereço serve para você pedir o ônibus ou o carro?"</w:t>
+      </w:r>
+      <w:r>
+        <w:rPr>
+          <w:sz w:val="21"/>
+          <w:szCs w:val="21"/>
+        </w:rPr>
+        <w:t xml:space="preserve"> — foi para isso que ele foi separado de "Clínica Fictícia — Centro".</w:t>
+      </w:r>
+    </w:p>
+    <w:p>
+      <w:pPr>
+        <w:pBdr>
+          <w:bottom w:val="dotted" w:color="BFBFBF" w:sz="6" w:space="2"/>
+        </w:pBdr>
+        <w:spacing w:after="60" w:before="60"/>
+      </w:pPr>
+      <w:r>
+        <w:rPr>
+          <w:color w:val="808080"/>
+          <w:sz w:val="16"/>
+          <w:szCs w:val="16"/>
+        </w:rPr>
+        <w:t xml:space="preserve">achou?   sim / com ajuda / não          quanto tempo?   10s / 30s / desistiu</w:t>
+      </w:r>
+    </w:p>
+    <w:p>
+      <w:pPr>
+        <w:pBdr>
+          <w:bottom w:val="dotted" w:color="BFBFBF" w:sz="6" w:space="2"/>
+        </w:pBdr>
+        <w:spacing w:after="60" w:before="60"/>
+      </w:pPr>
+      <w:r>
+        <w:rPr>
+          <w:color w:val="808080"/>
+          <w:sz w:val="16"/>
+          <w:szCs w:val="16"/>
+        </w:rPr>
+        <w:t xml:space="preserve">a frase dela:</w:t>
+      </w:r>
+    </w:p>
+    <w:p>
+      <w:pPr>
+        <w:pBdr>
+          <w:bottom w:val="dotted" w:color="BFBFBF" w:sz="6" w:space="2"/>
+        </w:pBdr>
+        <w:spacing w:after="60" w:before="60"/>
+      </w:pPr>
+      <w:r>
+        <w:rPr>
+          <w:color w:val="808080"/>
+          <w:sz w:val="16"/>
+          <w:szCs w:val="16"/>
+        </w:rPr>
+        <w:t xml:space="preserve"/>
+      </w:r>
+    </w:p>
+    <w:p>
+      <w:pPr>
+        <w:keepNext/>
+        <w:spacing w:after="60" w:before="200"/>
+      </w:pPr>
+      <w:r>
+        <w:rPr>
+          <w:b/>
+          <w:bCs/>
+          <w:color w:val="1F3864"/>
+          <w:sz w:val="22"/>
+          <w:szCs w:val="22"/>
+        </w:rPr>
+        <w:t xml:space="preserve">11. </w:t>
+      </w:r>
+      <w:r>
+        <w:rPr>
+          <w:b/>
+          <w:bCs/>
+          <w:sz w:val="21"/>
+          <w:szCs w:val="21"/>
+        </w:rPr>
+        <w:t xml:space="preserve">Houve um erro de medicamento na casa no seu turno. O sistema quer o seu relato.</w:t>
+      </w:r>
+      <w:r>
+        <w:rPr>
+          <w:sz w:val="21"/>
+          <w:szCs w:val="21"/>
+        </w:rPr>
+        <w:t xml:space="preserve"> Observar: ela acha </w:t>
+      </w:r>
+      <w:r>
+        <w:rPr>
+          <w:b/>
+          <w:bCs/>
+          <w:sz w:val="21"/>
+          <w:szCs w:val="21"/>
+        </w:rPr>
+        <w:t xml:space="preserve">"Falta o seu relato"</w:t>
+      </w:r>
+      <w:r>
+        <w:rPr>
+          <w:sz w:val="21"/>
+          <w:szCs w:val="21"/>
+        </w:rPr>
+        <w:t xml:space="preserve">, no alto das Ocorrências, antes da lista? Ela repara que a pergunta </w:t>
+      </w:r>
+      <w:r>
+        <w:rPr>
+          <w:b/>
+          <w:bCs/>
+          <w:sz w:val="21"/>
+          <w:szCs w:val="21"/>
+        </w:rPr>
+        <w:t xml:space="preserve">não conta o que aconteceu</w:t>
+      </w:r>
+      <w:r>
+        <w:rPr>
+          <w:sz w:val="21"/>
+          <w:szCs w:val="21"/>
+        </w:rPr>
+        <w:t xml:space="preserve">? Se ela não presenciou, ela acha </w:t>
+      </w:r>
+      <w:r>
+        <w:rPr>
+          <w:b/>
+          <w:bCs/>
+          <w:sz w:val="21"/>
+          <w:szCs w:val="21"/>
+        </w:rPr>
+        <w:t xml:space="preserve">"Não presenciei"</w:t>
+      </w:r>
+      <w:r>
+        <w:rPr>
+          <w:sz w:val="21"/>
+          <w:szCs w:val="21"/>
+        </w:rPr>
+        <w:t xml:space="preserve"> — e entende que marcar isso </w:t>
+      </w:r>
+      <w:r>
+        <w:rPr>
+          <w:b/>
+          <w:bCs/>
+          <w:sz w:val="21"/>
+          <w:szCs w:val="21"/>
+        </w:rPr>
+        <w:t xml:space="preserve">é responder</w:t>
+      </w:r>
+      <w:r>
+        <w:rPr>
+          <w:sz w:val="21"/>
+          <w:szCs w:val="21"/>
+        </w:rPr>
+        <w:t xml:space="preserve">, e não escapar? ⚠️ Pergunte depois: </w:t>
+      </w:r>
+      <w:r>
+        <w:rPr>
+          <w:i/>
+          <w:iCs/>
+          <w:sz w:val="21"/>
+          <w:szCs w:val="21"/>
+        </w:rPr>
+        <w:t xml:space="preserve">"e se você não tivesse visto nada, você preferiria que ninguém te perguntasse?"</w:t>
+      </w:r>
+      <w:r>
+        <w:rPr>
+          <w:sz w:val="21"/>
+          <w:szCs w:val="21"/>
+        </w:rPr>
+        <w:t xml:space="preserve"> A resposta é o dado desta tarefa.</w:t>
+      </w:r>
+    </w:p>
+    <w:p>
+      <w:pPr>
+        <w:pBdr>
+          <w:bottom w:val="dotted" w:color="BFBFBF" w:sz="6" w:space="2"/>
+        </w:pBdr>
+        <w:spacing w:after="60" w:before="60"/>
+      </w:pPr>
+      <w:r>
+        <w:rPr>
+          <w:color w:val="808080"/>
+          <w:sz w:val="16"/>
+          <w:szCs w:val="16"/>
+        </w:rPr>
+        <w:t xml:space="preserve">achou?   sim / com ajuda / não          quanto tempo?   10s / 30s / desistiu</w:t>
+      </w:r>
+    </w:p>
+    <w:p>
+      <w:pPr>
+        <w:pBdr>
+          <w:bottom w:val="dotted" w:color="BFBFBF" w:sz="6" w:space="2"/>
+        </w:pBdr>
+        <w:spacing w:after="60" w:before="60"/>
+      </w:pPr>
+      <w:r>
+        <w:rPr>
+          <w:color w:val="808080"/>
+          <w:sz w:val="16"/>
+          <w:szCs w:val="16"/>
+        </w:rPr>
+        <w:t xml:space="preserve">a frase dela:</w:t>
+      </w:r>
+    </w:p>
+    <w:p>
+      <w:pPr>
+        <w:pBdr>
+          <w:bottom w:val="dotted" w:color="BFBFBF" w:sz="6" w:space="2"/>
+        </w:pBdr>
+        <w:spacing w:after="60" w:before="60"/>
+      </w:pPr>
+      <w:r>
+        <w:rPr>
+          <w:color w:val="808080"/>
+          <w:sz w:val="16"/>
+          <w:szCs w:val="16"/>
+        </w:rPr>
+        <w:t xml:space="preserve"/>
+      </w:r>
+    </w:p>
+    <w:p>
+      <w:pPr>
+        <w:keepNext/>
+        <w:spacing w:after="60" w:before="200"/>
+      </w:pPr>
+      <w:r>
+        <w:rPr>
+          <w:b/>
+          <w:bCs/>
+          <w:color w:val="1F3864"/>
+          <w:sz w:val="22"/>
+          <w:szCs w:val="22"/>
+        </w:rPr>
+        <w:t xml:space="preserve">12. </w:t>
       </w:r>
       <w:r>
         <w:rPr>
@@ -4167,7 +5123,384 @@
           <w:sz w:val="22"/>
           <w:szCs w:val="22"/>
         </w:rPr>
-        <w:t xml:space="preserve">9. </w:t>
+        <w:t xml:space="preserve">10. </w:t>
+      </w:r>
+      <w:r>
+        <w:rPr>
+          <w:b/>
+          <w:bCs/>
+          <w:sz w:val="21"/>
+          <w:szCs w:val="21"/>
+        </w:rPr>
+        <w:t xml:space="preserve">A psicóloga desmarcou o acompanhamento desta quarta. O da semana que vem continua valendo.</w:t>
+      </w:r>
+      <w:r>
+        <w:rPr>
+          <w:sz w:val="21"/>
+          <w:szCs w:val="21"/>
+        </w:rPr>
+        <w:t xml:space="preserve"> Observar: ela acha </w:t>
+      </w:r>
+      <w:r>
+        <w:rPr>
+          <w:b/>
+          <w:bCs/>
+          <w:sz w:val="21"/>
+          <w:szCs w:val="21"/>
+        </w:rPr>
+        <w:t xml:space="preserve">"Desmarcar este dia"</w:t>
+      </w:r>
+      <w:r>
+        <w:rPr>
+          <w:sz w:val="21"/>
+          <w:szCs w:val="21"/>
+        </w:rPr>
+        <w:t xml:space="preserve"> na agenda, ou procura cancelar o compromisso inteiro? Depois de desmarcar, ela repara que </w:t>
+      </w:r>
+      <w:r>
+        <w:rPr>
+          <w:b/>
+          <w:bCs/>
+          <w:sz w:val="21"/>
+          <w:szCs w:val="21"/>
+        </w:rPr>
+        <w:t xml:space="preserve">o dia continua aparecendo</w:t>
+      </w:r>
+      <w:r>
+        <w:rPr>
+          <w:sz w:val="21"/>
+          <w:szCs w:val="21"/>
+        </w:rPr>
+        <w:t xml:space="preserve">, marcado como desmarcado? ⚠️ Pergunte: </w:t>
+      </w:r>
+      <w:r>
+        <w:rPr>
+          <w:i/>
+          <w:iCs/>
+          <w:sz w:val="21"/>
+          <w:szCs w:val="21"/>
+        </w:rPr>
+        <w:t xml:space="preserve">"por que você acha que ele não sumiu?"</w:t>
+      </w:r>
+      <w:r>
+        <w:rPr>
+          <w:sz w:val="21"/>
+          <w:szCs w:val="21"/>
+        </w:rPr>
+        <w:t xml:space="preserve"> — se sumisse, no mês seguinte a ausência viraria esquecimento, e é isso que se quer conferir com ela.</w:t>
+      </w:r>
+    </w:p>
+    <w:p>
+      <w:pPr>
+        <w:pBdr>
+          <w:bottom w:val="dotted" w:color="BFBFBF" w:sz="6" w:space="2"/>
+        </w:pBdr>
+        <w:spacing w:after="60" w:before="60"/>
+      </w:pPr>
+      <w:r>
+        <w:rPr>
+          <w:color w:val="808080"/>
+          <w:sz w:val="16"/>
+          <w:szCs w:val="16"/>
+        </w:rPr>
+        <w:t xml:space="preserve">achou?   sim / com ajuda / não          quanto tempo?   10s / 30s / desistiu</w:t>
+      </w:r>
+    </w:p>
+    <w:p>
+      <w:pPr>
+        <w:pBdr>
+          <w:bottom w:val="dotted" w:color="BFBFBF" w:sz="6" w:space="2"/>
+        </w:pBdr>
+        <w:spacing w:after="60" w:before="60"/>
+      </w:pPr>
+      <w:r>
+        <w:rPr>
+          <w:color w:val="808080"/>
+          <w:sz w:val="16"/>
+          <w:szCs w:val="16"/>
+        </w:rPr>
+        <w:t xml:space="preserve">a frase dela:</w:t>
+      </w:r>
+    </w:p>
+    <w:p>
+      <w:pPr>
+        <w:pBdr>
+          <w:bottom w:val="dotted" w:color="BFBFBF" w:sz="6" w:space="2"/>
+        </w:pBdr>
+        <w:spacing w:after="60" w:before="60"/>
+      </w:pPr>
+      <w:r>
+        <w:rPr>
+          <w:color w:val="808080"/>
+          <w:sz w:val="16"/>
+          <w:szCs w:val="16"/>
+        </w:rPr>
+        <w:t xml:space="preserve"/>
+      </w:r>
+    </w:p>
+    <w:p>
+      <w:pPr>
+        <w:keepNext/>
+        <w:spacing w:after="60" w:before="200"/>
+      </w:pPr>
+      <w:r>
+        <w:rPr>
+          <w:b/>
+          <w:bCs/>
+          <w:color w:val="1F3864"/>
+          <w:sz w:val="22"/>
+          <w:szCs w:val="22"/>
+        </w:rPr>
+        <w:t xml:space="preserve">11. </w:t>
+      </w:r>
+      <w:r>
+        <w:rPr>
+          <w:b/>
+          <w:bCs/>
+          <w:sz w:val="21"/>
+          <w:szCs w:val="21"/>
+        </w:rPr>
+        <w:t xml:space="preserve">A Alice vai passar o fim de semana com a mãe. Registre.</w:t>
+      </w:r>
+      <w:r>
+        <w:rPr>
+          <w:sz w:val="21"/>
+          <w:szCs w:val="21"/>
+        </w:rPr>
+        <w:t xml:space="preserve"> Observar: ela procura uma tela de "saídas", ou entende que a saída nasce </w:t>
+      </w:r>
+      <w:r>
+        <w:rPr>
+          <w:b/>
+          <w:bCs/>
+          <w:sz w:val="21"/>
+          <w:szCs w:val="21"/>
+        </w:rPr>
+        <w:t xml:space="preserve">no contato</w:t>
+      </w:r>
+      <w:r>
+        <w:rPr>
+          <w:sz w:val="21"/>
+          <w:szCs w:val="21"/>
+        </w:rPr>
+        <w:t xml:space="preserve"> do perfil — "Vai passar dias com…"? Ela repara que o botão </w:t>
+      </w:r>
+      <w:r>
+        <w:rPr>
+          <w:b/>
+          <w:bCs/>
+          <w:sz w:val="21"/>
+          <w:szCs w:val="21"/>
+        </w:rPr>
+        <w:t xml:space="preserve">não aparece</w:t>
+      </w:r>
+      <w:r>
+        <w:rPr>
+          <w:sz w:val="21"/>
+          <w:szCs w:val="21"/>
+        </w:rPr>
+        <w:t xml:space="preserve"> no contato com aproximação restrita? Depois de registrar, ela vê a Alice em </w:t>
+      </w:r>
+      <w:r>
+        <w:rPr>
+          <w:b/>
+          <w:bCs/>
+          <w:sz w:val="21"/>
+          <w:szCs w:val="21"/>
+        </w:rPr>
+        <w:t xml:space="preserve">"Com a família"</w:t>
+      </w:r>
+      <w:r>
+        <w:rPr>
+          <w:sz w:val="21"/>
+          <w:szCs w:val="21"/>
+        </w:rPr>
+        <w:t xml:space="preserve"> no alto da lista da casa, com a hora de voltar? ⚠️ Pergunte: </w:t>
+      </w:r>
+      <w:r>
+        <w:rPr>
+          <w:i/>
+          <w:iCs/>
+          <w:sz w:val="21"/>
+          <w:szCs w:val="21"/>
+        </w:rPr>
+        <w:t xml:space="preserve">"e a vaga dela na casa, continua ocupada?"</w:t>
+      </w:r>
+    </w:p>
+    <w:p>
+      <w:pPr>
+        <w:pBdr>
+          <w:bottom w:val="dotted" w:color="BFBFBF" w:sz="6" w:space="2"/>
+        </w:pBdr>
+        <w:spacing w:after="60" w:before="60"/>
+      </w:pPr>
+      <w:r>
+        <w:rPr>
+          <w:color w:val="808080"/>
+          <w:sz w:val="16"/>
+          <w:szCs w:val="16"/>
+        </w:rPr>
+        <w:t xml:space="preserve">achou?   sim / com ajuda / não          quanto tempo?   10s / 30s / desistiu</w:t>
+      </w:r>
+    </w:p>
+    <w:p>
+      <w:pPr>
+        <w:pBdr>
+          <w:bottom w:val="dotted" w:color="BFBFBF" w:sz="6" w:space="2"/>
+        </w:pBdr>
+        <w:spacing w:after="60" w:before="60"/>
+      </w:pPr>
+      <w:r>
+        <w:rPr>
+          <w:color w:val="808080"/>
+          <w:sz w:val="16"/>
+          <w:szCs w:val="16"/>
+        </w:rPr>
+        <w:t xml:space="preserve">a frase dela:</w:t>
+      </w:r>
+    </w:p>
+    <w:p>
+      <w:pPr>
+        <w:pBdr>
+          <w:bottom w:val="dotted" w:color="BFBFBF" w:sz="6" w:space="2"/>
+        </w:pBdr>
+        <w:spacing w:after="60" w:before="60"/>
+      </w:pPr>
+      <w:r>
+        <w:rPr>
+          <w:color w:val="808080"/>
+          <w:sz w:val="16"/>
+          <w:szCs w:val="16"/>
+        </w:rPr>
+        <w:t xml:space="preserve"/>
+      </w:r>
+    </w:p>
+    <w:p>
+      <w:pPr>
+        <w:keepNext/>
+        <w:spacing w:after="60" w:before="200"/>
+      </w:pPr>
+      <w:r>
+        <w:rPr>
+          <w:b/>
+          <w:bCs/>
+          <w:color w:val="1F3864"/>
+          <w:sz w:val="22"/>
+          <w:szCs w:val="22"/>
+        </w:rPr>
+        <w:t xml:space="preserve">12. </w:t>
+      </w:r>
+      <w:r>
+        <w:rPr>
+          <w:b/>
+          <w:bCs/>
+          <w:sz w:val="21"/>
+          <w:szCs w:val="21"/>
+        </w:rPr>
+        <w:t xml:space="preserve">Este adolescente pode ir sozinho ao curso?</w:t>
+      </w:r>
+      <w:r>
+        <w:rPr>
+          <w:sz w:val="21"/>
+          <w:szCs w:val="21"/>
+        </w:rPr>
+        <w:t xml:space="preserve"> Observar: ela acha a autorização no perfil? Ela entende que é um </w:t>
+      </w:r>
+      <w:r>
+        <w:rPr>
+          <w:b/>
+          <w:bCs/>
+          <w:sz w:val="21"/>
+          <w:szCs w:val="21"/>
+        </w:rPr>
+        <w:t xml:space="preserve">estado</w:t>
+      </w:r>
+      <w:r>
+        <w:rPr>
+          <w:sz w:val="21"/>
+          <w:szCs w:val="21"/>
+        </w:rPr>
+        <w:t xml:space="preserve"> — sai sozinho, sai acompanhado, não sai sozinho — com motivo, autor e prazo de revisão? ⚠️ </w:t>
+      </w:r>
+      <w:r>
+        <w:rPr>
+          <w:b/>
+          <w:bCs/>
+          <w:sz w:val="21"/>
+          <w:szCs w:val="21"/>
+        </w:rPr>
+        <w:t xml:space="preserve">Se ela pedir pontos, nota ou algum número para medir confiança, anote a frase e diga que não existe</w:t>
+      </w:r>
+      <w:r>
+        <w:rPr>
+          <w:sz w:val="21"/>
+          <w:szCs w:val="21"/>
+        </w:rPr>
+        <w:t xml:space="preserve"> — é a regra 3. E pergunte o que ela usaria no lugar; a resposta dela vale mais que a minha.</w:t>
+      </w:r>
+    </w:p>
+    <w:p>
+      <w:pPr>
+        <w:pBdr>
+          <w:bottom w:val="dotted" w:color="BFBFBF" w:sz="6" w:space="2"/>
+        </w:pBdr>
+        <w:spacing w:after="60" w:before="60"/>
+      </w:pPr>
+      <w:r>
+        <w:rPr>
+          <w:color w:val="808080"/>
+          <w:sz w:val="16"/>
+          <w:szCs w:val="16"/>
+        </w:rPr>
+        <w:t xml:space="preserve">achou?   sim / com ajuda / não          quanto tempo?   10s / 30s / desistiu</w:t>
+      </w:r>
+    </w:p>
+    <w:p>
+      <w:pPr>
+        <w:pBdr>
+          <w:bottom w:val="dotted" w:color="BFBFBF" w:sz="6" w:space="2"/>
+        </w:pBdr>
+        <w:spacing w:after="60" w:before="60"/>
+      </w:pPr>
+      <w:r>
+        <w:rPr>
+          <w:color w:val="808080"/>
+          <w:sz w:val="16"/>
+          <w:szCs w:val="16"/>
+        </w:rPr>
+        <w:t xml:space="preserve">a frase dela:</w:t>
+      </w:r>
+    </w:p>
+    <w:p>
+      <w:pPr>
+        <w:pBdr>
+          <w:bottom w:val="dotted" w:color="BFBFBF" w:sz="6" w:space="2"/>
+        </w:pBdr>
+        <w:spacing w:after="60" w:before="60"/>
+      </w:pPr>
+      <w:r>
+        <w:rPr>
+          <w:color w:val="808080"/>
+          <w:sz w:val="16"/>
+          <w:szCs w:val="16"/>
+        </w:rPr>
+        <w:t xml:space="preserve"/>
+      </w:r>
+    </w:p>
+    <w:p>
+      <w:pPr>
+        <w:keepNext/>
+        <w:spacing w:after="60" w:before="200"/>
+      </w:pPr>
+      <w:r>
+        <w:rPr>
+          <w:b/>
+          <w:bCs/>
+          <w:color w:val="1F3864"/>
+          <w:sz w:val="22"/>
+          <w:szCs w:val="22"/>
+        </w:rPr>
+        <w:t xml:space="preserve">13. </w:t>
       </w:r>
       <w:r>
         <w:rPr>
@@ -4767,7 +6100,247 @@
           <w:sz w:val="22"/>
           <w:szCs w:val="22"/>
         </w:rPr>
-        <w:t xml:space="preserve">6. </w:t>
+        <w:t xml:space="preserve">7. </w:t>
+      </w:r>
+      <w:r>
+        <w:rPr>
+          <w:b/>
+          <w:bCs/>
+          <w:sz w:val="21"/>
+          <w:szCs w:val="21"/>
+        </w:rPr>
+        <w:t xml:space="preserve">Chegou uma caixa de remédio com nota fiscal. Registre a compra — e descubra o que ainda está sem o papel digitalizado.</w:t>
+      </w:r>
+      <w:r>
+        <w:rPr>
+          <w:sz w:val="21"/>
+          <w:szCs w:val="21"/>
+        </w:rPr>
+        <w:t xml:space="preserve"> Observar: ela acha a aba </w:t>
+      </w:r>
+      <w:r>
+        <w:rPr>
+          <w:b/>
+          <w:bCs/>
+          <w:sz w:val="21"/>
+          <w:szCs w:val="21"/>
+        </w:rPr>
+        <w:t xml:space="preserve">"Compras"</w:t>
+      </w:r>
+      <w:r>
+        <w:rPr>
+          <w:sz w:val="21"/>
+          <w:szCs w:val="21"/>
+        </w:rPr>
+        <w:t xml:space="preserve">, ou procura na de "Estoque"? Ela entende que a nota é do </w:t>
+      </w:r>
+      <w:r>
+        <w:rPr>
+          <w:b/>
+          <w:bCs/>
+          <w:sz w:val="21"/>
+          <w:szCs w:val="21"/>
+        </w:rPr>
+        <w:t xml:space="preserve">gasto</w:t>
+      </w:r>
+      <w:r>
+        <w:rPr>
+          <w:sz w:val="21"/>
+          <w:szCs w:val="21"/>
+        </w:rPr>
+        <w:t xml:space="preserve">, e que a validade é assunto do armário — que já a tem? Ela repara no aviso de </w:t>
+      </w:r>
+      <w:r>
+        <w:rPr>
+          <w:b/>
+          <w:bCs/>
+          <w:sz w:val="21"/>
+          <w:szCs w:val="21"/>
+        </w:rPr>
+        <w:t xml:space="preserve">quantas linhas estão sem o papel</w:t>
+      </w:r>
+      <w:r>
+        <w:rPr>
+          <w:sz w:val="21"/>
+          <w:szCs w:val="21"/>
+        </w:rPr>
+        <w:t xml:space="preserve">? ⚠️ Pergunte: </w:t>
+      </w:r>
+      <w:r>
+        <w:rPr>
+          <w:i/>
+          <w:iCs/>
+          <w:sz w:val="21"/>
+          <w:szCs w:val="21"/>
+        </w:rPr>
+        <w:t xml:space="preserve">"quem, na sua casa, junta isso no fim do mês?"</w:t>
+      </w:r>
+      <w:r>
+        <w:rPr>
+          <w:sz w:val="21"/>
+          <w:szCs w:val="21"/>
+        </w:rPr>
+        <w:t xml:space="preserve"> — é o que trava a prestação de contas, e a resposta diz se a porta está no cargo certo.</w:t>
+      </w:r>
+    </w:p>
+    <w:p>
+      <w:pPr>
+        <w:pBdr>
+          <w:bottom w:val="dotted" w:color="BFBFBF" w:sz="6" w:space="2"/>
+        </w:pBdr>
+        <w:spacing w:after="60" w:before="60"/>
+      </w:pPr>
+      <w:r>
+        <w:rPr>
+          <w:color w:val="808080"/>
+          <w:sz w:val="16"/>
+          <w:szCs w:val="16"/>
+        </w:rPr>
+        <w:t xml:space="preserve">achou?   sim / com ajuda / não          quanto tempo?   10s / 30s / desistiu</w:t>
+      </w:r>
+    </w:p>
+    <w:p>
+      <w:pPr>
+        <w:pBdr>
+          <w:bottom w:val="dotted" w:color="BFBFBF" w:sz="6" w:space="2"/>
+        </w:pBdr>
+        <w:spacing w:after="60" w:before="60"/>
+      </w:pPr>
+      <w:r>
+        <w:rPr>
+          <w:color w:val="808080"/>
+          <w:sz w:val="16"/>
+          <w:szCs w:val="16"/>
+        </w:rPr>
+        <w:t xml:space="preserve">a frase dela:</w:t>
+      </w:r>
+    </w:p>
+    <w:p>
+      <w:pPr>
+        <w:pBdr>
+          <w:bottom w:val="dotted" w:color="BFBFBF" w:sz="6" w:space="2"/>
+        </w:pBdr>
+        <w:spacing w:after="60" w:before="60"/>
+      </w:pPr>
+      <w:r>
+        <w:rPr>
+          <w:color w:val="808080"/>
+          <w:sz w:val="16"/>
+          <w:szCs w:val="16"/>
+        </w:rPr>
+        <w:t xml:space="preserve"/>
+      </w:r>
+    </w:p>
+    <w:p>
+      <w:pPr>
+        <w:keepNext/>
+        <w:spacing w:after="60" w:before="200"/>
+      </w:pPr>
+      <w:r>
+        <w:rPr>
+          <w:b/>
+          <w:bCs/>
+          <w:color w:val="1F3864"/>
+          <w:sz w:val="22"/>
+          <w:szCs w:val="22"/>
+        </w:rPr>
+        <w:t xml:space="preserve">8. </w:t>
+      </w:r>
+      <w:r>
+        <w:rPr>
+          <w:b/>
+          <w:bCs/>
+          <w:sz w:val="21"/>
+          <w:szCs w:val="21"/>
+        </w:rPr>
+        <w:t xml:space="preserve">O que a equipe sinalizou como estoque baixo?</w:t>
+      </w:r>
+      <w:r>
+        <w:rPr>
+          <w:sz w:val="21"/>
+          <w:szCs w:val="21"/>
+        </w:rPr>
+        <w:t xml:space="preserve"> Observar: ela acha os itens sinalizados? ⚠️ </w:t>
+      </w:r>
+      <w:r>
+        <w:rPr>
+          <w:b/>
+          <w:bCs/>
+          <w:sz w:val="21"/>
+          <w:szCs w:val="21"/>
+        </w:rPr>
+        <w:t xml:space="preserve">Se ela procurar um "mínimo" calculado, anote a frase.</w:t>
+      </w:r>
+      <w:r>
+        <w:rPr>
+          <w:sz w:val="21"/>
+          <w:szCs w:val="21"/>
+        </w:rPr>
+        <w:t xml:space="preserve"> O sistema recusa isso de propósito: quem sinaliza é gente, com o nome ao lado, porque dois frascos de um xarope eventual sobram e dois de um contínuo acabam na quinta. Pergunte se ela concorda — ou se prefere o cálculo automático, e por quê.</w:t>
+      </w:r>
+    </w:p>
+    <w:p>
+      <w:pPr>
+        <w:pBdr>
+          <w:bottom w:val="dotted" w:color="BFBFBF" w:sz="6" w:space="2"/>
+        </w:pBdr>
+        <w:spacing w:after="60" w:before="60"/>
+      </w:pPr>
+      <w:r>
+        <w:rPr>
+          <w:color w:val="808080"/>
+          <w:sz w:val="16"/>
+          <w:szCs w:val="16"/>
+        </w:rPr>
+        <w:t xml:space="preserve">achou?   sim / com ajuda / não          quanto tempo?   10s / 30s / desistiu</w:t>
+      </w:r>
+    </w:p>
+    <w:p>
+      <w:pPr>
+        <w:pBdr>
+          <w:bottom w:val="dotted" w:color="BFBFBF" w:sz="6" w:space="2"/>
+        </w:pBdr>
+        <w:spacing w:after="60" w:before="60"/>
+      </w:pPr>
+      <w:r>
+        <w:rPr>
+          <w:color w:val="808080"/>
+          <w:sz w:val="16"/>
+          <w:szCs w:val="16"/>
+        </w:rPr>
+        <w:t xml:space="preserve">a frase dela:</w:t>
+      </w:r>
+    </w:p>
+    <w:p>
+      <w:pPr>
+        <w:pBdr>
+          <w:bottom w:val="dotted" w:color="BFBFBF" w:sz="6" w:space="2"/>
+        </w:pBdr>
+        <w:spacing w:after="60" w:before="60"/>
+      </w:pPr>
+      <w:r>
+        <w:rPr>
+          <w:color w:val="808080"/>
+          <w:sz w:val="16"/>
+          <w:szCs w:val="16"/>
+        </w:rPr>
+        <w:t xml:space="preserve"/>
+      </w:r>
+    </w:p>
+    <w:p>
+      <w:pPr>
+        <w:keepNext/>
+        <w:spacing w:after="60" w:before="200"/>
+      </w:pPr>
+      <w:r>
+        <w:rPr>
+          <w:b/>
+          <w:bCs/>
+          <w:color w:val="1F3864"/>
+          <w:sz w:val="22"/>
+          <w:szCs w:val="22"/>
+        </w:rPr>
+        <w:t xml:space="preserve">9. </w:t>
       </w:r>
       <w:r>
         <w:rPr>
@@ -6382,7 +7955,144 @@
           <w:sz w:val="22"/>
           <w:szCs w:val="22"/>
         </w:rPr>
-        <w:t xml:space="preserve">15. </w:t>
+        <w:t xml:space="preserve">16. </w:t>
+      </w:r>
+      <w:r>
+        <w:rPr>
+          <w:b/>
+          <w:bCs/>
+          <w:sz w:val="21"/>
+          <w:szCs w:val="21"/>
+        </w:rPr>
+        <w:t xml:space="preserve">Escolha a cor da linha de uma das educadoras na ATA — e depois tente dar a mesma cor a outra.</w:t>
+      </w:r>
+      <w:r>
+        <w:rPr>
+          <w:sz w:val="21"/>
+          <w:szCs w:val="21"/>
+        </w:rPr>
+        <w:t xml:space="preserve"> Observar: ela acha o botão da cor na lista da equipe (ele traz o </w:t>
+      </w:r>
+      <w:r>
+        <w:rPr>
+          <w:b/>
+          <w:bCs/>
+          <w:sz w:val="21"/>
+          <w:szCs w:val="21"/>
+        </w:rPr>
+        <w:t xml:space="preserve">nome do tom escrito</w:t>
+      </w:r>
+      <w:r>
+        <w:rPr>
+          <w:sz w:val="21"/>
+          <w:szCs w:val="21"/>
+        </w:rPr>
+        <w:t xml:space="preserve">, "automática" enquanto ninguém escolheu)? Ao tentar repetir, ela entende a recusa — que </w:t>
+      </w:r>
+      <w:r>
+        <w:rPr>
+          <w:b/>
+          <w:bCs/>
+          <w:sz w:val="21"/>
+          <w:szCs w:val="21"/>
+        </w:rPr>
+        <w:t xml:space="preserve">diz de quem a cor já é</w:t>
+      </w:r>
+      <w:r>
+        <w:rPr>
+          <w:sz w:val="21"/>
+          <w:szCs w:val="21"/>
+        </w:rPr>
+        <w:t xml:space="preserve">, e não só "já em uso"? ⚠️ Pergunte duas coisas: </w:t>
+      </w:r>
+      <w:r>
+        <w:rPr>
+          <w:i/>
+          <w:iCs/>
+          <w:sz w:val="21"/>
+          <w:szCs w:val="21"/>
+        </w:rPr>
+        <w:t xml:space="preserve">"faz sentido a coordenação escolher, em vez de cada um escolher a sua?"</w:t>
+      </w:r>
+      <w:r>
+        <w:rPr>
+          <w:sz w:val="21"/>
+          <w:szCs w:val="21"/>
+        </w:rPr>
+        <w:t xml:space="preserve"> (se cada um escolhesse, o primeiro a entrar levaria o azul e a distinção viraria ordem de chegada) e </w:t>
+      </w:r>
+      <w:r>
+        <w:rPr>
+          <w:i/>
+          <w:iCs/>
+          <w:sz w:val="21"/>
+          <w:szCs w:val="21"/>
+        </w:rPr>
+        <w:t xml:space="preserve">"você usaria a cor para achar quem escreveu, ou o nome ao lado já basta?"</w:t>
+      </w:r>
+    </w:p>
+    <w:p>
+      <w:pPr>
+        <w:pBdr>
+          <w:bottom w:val="dotted" w:color="BFBFBF" w:sz="6" w:space="2"/>
+        </w:pBdr>
+        <w:spacing w:after="60" w:before="60"/>
+      </w:pPr>
+      <w:r>
+        <w:rPr>
+          <w:color w:val="808080"/>
+          <w:sz w:val="16"/>
+          <w:szCs w:val="16"/>
+        </w:rPr>
+        <w:t xml:space="preserve">achou?   sim / com ajuda / não          quanto tempo?   10s / 30s / desistiu</w:t>
+      </w:r>
+    </w:p>
+    <w:p>
+      <w:pPr>
+        <w:pBdr>
+          <w:bottom w:val="dotted" w:color="BFBFBF" w:sz="6" w:space="2"/>
+        </w:pBdr>
+        <w:spacing w:after="60" w:before="60"/>
+      </w:pPr>
+      <w:r>
+        <w:rPr>
+          <w:color w:val="808080"/>
+          <w:sz w:val="16"/>
+          <w:szCs w:val="16"/>
+        </w:rPr>
+        <w:t xml:space="preserve">a frase dela:</w:t>
+      </w:r>
+    </w:p>
+    <w:p>
+      <w:pPr>
+        <w:pBdr>
+          <w:bottom w:val="dotted" w:color="BFBFBF" w:sz="6" w:space="2"/>
+        </w:pBdr>
+        <w:spacing w:after="60" w:before="60"/>
+      </w:pPr>
+      <w:r>
+        <w:rPr>
+          <w:color w:val="808080"/>
+          <w:sz w:val="16"/>
+          <w:szCs w:val="16"/>
+        </w:rPr>
+        <w:t xml:space="preserve"/>
+      </w:r>
+    </w:p>
+    <w:p>
+      <w:pPr>
+        <w:keepNext/>
+        <w:spacing w:after="60" w:before="200"/>
+      </w:pPr>
+      <w:r>
+        <w:rPr>
+          <w:b/>
+          <w:bCs/>
+          <w:color w:val="1F3864"/>
+          <w:sz w:val="22"/>
+          <w:szCs w:val="22"/>
+        </w:rPr>
+        <w:t xml:space="preserve">17. </w:t>
       </w:r>
       <w:r>
         <w:rPr>
@@ -7173,7 +8883,27 @@
           <w:sz w:val="26"/>
           <w:szCs w:val="26"/>
         </w:rPr>
-        <w:t xml:space="preserve">7. Cozinha</w:t>
+        <w:t xml:space="preserve">7. A cozinha — aplicada com </w:t>
+      </w:r>
+      <w:r>
+        <w:rPr>
+          <w:b/>
+          <w:bCs/>
+          <w:color w:val="1F3864"/>
+          <w:sz w:val="26"/>
+          <w:szCs w:val="26"/>
+        </w:rPr>
+        <w:t xml:space="preserve">o educador</w:t>
+      </w:r>
+      <w:r>
+        <w:rPr>
+          <w:b/>
+          <w:bCs/>
+          <w:color w:val="1F3864"/>
+          <w:sz w:val="26"/>
+          <w:szCs w:val="26"/>
+        </w:rPr>
+        <w:t xml:space="preserve">, e não com a cozinha</w:t>
       </w:r>
     </w:p>
     <w:p>
@@ -7186,7 +8916,80 @@
           <w:sz w:val="20"/>
           <w:szCs w:val="20"/>
         </w:rPr>
-        <w:t xml:space="preserve">Uma tela só, de propósito.</w:t>
+        <w:t xml:space="preserve">⚠️ </w:t>
+      </w:r>
+      <w:r>
+        <w:rPr>
+          <w:b/>
+          <w:bCs/>
+          <w:sz w:val="20"/>
+          <w:szCs w:val="20"/>
+        </w:rPr>
+        <w:t xml:space="preserve">Esta seção mudou de dono.</w:t>
+      </w:r>
+      <w:r>
+        <w:rPr>
+          <w:sz w:val="20"/>
+          <w:szCs w:val="20"/>
+        </w:rPr>
+        <w:t xml:space="preserve"> A Fundação decidiu em 09/09 que a cozinha </w:t>
+      </w:r>
+      <w:r>
+        <w:rPr>
+          <w:b/>
+          <w:bCs/>
+          <w:sz w:val="20"/>
+          <w:szCs w:val="20"/>
+        </w:rPr>
+        <w:t xml:space="preserve">não entra no sistema</w:t>
+      </w:r>
+      <w:r>
+        <w:rPr>
+          <w:sz w:val="20"/>
+          <w:szCs w:val="20"/>
+        </w:rPr>
+        <w:t xml:space="preserve">: ela recebe as folhas em papel. Então não existe mais "entrar como Cozinha" — o cargo saiu do seletor "Ver como", e a tela virou </w:t>
+      </w:r>
+      <w:r>
+        <w:rPr>
+          <w:b/>
+          <w:bCs/>
+          <w:sz w:val="20"/>
+          <w:szCs w:val="20"/>
+        </w:rPr>
+        <w:t xml:space="preserve">"Cozinha — pedidos e restrições"</w:t>
+      </w:r>
+      <w:r>
+        <w:rPr>
+          <w:sz w:val="20"/>
+          <w:szCs w:val="20"/>
+        </w:rPr>
+        <w:t xml:space="preserve">, dentro de </w:t>
+      </w:r>
+      <w:r>
+        <w:rPr>
+          <w:b/>
+          <w:bCs/>
+          <w:sz w:val="20"/>
+          <w:szCs w:val="20"/>
+        </w:rPr>
+        <w:t xml:space="preserve">"Mais"</w:t>
+      </w:r>
+      <w:r>
+        <w:rPr>
+          <w:sz w:val="20"/>
+          <w:szCs w:val="20"/>
+        </w:rPr>
+        <w:t xml:space="preserve">, de quem trabalha na casa. </w:t>
+      </w:r>
+      <w:r>
+        <w:rPr>
+          <w:i/>
+          <w:iCs/>
+          <w:sz w:val="20"/>
+          <w:szCs w:val="20"/>
+        </w:rPr>
+        <w:t xml:space="preserve">Aplique estas duas tarefas com um educador ou um líder — quem percebe que falta lanche para a saída de sábado é quem está no turno.</w:t>
       </w:r>
     </w:p>
     <w:p>
@@ -7211,6 +9014,150 @@
           <w:sz w:val="21"/>
           <w:szCs w:val="21"/>
         </w:rPr>
+        <w:t xml:space="preserve">Falta lanche para a saída ao parque de sábado. Peça à cozinha.</w:t>
+      </w:r>
+      <w:r>
+        <w:rPr>
+          <w:sz w:val="21"/>
+          <w:szCs w:val="21"/>
+        </w:rPr>
+        <w:t xml:space="preserve"> Observar: ela procura a cozinha na barra de baixo, ou em "Mais"? Depois de achar, ela entende que </w:t>
+      </w:r>
+      <w:r>
+        <w:rPr>
+          <w:b/>
+          <w:bCs/>
+          <w:sz w:val="21"/>
+          <w:szCs w:val="21"/>
+        </w:rPr>
+        <w:t xml:space="preserve">a folha vai em papel</w:t>
+      </w:r>
+      <w:r>
+        <w:rPr>
+          <w:sz w:val="21"/>
+          <w:szCs w:val="21"/>
+        </w:rPr>
+        <w:t xml:space="preserve"> e que o sistema não manda nada para ninguém? No formulário: ela repara que </w:t>
+      </w:r>
+      <w:r>
+        <w:rPr>
+          <w:b/>
+          <w:bCs/>
+          <w:sz w:val="21"/>
+          <w:szCs w:val="21"/>
+        </w:rPr>
+        <w:t xml:space="preserve">"Para quê" é obrigatório</w:t>
+      </w:r>
+      <w:r>
+        <w:rPr>
+          <w:sz w:val="21"/>
+          <w:szCs w:val="21"/>
+        </w:rPr>
+        <w:t xml:space="preserve"> — e escreve o motivo, ou tenta salvar sem? Ela usa </w:t>
+      </w:r>
+      <w:r>
+        <w:rPr>
+          <w:b/>
+          <w:bCs/>
+          <w:sz w:val="21"/>
+          <w:szCs w:val="21"/>
+        </w:rPr>
+        <w:t xml:space="preserve">"Casa toda"</w:t>
+      </w:r>
+      <w:r>
+        <w:rPr>
+          <w:sz w:val="21"/>
+          <w:szCs w:val="21"/>
+        </w:rPr>
+        <w:t xml:space="preserve"> para a saída do grupo, ou nomeia vinte crianças? ⚠️ Se ela perguntar por um botão de </w:t>
+      </w:r>
+      <w:r>
+        <w:rPr>
+          <w:b/>
+          <w:bCs/>
+          <w:sz w:val="21"/>
+          <w:szCs w:val="21"/>
+        </w:rPr>
+        <w:t xml:space="preserve">WhatsApp</w:t>
+      </w:r>
+      <w:r>
+        <w:rPr>
+          <w:sz w:val="21"/>
+          <w:szCs w:val="21"/>
+        </w:rPr>
+        <w:t xml:space="preserve">, anote a frase e diga que não existe. É a decisão de 28/08, e a conversa dela sobre isso é o dado.</w:t>
+      </w:r>
+    </w:p>
+    <w:p>
+      <w:pPr>
+        <w:pBdr>
+          <w:bottom w:val="dotted" w:color="BFBFBF" w:sz="6" w:space="2"/>
+        </w:pBdr>
+        <w:spacing w:after="60" w:before="60"/>
+      </w:pPr>
+      <w:r>
+        <w:rPr>
+          <w:color w:val="808080"/>
+          <w:sz w:val="16"/>
+          <w:szCs w:val="16"/>
+        </w:rPr>
+        <w:t xml:space="preserve">achou?   sim / com ajuda / não          quanto tempo?   10s / 30s / desistiu</w:t>
+      </w:r>
+    </w:p>
+    <w:p>
+      <w:pPr>
+        <w:pBdr>
+          <w:bottom w:val="dotted" w:color="BFBFBF" w:sz="6" w:space="2"/>
+        </w:pBdr>
+        <w:spacing w:after="60" w:before="60"/>
+      </w:pPr>
+      <w:r>
+        <w:rPr>
+          <w:color w:val="808080"/>
+          <w:sz w:val="16"/>
+          <w:szCs w:val="16"/>
+        </w:rPr>
+        <w:t xml:space="preserve">a frase dela:</w:t>
+      </w:r>
+    </w:p>
+    <w:p>
+      <w:pPr>
+        <w:pBdr>
+          <w:bottom w:val="dotted" w:color="BFBFBF" w:sz="6" w:space="2"/>
+        </w:pBdr>
+        <w:spacing w:after="60" w:before="60"/>
+      </w:pPr>
+      <w:r>
+        <w:rPr>
+          <w:color w:val="808080"/>
+          <w:sz w:val="16"/>
+          <w:szCs w:val="16"/>
+        </w:rPr>
+        <w:t xml:space="preserve"/>
+      </w:r>
+    </w:p>
+    <w:p>
+      <w:pPr>
+        <w:keepNext/>
+        <w:spacing w:after="60" w:before="200"/>
+      </w:pPr>
+      <w:r>
+        <w:rPr>
+          <w:b/>
+          <w:bCs/>
+          <w:color w:val="1F3864"/>
+          <w:sz w:val="22"/>
+          <w:szCs w:val="22"/>
+        </w:rPr>
+        <w:t xml:space="preserve">2. </w:t>
+      </w:r>
+      <w:r>
+        <w:rPr>
+          <w:b/>
+          <w:bCs/>
+          <w:sz w:val="21"/>
+          <w:szCs w:val="21"/>
+        </w:rPr>
         <w:t xml:space="preserve">Descubra o que não pode ser servido hoje.</w:t>
       </w:r>
       <w:r>
@@ -7218,7 +9165,23 @@
           <w:sz w:val="21"/>
           <w:szCs w:val="21"/>
         </w:rPr>
-        <w:t xml:space="preserve"> Observar: ela acha? Ela sente falta de alguma coisa? ⚠️ Se ela pedir o motivo da restrição, </w:t>
+        <w:t xml:space="preserve"> Observar: ela acha a aba </w:t>
+      </w:r>
+      <w:r>
+        <w:rPr>
+          <w:b/>
+          <w:bCs/>
+          <w:sz w:val="21"/>
+          <w:szCs w:val="21"/>
+        </w:rPr>
+        <w:t xml:space="preserve">"Restrições"</w:t>
+      </w:r>
+      <w:r>
+        <w:rPr>
+          <w:sz w:val="21"/>
+          <w:szCs w:val="21"/>
+        </w:rPr>
+        <w:t xml:space="preserve">, ao lado de "Pedidos"? Ela sente falta de alguma coisa? ⚠️ Se ela pedir o motivo da restrição, </w:t>
       </w:r>
       <w:r>
         <w:rPr>
@@ -7235,6 +9198,95 @@
           <w:szCs w:val="21"/>
         </w:rPr>
         <w:t xml:space="preserve"> — a lista traz a restrição, não a razão dela, e isso é decisão de proteção. Mas a pergunta dela é informação: talvez falte a orientação de substituição.</w:t>
+      </w:r>
+    </w:p>
+    <w:p>
+      <w:pPr>
+        <w:pBdr>
+          <w:bottom w:val="dotted" w:color="BFBFBF" w:sz="6" w:space="2"/>
+        </w:pBdr>
+        <w:spacing w:after="60" w:before="60"/>
+      </w:pPr>
+      <w:r>
+        <w:rPr>
+          <w:color w:val="808080"/>
+          <w:sz w:val="16"/>
+          <w:szCs w:val="16"/>
+        </w:rPr>
+        <w:t xml:space="preserve">achou?   sim / com ajuda / não          quanto tempo?   10s / 30s / desistiu</w:t>
+      </w:r>
+    </w:p>
+    <w:p>
+      <w:pPr>
+        <w:pBdr>
+          <w:bottom w:val="dotted" w:color="BFBFBF" w:sz="6" w:space="2"/>
+        </w:pBdr>
+        <w:spacing w:after="60" w:before="60"/>
+      </w:pPr>
+      <w:r>
+        <w:rPr>
+          <w:color w:val="808080"/>
+          <w:sz w:val="16"/>
+          <w:szCs w:val="16"/>
+        </w:rPr>
+        <w:t xml:space="preserve">a frase dela:</w:t>
+      </w:r>
+    </w:p>
+    <w:p>
+      <w:pPr>
+        <w:pBdr>
+          <w:bottom w:val="dotted" w:color="BFBFBF" w:sz="6" w:space="2"/>
+        </w:pBdr>
+        <w:spacing w:after="60" w:before="60"/>
+      </w:pPr>
+      <w:r>
+        <w:rPr>
+          <w:color w:val="808080"/>
+          <w:sz w:val="16"/>
+          <w:szCs w:val="16"/>
+        </w:rPr>
+        <w:t xml:space="preserve"/>
+      </w:r>
+    </w:p>
+    <w:p>
+      <w:pPr>
+        <w:keepNext/>
+        <w:spacing w:after="60" w:before="200"/>
+      </w:pPr>
+      <w:r>
+        <w:rPr>
+          <w:b/>
+          <w:bCs/>
+          <w:color w:val="1F3864"/>
+          <w:sz w:val="22"/>
+          <w:szCs w:val="22"/>
+        </w:rPr>
+        <w:t xml:space="preserve">3. </w:t>
+      </w:r>
+      <w:r>
+        <w:rPr>
+          <w:b/>
+          <w:bCs/>
+          <w:sz w:val="21"/>
+          <w:szCs w:val="21"/>
+        </w:rPr>
+        <w:t xml:space="preserve">Pergunte depois:</w:t>
+      </w:r>
+      <w:r>
+        <w:rPr>
+          <w:sz w:val="21"/>
+          <w:szCs w:val="21"/>
+        </w:rPr>
+        <w:t xml:space="preserve"> "quem, na sua casa, pediria isso — você, o líder, ou a coordenação?" </w:t>
+      </w:r>
+      <w:r>
+        <w:rPr>
+          <w:i/>
+          <w:iCs/>
+          <w:sz w:val="21"/>
+          <w:szCs w:val="21"/>
+        </w:rPr>
+        <w:t xml:space="preserve">A resposta diz se a porta está no cargo certo.</w:t>
       </w:r>
     </w:p>
     <w:p>

--- a/docs/roteiro-marcelo.docx
+++ b/docs/roteiro-marcelo.docx
@@ -2147,7 +2147,49 @@
           <w:sz w:val="20"/>
           <w:szCs w:val="20"/>
         </w:rPr>
-        <w:t xml:space="preserve">, com nome.</w:t>
+        <w:t xml:space="preserve">, com nome;</w:t>
+      </w:r>
+    </w:p>
+    <w:p>
+      <w:pPr>
+        <w:pStyle w:val="ListParagraph"/>
+        <w:numPr>
+          <w:ilvl w:val="0"/>
+          <w:numId w:val="1"/>
+        </w:numPr>
+        <w:spacing w:after="60"/>
+      </w:pPr>
+      <w:r>
+        <w:rPr>
+          <w:b/>
+          <w:bCs/>
+          <w:sz w:val="20"/>
+          <w:szCs w:val="20"/>
+        </w:rPr>
+        <w:t xml:space="preserve">o retorno da família aparece na passagem e na ATA do turno</w:t>
+      </w:r>
+      <w:r>
+        <w:rPr>
+          <w:sz w:val="20"/>
+          <w:szCs w:val="20"/>
+        </w:rPr>
+        <w:t xml:space="preserve"> — quem voltou, a que hora, quem recebeu, como ela chegou e </w:t>
+      </w:r>
+      <w:r>
+        <w:rPr>
+          <w:b/>
+          <w:bCs/>
+          <w:sz w:val="20"/>
+          <w:szCs w:val="20"/>
+        </w:rPr>
+        <w:t xml:space="preserve">o que ela trouxe de casa</w:t>
+      </w:r>
+      <w:r>
+        <w:rPr>
+          <w:sz w:val="20"/>
+          <w:szCs w:val="20"/>
+        </w:rPr>
+        <w:t xml:space="preserve">. A equipe seguinte lê sem abrir perfil nenhum, e quem continua fora aparece também, com a hora de voltar.</w:t>
       </w:r>
     </w:p>
     <w:p>
@@ -3638,6 +3680,175 @@
           <w:szCs w:val="22"/>
         </w:rPr>
         <w:t xml:space="preserve">12. </w:t>
+      </w:r>
+      <w:r>
+        <w:rPr>
+          <w:b/>
+          <w:bCs/>
+          <w:sz w:val="21"/>
+          <w:szCs w:val="21"/>
+        </w:rPr>
+        <w:t xml:space="preserve">A Alice passou o fim de semana com a mãe e voltou no seu turno. Onde você lê o que aconteceu?</w:t>
+      </w:r>
+      <w:r>
+        <w:rPr>
+          <w:sz w:val="21"/>
+          <w:szCs w:val="21"/>
+        </w:rPr>
+        <w:t xml:space="preserve"> Observar: ela procura o perfil da criança, ou acha na </w:t>
+      </w:r>
+      <w:r>
+        <w:rPr>
+          <w:b/>
+          <w:bCs/>
+          <w:sz w:val="21"/>
+          <w:szCs w:val="21"/>
+        </w:rPr>
+        <w:t xml:space="preserve">passagem</w:t>
+      </w:r>
+      <w:r>
+        <w:rPr>
+          <w:sz w:val="21"/>
+          <w:szCs w:val="21"/>
+        </w:rPr>
+        <w:t xml:space="preserve">? Depois de achar, ela repara que o bloco diz </w:t>
+      </w:r>
+      <w:r>
+        <w:rPr>
+          <w:b/>
+          <w:bCs/>
+          <w:sz w:val="21"/>
+          <w:szCs w:val="21"/>
+        </w:rPr>
+        <w:t xml:space="preserve">quem recebeu</w:t>
+      </w:r>
+      <w:r>
+        <w:rPr>
+          <w:sz w:val="21"/>
+          <w:szCs w:val="21"/>
+        </w:rPr>
+        <w:t xml:space="preserve">, </w:t>
+      </w:r>
+      <w:r>
+        <w:rPr>
+          <w:b/>
+          <w:bCs/>
+          <w:sz w:val="21"/>
+          <w:szCs w:val="21"/>
+        </w:rPr>
+        <w:t xml:space="preserve">como a criança chegou</w:t>
+      </w:r>
+      <w:r>
+        <w:rPr>
+          <w:sz w:val="21"/>
+          <w:szCs w:val="21"/>
+        </w:rPr>
+        <w:t xml:space="preserve"> e </w:t>
+      </w:r>
+      <w:r>
+        <w:rPr>
+          <w:b/>
+          <w:bCs/>
+          <w:sz w:val="21"/>
+          <w:szCs w:val="21"/>
+        </w:rPr>
+        <w:t xml:space="preserve">o que ela trouxe de casa</w:t>
+      </w:r>
+      <w:r>
+        <w:rPr>
+          <w:sz w:val="21"/>
+          <w:szCs w:val="21"/>
+        </w:rPr>
+        <w:t xml:space="preserve">? ⚠️ Pergunte: </w:t>
+      </w:r>
+      <w:r>
+        <w:rPr>
+          <w:i/>
+          <w:iCs/>
+          <w:sz w:val="21"/>
+          <w:szCs w:val="21"/>
+        </w:rPr>
+        <w:t xml:space="preserve">"se veio um remédio na mochila, o que você faz?"</w:t>
+      </w:r>
+      <w:r>
+        <w:rPr>
+          <w:sz w:val="21"/>
+          <w:szCs w:val="21"/>
+        </w:rPr>
+        <w:t xml:space="preserve"> — a resposta diz se o aviso da tela sobre avisar a Enfermagem está no lugar certo. </w:t>
+      </w:r>
+      <w:r>
+        <w:rPr>
+          <w:i/>
+          <w:iCs/>
+          <w:sz w:val="21"/>
+          <w:szCs w:val="21"/>
+        </w:rPr>
+        <w:t xml:space="preserve">(Esta tarefa depende da 3.11: se ninguém registrou uma saída e uma chegada antes, o bloco está vazio, e a tela vai dizer isso.)</w:t>
+      </w:r>
+    </w:p>
+    <w:p>
+      <w:pPr>
+        <w:pBdr>
+          <w:bottom w:val="dotted" w:color="BFBFBF" w:sz="6" w:space="2"/>
+        </w:pBdr>
+        <w:spacing w:after="60" w:before="60"/>
+      </w:pPr>
+      <w:r>
+        <w:rPr>
+          <w:color w:val="808080"/>
+          <w:sz w:val="16"/>
+          <w:szCs w:val="16"/>
+        </w:rPr>
+        <w:t xml:space="preserve">achou?   sim / com ajuda / não          quanto tempo?   10s / 30s / desistiu</w:t>
+      </w:r>
+    </w:p>
+    <w:p>
+      <w:pPr>
+        <w:pBdr>
+          <w:bottom w:val="dotted" w:color="BFBFBF" w:sz="6" w:space="2"/>
+        </w:pBdr>
+        <w:spacing w:after="60" w:before="60"/>
+      </w:pPr>
+      <w:r>
+        <w:rPr>
+          <w:color w:val="808080"/>
+          <w:sz w:val="16"/>
+          <w:szCs w:val="16"/>
+        </w:rPr>
+        <w:t xml:space="preserve">a frase dela:</w:t>
+      </w:r>
+    </w:p>
+    <w:p>
+      <w:pPr>
+        <w:pBdr>
+          <w:bottom w:val="dotted" w:color="BFBFBF" w:sz="6" w:space="2"/>
+        </w:pBdr>
+        <w:spacing w:after="60" w:before="60"/>
+      </w:pPr>
+      <w:r>
+        <w:rPr>
+          <w:color w:val="808080"/>
+          <w:sz w:val="16"/>
+          <w:szCs w:val="16"/>
+        </w:rPr>
+        <w:t xml:space="preserve"/>
+      </w:r>
+    </w:p>
+    <w:p>
+      <w:pPr>
+        <w:keepNext/>
+        <w:spacing w:after="60" w:before="200"/>
+      </w:pPr>
+      <w:r>
+        <w:rPr>
+          <w:b/>
+          <w:bCs/>
+          <w:color w:val="1F3864"/>
+          <w:sz w:val="22"/>
+          <w:szCs w:val="22"/>
+        </w:rPr>
+        <w:t xml:space="preserve">13. </w:t>
       </w:r>
       <w:r>
         <w:rPr>

--- a/docs/roteiro-marcelo.docx
+++ b/docs/roteiro-marcelo.docx
@@ -124,7 +124,7 @@
           <w:sz w:val="18"/>
           <w:szCs w:val="18"/>
         </w:rPr>
-        <w:t xml:space="preserve">, escolhida por ser desenhada para leitura difícil, que é o caso de quem lê um alerta no corredor. Se o ensaio for sem internet, a letra não é a que a equipe vai ver no sistema real. Vale saber antes de anotar "achei feio". Última atualização: 10/09/2026 — as nove entregas de 09/09 no </w:t>
+        <w:t xml:space="preserve">, escolhida por ser desenhada para leitura difícil, que é o caso de quem lê um alerta no corredor. Se o ensaio for sem internet, a letra não é a que a equipe vai ver no sistema real. Vale saber antes de anotar "achei feio". Última atualização: 10/09/2026, à noite — as dez entregas de 09/09 no </w:t>
       </w:r>
       <w:r>
         <w:rPr>
@@ -142,7 +142,7 @@
           <w:sz w:val="18"/>
           <w:szCs w:val="18"/>
         </w:rPr>
-        <w:t xml:space="preserve">, dez tarefas novas nas seções dos cargos, e a </w:t>
+        <w:t xml:space="preserve">, doze tarefas novas nas seções dos cargos, a </w:t>
       </w:r>
       <w:r>
         <w:rPr>
@@ -160,7 +160,25 @@
           <w:sz w:val="18"/>
           <w:szCs w:val="18"/>
         </w:rPr>
-        <w:t xml:space="preserve">: a cozinha não entra no sistema, e quem pede o lanche é quem está no turno.</w:t>
+        <w:t xml:space="preserve"> (a cozinha não entra no sistema, e quem pede o lanche é quem está no turno), e a </w:t>
+      </w:r>
+      <w:r>
+        <w:rPr>
+          <w:b/>
+          <w:bCs/>
+          <w:color w:val="595959"/>
+          <w:sz w:val="18"/>
+          <w:szCs w:val="18"/>
+        </w:rPr>
+        <w:t xml:space="preserve">§8</w:t>
+      </w:r>
+      <w:r>
+        <w:rPr>
+          <w:color w:val="595959"/>
+          <w:sz w:val="18"/>
+          <w:szCs w:val="18"/>
+        </w:rPr>
+        <w:t xml:space="preserve"> trocou uma pergunta que tinha deixado de existir pelas que ainda esperam resposta.</w:t>
       </w:r>
     </w:p>
     <w:p>
@@ -1769,16 +1787,16 @@
           <w:sz w:val="20"/>
           <w:szCs w:val="20"/>
         </w:rPr>
-        <w:t xml:space="preserve">Nove coisas que o Marcelo pediu em 09/09 já estão no protótipo. </w:t>
-      </w:r>
-      <w:r>
-        <w:rPr>
-          <w:b/>
-          <w:bCs/>
-          <w:sz w:val="20"/>
-          <w:szCs w:val="20"/>
-        </w:rPr>
-        <w:t xml:space="preserve">Dez tarefas novas</w:t>
+        <w:t xml:space="preserve">Dez coisas que o Marcelo pediu em 09/09 já estão no protótipo. </w:t>
+      </w:r>
+      <w:r>
+        <w:rPr>
+          <w:b/>
+          <w:bCs/>
+          <w:sz w:val="20"/>
+          <w:szCs w:val="20"/>
+        </w:rPr>
+        <w:t xml:space="preserve">Doze tarefas novas</w:t>
       </w:r>
       <w:r>
         <w:rPr>
@@ -3688,103 +3706,126 @@
           <w:sz w:val="21"/>
           <w:szCs w:val="21"/>
         </w:rPr>
-        <w:t xml:space="preserve">A Alice passou o fim de semana com a mãe e voltou no seu turno. Onde você lê o que aconteceu?</w:t>
-      </w:r>
-      <w:r>
-        <w:rPr>
-          <w:sz w:val="21"/>
-          <w:szCs w:val="21"/>
-        </w:rPr>
-        <w:t xml:space="preserve"> Observar: ela procura o perfil da criança, ou acha na </w:t>
-      </w:r>
-      <w:r>
-        <w:rPr>
-          <w:b/>
-          <w:bCs/>
-          <w:sz w:val="21"/>
-          <w:szCs w:val="21"/>
-        </w:rPr>
-        <w:t xml:space="preserve">passagem</w:t>
-      </w:r>
-      <w:r>
-        <w:rPr>
-          <w:sz w:val="21"/>
-          <w:szCs w:val="21"/>
-        </w:rPr>
-        <w:t xml:space="preserve">? Depois de achar, ela repara que o bloco diz </w:t>
-      </w:r>
-      <w:r>
-        <w:rPr>
-          <w:b/>
-          <w:bCs/>
-          <w:sz w:val="21"/>
-          <w:szCs w:val="21"/>
-        </w:rPr>
-        <w:t xml:space="preserve">quem recebeu</w:t>
-      </w:r>
-      <w:r>
-        <w:rPr>
-          <w:sz w:val="21"/>
-          <w:szCs w:val="21"/>
-        </w:rPr>
-        <w:t xml:space="preserve">, </w:t>
-      </w:r>
-      <w:r>
-        <w:rPr>
-          <w:b/>
-          <w:bCs/>
-          <w:sz w:val="21"/>
-          <w:szCs w:val="21"/>
-        </w:rPr>
-        <w:t xml:space="preserve">como a criança chegou</w:t>
-      </w:r>
-      <w:r>
-        <w:rPr>
-          <w:sz w:val="21"/>
-          <w:szCs w:val="21"/>
-        </w:rPr>
-        <w:t xml:space="preserve"> e </w:t>
-      </w:r>
-      <w:r>
-        <w:rPr>
-          <w:b/>
-          <w:bCs/>
-          <w:sz w:val="21"/>
-          <w:szCs w:val="21"/>
-        </w:rPr>
-        <w:t xml:space="preserve">o que ela trouxe de casa</w:t>
-      </w:r>
-      <w:r>
-        <w:rPr>
-          <w:sz w:val="21"/>
-          <w:szCs w:val="21"/>
-        </w:rPr>
-        <w:t xml:space="preserve">? ⚠️ Pergunte: </w:t>
-      </w:r>
-      <w:r>
-        <w:rPr>
-          <w:i/>
-          <w:iCs/>
-          <w:sz w:val="21"/>
-          <w:szCs w:val="21"/>
-        </w:rPr>
-        <w:t xml:space="preserve">"se veio um remédio na mochila, o que você faz?"</w:t>
-      </w:r>
-      <w:r>
-        <w:rPr>
-          <w:sz w:val="21"/>
-          <w:szCs w:val="21"/>
-        </w:rPr>
-        <w:t xml:space="preserve"> — a resposta diz se o aviso da tela sobre avisar a Enfermagem está no lugar certo. </w:t>
-      </w:r>
-      <w:r>
-        <w:rPr>
-          <w:i/>
-          <w:iCs/>
-          <w:sz w:val="21"/>
-          <w:szCs w:val="21"/>
-        </w:rPr>
-        <w:t xml:space="preserve">(Esta tarefa depende da 3.11: se ninguém registrou uma saída e uma chegada antes, o bloco está vazio, e a tela vai dizer isso.)</w:t>
+        <w:t xml:space="preserve">O Felipe acabou de chegar da casa da mãe, com uma mochila. Registre a chegada.</w:t>
+      </w:r>
+      <w:r>
+        <w:rPr>
+          <w:sz w:val="21"/>
+          <w:szCs w:val="21"/>
+        </w:rPr>
+        <w:t xml:space="preserve"> Observar: ela acha o Felipe em </w:t>
+      </w:r>
+      <w:r>
+        <w:rPr>
+          <w:b/>
+          <w:bCs/>
+          <w:sz w:val="21"/>
+          <w:szCs w:val="21"/>
+        </w:rPr>
+        <w:t xml:space="preserve">"Com a família"</w:t>
+      </w:r>
+      <w:r>
+        <w:rPr>
+          <w:sz w:val="21"/>
+          <w:szCs w:val="21"/>
+        </w:rPr>
+        <w:t xml:space="preserve">, no alto da lista da casa, e o botão </w:t>
+      </w:r>
+      <w:r>
+        <w:rPr>
+          <w:b/>
+          <w:bCs/>
+          <w:sz w:val="21"/>
+          <w:szCs w:val="21"/>
+        </w:rPr>
+        <w:t xml:space="preserve">Chegou</w:t>
+      </w:r>
+      <w:r>
+        <w:rPr>
+          <w:sz w:val="21"/>
+          <w:szCs w:val="21"/>
+        </w:rPr>
+        <w:t xml:space="preserve">? No campo de como ele chegou, ela escreve o </w:t>
+      </w:r>
+      <w:r>
+        <w:rPr>
+          <w:b/>
+          <w:bCs/>
+          <w:sz w:val="21"/>
+          <w:szCs w:val="21"/>
+        </w:rPr>
+        <w:t xml:space="preserve">fato</w:t>
+      </w:r>
+      <w:r>
+        <w:rPr>
+          <w:sz w:val="21"/>
+          <w:szCs w:val="21"/>
+        </w:rPr>
+        <w:t xml:space="preserve"> ("chegou falando alto e foi direto para o quarto") ou uma </w:t>
+      </w:r>
+      <w:r>
+        <w:rPr>
+          <w:b/>
+          <w:bCs/>
+          <w:sz w:val="21"/>
+          <w:szCs w:val="21"/>
+        </w:rPr>
+        <w:t xml:space="preserve">avaliação</w:t>
+      </w:r>
+      <w:r>
+        <w:rPr>
+          <w:sz w:val="21"/>
+          <w:szCs w:val="21"/>
+        </w:rPr>
+        <w:t xml:space="preserve"> ("chegou alterado")? ⚠️ Se escrever avaliação, </w:t>
+      </w:r>
+      <w:r>
+        <w:rPr>
+          <w:b/>
+          <w:bCs/>
+          <w:sz w:val="21"/>
+          <w:szCs w:val="21"/>
+        </w:rPr>
+        <w:t xml:space="preserve">anote a frase inteira</w:t>
+      </w:r>
+      <w:r>
+        <w:rPr>
+          <w:sz w:val="21"/>
+          <w:szCs w:val="21"/>
+        </w:rPr>
+        <w:t xml:space="preserve"> — é a mesma conversa do §8.14 do documento, e é o motivo de "houve alteração?" não ter virado um sim/não. Ela usa o campo </w:t>
+      </w:r>
+      <w:r>
+        <w:rPr>
+          <w:b/>
+          <w:bCs/>
+          <w:sz w:val="21"/>
+          <w:szCs w:val="21"/>
+        </w:rPr>
+        <w:t xml:space="preserve">"Trouxe algo de casa?"</w:t>
+      </w:r>
+      <w:r>
+        <w:rPr>
+          <w:sz w:val="21"/>
+          <w:szCs w:val="21"/>
+        </w:rPr>
+        <w:t xml:space="preserve"> para a mochila, ou mistura tudo num texto só? Ela lê o aviso, logo abaixo, sobre </w:t>
+      </w:r>
+      <w:r>
+        <w:rPr>
+          <w:b/>
+          <w:bCs/>
+          <w:sz w:val="21"/>
+          <w:szCs w:val="21"/>
+        </w:rPr>
+        <w:t xml:space="preserve">avisar a Enfermagem</w:t>
+      </w:r>
+      <w:r>
+        <w:rPr>
+          <w:sz w:val="21"/>
+          <w:szCs w:val="21"/>
+        </w:rPr>
+        <w:t xml:space="preserve"> se vier remédio?</w:t>
       </w:r>
     </w:p>
     <w:p>
@@ -3857,6 +3898,193 @@
           <w:sz w:val="21"/>
           <w:szCs w:val="21"/>
         </w:rPr>
+        <w:t xml:space="preserve">A Helena passou o fim de semana com a madrinha e voltou no seu turno. Onde você lê o que aconteceu?</w:t>
+      </w:r>
+      <w:r>
+        <w:rPr>
+          <w:sz w:val="21"/>
+          <w:szCs w:val="21"/>
+        </w:rPr>
+        <w:t xml:space="preserve"> Observar: ela procura o perfil da criança, ou acha na </w:t>
+      </w:r>
+      <w:r>
+        <w:rPr>
+          <w:b/>
+          <w:bCs/>
+          <w:sz w:val="21"/>
+          <w:szCs w:val="21"/>
+        </w:rPr>
+        <w:t xml:space="preserve">passagem</w:t>
+      </w:r>
+      <w:r>
+        <w:rPr>
+          <w:sz w:val="21"/>
+          <w:szCs w:val="21"/>
+        </w:rPr>
+        <w:t xml:space="preserve">? Depois de achar, ela repara que o bloco diz </w:t>
+      </w:r>
+      <w:r>
+        <w:rPr>
+          <w:b/>
+          <w:bCs/>
+          <w:sz w:val="21"/>
+          <w:szCs w:val="21"/>
+        </w:rPr>
+        <w:t xml:space="preserve">quem recebeu</w:t>
+      </w:r>
+      <w:r>
+        <w:rPr>
+          <w:sz w:val="21"/>
+          <w:szCs w:val="21"/>
+        </w:rPr>
+        <w:t xml:space="preserve">, </w:t>
+      </w:r>
+      <w:r>
+        <w:rPr>
+          <w:b/>
+          <w:bCs/>
+          <w:sz w:val="21"/>
+          <w:szCs w:val="21"/>
+        </w:rPr>
+        <w:t xml:space="preserve">como a criança chegou</w:t>
+      </w:r>
+      <w:r>
+        <w:rPr>
+          <w:sz w:val="21"/>
+          <w:szCs w:val="21"/>
+        </w:rPr>
+        <w:t xml:space="preserve"> e </w:t>
+      </w:r>
+      <w:r>
+        <w:rPr>
+          <w:b/>
+          <w:bCs/>
+          <w:sz w:val="21"/>
+          <w:szCs w:val="21"/>
+        </w:rPr>
+        <w:t xml:space="preserve">o que ela trouxe de casa</w:t>
+      </w:r>
+      <w:r>
+        <w:rPr>
+          <w:sz w:val="21"/>
+          <w:szCs w:val="21"/>
+        </w:rPr>
+        <w:t xml:space="preserve">? ⚠️ Pergunte: </w:t>
+      </w:r>
+      <w:r>
+        <w:rPr>
+          <w:i/>
+          <w:iCs/>
+          <w:sz w:val="21"/>
+          <w:szCs w:val="21"/>
+        </w:rPr>
+        <w:t xml:space="preserve">"se viesse um remédio na mochila, o que você faria?"</w:t>
+      </w:r>
+      <w:r>
+        <w:rPr>
+          <w:sz w:val="21"/>
+          <w:szCs w:val="21"/>
+        </w:rPr>
+        <w:t xml:space="preserve"> — o aviso sobre avisar a Enfermagem está na folha da CHEGADA, e não neste bloco. A resposta diz se ele precisa estar aqui também. </w:t>
+      </w:r>
+      <w:r>
+        <w:rPr>
+          <w:i/>
+          <w:iCs/>
+          <w:sz w:val="21"/>
+          <w:szCs w:val="21"/>
+        </w:rPr>
+        <w:t xml:space="preserve">(Para quem aplica: a Helena voltou no turno </w:t>
+      </w:r>
+      <w:r>
+        <w:rPr>
+          <w:i/>
+          <w:iCs/>
+          <w:sz w:val="21"/>
+          <w:szCs w:val="21"/>
+        </w:rPr>
+        <w:t xml:space="preserve">diurno</w:t>
+      </w:r>
+      <w:r>
+        <w:rPr>
+          <w:i/>
+          <w:iCs/>
+          <w:sz w:val="21"/>
+          <w:szCs w:val="21"/>
+        </w:rPr>
+        <w:t xml:space="preserve">. Aplicando à noite, é o cartão do plantão diurno que tem o retorno dela. Se a pessoa fez a tarefa 12 antes, o Felipe aparece no bloco também.)</w:t>
+      </w:r>
+    </w:p>
+    <w:p>
+      <w:pPr>
+        <w:pBdr>
+          <w:bottom w:val="dotted" w:color="BFBFBF" w:sz="6" w:space="2"/>
+        </w:pBdr>
+        <w:spacing w:after="60" w:before="60"/>
+      </w:pPr>
+      <w:r>
+        <w:rPr>
+          <w:color w:val="808080"/>
+          <w:sz w:val="16"/>
+          <w:szCs w:val="16"/>
+        </w:rPr>
+        <w:t xml:space="preserve">achou?   sim / com ajuda / não          quanto tempo?   10s / 30s / desistiu</w:t>
+      </w:r>
+    </w:p>
+    <w:p>
+      <w:pPr>
+        <w:pBdr>
+          <w:bottom w:val="dotted" w:color="BFBFBF" w:sz="6" w:space="2"/>
+        </w:pBdr>
+        <w:spacing w:after="60" w:before="60"/>
+      </w:pPr>
+      <w:r>
+        <w:rPr>
+          <w:color w:val="808080"/>
+          <w:sz w:val="16"/>
+          <w:szCs w:val="16"/>
+        </w:rPr>
+        <w:t xml:space="preserve">a frase dela:</w:t>
+      </w:r>
+    </w:p>
+    <w:p>
+      <w:pPr>
+        <w:pBdr>
+          <w:bottom w:val="dotted" w:color="BFBFBF" w:sz="6" w:space="2"/>
+        </w:pBdr>
+        <w:spacing w:after="60" w:before="60"/>
+      </w:pPr>
+      <w:r>
+        <w:rPr>
+          <w:color w:val="808080"/>
+          <w:sz w:val="16"/>
+          <w:szCs w:val="16"/>
+        </w:rPr>
+        <w:t xml:space="preserve"/>
+      </w:r>
+    </w:p>
+    <w:p>
+      <w:pPr>
+        <w:keepNext/>
+        <w:spacing w:after="60" w:before="200"/>
+      </w:pPr>
+      <w:r>
+        <w:rPr>
+          <w:b/>
+          <w:bCs/>
+          <w:color w:val="1F3864"/>
+          <w:sz w:val="22"/>
+          <w:szCs w:val="22"/>
+        </w:rPr>
+        <w:t xml:space="preserve">14. </w:t>
+      </w:r>
+      <w:r>
+        <w:rPr>
+          <w:b/>
+          <w:bCs/>
+          <w:sz w:val="21"/>
+          <w:szCs w:val="21"/>
+        </w:rPr>
         <w:t xml:space="preserve">Pergunte depois:</w:t>
       </w:r>
       <w:r>
@@ -9570,7 +9798,7 @@
           <w:sz w:val="26"/>
           <w:szCs w:val="26"/>
         </w:rPr>
-        <w:t xml:space="preserve">8. Quatro perguntas para o Marcelo, no fim</w:t>
+        <w:t xml:space="preserve">8. Cinco perguntas para o Marcelo, no fim</w:t>
       </w:r>
     </w:p>
     <w:p>
@@ -9719,46 +9947,71 @@
           <w:sz w:val="21"/>
           <w:szCs w:val="21"/>
         </w:rPr>
-        <w:t xml:space="preserve">O código do aparelho da casa — onde ele é digitado.</w:t>
-      </w:r>
-      <w:r>
-        <w:rPr>
-          <w:sz w:val="21"/>
-          <w:szCs w:val="21"/>
-        </w:rPr>
-        <w:t xml:space="preserve"> A coordenação registra o aparelho e recebe um código que aparece uma vez (§11.7). Para a confirmação de remédio funcionar sem sinal, esse código precisa estar guardado NAQUELE aparelho — e não existe tela que o peça, porque a decisão é da Fundação: </w:t>
-      </w:r>
-      <w:r>
-        <w:rPr>
-          <w:b/>
-          <w:bCs/>
-          <w:sz w:val="21"/>
-          <w:szCs w:val="21"/>
-        </w:rPr>
-        <w:t xml:space="preserve">quem digita, e quando?</w:t>
-      </w:r>
-      <w:r>
-        <w:rPr>
-          <w:sz w:val="21"/>
-          <w:szCs w:val="21"/>
-        </w:rPr>
-        <w:t xml:space="preserve"> Na hora em que o aparelho é entregue à casa? Na primeira entrada de alguém nele? E a segunda metade da pergunta, que é operacional: </w:t>
-      </w:r>
-      <w:r>
-        <w:rPr>
-          <w:b/>
-          <w:bCs/>
-          <w:sz w:val="21"/>
-          <w:szCs w:val="21"/>
-        </w:rPr>
-        <w:t xml:space="preserve">a casa tem um aparelho só.</w:t>
-      </w:r>
-      <w:r>
-        <w:rPr>
-          <w:sz w:val="21"/>
-          <w:szCs w:val="21"/>
-        </w:rPr>
-        <w:t xml:space="preserve"> Quando ele não está com quem faz o plantão, confirmar remédio offline deixa de existir na prática para o educador. Isso é a realidade da instituição, não defeito do sistema — mas precisa ser dito em voz alta e decidido: fica assim, a Fundação designa mais aparelhos, ou a confirmação passa a valer no aparelho pessoal com outra proteção?</w:t>
+        <w:t xml:space="preserve">"Se houve alteração" não virou um sim/não — de propósito, e ele pode discordar.</w:t>
+      </w:r>
+      <w:r>
+        <w:rPr>
+          <w:sz w:val="21"/>
+          <w:szCs w:val="21"/>
+        </w:rPr>
+        <w:t xml:space="preserve"> Ele pediu, para a volta da família, "se houve alteração e se trouxe algo de casa". O que ela </w:t>
+      </w:r>
+      <w:r>
+        <w:rPr>
+          <w:b/>
+          <w:bCs/>
+          <w:sz w:val="21"/>
+          <w:szCs w:val="21"/>
+        </w:rPr>
+        <w:t xml:space="preserve">trouxe</w:t>
+      </w:r>
+      <w:r>
+        <w:rPr>
+          <w:sz w:val="21"/>
+          <w:szCs w:val="21"/>
+        </w:rPr>
+        <w:t xml:space="preserve"> virou campo próprio: é o que alguém tem de FAZER algo a respeito. A </w:t>
+      </w:r>
+      <w:r>
+        <w:rPr>
+          <w:b/>
+          <w:bCs/>
+          <w:sz w:val="21"/>
+          <w:szCs w:val="21"/>
+        </w:rPr>
+        <w:t xml:space="preserve">alteração</w:t>
+      </w:r>
+      <w:r>
+        <w:rPr>
+          <w:sz w:val="21"/>
+          <w:szCs w:val="21"/>
+        </w:rPr>
+        <w:t xml:space="preserve"> ficou no campo de como a criança chegou, pedindo o fato observado. Um "alteração: sim" atravessa seis meses e um relatório judicial muito depois de o detalhe ao lado ter sido esquecido, e "alterada" gruda na criança de um jeito que "chegou sem falar e foi direto para o quarto" não gruda. </w:t>
+      </w:r>
+      <w:r>
+        <w:rPr>
+          <w:b/>
+          <w:bCs/>
+          <w:sz w:val="21"/>
+          <w:szCs w:val="21"/>
+        </w:rPr>
+        <w:t xml:space="preserve">A pergunta:</w:t>
+      </w:r>
+      <w:r>
+        <w:rPr>
+          <w:sz w:val="21"/>
+          <w:szCs w:val="21"/>
+        </w:rPr>
+        <w:t xml:space="preserve"> com a tarefa 1.12 aplicada, a casa ainda quer o sim/não? Se quiser, é uma linha — mas que seja escolha consciente. </w:t>
+      </w:r>
+      <w:r>
+        <w:rPr>
+          <w:i/>
+          <w:iCs/>
+          <w:sz w:val="21"/>
+          <w:szCs w:val="21"/>
+        </w:rPr>
+        <w:t xml:space="preserve">(Esta pergunta substitui a do código do aparelho da casa, que deixou de existir em 08/09: o sistema roda no celular de cada pessoa, e dose não se confirma sem sinal em aparelho nenhum.)</w:t>
       </w:r>
     </w:p>
     <w:p>
@@ -9837,6 +10090,100 @@
           <w:szCs w:val="21"/>
         </w:rPr>
         <w:t xml:space="preserve"> sem cair na distribuição de senha por mensagem.</w:t>
+      </w:r>
+    </w:p>
+    <w:p>
+      <w:pPr>
+        <w:pBdr>
+          <w:bottom w:val="dotted" w:color="BFBFBF" w:sz="6" w:space="2"/>
+        </w:pBdr>
+        <w:spacing w:after="120" w:before="120"/>
+      </w:pPr>
+      <w:r>
+        <w:rPr>
+          <w:sz w:val="16"/>
+          <w:szCs w:val="16"/>
+        </w:rPr>
+        <w:t xml:space="preserve"/>
+      </w:r>
+    </w:p>
+    <w:p>
+      <w:pPr>
+        <w:pBdr>
+          <w:bottom w:val="dotted" w:color="BFBFBF" w:sz="6" w:space="2"/>
+        </w:pBdr>
+        <w:spacing w:after="120" w:before="120"/>
+      </w:pPr>
+      <w:r>
+        <w:rPr>
+          <w:sz w:val="16"/>
+          <w:szCs w:val="16"/>
+        </w:rPr>
+        <w:t xml:space="preserve"/>
+      </w:r>
+    </w:p>
+    <w:p>
+      <w:pPr>
+        <w:keepNext/>
+        <w:spacing w:after="60" w:before="200"/>
+      </w:pPr>
+      <w:r>
+        <w:rPr>
+          <w:b/>
+          <w:bCs/>
+          <w:color w:val="1F3864"/>
+          <w:sz w:val="22"/>
+          <w:szCs w:val="22"/>
+        </w:rPr>
+        <w:t xml:space="preserve">5. </w:t>
+      </w:r>
+      <w:r>
+        <w:rPr>
+          <w:b/>
+          <w:bCs/>
+          <w:sz w:val="21"/>
+          <w:szCs w:val="21"/>
+        </w:rPr>
+        <w:t xml:space="preserve">Os dois pedidos de 09/09 que esperam uma resposta, e não código.</w:t>
+      </w:r>
+      <w:r>
+        <w:rPr>
+          <w:sz w:val="21"/>
+          <w:szCs w:val="21"/>
+        </w:rPr>
+        <w:t xml:space="preserve"> O </w:t>
+      </w:r>
+      <w:r>
+        <w:rPr>
+          <w:b/>
+          <w:bCs/>
+          <w:sz w:val="21"/>
+          <w:szCs w:val="21"/>
+        </w:rPr>
+        <w:t xml:space="preserve">lembrete de prazo</w:t>
+      </w:r>
+      <w:r>
+        <w:rPr>
+          <w:sz w:val="21"/>
+          <w:szCs w:val="21"/>
+        </w:rPr>
+        <w:t xml:space="preserve">: vencendo o quê — atividade, documento, PIA, receita — e com quantos dias de antecedência? E o </w:t>
+      </w:r>
+      <w:r>
+        <w:rPr>
+          <w:b/>
+          <w:bCs/>
+          <w:sz w:val="21"/>
+          <w:szCs w:val="21"/>
+        </w:rPr>
+        <w:t xml:space="preserve">pente-fino semanal</w:t>
+      </w:r>
+      <w:r>
+        <w:rPr>
+          <w:sz w:val="21"/>
+          <w:szCs w:val="21"/>
+        </w:rPr>
+        <w:t xml:space="preserve">: em que dia da semana?</w:t>
       </w:r>
     </w:p>
     <w:p>

--- a/docs/roteiro-marcelo.docx
+++ b/docs/roteiro-marcelo.docx
@@ -124,7 +124,7 @@
           <w:sz w:val="18"/>
           <w:szCs w:val="18"/>
         </w:rPr>
-        <w:t xml:space="preserve">, escolhida por ser desenhada para leitura difícil, que é o caso de quem lê um alerta no corredor. Se o ensaio for sem internet, a letra não é a que a equipe vai ver no sistema real. Vale saber antes de anotar "achei feio". Última atualização: 10/09/2026, à noite — as dez entregas de 09/09 no </w:t>
+        <w:t xml:space="preserve">, escolhida por ser desenhada para leitura difícil, que é o caso de quem lê um alerta no corredor. Se o ensaio for sem internet, a letra não é a que a equipe vai ver no sistema real. Vale saber antes de anotar "achei feio". Última atualização: 11/09/2026 — as onze entregas de 09/09 no </w:t>
       </w:r>
       <w:r>
         <w:rPr>
@@ -142,7 +142,25 @@
           <w:sz w:val="18"/>
           <w:szCs w:val="18"/>
         </w:rPr>
-        <w:t xml:space="preserve">, doze tarefas novas nas seções dos cargos, a </w:t>
+        <w:t xml:space="preserve"> (a mais nova é a </w:t>
+      </w:r>
+      <w:r>
+        <w:rPr>
+          <w:b/>
+          <w:bCs/>
+          <w:color w:val="595959"/>
+          <w:sz w:val="18"/>
+          <w:szCs w:val="18"/>
+        </w:rPr>
+        <w:t xml:space="preserve">folha da portaria</w:t>
+      </w:r>
+      <w:r>
+        <w:rPr>
+          <w:color w:val="595959"/>
+          <w:sz w:val="18"/>
+          <w:szCs w:val="18"/>
+        </w:rPr>
+        <w:t xml:space="preserve">), catorze tarefas novas nas seções dos cargos, a </w:t>
       </w:r>
       <w:r>
         <w:rPr>
@@ -1787,16 +1805,16 @@
           <w:sz w:val="20"/>
           <w:szCs w:val="20"/>
         </w:rPr>
-        <w:t xml:space="preserve">Dez coisas que o Marcelo pediu em 09/09 já estão no protótipo. </w:t>
-      </w:r>
-      <w:r>
-        <w:rPr>
-          <w:b/>
-          <w:bCs/>
-          <w:sz w:val="20"/>
-          <w:szCs w:val="20"/>
-        </w:rPr>
-        <w:t xml:space="preserve">Doze tarefas novas</w:t>
+        <w:t xml:space="preserve">Onze coisas que o Marcelo pediu em 09/09 já estão no protótipo. </w:t>
+      </w:r>
+      <w:r>
+        <w:rPr>
+          <w:b/>
+          <w:bCs/>
+          <w:sz w:val="20"/>
+          <w:szCs w:val="20"/>
+        </w:rPr>
+        <w:t xml:space="preserve">Catorze tarefas novas</w:t>
       </w:r>
       <w:r>
         <w:rPr>
@@ -5948,6 +5966,166 @@
           <w:sz w:val="21"/>
           <w:szCs w:val="21"/>
         </w:rPr>
+        <w:t xml:space="preserve">A Rosângela, mãe da Alice, trouxe o CPF. Deixe-a pronta para a folha da portaria.</w:t>
+      </w:r>
+      <w:r>
+        <w:rPr>
+          <w:sz w:val="21"/>
+          <w:szCs w:val="21"/>
+        </w:rPr>
+        <w:t xml:space="preserve"> Observar: ela procura uma tela de "portaria", ou entende que a marca nasce </w:t>
+      </w:r>
+      <w:r>
+        <w:rPr>
+          <w:b/>
+          <w:bCs/>
+          <w:sz w:val="21"/>
+          <w:szCs w:val="21"/>
+        </w:rPr>
+        <w:t xml:space="preserve">no contato</w:t>
+      </w:r>
+      <w:r>
+        <w:rPr>
+          <w:sz w:val="21"/>
+          <w:szCs w:val="21"/>
+        </w:rPr>
+        <w:t xml:space="preserve"> do perfil, como a saída? Ela lê a diferença entre </w:t>
+      </w:r>
+      <w:r>
+        <w:rPr>
+          <w:b/>
+          <w:bCs/>
+          <w:sz w:val="21"/>
+          <w:szCs w:val="21"/>
+        </w:rPr>
+        <w:t xml:space="preserve">estar no cadastro</w:t>
+      </w:r>
+      <w:r>
+        <w:rPr>
+          <w:sz w:val="21"/>
+          <w:szCs w:val="21"/>
+        </w:rPr>
+        <w:t xml:space="preserve"> e estar </w:t>
+      </w:r>
+      <w:r>
+        <w:rPr>
+          <w:b/>
+          <w:bCs/>
+          <w:sz w:val="21"/>
+          <w:szCs w:val="21"/>
+        </w:rPr>
+        <w:t xml:space="preserve">autorizado a visitar</w:t>
+      </w:r>
+      <w:r>
+        <w:rPr>
+          <w:sz w:val="21"/>
+          <w:szCs w:val="21"/>
+        </w:rPr>
+        <w:t xml:space="preserve">? Ela repara que o tio, com aproximação restrita, </w:t>
+      </w:r>
+      <w:r>
+        <w:rPr>
+          <w:b/>
+          <w:bCs/>
+          <w:sz w:val="21"/>
+          <w:szCs w:val="21"/>
+        </w:rPr>
+        <w:t xml:space="preserve">não tem o botão</w:t>
+      </w:r>
+      <w:r>
+        <w:rPr>
+          <w:sz w:val="21"/>
+          <w:szCs w:val="21"/>
+        </w:rPr>
+        <w:t xml:space="preserve">? ⚠️ Pergunte: </w:t>
+      </w:r>
+      <w:r>
+        <w:rPr>
+          <w:i/>
+          <w:iCs/>
+          <w:sz w:val="21"/>
+          <w:szCs w:val="21"/>
+        </w:rPr>
+        <w:t xml:space="preserve">"se o tio chegar à guarita, o que a portaria sabe?"</w:t>
+      </w:r>
+      <w:r>
+        <w:rPr>
+          <w:sz w:val="21"/>
+          <w:szCs w:val="21"/>
+        </w:rPr>
+        <w:t xml:space="preserve"> — a folha não lista quem NÃO entra, de propósito; a resposta dela é a pergunta 6 da §8.</w:t>
+      </w:r>
+    </w:p>
+    <w:p>
+      <w:pPr>
+        <w:pBdr>
+          <w:bottom w:val="dotted" w:color="BFBFBF" w:sz="6" w:space="2"/>
+        </w:pBdr>
+        <w:spacing w:after="60" w:before="60"/>
+      </w:pPr>
+      <w:r>
+        <w:rPr>
+          <w:color w:val="808080"/>
+          <w:sz w:val="16"/>
+          <w:szCs w:val="16"/>
+        </w:rPr>
+        <w:t xml:space="preserve">achou?   sim / com ajuda / não          quanto tempo?   10s / 30s / desistiu</w:t>
+      </w:r>
+    </w:p>
+    <w:p>
+      <w:pPr>
+        <w:pBdr>
+          <w:bottom w:val="dotted" w:color="BFBFBF" w:sz="6" w:space="2"/>
+        </w:pBdr>
+        <w:spacing w:after="60" w:before="60"/>
+      </w:pPr>
+      <w:r>
+        <w:rPr>
+          <w:color w:val="808080"/>
+          <w:sz w:val="16"/>
+          <w:szCs w:val="16"/>
+        </w:rPr>
+        <w:t xml:space="preserve">a frase dela:</w:t>
+      </w:r>
+    </w:p>
+    <w:p>
+      <w:pPr>
+        <w:pBdr>
+          <w:bottom w:val="dotted" w:color="BFBFBF" w:sz="6" w:space="2"/>
+        </w:pBdr>
+        <w:spacing w:after="60" w:before="60"/>
+      </w:pPr>
+      <w:r>
+        <w:rPr>
+          <w:color w:val="808080"/>
+          <w:sz w:val="16"/>
+          <w:szCs w:val="16"/>
+        </w:rPr>
+        <w:t xml:space="preserve"/>
+      </w:r>
+    </w:p>
+    <w:p>
+      <w:pPr>
+        <w:keepNext/>
+        <w:spacing w:after="60" w:before="200"/>
+      </w:pPr>
+      <w:r>
+        <w:rPr>
+          <w:b/>
+          <w:bCs/>
+          <w:color w:val="1F3864"/>
+          <w:sz w:val="22"/>
+          <w:szCs w:val="22"/>
+        </w:rPr>
+        <w:t xml:space="preserve">14. </w:t>
+      </w:r>
+      <w:r>
+        <w:rPr>
+          <w:b/>
+          <w:bCs/>
+          <w:sz w:val="21"/>
+          <w:szCs w:val="21"/>
+        </w:rPr>
         <w:t xml:space="preserve">Pergunte depois:</w:t>
       </w:r>
       <w:r>
@@ -8540,6 +8718,150 @@
           <w:sz w:val="21"/>
           <w:szCs w:val="21"/>
         </w:rPr>
+        <w:t xml:space="preserve">Gere a folha da portaria para a guarita.</w:t>
+      </w:r>
+      <w:r>
+        <w:rPr>
+          <w:sz w:val="21"/>
+          <w:szCs w:val="21"/>
+        </w:rPr>
+        <w:t xml:space="preserve"> Observar: ela acha </w:t>
+      </w:r>
+      <w:r>
+        <w:rPr>
+          <w:b/>
+          <w:bCs/>
+          <w:sz w:val="21"/>
+          <w:szCs w:val="21"/>
+        </w:rPr>
+        <w:t xml:space="preserve">Portaria</w:t>
+      </w:r>
+      <w:r>
+        <w:rPr>
+          <w:sz w:val="21"/>
+          <w:szCs w:val="21"/>
+        </w:rPr>
+        <w:t xml:space="preserve"> em "Mais"? Antes de gerar, ela lê quem está </w:t>
+      </w:r>
+      <w:r>
+        <w:rPr>
+          <w:b/>
+          <w:bCs/>
+          <w:sz w:val="21"/>
+          <w:szCs w:val="21"/>
+        </w:rPr>
+        <w:t xml:space="preserve">sem ninguém autorizado</w:t>
+      </w:r>
+      <w:r>
+        <w:rPr>
+          <w:sz w:val="21"/>
+          <w:szCs w:val="21"/>
+        </w:rPr>
+        <w:t xml:space="preserve">, sem foto ou sem CPF — e faz alguma coisa com isso, ou passa direto? Na folha, ela confere que </w:t>
+      </w:r>
+      <w:r>
+        <w:rPr>
+          <w:b/>
+          <w:bCs/>
+          <w:sz w:val="21"/>
+          <w:szCs w:val="21"/>
+        </w:rPr>
+        <w:t xml:space="preserve">não há motivo de restrição nem observação</w:t>
+      </w:r>
+      <w:r>
+        <w:rPr>
+          <w:sz w:val="21"/>
+          <w:szCs w:val="21"/>
+        </w:rPr>
+        <w:t xml:space="preserve"> de ninguém? ⚠️ Pergunte: </w:t>
+      </w:r>
+      <w:r>
+        <w:rPr>
+          <w:i/>
+          <w:iCs/>
+          <w:sz w:val="21"/>
+          <w:szCs w:val="21"/>
+        </w:rPr>
+        <w:t xml:space="preserve">"com que frequência esta folha precisa ser trocada na guarita, e quem recolhe a velha?"</w:t>
+      </w:r>
+      <w:r>
+        <w:rPr>
+          <w:sz w:val="21"/>
+          <w:szCs w:val="21"/>
+        </w:rPr>
+        <w:t xml:space="preserve"> — a folha diz que vale até ser substituída, e isso só funciona se alguém recolher a anterior.</w:t>
+      </w:r>
+    </w:p>
+    <w:p>
+      <w:pPr>
+        <w:pBdr>
+          <w:bottom w:val="dotted" w:color="BFBFBF" w:sz="6" w:space="2"/>
+        </w:pBdr>
+        <w:spacing w:after="60" w:before="60"/>
+      </w:pPr>
+      <w:r>
+        <w:rPr>
+          <w:color w:val="808080"/>
+          <w:sz w:val="16"/>
+          <w:szCs w:val="16"/>
+        </w:rPr>
+        <w:t xml:space="preserve">achou?   sim / com ajuda / não          quanto tempo?   10s / 30s / desistiu</w:t>
+      </w:r>
+    </w:p>
+    <w:p>
+      <w:pPr>
+        <w:pBdr>
+          <w:bottom w:val="dotted" w:color="BFBFBF" w:sz="6" w:space="2"/>
+        </w:pBdr>
+        <w:spacing w:after="60" w:before="60"/>
+      </w:pPr>
+      <w:r>
+        <w:rPr>
+          <w:color w:val="808080"/>
+          <w:sz w:val="16"/>
+          <w:szCs w:val="16"/>
+        </w:rPr>
+        <w:t xml:space="preserve">a frase dela:</w:t>
+      </w:r>
+    </w:p>
+    <w:p>
+      <w:pPr>
+        <w:pBdr>
+          <w:bottom w:val="dotted" w:color="BFBFBF" w:sz="6" w:space="2"/>
+        </w:pBdr>
+        <w:spacing w:after="60" w:before="60"/>
+      </w:pPr>
+      <w:r>
+        <w:rPr>
+          <w:color w:val="808080"/>
+          <w:sz w:val="16"/>
+          <w:szCs w:val="16"/>
+        </w:rPr>
+        <w:t xml:space="preserve"/>
+      </w:r>
+    </w:p>
+    <w:p>
+      <w:pPr>
+        <w:keepNext/>
+        <w:spacing w:after="60" w:before="200"/>
+      </w:pPr>
+      <w:r>
+        <w:rPr>
+          <w:b/>
+          <w:bCs/>
+          <w:color w:val="1F3864"/>
+          <w:sz w:val="22"/>
+          <w:szCs w:val="22"/>
+        </w:rPr>
+        <w:t xml:space="preserve">18. </w:t>
+      </w:r>
+      <w:r>
+        <w:rPr>
+          <w:b/>
+          <w:bCs/>
+          <w:sz w:val="21"/>
+          <w:szCs w:val="21"/>
+        </w:rPr>
         <w:t xml:space="preserve">Pergunte depois:</w:t>
       </w:r>
       <w:r>
@@ -9798,7 +10120,7 @@
           <w:sz w:val="26"/>
           <w:szCs w:val="26"/>
         </w:rPr>
-        <w:t xml:space="preserve">8. Cinco perguntas para o Marcelo, no fim</w:t>
+        <w:t xml:space="preserve">8. Seis perguntas para o Marcelo, no fim</w:t>
       </w:r>
     </w:p>
     <w:p>
@@ -10184,6 +10506,100 @@
           <w:szCs w:val="21"/>
         </w:rPr>
         <w:t xml:space="preserve">: em que dia da semana?</w:t>
+      </w:r>
+    </w:p>
+    <w:p>
+      <w:pPr>
+        <w:pBdr>
+          <w:bottom w:val="dotted" w:color="BFBFBF" w:sz="6" w:space="2"/>
+        </w:pBdr>
+        <w:spacing w:after="120" w:before="120"/>
+      </w:pPr>
+      <w:r>
+        <w:rPr>
+          <w:sz w:val="16"/>
+          <w:szCs w:val="16"/>
+        </w:rPr>
+        <w:t xml:space="preserve"/>
+      </w:r>
+    </w:p>
+    <w:p>
+      <w:pPr>
+        <w:pBdr>
+          <w:bottom w:val="dotted" w:color="BFBFBF" w:sz="6" w:space="2"/>
+        </w:pBdr>
+        <w:spacing w:after="120" w:before="120"/>
+      </w:pPr>
+      <w:r>
+        <w:rPr>
+          <w:sz w:val="16"/>
+          <w:szCs w:val="16"/>
+        </w:rPr>
+        <w:t xml:space="preserve"/>
+      </w:r>
+    </w:p>
+    <w:p>
+      <w:pPr>
+        <w:keepNext/>
+        <w:spacing w:after="60" w:before="200"/>
+      </w:pPr>
+      <w:r>
+        <w:rPr>
+          <w:b/>
+          <w:bCs/>
+          <w:color w:val="1F3864"/>
+          <w:sz w:val="22"/>
+          <w:szCs w:val="22"/>
+        </w:rPr>
+        <w:t xml:space="preserve">6. </w:t>
+      </w:r>
+      <w:r>
+        <w:rPr>
+          <w:b/>
+          <w:bCs/>
+          <w:sz w:val="21"/>
+          <w:szCs w:val="21"/>
+        </w:rPr>
+        <w:t xml:space="preserve">A folha da portaria diz quem ENTRA — e não diz quem não entra.</w:t>
+      </w:r>
+      <w:r>
+        <w:rPr>
+          <w:sz w:val="21"/>
+          <w:szCs w:val="21"/>
+        </w:rPr>
+        <w:t xml:space="preserve"> Quem tem aproximação restrita não aparece nela de jeito nenhum, nem como "proibido": numa guarita, "proibido de ver a criança" já conta uma história que não é da portaria, e a folha fica na mão de quem passa. O custo é real: se o pai com aproximação suspensa chegar, a portaria só sabe que ele </w:t>
+      </w:r>
+      <w:r>
+        <w:rPr>
+          <w:b/>
+          <w:bCs/>
+          <w:sz w:val="21"/>
+          <w:szCs w:val="21"/>
+        </w:rPr>
+        <w:t xml:space="preserve">não está na folha</w:t>
+      </w:r>
+      <w:r>
+        <w:rPr>
+          <w:sz w:val="21"/>
+          <w:szCs w:val="21"/>
+        </w:rPr>
+        <w:t xml:space="preserve">, e liga para a casa. </w:t>
+      </w:r>
+      <w:r>
+        <w:rPr>
+          <w:b/>
+          <w:bCs/>
+          <w:sz w:val="21"/>
+          <w:szCs w:val="21"/>
+        </w:rPr>
+        <w:t xml:space="preserve">A pergunta:</w:t>
+      </w:r>
+      <w:r>
+        <w:rPr>
+          <w:sz w:val="21"/>
+          <w:szCs w:val="21"/>
+        </w:rPr>
+        <w:t xml:space="preserve"> a casa quer uma segunda lista, separada, de quem NÃO entra — só nome e foto, sem motivo? Se quiser, é decisão dele junto com o DPO, pela mesma razão do CPF impresso.</w:t>
       </w:r>
     </w:p>
     <w:p>

--- a/docs/roteiro-marcelo.docx
+++ b/docs/roteiro-marcelo.docx
@@ -124,7 +124,7 @@
           <w:sz w:val="18"/>
           <w:szCs w:val="18"/>
         </w:rPr>
-        <w:t xml:space="preserve">, escolhida por ser desenhada para leitura difícil, que é o caso de quem lê um alerta no corredor. Se o ensaio for sem internet, a letra não é a que a equipe vai ver no sistema real. Vale saber antes de anotar "achei feio". Última atualização: 11/09/2026 — as onze entregas de 09/09 no </w:t>
+        <w:t xml:space="preserve">, escolhida por ser desenhada para leitura difícil, que é o caso de quem lê um alerta no corredor. Se o ensaio for sem internet, a letra não é a que a equipe vai ver no sistema real. Vale saber antes de anotar "achei feio". Última atualização: 11/09/2026 — as doze entregas de 09/09 no </w:t>
       </w:r>
       <w:r>
         <w:rPr>
@@ -142,7 +142,7 @@
           <w:sz w:val="18"/>
           <w:szCs w:val="18"/>
         </w:rPr>
-        <w:t xml:space="preserve"> (a mais nova é a </w:t>
+        <w:t xml:space="preserve"> (as mais novas são a </w:t>
       </w:r>
       <w:r>
         <w:rPr>
@@ -160,7 +160,25 @@
           <w:sz w:val="18"/>
           <w:szCs w:val="18"/>
         </w:rPr>
-        <w:t xml:space="preserve">), catorze tarefas novas nas seções dos cargos, a </w:t>
+        <w:t xml:space="preserve"> e </w:t>
+      </w:r>
+      <w:r>
+        <w:rPr>
+          <w:b/>
+          <w:bCs/>
+          <w:color w:val="595959"/>
+          <w:sz w:val="18"/>
+          <w:szCs w:val="18"/>
+        </w:rPr>
+        <w:t xml:space="preserve">o que o plantão vê no perfil</w:t>
+      </w:r>
+      <w:r>
+        <w:rPr>
+          <w:color w:val="595959"/>
+          <w:sz w:val="18"/>
+          <w:szCs w:val="18"/>
+        </w:rPr>
+        <w:t xml:space="preserve">), quinze tarefas novas nas seções dos cargos, a </w:t>
       </w:r>
       <w:r>
         <w:rPr>
@@ -1805,16 +1823,16 @@
           <w:sz w:val="20"/>
           <w:szCs w:val="20"/>
         </w:rPr>
-        <w:t xml:space="preserve">Onze coisas que o Marcelo pediu em 09/09 já estão no protótipo. </w:t>
-      </w:r>
-      <w:r>
-        <w:rPr>
-          <w:b/>
-          <w:bCs/>
-          <w:sz w:val="20"/>
-          <w:szCs w:val="20"/>
-        </w:rPr>
-        <w:t xml:space="preserve">Catorze tarefas novas</w:t>
+        <w:t xml:space="preserve">Doze coisas que o Marcelo pediu em 09/09 já estão no protótipo. </w:t>
+      </w:r>
+      <w:r>
+        <w:rPr>
+          <w:b/>
+          <w:bCs/>
+          <w:sz w:val="20"/>
+          <w:szCs w:val="20"/>
+        </w:rPr>
+        <w:t xml:space="preserve">Quinze tarefas novas</w:t>
       </w:r>
       <w:r>
         <w:rPr>
@@ -8862,6 +8880,166 @@
           <w:sz w:val="21"/>
           <w:szCs w:val="21"/>
         </w:rPr>
+        <w:t xml:space="preserve">A escola pediu que o contato passe só pela equipe técnica. Tire a escola da vista do plantão — e depois devolva.</w:t>
+      </w:r>
+      <w:r>
+        <w:rPr>
+          <w:sz w:val="21"/>
+          <w:szCs w:val="21"/>
+        </w:rPr>
+        <w:t xml:space="preserve"> Observar: ela acha </w:t>
+      </w:r>
+      <w:r>
+        <w:rPr>
+          <w:b/>
+          <w:bCs/>
+          <w:sz w:val="21"/>
+          <w:szCs w:val="21"/>
+        </w:rPr>
+        <w:t xml:space="preserve">"O que o plantão vê"</w:t>
+      </w:r>
+      <w:r>
+        <w:rPr>
+          <w:sz w:val="21"/>
+          <w:szCs w:val="21"/>
+        </w:rPr>
+        <w:t xml:space="preserve"> em "Mais"? Ela entende que isso vale só para o </w:t>
+      </w:r>
+      <w:r>
+        <w:rPr>
+          <w:b/>
+          <w:bCs/>
+          <w:sz w:val="21"/>
+          <w:szCs w:val="21"/>
+        </w:rPr>
+        <w:t xml:space="preserve">educador em plantão</w:t>
+      </w:r>
+      <w:r>
+        <w:rPr>
+          <w:sz w:val="21"/>
+          <w:szCs w:val="21"/>
+        </w:rPr>
+        <w:t xml:space="preserve">, e só nesta casa? Ao desligar, ela escreve um motivo de verdade, sabendo que </w:t>
+      </w:r>
+      <w:r>
+        <w:rPr>
+          <w:b/>
+          <w:bCs/>
+          <w:sz w:val="21"/>
+          <w:szCs w:val="21"/>
+        </w:rPr>
+        <w:t xml:space="preserve">o educador vai ler esse motivo</w:t>
+      </w:r>
+      <w:r>
+        <w:rPr>
+          <w:sz w:val="21"/>
+          <w:szCs w:val="21"/>
+        </w:rPr>
+        <w:t xml:space="preserve">? ⚠️ Pergunte duas coisas: </w:t>
+      </w:r>
+      <w:r>
+        <w:rPr>
+          <w:i/>
+          <w:iCs/>
+          <w:sz w:val="21"/>
+          <w:szCs w:val="21"/>
+        </w:rPr>
+        <w:t xml:space="preserve">"em que situação real você desligaria algum destes?"</w:t>
+      </w:r>
+      <w:r>
+        <w:rPr>
+          <w:sz w:val="21"/>
+          <w:szCs w:val="21"/>
+        </w:rPr>
+        <w:t xml:space="preserve"> — se ela não tiver nenhuma, isto é um botão que ninguém vai usar, e vale saber — e </w:t>
+      </w:r>
+      <w:r>
+        <w:rPr>
+          <w:i/>
+          <w:iCs/>
+          <w:sz w:val="21"/>
+          <w:szCs w:val="21"/>
+        </w:rPr>
+        <w:t xml:space="preserve">"o que você esperava poder desligar e não está na lista?"</w:t>
+      </w:r>
+      <w:r>
+        <w:rPr>
+          <w:sz w:val="21"/>
+          <w:szCs w:val="21"/>
+        </w:rPr>
+        <w:t xml:space="preserve">. A lista é fechada de propósito; o que ela pedir a mais é a pergunta 7 da §8.</w:t>
+      </w:r>
+    </w:p>
+    <w:p>
+      <w:pPr>
+        <w:pBdr>
+          <w:bottom w:val="dotted" w:color="BFBFBF" w:sz="6" w:space="2"/>
+        </w:pBdr>
+        <w:spacing w:after="60" w:before="60"/>
+      </w:pPr>
+      <w:r>
+        <w:rPr>
+          <w:color w:val="808080"/>
+          <w:sz w:val="16"/>
+          <w:szCs w:val="16"/>
+        </w:rPr>
+        <w:t xml:space="preserve">achou?   sim / com ajuda / não          quanto tempo?   10s / 30s / desistiu</w:t>
+      </w:r>
+    </w:p>
+    <w:p>
+      <w:pPr>
+        <w:pBdr>
+          <w:bottom w:val="dotted" w:color="BFBFBF" w:sz="6" w:space="2"/>
+        </w:pBdr>
+        <w:spacing w:after="60" w:before="60"/>
+      </w:pPr>
+      <w:r>
+        <w:rPr>
+          <w:color w:val="808080"/>
+          <w:sz w:val="16"/>
+          <w:szCs w:val="16"/>
+        </w:rPr>
+        <w:t xml:space="preserve">a frase dela:</w:t>
+      </w:r>
+    </w:p>
+    <w:p>
+      <w:pPr>
+        <w:pBdr>
+          <w:bottom w:val="dotted" w:color="BFBFBF" w:sz="6" w:space="2"/>
+        </w:pBdr>
+        <w:spacing w:after="60" w:before="60"/>
+      </w:pPr>
+      <w:r>
+        <w:rPr>
+          <w:color w:val="808080"/>
+          <w:sz w:val="16"/>
+          <w:szCs w:val="16"/>
+        </w:rPr>
+        <w:t xml:space="preserve"/>
+      </w:r>
+    </w:p>
+    <w:p>
+      <w:pPr>
+        <w:keepNext/>
+        <w:spacing w:after="60" w:before="200"/>
+      </w:pPr>
+      <w:r>
+        <w:rPr>
+          <w:b/>
+          <w:bCs/>
+          <w:color w:val="1F3864"/>
+          <w:sz w:val="22"/>
+          <w:szCs w:val="22"/>
+        </w:rPr>
+        <w:t xml:space="preserve">19. </w:t>
+      </w:r>
+      <w:r>
+        <w:rPr>
+          <w:b/>
+          <w:bCs/>
+          <w:sz w:val="21"/>
+          <w:szCs w:val="21"/>
+        </w:rPr>
         <w:t xml:space="preserve">Pergunte depois:</w:t>
       </w:r>
       <w:r>
@@ -10120,7 +10298,7 @@
           <w:sz w:val="26"/>
           <w:szCs w:val="26"/>
         </w:rPr>
-        <w:t xml:space="preserve">8. Seis perguntas para o Marcelo, no fim</w:t>
+        <w:t xml:space="preserve">8. Sete perguntas para o Marcelo, no fim</w:t>
       </w:r>
     </w:p>
     <w:p>
@@ -10600,6 +10778,132 @@
           <w:szCs w:val="21"/>
         </w:rPr>
         <w:t xml:space="preserve"> a casa quer uma segunda lista, separada, de quem NÃO entra — só nome e foto, sem motivo? Se quiser, é decisão dele junto com o DPO, pela mesma razão do CPF impresso.</w:t>
+      </w:r>
+    </w:p>
+    <w:p>
+      <w:pPr>
+        <w:pBdr>
+          <w:bottom w:val="dotted" w:color="BFBFBF" w:sz="6" w:space="2"/>
+        </w:pBdr>
+        <w:spacing w:after="120" w:before="120"/>
+      </w:pPr>
+      <w:r>
+        <w:rPr>
+          <w:sz w:val="16"/>
+          <w:szCs w:val="16"/>
+        </w:rPr>
+        <w:t xml:space="preserve"/>
+      </w:r>
+    </w:p>
+    <w:p>
+      <w:pPr>
+        <w:pBdr>
+          <w:bottom w:val="dotted" w:color="BFBFBF" w:sz="6" w:space="2"/>
+        </w:pBdr>
+        <w:spacing w:after="120" w:before="120"/>
+      </w:pPr>
+      <w:r>
+        <w:rPr>
+          <w:sz w:val="16"/>
+          <w:szCs w:val="16"/>
+        </w:rPr>
+        <w:t xml:space="preserve"/>
+      </w:r>
+    </w:p>
+    <w:p>
+      <w:pPr>
+        <w:keepNext/>
+        <w:spacing w:after="60" w:before="200"/>
+      </w:pPr>
+      <w:r>
+        <w:rPr>
+          <w:b/>
+          <w:bCs/>
+          <w:color w:val="1F3864"/>
+          <w:sz w:val="22"/>
+          <w:szCs w:val="22"/>
+        </w:rPr>
+        <w:t xml:space="preserve">7. </w:t>
+      </w:r>
+      <w:r>
+        <w:rPr>
+          <w:b/>
+          <w:bCs/>
+          <w:sz w:val="21"/>
+          <w:szCs w:val="21"/>
+        </w:rPr>
+        <w:t xml:space="preserve">A "agenda de consulta" não entrou no botão do que o plantão vê — e a decisão é dele.</w:t>
+      </w:r>
+      <w:r>
+        <w:rPr>
+          <w:sz w:val="21"/>
+          <w:szCs w:val="21"/>
+        </w:rPr>
+        <w:t xml:space="preserve"> Ele pediu para a coordenação poder ligar e desligar "telefone de responsável, escola, médico, contatos, agenda de consulta". Quatro viraram botão. A agenda de consulta não: hoje o educador </w:t>
+      </w:r>
+      <w:r>
+        <w:rPr>
+          <w:b/>
+          <w:bCs/>
+          <w:sz w:val="21"/>
+          <w:szCs w:val="21"/>
+        </w:rPr>
+        <w:t xml:space="preserve">não a vê</w:t>
+      </w:r>
+      <w:r>
+        <w:rPr>
+          <w:sz w:val="21"/>
+          <w:szCs w:val="21"/>
+        </w:rPr>
+        <w:t xml:space="preserve">, e ela não mora no perfil — mora nos compromissos, com regra própria de quem enxerga o quê. Ligá-la ali seria alargar o </w:t>
+      </w:r>
+      <w:r>
+        <w:rPr>
+          <w:b/>
+          <w:bCs/>
+          <w:sz w:val="21"/>
+          <w:szCs w:val="21"/>
+        </w:rPr>
+        <w:t xml:space="preserve">alcance do cargo</w:t>
+      </w:r>
+      <w:r>
+        <w:rPr>
+          <w:sz w:val="21"/>
+          <w:szCs w:val="21"/>
+        </w:rPr>
+        <w:t xml:space="preserve">, que é exatamente o que foi recusado em 27/08 por derrubar o isolamento entre as oito casas. </w:t>
+      </w:r>
+      <w:r>
+        <w:rPr>
+          <w:b/>
+          <w:bCs/>
+          <w:sz w:val="21"/>
+          <w:szCs w:val="21"/>
+        </w:rPr>
+        <w:t xml:space="preserve">A pergunta:</w:t>
+      </w:r>
+      <w:r>
+        <w:rPr>
+          <w:sz w:val="21"/>
+          <w:szCs w:val="21"/>
+        </w:rPr>
+        <w:t xml:space="preserve"> o educador em plantão deve passar a ver os compromissos das crianças da casa dele? Se sim, isso vale para </w:t>
+      </w:r>
+      <w:r>
+        <w:rPr>
+          <w:b/>
+          <w:bCs/>
+          <w:sz w:val="21"/>
+          <w:szCs w:val="21"/>
+        </w:rPr>
+        <w:t xml:space="preserve">todas</w:t>
+      </w:r>
+      <w:r>
+        <w:rPr>
+          <w:sz w:val="21"/>
+          <w:szCs w:val="21"/>
+        </w:rPr>
+        <w:t xml:space="preserve"> as casas, decidido uma vez — e não casa a casa.</w:t>
       </w:r>
     </w:p>
     <w:p>

--- a/docs/roteiro-marcelo.docx
+++ b/docs/roteiro-marcelo.docx
@@ -160,7 +160,7 @@
           <w:sz w:val="18"/>
           <w:szCs w:val="18"/>
         </w:rPr>
-        <w:t xml:space="preserve"> e </w:t>
+        <w:t xml:space="preserve">, </w:t>
       </w:r>
       <w:r>
         <w:rPr>
@@ -178,7 +178,25 @@
           <w:sz w:val="18"/>
           <w:szCs w:val="18"/>
         </w:rPr>
-        <w:t xml:space="preserve">), quinze tarefas novas nas seções dos cargos, a </w:t>
+        <w:t xml:space="preserve"> e </w:t>
+      </w:r>
+      <w:r>
+        <w:rPr>
+          <w:b/>
+          <w:bCs/>
+          <w:color w:val="595959"/>
+          <w:sz w:val="18"/>
+          <w:szCs w:val="18"/>
+        </w:rPr>
+        <w:t xml:space="preserve">a pauta que o educador propõe</w:t>
+      </w:r>
+      <w:r>
+        <w:rPr>
+          <w:color w:val="595959"/>
+          <w:sz w:val="18"/>
+          <w:szCs w:val="18"/>
+        </w:rPr>
+        <w:t xml:space="preserve">), dezessete tarefas novas nas seções dos cargos, a </w:t>
       </w:r>
       <w:r>
         <w:rPr>
@@ -1823,16 +1841,16 @@
           <w:sz w:val="20"/>
           <w:szCs w:val="20"/>
         </w:rPr>
-        <w:t xml:space="preserve">Doze coisas que o Marcelo pediu em 09/09 já estão no protótipo. </w:t>
-      </w:r>
-      <w:r>
-        <w:rPr>
-          <w:b/>
-          <w:bCs/>
-          <w:sz w:val="20"/>
-          <w:szCs w:val="20"/>
-        </w:rPr>
-        <w:t xml:space="preserve">Quinze tarefas novas</w:t>
+        <w:t xml:space="preserve">Treze coisas que o Marcelo pediu em 09/09 já estão no protótipo. </w:t>
+      </w:r>
+      <w:r>
+        <w:rPr>
+          <w:b/>
+          <w:bCs/>
+          <w:sz w:val="20"/>
+          <w:szCs w:val="20"/>
+        </w:rPr>
+        <w:t xml:space="preserve">Dezessete tarefas novas</w:t>
       </w:r>
       <w:r>
         <w:rPr>
@@ -4628,6 +4646,83 @@
     </w:p>
     <w:p>
       <w:pPr>
+        <w:spacing w:after="100" w:line="280"/>
+        <w:jc w:val="both"/>
+      </w:pPr>
+      <w:r>
+        <w:rPr>
+          <w:sz w:val="20"/>
+          <w:szCs w:val="20"/>
+        </w:rPr>
+        <w:t xml:space="preserve">4.1. </w:t>
+      </w:r>
+      <w:r>
+        <w:rPr>
+          <w:b/>
+          <w:bCs/>
+          <w:sz w:val="20"/>
+          <w:szCs w:val="20"/>
+        </w:rPr>
+        <w:t xml:space="preserve">Você tem um assunto para a próxima reunião. Proponha.</w:t>
+      </w:r>
+      <w:r>
+        <w:rPr>
+          <w:sz w:val="20"/>
+          <w:szCs w:val="20"/>
+        </w:rPr>
+        <w:t xml:space="preserve"> Observar: ela acha </w:t>
+      </w:r>
+      <w:r>
+        <w:rPr>
+          <w:b/>
+          <w:bCs/>
+          <w:sz w:val="20"/>
+          <w:szCs w:val="20"/>
+        </w:rPr>
+        <w:t xml:space="preserve">"Propor um assunto"</w:t>
+      </w:r>
+      <w:r>
+        <w:rPr>
+          <w:sz w:val="20"/>
+          <w:szCs w:val="20"/>
+        </w:rPr>
+        <w:t xml:space="preserve"> na tela de combinados? Ela entende que quem conduz a reunião vai </w:t>
+      </w:r>
+      <w:r>
+        <w:rPr>
+          <w:b/>
+          <w:bCs/>
+          <w:sz w:val="20"/>
+          <w:szCs w:val="20"/>
+        </w:rPr>
+        <w:t xml:space="preserve">responder</w:t>
+      </w:r>
+      <w:r>
+        <w:rPr>
+          <w:sz w:val="20"/>
+          <w:szCs w:val="20"/>
+        </w:rPr>
+        <w:t xml:space="preserve"> — e que, se o assunto não entrar, ela lê o motivo ali mesmo? ⚠️ Pergunte: </w:t>
+      </w:r>
+      <w:r>
+        <w:rPr>
+          <w:i/>
+          <w:iCs/>
+          <w:sz w:val="20"/>
+          <w:szCs w:val="20"/>
+        </w:rPr>
+        <w:t xml:space="preserve">"e se ninguém responder?"</w:t>
+      </w:r>
+      <w:r>
+        <w:rPr>
+          <w:sz w:val="20"/>
+          <w:szCs w:val="20"/>
+        </w:rPr>
+        <w:t xml:space="preserve"> — a resposta dela diz se o aviso que o sistema manda é suficiente, ou se ela esperaria alguém falar com ela.</w:t>
+      </w:r>
+    </w:p>
+    <w:p>
+      <w:pPr>
         <w:keepNext/>
         <w:spacing w:after="60" w:before="200"/>
       </w:pPr>
@@ -5960,6 +6055,83 @@
           <w:szCs w:val="16"/>
         </w:rPr>
         <w:t xml:space="preserve"/>
+      </w:r>
+    </w:p>
+    <w:p>
+      <w:pPr>
+        <w:spacing w:after="100" w:line="280"/>
+        <w:jc w:val="both"/>
+      </w:pPr>
+      <w:r>
+        <w:rPr>
+          <w:sz w:val="20"/>
+          <w:szCs w:val="20"/>
+        </w:rPr>
+        <w:t xml:space="preserve">12.1. </w:t>
+      </w:r>
+      <w:r>
+        <w:rPr>
+          <w:b/>
+          <w:bCs/>
+          <w:sz w:val="20"/>
+          <w:szCs w:val="20"/>
+        </w:rPr>
+        <w:t xml:space="preserve">O educador propôs um assunto que não vai entrar nesta reunião. Responda a ele.</w:t>
+      </w:r>
+      <w:r>
+        <w:rPr>
+          <w:sz w:val="20"/>
+          <w:szCs w:val="20"/>
+        </w:rPr>
+        <w:t xml:space="preserve"> Observar: ela vê a proposta esperando resposta na tela de combinados? Ao escolher </w:t>
+      </w:r>
+      <w:r>
+        <w:rPr>
+          <w:b/>
+          <w:bCs/>
+          <w:sz w:val="20"/>
+          <w:szCs w:val="20"/>
+        </w:rPr>
+        <w:t xml:space="preserve">"não entra"</w:t>
+      </w:r>
+      <w:r>
+        <w:rPr>
+          <w:sz w:val="20"/>
+          <w:szCs w:val="20"/>
+        </w:rPr>
+        <w:t xml:space="preserve">, ela repara que o sistema </w:t>
+      </w:r>
+      <w:r>
+        <w:rPr>
+          <w:b/>
+          <w:bCs/>
+          <w:sz w:val="20"/>
+          <w:szCs w:val="20"/>
+        </w:rPr>
+        <w:t xml:space="preserve">exige</w:t>
+      </w:r>
+      <w:r>
+        <w:rPr>
+          <w:sz w:val="20"/>
+          <w:szCs w:val="20"/>
+        </w:rPr>
+        <w:t xml:space="preserve"> escrever, e que o campo diz que é o educador quem vai ler? ⚠️ </w:t>
+      </w:r>
+      <w:r>
+        <w:rPr>
+          <w:b/>
+          <w:bCs/>
+          <w:sz w:val="20"/>
+          <w:szCs w:val="20"/>
+        </w:rPr>
+        <w:t xml:space="preserve">Anote a frase que ela escrever.</w:t>
+      </w:r>
+      <w:r>
+        <w:rPr>
+          <w:sz w:val="20"/>
+          <w:szCs w:val="20"/>
+        </w:rPr>
+        <w:t xml:space="preserve"> O pedido do Marcelo foi "responde ao educador por que ficou de fora"; se a resposta dela for burocrática ("não é o momento"), o botão existe e o problema continua — e isso é conversa de equipe, não de sistema.</w:t>
       </w:r>
     </w:p>
     <w:p>

--- a/docs/roteiro-marcelo.docx
+++ b/docs/roteiro-marcelo.docx
@@ -178,7 +178,7 @@
           <w:sz w:val="18"/>
           <w:szCs w:val="18"/>
         </w:rPr>
-        <w:t xml:space="preserve"> e </w:t>
+        <w:t xml:space="preserve"> </w:t>
       </w:r>
       <w:r>
         <w:rPr>
@@ -196,7 +196,25 @@
           <w:sz w:val="18"/>
           <w:szCs w:val="18"/>
         </w:rPr>
-        <w:t xml:space="preserve">), dezessete tarefas novas nas seções dos cargos, a </w:t>
+        <w:t xml:space="preserve"> e </w:t>
+      </w:r>
+      <w:r>
+        <w:rPr>
+          <w:b/>
+          <w:bCs/>
+          <w:color w:val="595959"/>
+          <w:sz w:val="18"/>
+          <w:szCs w:val="18"/>
+        </w:rPr>
+        <w:t xml:space="preserve">o estatuto</w:t>
+      </w:r>
+      <w:r>
+        <w:rPr>
+          <w:color w:val="595959"/>
+          <w:sz w:val="18"/>
+          <w:szCs w:val="18"/>
+        </w:rPr>
+        <w:t xml:space="preserve">), dezoito tarefas novas nas seções dos cargos, a </w:t>
       </w:r>
       <w:r>
         <w:rPr>
@@ -1841,16 +1859,16 @@
           <w:sz w:val="20"/>
           <w:szCs w:val="20"/>
         </w:rPr>
-        <w:t xml:space="preserve">Treze coisas que o Marcelo pediu em 09/09 já estão no protótipo. </w:t>
-      </w:r>
-      <w:r>
-        <w:rPr>
-          <w:b/>
-          <w:bCs/>
-          <w:sz w:val="20"/>
-          <w:szCs w:val="20"/>
-        </w:rPr>
-        <w:t xml:space="preserve">Dezessete tarefas novas</w:t>
+        <w:t xml:space="preserve">Catorze coisas que o Marcelo pediu em 09/09 já estão no protótipo. </w:t>
+      </w:r>
+      <w:r>
+        <w:rPr>
+          <w:b/>
+          <w:bCs/>
+          <w:sz w:val="20"/>
+          <w:szCs w:val="20"/>
+        </w:rPr>
+        <w:t xml:space="preserve">Dezoito tarefas novas</w:t>
       </w:r>
       <w:r>
         <w:rPr>
@@ -8888,6 +8906,147 @@
     </w:p>
     <w:p>
       <w:pPr>
+        <w:spacing w:after="100" w:line="280"/>
+        <w:jc w:val="both"/>
+      </w:pPr>
+      <w:r>
+        <w:rPr>
+          <w:sz w:val="20"/>
+          <w:szCs w:val="20"/>
+        </w:rPr>
+        <w:t xml:space="preserve">16.1. </w:t>
+      </w:r>
+      <w:r>
+        <w:rPr>
+          <w:b/>
+          <w:bCs/>
+          <w:sz w:val="20"/>
+          <w:szCs w:val="20"/>
+        </w:rPr>
+        <w:t xml:space="preserve">Uma regra de convivência mudou: a TV agora desliga às 21h30. Registre — e depois gere a folha que vai para a parede das crianças.</w:t>
+      </w:r>
+      <w:r>
+        <w:rPr>
+          <w:sz w:val="20"/>
+          <w:szCs w:val="20"/>
+        </w:rPr>
+        <w:t xml:space="preserve"> Observar: ela acha as </w:t>
+      </w:r>
+      <w:r>
+        <w:rPr>
+          <w:b/>
+          <w:bCs/>
+          <w:sz w:val="20"/>
+          <w:szCs w:val="20"/>
+        </w:rPr>
+        <w:t xml:space="preserve">regras de convivência</w:t>
+      </w:r>
+      <w:r>
+        <w:rPr>
+          <w:sz w:val="20"/>
+          <w:szCs w:val="20"/>
+        </w:rPr>
+        <w:t xml:space="preserve"> na tela de combinados? Ela usa </w:t>
+      </w:r>
+      <w:r>
+        <w:rPr>
+          <w:b/>
+          <w:bCs/>
+          <w:sz w:val="20"/>
+          <w:szCs w:val="20"/>
+        </w:rPr>
+        <w:t xml:space="preserve">"Mudar esta regra"</w:t>
+      </w:r>
+      <w:r>
+        <w:rPr>
+          <w:sz w:val="20"/>
+          <w:szCs w:val="20"/>
+        </w:rPr>
+        <w:t xml:space="preserve">, ou escreve uma nova e deixa as duas valendo? Ao gerar a folha das crianças, ela repara que a regra da </w:t>
+      </w:r>
+      <w:r>
+        <w:rPr>
+          <w:b/>
+          <w:bCs/>
+          <w:sz w:val="20"/>
+          <w:szCs w:val="20"/>
+        </w:rPr>
+        <w:t xml:space="preserve">equipe</w:t>
+      </w:r>
+      <w:r>
+        <w:rPr>
+          <w:sz w:val="20"/>
+          <w:szCs w:val="20"/>
+        </w:rPr>
+        <w:t xml:space="preserve"> ("não se fala do processo judicial na frente dela") </w:t>
+      </w:r>
+      <w:r>
+        <w:rPr>
+          <w:b/>
+          <w:bCs/>
+          <w:sz w:val="20"/>
+          <w:szCs w:val="20"/>
+        </w:rPr>
+        <w:t xml:space="preserve">não está</w:t>
+      </w:r>
+      <w:r>
+        <w:rPr>
+          <w:sz w:val="20"/>
+          <w:szCs w:val="20"/>
+        </w:rPr>
+        <w:t xml:space="preserve"> na folha? ⚠️ Pergunte três coisas: </w:t>
+      </w:r>
+      <w:r>
+        <w:rPr>
+          <w:i/>
+          <w:iCs/>
+          <w:sz w:val="20"/>
+          <w:szCs w:val="20"/>
+        </w:rPr>
+        <w:t xml:space="preserve">"quem hoje decide uma regra dessas na casa?"</w:t>
+      </w:r>
+      <w:r>
+        <w:rPr>
+          <w:sz w:val="20"/>
+          <w:szCs w:val="20"/>
+        </w:rPr>
+        <w:t xml:space="preserve">; </w:t>
+      </w:r>
+      <w:r>
+        <w:rPr>
+          <w:i/>
+          <w:iCs/>
+          <w:sz w:val="20"/>
+          <w:szCs w:val="20"/>
+        </w:rPr>
+        <w:t xml:space="preserve">"quais dessas regras vêm da Fundação e não da casa?"</w:t>
+      </w:r>
+      <w:r>
+        <w:rPr>
+          <w:sz w:val="20"/>
+          <w:szCs w:val="20"/>
+        </w:rPr>
+        <w:t xml:space="preserve"> — é o que separa as duas listas; e </w:t>
+      </w:r>
+      <w:r>
+        <w:rPr>
+          <w:i/>
+          <w:iCs/>
+          <w:sz w:val="20"/>
+          <w:szCs w:val="20"/>
+        </w:rPr>
+        <w:t xml:space="preserve">"o que você faria se uma criança discordasse de uma regra?"</w:t>
+      </w:r>
+      <w:r>
+        <w:rPr>
+          <w:sz w:val="20"/>
+          <w:szCs w:val="20"/>
+        </w:rPr>
+        <w:t xml:space="preserve">. A última é a pergunta 8 da §8: o estatuto hoje é escrito só pela coordenação, e as crianças não têm onde responder.</w:t>
+      </w:r>
+    </w:p>
+    <w:p>
+      <w:pPr>
         <w:keepNext/>
         <w:spacing w:after="60" w:before="200"/>
       </w:pPr>
@@ -10470,7 +10629,7 @@
           <w:sz w:val="26"/>
           <w:szCs w:val="26"/>
         </w:rPr>
-        <w:t xml:space="preserve">8. Sete perguntas para o Marcelo, no fim</w:t>
+        <w:t xml:space="preserve">8. Oito perguntas para o Marcelo, no fim</w:t>
       </w:r>
     </w:p>
     <w:p>
@@ -11076,6 +11235,84 @@
           <w:szCs w:val="21"/>
         </w:rPr>
         <w:t xml:space="preserve"> as casas, decidido uma vez — e não casa a casa.</w:t>
+      </w:r>
+    </w:p>
+    <w:p>
+      <w:pPr>
+        <w:pBdr>
+          <w:bottom w:val="dotted" w:color="BFBFBF" w:sz="6" w:space="2"/>
+        </w:pBdr>
+        <w:spacing w:after="120" w:before="120"/>
+      </w:pPr>
+      <w:r>
+        <w:rPr>
+          <w:sz w:val="16"/>
+          <w:szCs w:val="16"/>
+        </w:rPr>
+        <w:t xml:space="preserve"/>
+      </w:r>
+    </w:p>
+    <w:p>
+      <w:pPr>
+        <w:pBdr>
+          <w:bottom w:val="dotted" w:color="BFBFBF" w:sz="6" w:space="2"/>
+        </w:pBdr>
+        <w:spacing w:after="120" w:before="120"/>
+      </w:pPr>
+      <w:r>
+        <w:rPr>
+          <w:sz w:val="16"/>
+          <w:szCs w:val="16"/>
+        </w:rPr>
+        <w:t xml:space="preserve"/>
+      </w:r>
+    </w:p>
+    <w:p>
+      <w:pPr>
+        <w:keepNext/>
+        <w:spacing w:after="60" w:before="200"/>
+      </w:pPr>
+      <w:r>
+        <w:rPr>
+          <w:b/>
+          <w:bCs/>
+          <w:color w:val="1F3864"/>
+          <w:sz w:val="22"/>
+          <w:szCs w:val="22"/>
+        </w:rPr>
+        <w:t xml:space="preserve">8. </w:t>
+      </w:r>
+      <w:r>
+        <w:rPr>
+          <w:b/>
+          <w:bCs/>
+          <w:sz w:val="21"/>
+          <w:szCs w:val="21"/>
+        </w:rPr>
+        <w:t xml:space="preserve">O estatuto é escrito só pela coordenação — e as crianças não têm onde responder.</w:t>
+      </w:r>
+      <w:r>
+        <w:rPr>
+          <w:sz w:val="21"/>
+          <w:szCs w:val="21"/>
+        </w:rPr>
+        <w:t xml:space="preserve"> As regras de convivência agora moram no sistema, com público (todos, equipe, crianças) e folha para a parede. Quem escreve é a coordenação da casa; o que vale para as oito é da gestão geral. Mas uma regra de convivência que a criança não pôde discutir é uma regra imposta, e o sistema hoje não tem lugar para ela discordar — nem para a assembleia da casa, se houver uma. </w:t>
+      </w:r>
+      <w:r>
+        <w:rPr>
+          <w:b/>
+          <w:bCs/>
+          <w:sz w:val="21"/>
+          <w:szCs w:val="21"/>
+        </w:rPr>
+        <w:t xml:space="preserve">A pergunta:</w:t>
+      </w:r>
+      <w:r>
+        <w:rPr>
+          <w:sz w:val="21"/>
+          <w:szCs w:val="21"/>
+        </w:rPr>
+        <w:t xml:space="preserve"> existe hoje algum momento em que as crianças opinam sobre as regras? Se existe, o estatuto precisa mostrar que a regra passou por ali; se não existe, isso é conversa da Fundação, e o sistema não deve fingir que houve participação.</w:t>
       </w:r>
     </w:p>
     <w:p>

--- a/docs/roteiro-marcelo.docx
+++ b/docs/roteiro-marcelo.docx
@@ -1859,16 +1859,16 @@
           <w:sz w:val="20"/>
           <w:szCs w:val="20"/>
         </w:rPr>
-        <w:t xml:space="preserve">Catorze coisas que o Marcelo pediu em 09/09 já estão no protótipo. </w:t>
-      </w:r>
-      <w:r>
-        <w:rPr>
-          <w:b/>
-          <w:bCs/>
-          <w:sz w:val="20"/>
-          <w:szCs w:val="20"/>
-        </w:rPr>
-        <w:t xml:space="preserve">Dezoito tarefas novas</w:t>
+        <w:t xml:space="preserve">Catorze coisas que o Marcelo pediu em 09/09 já estão no protótipo, mais duas de um bloco de notas recuperado em 12/09. </w:t>
+      </w:r>
+      <w:r>
+        <w:rPr>
+          <w:b/>
+          <w:bCs/>
+          <w:sz w:val="20"/>
+          <w:szCs w:val="20"/>
+        </w:rPr>
+        <w:t xml:space="preserve">Vinte tarefas novas</w:t>
       </w:r>
       <w:r>
         <w:rPr>
@@ -4741,6 +4741,99 @@
     </w:p>
     <w:p>
       <w:pPr>
+        <w:spacing w:after="100" w:line="280"/>
+        <w:jc w:val="both"/>
+      </w:pPr>
+      <w:r>
+        <w:rPr>
+          <w:sz w:val="20"/>
+          <w:szCs w:val="20"/>
+        </w:rPr>
+        <w:t xml:space="preserve">4.2. </w:t>
+      </w:r>
+      <w:r>
+        <w:rPr>
+          <w:b/>
+          <w:bCs/>
+          <w:sz w:val="20"/>
+          <w:szCs w:val="20"/>
+        </w:rPr>
+        <w:t xml:space="preserve">Tem aniversário na casa esta semana. O que o sistema te diz?</w:t>
+      </w:r>
+      <w:r>
+        <w:rPr>
+          <w:sz w:val="20"/>
+          <w:szCs w:val="20"/>
+        </w:rPr>
+        <w:t xml:space="preserve"> Observar: ela vê a faixa no alto do </w:t>
+      </w:r>
+      <w:r>
+        <w:rPr>
+          <w:b/>
+          <w:bCs/>
+          <w:sz w:val="20"/>
+          <w:szCs w:val="20"/>
+        </w:rPr>
+        <w:t xml:space="preserve">Dia</w:t>
+      </w:r>
+      <w:r>
+        <w:rPr>
+          <w:sz w:val="20"/>
+          <w:szCs w:val="20"/>
+        </w:rPr>
+        <w:t xml:space="preserve">, sem procurar em lugar nenhum — era o pedido ("pra não ter que ler papel na parede"). Ela entende que o botão </w:t>
+      </w:r>
+      <w:r>
+        <w:rPr>
+          <w:b/>
+          <w:bCs/>
+          <w:sz w:val="20"/>
+          <w:szCs w:val="20"/>
+        </w:rPr>
+        <w:t xml:space="preserve">"A casa está ciente"</w:t>
+      </w:r>
+      <w:r>
+        <w:rPr>
+          <w:sz w:val="20"/>
+          <w:szCs w:val="20"/>
+        </w:rPr>
+        <w:t xml:space="preserve"> faz o sistema parar de avisar aquele aniversário? ⚠️ Pergunte duas coisas: </w:t>
+      </w:r>
+      <w:r>
+        <w:rPr>
+          <w:i/>
+          <w:iCs/>
+          <w:sz w:val="20"/>
+          <w:szCs w:val="20"/>
+        </w:rPr>
+        <w:t xml:space="preserve">"a casa faz festa no dia de cada um, ou junta os do mês?"</w:t>
+      </w:r>
+      <w:r>
+        <w:rPr>
+          <w:sz w:val="20"/>
+          <w:szCs w:val="20"/>
+        </w:rPr>
+        <w:t xml:space="preserve"> — se for por mês, a janela de sete dias é a errada, e isso é uma linha —; e </w:t>
+      </w:r>
+      <w:r>
+        <w:rPr>
+          <w:i/>
+          <w:iCs/>
+          <w:sz w:val="20"/>
+          <w:szCs w:val="20"/>
+        </w:rPr>
+        <w:t xml:space="preserve">"uma semana antes é cedo ou tarde para vocês?"</w:t>
+      </w:r>
+      <w:r>
+        <w:rPr>
+          <w:sz w:val="20"/>
+          <w:szCs w:val="20"/>
+        </w:rPr>
+        <w:t xml:space="preserve">.</w:t>
+      </w:r>
+    </w:p>
+    <w:p>
+      <w:pPr>
         <w:keepNext/>
         <w:spacing w:after="60" w:before="200"/>
       </w:pPr>
@@ -9047,6 +9140,115 @@
     </w:p>
     <w:p>
       <w:pPr>
+        <w:spacing w:after="100" w:line="280"/>
+        <w:jc w:val="both"/>
+      </w:pPr>
+      <w:r>
+        <w:rPr>
+          <w:sz w:val="20"/>
+          <w:szCs w:val="20"/>
+        </w:rPr>
+        <w:t xml:space="preserve">16.2. </w:t>
+      </w:r>
+      <w:r>
+        <w:rPr>
+          <w:b/>
+          <w:bCs/>
+          <w:sz w:val="20"/>
+          <w:szCs w:val="20"/>
+        </w:rPr>
+        <w:t xml:space="preserve">Você quer saber como está a Casa 04. Chegue lá.</w:t>
+      </w:r>
+      <w:r>
+        <w:rPr>
+          <w:sz w:val="20"/>
+          <w:szCs w:val="20"/>
+        </w:rPr>
+        <w:t xml:space="preserve"> </w:t>
+      </w:r>
+      <w:r>
+        <w:rPr>
+          <w:i/>
+          <w:iCs/>
+          <w:sz w:val="20"/>
+          <w:szCs w:val="20"/>
+        </w:rPr>
+        <w:t xml:space="preserve">(Tarefa para o Gestor Geral; a coordenação de uma casa só não a faz.)</w:t>
+      </w:r>
+      <w:r>
+        <w:rPr>
+          <w:sz w:val="20"/>
+          <w:szCs w:val="20"/>
+        </w:rPr>
+        <w:t xml:space="preserve"> Observar: ela acha </w:t>
+      </w:r>
+      <w:r>
+        <w:rPr>
+          <w:b/>
+          <w:bCs/>
+          <w:sz w:val="20"/>
+          <w:szCs w:val="20"/>
+        </w:rPr>
+        <w:t xml:space="preserve">Unidades</w:t>
+      </w:r>
+      <w:r>
+        <w:rPr>
+          <w:sz w:val="20"/>
+          <w:szCs w:val="20"/>
+        </w:rPr>
+        <w:t xml:space="preserve"> em "Mais", e percebe que agora os cartões </w:t>
+      </w:r>
+      <w:r>
+        <w:rPr>
+          <w:b/>
+          <w:bCs/>
+          <w:sz w:val="20"/>
+          <w:szCs w:val="20"/>
+        </w:rPr>
+        <w:t xml:space="preserve">abrem</w:t>
+      </w:r>
+      <w:r>
+        <w:rPr>
+          <w:sz w:val="20"/>
+          <w:szCs w:val="20"/>
+        </w:rPr>
+        <w:t xml:space="preserve">? Ao entrar, ela repara na faixa dizendo qual casa está olhando, e acha o caminho de volta? ⚠️ Pergunte: </w:t>
+      </w:r>
+      <w:r>
+        <w:rPr>
+          <w:i/>
+          <w:iCs/>
+          <w:sz w:val="20"/>
+          <w:szCs w:val="20"/>
+        </w:rPr>
+        <w:t xml:space="preserve">"o que você precisaria ver aqui para saber como vai a casa sem entrar criança por criança?"</w:t>
+      </w:r>
+      <w:r>
+        <w:rPr>
+          <w:sz w:val="20"/>
+          <w:szCs w:val="20"/>
+        </w:rPr>
+        <w:t xml:space="preserve"> — </w:t>
+      </w:r>
+      <w:r>
+        <w:rPr>
+          <w:b/>
+          <w:bCs/>
+          <w:sz w:val="20"/>
+          <w:szCs w:val="20"/>
+        </w:rPr>
+        <w:t xml:space="preserve">anote a resposta inteira, nas palavras dela</w:t>
+      </w:r>
+      <w:r>
+        <w:rPr>
+          <w:sz w:val="20"/>
+          <w:szCs w:val="20"/>
+        </w:rPr>
+        <w:t xml:space="preserve">. É o pedido que ainda não foi construído, e é a pergunta 9 da §8.</w:t>
+      </w:r>
+    </w:p>
+    <w:p>
+      <w:pPr>
         <w:keepNext/>
         <w:spacing w:after="60" w:before="200"/>
       </w:pPr>
@@ -10629,7 +10831,7 @@
           <w:sz w:val="26"/>
           <w:szCs w:val="26"/>
         </w:rPr>
-        <w:t xml:space="preserve">8. Oito perguntas para o Marcelo, no fim</w:t>
+        <w:t xml:space="preserve">8. Nove perguntas para o Marcelo, no fim</w:t>
       </w:r>
     </w:p>
     <w:p>
@@ -11313,6 +11515,148 @@
           <w:szCs w:val="21"/>
         </w:rPr>
         <w:t xml:space="preserve"> existe hoje algum momento em que as crianças opinam sobre as regras? Se existe, o estatuto precisa mostrar que a regra passou por ali; se não existe, isso é conversa da Fundação, e o sistema não deve fingir que houve participação.</w:t>
+      </w:r>
+    </w:p>
+    <w:p>
+      <w:pPr>
+        <w:pBdr>
+          <w:bottom w:val="dotted" w:color="BFBFBF" w:sz="6" w:space="2"/>
+        </w:pBdr>
+        <w:spacing w:after="120" w:before="120"/>
+      </w:pPr>
+      <w:r>
+        <w:rPr>
+          <w:sz w:val="16"/>
+          <w:szCs w:val="16"/>
+        </w:rPr>
+        <w:t xml:space="preserve"/>
+      </w:r>
+    </w:p>
+    <w:p>
+      <w:pPr>
+        <w:pBdr>
+          <w:bottom w:val="dotted" w:color="BFBFBF" w:sz="6" w:space="2"/>
+        </w:pBdr>
+        <w:spacing w:after="120" w:before="120"/>
+      </w:pPr>
+      <w:r>
+        <w:rPr>
+          <w:sz w:val="16"/>
+          <w:szCs w:val="16"/>
+        </w:rPr>
+        <w:t xml:space="preserve"/>
+      </w:r>
+    </w:p>
+    <w:p>
+      <w:pPr>
+        <w:keepNext/>
+        <w:spacing w:after="60" w:before="200"/>
+      </w:pPr>
+      <w:r>
+        <w:rPr>
+          <w:b/>
+          <w:bCs/>
+          <w:color w:val="1F3864"/>
+          <w:sz w:val="22"/>
+          <w:szCs w:val="22"/>
+        </w:rPr>
+        <w:t xml:space="preserve">9. </w:t>
+      </w:r>
+      <w:r>
+        <w:rPr>
+          <w:b/>
+          <w:bCs/>
+          <w:sz w:val="21"/>
+          <w:szCs w:val="21"/>
+        </w:rPr>
+        <w:t xml:space="preserve">A visão de cima do Gestor Geral — o que ele precisa ver.</w:t>
+      </w:r>
+      <w:r>
+        <w:rPr>
+          <w:sz w:val="21"/>
+          <w:szCs w:val="21"/>
+        </w:rPr>
+        <w:t xml:space="preserve"> Num bloco de notas recuperado em 12/09 ele disse duas coisas. A primeira já está feita: poder olhar as casas pelo nome, "simples assim" — os cartões das unidades abrem. A segunda não: uma forma </w:t>
+      </w:r>
+      <w:r>
+        <w:rPr>
+          <w:b/>
+          <w:bCs/>
+          <w:sz w:val="21"/>
+          <w:szCs w:val="21"/>
+        </w:rPr>
+        <w:t xml:space="preserve">prática</w:t>
+      </w:r>
+      <w:r>
+        <w:rPr>
+          <w:sz w:val="21"/>
+          <w:szCs w:val="21"/>
+        </w:rPr>
+        <w:t xml:space="preserve"> de o guardião saber "como está o andamento da vida das crianças" em cada casa, "não só num olhar de número", sem entrar criança por criança e sem ver o trabalho do dia a dia, que é da coordenação e da equipe técnica. </w:t>
+      </w:r>
+      <w:r>
+        <w:rPr>
+          <w:b/>
+          <w:bCs/>
+          <w:sz w:val="21"/>
+          <w:szCs w:val="21"/>
+        </w:rPr>
+        <w:t xml:space="preserve">E ele foi explícito: nada de competição entre casas.</w:t>
+      </w:r>
+      <w:r>
+        <w:rPr>
+          <w:sz w:val="21"/>
+          <w:szCs w:val="21"/>
+        </w:rPr>
+        <w:t xml:space="preserve"> </w:t>
+      </w:r>
+      <w:r>
+        <w:rPr>
+          <w:i/>
+          <w:iCs/>
+          <w:sz w:val="21"/>
+          <w:szCs w:val="21"/>
+        </w:rPr>
+        <w:t xml:space="preserve">(A tela "O trabalho social", com os marcos de vida, nasceu de OUTRO pedido, de 04/09, e responde outra pergunta.)</w:t>
+      </w:r>
+      <w:r>
+        <w:rPr>
+          <w:sz w:val="21"/>
+          <w:szCs w:val="21"/>
+        </w:rPr>
+        <w:t xml:space="preserve"> </w:t>
+      </w:r>
+      <w:r>
+        <w:rPr>
+          <w:b/>
+          <w:bCs/>
+          <w:sz w:val="21"/>
+          <w:szCs w:val="21"/>
+        </w:rPr>
+        <w:t xml:space="preserve">A pergunta:</w:t>
+      </w:r>
+      <w:r>
+        <w:rPr>
+          <w:sz w:val="21"/>
+          <w:szCs w:val="21"/>
+        </w:rPr>
+        <w:t xml:space="preserve"> que parâmetros dizem isso a ele? Escola e frequência? Saúde em acompanhamento? Convivência familiar? O que está parado esperando alguém? </w:t>
+      </w:r>
+      <w:r>
+        <w:rPr>
+          <w:b/>
+          <w:bCs/>
+          <w:sz w:val="21"/>
+          <w:szCs w:val="21"/>
+        </w:rPr>
+        <w:t xml:space="preserve">Anote nas palavras dele</w:t>
+      </w:r>
+      <w:r>
+        <w:rPr>
+          <w:sz w:val="21"/>
+          <w:szCs w:val="21"/>
+        </w:rPr>
+        <w:t xml:space="preserve"> — construir isto adivinhando já deu errado uma vez.</w:t>
       </w:r>
     </w:p>
     <w:p>

--- a/docs/roteiro-marcelo.docx
+++ b/docs/roteiro-marcelo.docx
@@ -16,7 +16,7 @@
           <w:sz w:val="32"/>
           <w:szCs w:val="32"/>
         </w:rPr>
-        <w:t xml:space="preserve">Roteiro de retorno — o protótipo, cargo a cargo</w:t>
+        <w:t xml:space="preserve">Roteiro de observação do uso, por cargo</w:t>
       </w:r>
     </w:p>
     <w:p>
@@ -34,7 +34,7 @@
           <w:sz w:val="18"/>
           <w:szCs w:val="18"/>
         </w:rPr>
-        <w:t xml:space="preserve">Para o Marcelo levar à Casa 03. O protótipo foi entregue e aprovado em </w:t>
+        <w:t xml:space="preserve">Material para a aplicação na Casa 03, conduzida pelo Marcelo com a equipe. O protótipo foi apresentado e aprovado em </w:t>
       </w:r>
       <w:r>
         <w:rPr>
@@ -52,7 +52,7 @@
           <w:sz w:val="18"/>
           <w:szCs w:val="18"/>
         </w:rPr>
-        <w:t xml:space="preserve">; desde então mudaram cinco telas e uma regra que ele viu funcionando de um jeito e agora funciona de outro (§0 abaixo). </w:t>
+        <w:t xml:space="preserve">. Desde então houve mudanças em telas e em algumas regras de funcionamento, resumidas logo abaixo. </w:t>
       </w:r>
       <w:r>
         <w:rPr>
@@ -62,7 +62,7 @@
           <w:sz w:val="18"/>
           <w:szCs w:val="18"/>
         </w:rPr>
-        <w:t xml:space="preserve">Como usar:</w:t>
+        <w:t xml:space="preserve">Como aplicar:</w:t>
       </w:r>
       <w:r>
         <w:rPr>
@@ -70,7 +70,7 @@
           <w:sz w:val="18"/>
           <w:szCs w:val="18"/>
         </w:rPr>
-        <w:t xml:space="preserve"> uma pessoa por vez, no aparelho da casa, com o protótipo aberto. Quem aplica </w:t>
+        <w:t xml:space="preserve"> uma pessoa por vez, no aparelho que ela usa no plantão, com o protótipo aberto. Quem aplica apresenta a tarefa e não explica a tela antes. O que interessa registrar não é a opinião sobre a tela, e sim o ponto em que a pessoa hesita ou para. </w:t>
       </w:r>
       <w:r>
         <w:rPr>
@@ -80,7 +80,7 @@
           <w:sz w:val="18"/>
           <w:szCs w:val="18"/>
         </w:rPr>
-        <w:t xml:space="preserve">não explica antes</w:t>
+        <w:t xml:space="preserve">Sobre o arquivo:</w:t>
       </w:r>
       <w:r>
         <w:rPr>
@@ -88,17 +88,17 @@
           <w:sz w:val="18"/>
           <w:szCs w:val="18"/>
         </w:rPr>
-        <w:t xml:space="preserve"> — pede a tarefa e cala. O que interessa não é a opinião sobre a tela; é onde a pessoa para. </w:t>
-      </w:r>
-      <w:r>
-        <w:rPr>
-          <w:b/>
-          <w:bCs/>
+        <w:t xml:space="preserve"> o protótipo funciona sem internet, mas as fontes de letra vêm da rede. Sem conexão, o texto aparece na fonte do próprio aparelho, e não na </w:t>
+      </w:r>
+      <w:r>
+        <w:rPr>
+          <w:i/>
+          <w:iCs/>
           <w:color w:val="595959"/>
           <w:sz w:val="18"/>
           <w:szCs w:val="18"/>
         </w:rPr>
-        <w:t xml:space="preserve">Uma observação sobre o arquivo:</w:t>
+        <w:t xml:space="preserve">Atkinson Hyperlegible</w:t>
       </w:r>
       <w:r>
         <w:rPr>
@@ -106,151 +106,7 @@
           <w:sz w:val="18"/>
           <w:szCs w:val="18"/>
         </w:rPr>
-        <w:t xml:space="preserve"> ele funciona inteiro sem internet, mas as DUAS FONTES vêm da rede. Aberto offline, o texto aparece na fonte do próprio aparelho — inclusive a </w:t>
-      </w:r>
-      <w:r>
-        <w:rPr>
-          <w:i/>
-          <w:iCs/>
-          <w:color w:val="595959"/>
-          <w:sz w:val="18"/>
-          <w:szCs w:val="18"/>
-        </w:rPr>
-        <w:t xml:space="preserve">Atkinson Hyperlegible</w:t>
-      </w:r>
-      <w:r>
-        <w:rPr>
-          <w:color w:val="595959"/>
-          <w:sz w:val="18"/>
-          <w:szCs w:val="18"/>
-        </w:rPr>
-        <w:t xml:space="preserve">, escolhida por ser desenhada para leitura difícil, que é o caso de quem lê um alerta no corredor. Se o ensaio for sem internet, a letra não é a que a equipe vai ver no sistema real. Vale saber antes de anotar "achei feio". Última atualização: 11/09/2026 — as doze entregas de 09/09 no </w:t>
-      </w:r>
-      <w:r>
-        <w:rPr>
-          <w:b/>
-          <w:bCs/>
-          <w:color w:val="595959"/>
-          <w:sz w:val="18"/>
-          <w:szCs w:val="18"/>
-        </w:rPr>
-        <w:t xml:space="preserve">§0.8</w:t>
-      </w:r>
-      <w:r>
-        <w:rPr>
-          <w:color w:val="595959"/>
-          <w:sz w:val="18"/>
-          <w:szCs w:val="18"/>
-        </w:rPr>
-        <w:t xml:space="preserve"> (as mais novas são a </w:t>
-      </w:r>
-      <w:r>
-        <w:rPr>
-          <w:b/>
-          <w:bCs/>
-          <w:color w:val="595959"/>
-          <w:sz w:val="18"/>
-          <w:szCs w:val="18"/>
-        </w:rPr>
-        <w:t xml:space="preserve">folha da portaria</w:t>
-      </w:r>
-      <w:r>
-        <w:rPr>
-          <w:color w:val="595959"/>
-          <w:sz w:val="18"/>
-          <w:szCs w:val="18"/>
-        </w:rPr>
-        <w:t xml:space="preserve">, </w:t>
-      </w:r>
-      <w:r>
-        <w:rPr>
-          <w:b/>
-          <w:bCs/>
-          <w:color w:val="595959"/>
-          <w:sz w:val="18"/>
-          <w:szCs w:val="18"/>
-        </w:rPr>
-        <w:t xml:space="preserve">o que o plantão vê no perfil</w:t>
-      </w:r>
-      <w:r>
-        <w:rPr>
-          <w:color w:val="595959"/>
-          <w:sz w:val="18"/>
-          <w:szCs w:val="18"/>
-        </w:rPr>
-        <w:t xml:space="preserve"> </w:t>
-      </w:r>
-      <w:r>
-        <w:rPr>
-          <w:b/>
-          <w:bCs/>
-          <w:color w:val="595959"/>
-          <w:sz w:val="18"/>
-          <w:szCs w:val="18"/>
-        </w:rPr>
-        <w:t xml:space="preserve">a pauta que o educador propõe</w:t>
-      </w:r>
-      <w:r>
-        <w:rPr>
-          <w:color w:val="595959"/>
-          <w:sz w:val="18"/>
-          <w:szCs w:val="18"/>
-        </w:rPr>
-        <w:t xml:space="preserve"> e </w:t>
-      </w:r>
-      <w:r>
-        <w:rPr>
-          <w:b/>
-          <w:bCs/>
-          <w:color w:val="595959"/>
-          <w:sz w:val="18"/>
-          <w:szCs w:val="18"/>
-        </w:rPr>
-        <w:t xml:space="preserve">o estatuto</w:t>
-      </w:r>
-      <w:r>
-        <w:rPr>
-          <w:color w:val="595959"/>
-          <w:sz w:val="18"/>
-          <w:szCs w:val="18"/>
-        </w:rPr>
-        <w:t xml:space="preserve">), dezoito tarefas novas nas seções dos cargos, a </w:t>
-      </w:r>
-      <w:r>
-        <w:rPr>
-          <w:b/>
-          <w:bCs/>
-          <w:color w:val="595959"/>
-          <w:sz w:val="18"/>
-          <w:szCs w:val="18"/>
-        </w:rPr>
-        <w:t xml:space="preserve">§7 mudou de dono</w:t>
-      </w:r>
-      <w:r>
-        <w:rPr>
-          <w:color w:val="595959"/>
-          <w:sz w:val="18"/>
-          <w:szCs w:val="18"/>
-        </w:rPr>
-        <w:t xml:space="preserve"> (a cozinha não entra no sistema, e quem pede o lanche é quem está no turno), e a </w:t>
-      </w:r>
-      <w:r>
-        <w:rPr>
-          <w:b/>
-          <w:bCs/>
-          <w:color w:val="595959"/>
-          <w:sz w:val="18"/>
-          <w:szCs w:val="18"/>
-        </w:rPr>
-        <w:t xml:space="preserve">§8</w:t>
-      </w:r>
-      <w:r>
-        <w:rPr>
-          <w:color w:val="595959"/>
-          <w:sz w:val="18"/>
-          <w:szCs w:val="18"/>
-        </w:rPr>
-        <w:t xml:space="preserve"> trocou uma pergunta que tinha deixado de existir pelas que ainda esperam resposta.</w:t>
+        <w:t xml:space="preserve">, escolhida por facilitar a leitura rápida de um alerta. Se a aplicação for feita sem internet, vale considerar isso antes de anotar comentários sobre a aparência. Última revisão do texto: 27/09/2026.</w:t>
       </w:r>
     </w:p>
     <w:p>
@@ -270,7 +126,7 @@
           <w:sz w:val="26"/>
           <w:szCs w:val="26"/>
         </w:rPr>
-        <w:t xml:space="preserve">§0 — O que mudou depois de 28/08 (ler antes de aplicar)</w:t>
+        <w:t xml:space="preserve">§0. O que mudou desde a apresentação de 28/08</w:t>
       </w:r>
     </w:p>
     <w:p>
@@ -280,35 +136,10 @@
       </w:pPr>
       <w:r>
         <w:rPr>
-          <w:b/>
-          <w:bCs/>
-          <w:sz w:val="20"/>
-          <w:szCs w:val="20"/>
-        </w:rPr>
-        <w:t xml:space="preserve">Uma coisa que ele aprovou e não está mais lá.</w:t>
-      </w:r>
-      <w:r>
-        <w:rPr>
-          <w:sz w:val="20"/>
-          <w:szCs w:val="20"/>
-        </w:rPr>
-        <w:t xml:space="preserve"> A tela de estoque mostrava "Abaixo do mínimo" calculado sozinho, comparando a quantidade com um mínimo por item. O sistema de verdade recusa isso de propósito: </w:t>
-      </w:r>
-      <w:r>
-        <w:rPr>
-          <w:b/>
-          <w:bCs/>
-          <w:sz w:val="20"/>
-          <w:szCs w:val="20"/>
-        </w:rPr>
-        <w:t xml:space="preserve">estoque baixo é sinalizado à mão, com o nome de quem sinalizou</w:t>
-      </w:r>
-      <w:r>
-        <w:rPr>
-          <w:sz w:val="20"/>
-          <w:szCs w:val="20"/>
-        </w:rPr>
-        <w:t xml:space="preserve">, porque só a equipe sabe o que é pouco em cada caso — dois frascos de um xarope eventual sobram, e dois de um contínuo acabam na quinta-feira. O protótipo estava mostrando um julgamento automático que o aplicativo nunca faria.</w:t>
+          <w:sz w:val="20"/>
+          <w:szCs w:val="20"/>
+        </w:rPr>
+        <w:t xml:space="preserve">Leitura recomendada antes da aplicação, para quem conduz.</w:t>
       </w:r>
     </w:p>
     <w:p>
@@ -323,7 +154,7 @@
           <w:sz w:val="20"/>
           <w:szCs w:val="20"/>
         </w:rPr>
-        <w:t xml:space="preserve">Quatro coisas novas para olhar:</w:t>
+        <w:t xml:space="preserve">Medicação e armário</w:t>
       </w:r>
     </w:p>
     <w:p>
@@ -340,23 +171,7 @@
           <w:sz w:val="20"/>
           <w:szCs w:val="20"/>
         </w:rPr>
-        <w:t xml:space="preserve">o armário tem </w:t>
-      </w:r>
-      <w:r>
-        <w:rPr>
-          <w:b/>
-          <w:bCs/>
-          <w:sz w:val="20"/>
-          <w:szCs w:val="20"/>
-        </w:rPr>
-        <w:t xml:space="preserve">duas ações</w:t>
-      </w:r>
-      <w:r>
-        <w:rPr>
-          <w:sz w:val="20"/>
-          <w:szCs w:val="20"/>
-        </w:rPr>
-        <w:t xml:space="preserve"> agora: "Chegou remédio" soma, "Conferi o armário" substitui e pede motivo;</w:t>
+        <w:t xml:space="preserve">O educador de plantão administra a medicação. A Enfermagem atende das 9h às 17h, e a regra anterior, que exigia autorização nominal, deixaria sem registro as doses da noite.</w:t>
       </w:r>
     </w:p>
     <w:p>
@@ -373,23 +188,23 @@
           <w:sz w:val="20"/>
           <w:szCs w:val="20"/>
         </w:rPr>
-        <w:t xml:space="preserve">a triagem de enfermagem ganhou </w:t>
-      </w:r>
-      <w:r>
-        <w:rPr>
-          <w:b/>
-          <w:bCs/>
-          <w:sz w:val="20"/>
-          <w:szCs w:val="20"/>
-        </w:rPr>
-        <w:t xml:space="preserve">devolver pedindo complemento</w:t>
-      </w:r>
-      <w:r>
-        <w:rPr>
-          <w:sz w:val="20"/>
-          <w:szCs w:val="20"/>
-        </w:rPr>
-        <w:t xml:space="preserve">, além de assinar;</w:t>
+        <w:t xml:space="preserve">Quando um medicamento só pode ser administrado pela Enfermagem (insulina, injetável, controlado), a Enfermagem ou a coordenação marca isso na aba </w:t>
+      </w:r>
+      <w:r>
+        <w:rPr>
+          <w:b/>
+          <w:bCs/>
+          <w:sz w:val="20"/>
+          <w:szCs w:val="20"/>
+        </w:rPr>
+        <w:t xml:space="preserve">Esquemas</w:t>
+      </w:r>
+      <w:r>
+        <w:rPr>
+          <w:sz w:val="20"/>
+          <w:szCs w:val="20"/>
+        </w:rPr>
+        <w:t xml:space="preserve">, com o motivo. No protótipo, a insulina da Rayssa está marcada.</w:t>
       </w:r>
     </w:p>
     <w:p>
@@ -406,23 +221,7 @@
           <w:sz w:val="20"/>
           <w:szCs w:val="20"/>
         </w:rPr>
-        <w:t xml:space="preserve">a ATA aparece </w:t>
-      </w:r>
-      <w:r>
-        <w:rPr>
-          <w:b/>
-          <w:bCs/>
-          <w:sz w:val="20"/>
-          <w:szCs w:val="20"/>
-        </w:rPr>
-        <w:t xml:space="preserve">por turno</w:t>
-      </w:r>
-      <w:r>
-        <w:rPr>
-          <w:sz w:val="20"/>
-          <w:szCs w:val="20"/>
-        </w:rPr>
-        <w:t xml:space="preserve"> (diurna e noturna), cada uma com as suas assinaturas — antes era uma só, sem dizer de qual;</w:t>
+        <w:t xml:space="preserve">Coordenação e equipe técnica também cadastram a prescrição, porque a criança muitas vezes volta da consulta com a receita no fim do dia.</w:t>
       </w:r>
     </w:p>
     <w:p>
@@ -439,72 +238,39 @@
           <w:sz w:val="20"/>
           <w:szCs w:val="20"/>
         </w:rPr>
-        <w:t xml:space="preserve">há uma tela nova em "Mais": </w:t>
-      </w:r>
-      <w:r>
-        <w:rPr>
-          <w:b/>
-          <w:bCs/>
-          <w:sz w:val="20"/>
-          <w:szCs w:val="20"/>
-        </w:rPr>
-        <w:t xml:space="preserve">"O que cada setor enxerga"</w:t>
-      </w:r>
-      <w:r>
-        <w:rPr>
-          <w:sz w:val="20"/>
-          <w:szCs w:val="20"/>
-        </w:rPr>
-        <w:t xml:space="preserve">, para responder "o educador vê isso?" sem entrar com a conta de ninguém.</w:t>
-      </w:r>
-    </w:p>
-    <w:p>
-      <w:pPr>
-        <w:pStyle w:val="Heading2"/>
-        <w:keepNext/>
-        <w:pBdr>
-          <w:bottom w:val="single" w:color="1F3864" w:sz="4" w:space="4"/>
-        </w:pBdr>
-        <w:spacing w:after="120" w:before="300"/>
-      </w:pPr>
-      <w:r>
-        <w:rPr>
-          <w:b/>
-          <w:bCs/>
-          <w:color w:val="1F3864"/>
-          <w:sz w:val="26"/>
-          <w:szCs w:val="26"/>
-        </w:rPr>
-        <w:t xml:space="preserve">§0.1 — O que mudou depois de 31/08</w:t>
-      </w:r>
-    </w:p>
-    <w:p>
-      <w:pPr>
-        <w:spacing w:after="100" w:line="280"/>
-        <w:jc w:val="both"/>
-      </w:pPr>
-      <w:r>
-        <w:rPr>
-          <w:sz w:val="20"/>
-          <w:szCs w:val="20"/>
-        </w:rPr>
-        <w:t xml:space="preserve">Sete coisas novas entraram, e </w:t>
-      </w:r>
-      <w:r>
-        <w:rPr>
-          <w:b/>
-          <w:bCs/>
-          <w:sz w:val="20"/>
-          <w:szCs w:val="20"/>
-        </w:rPr>
-        <w:t xml:space="preserve">cinco delas são portas que não existiam para regras que o sistema já cumpria por baixo</w:t>
-      </w:r>
-      <w:r>
-        <w:rPr>
-          <w:sz w:val="20"/>
-          <w:szCs w:val="20"/>
-        </w:rPr>
-        <w:t xml:space="preserve">. Vale saber disso ao aplicar: não são funções inventadas agora, são telas para o que o servidor já fazia — e é por isso que valem uma pergunta cada.</w:t>
+        <w:t xml:space="preserve">O armário tem duas ações: </w:t>
+      </w:r>
+      <w:r>
+        <w:rPr>
+          <w:b/>
+          <w:bCs/>
+          <w:sz w:val="20"/>
+          <w:szCs w:val="20"/>
+        </w:rPr>
+        <w:t xml:space="preserve">Chegou remédio</w:t>
+      </w:r>
+      <w:r>
+        <w:rPr>
+          <w:sz w:val="20"/>
+          <w:szCs w:val="20"/>
+        </w:rPr>
+        <w:t xml:space="preserve">, que soma à quantidade, e </w:t>
+      </w:r>
+      <w:r>
+        <w:rPr>
+          <w:b/>
+          <w:bCs/>
+          <w:sz w:val="20"/>
+          <w:szCs w:val="20"/>
+        </w:rPr>
+        <w:t xml:space="preserve">Conferi o armário</w:t>
+      </w:r>
+      <w:r>
+        <w:rPr>
+          <w:sz w:val="20"/>
+          <w:szCs w:val="20"/>
+        </w:rPr>
+        <w:t xml:space="preserve">, que substitui a quantidade e pede o motivo.</w:t>
       </w:r>
     </w:p>
     <w:p>
@@ -518,28 +284,10 @@
       </w:pPr>
       <w:r>
         <w:rPr>
-          <w:b/>
-          <w:bCs/>
-          <w:sz w:val="20"/>
-          <w:szCs w:val="20"/>
-        </w:rPr>
-        <w:t xml:space="preserve">No Dia, um quarto filtro: "Por criança".</w:t>
-      </w:r>
-      <w:r>
-        <w:rPr>
-          <w:sz w:val="20"/>
-          <w:szCs w:val="20"/>
-        </w:rPr>
-        <w:t xml:space="preserve"> Uma linha por acolhido, em ordem alfabética, com o alerta essencial primeiro. Responde "e a Alice, como está?" sem rolar o dia inteiro. </w:t>
-      </w:r>
-      <w:r>
-        <w:rPr>
-          <w:i/>
-          <w:iCs/>
-          <w:sz w:val="20"/>
-          <w:szCs w:val="20"/>
-        </w:rPr>
-        <w:t xml:space="preserve">A lista não é ordenada por pendências de propósito — se fosse, as mesmas crianças ficariam no topo todo dia.</w:t>
+          <w:sz w:val="20"/>
+          <w:szCs w:val="20"/>
+        </w:rPr>
+        <w:t xml:space="preserve">O estoque baixo é sinalizado pela equipe, com o nome de quem sinalizou. A tela não calcula um mínimo por conta própria, porque só quem cuida sabe se dois frascos são muito ou pouco para aquele tratamento.</w:t>
       </w:r>
     </w:p>
     <w:p>
@@ -553,19 +301,25 @@
       </w:pPr>
       <w:r>
         <w:rPr>
-          <w:b/>
-          <w:bCs/>
-          <w:sz w:val="20"/>
-          <w:szCs w:val="20"/>
-        </w:rPr>
-        <w:t xml:space="preserve">No perfil, "Atualizar escola, cuidados e equipe".</w:t>
-      </w:r>
-      <w:r>
-        <w:rPr>
-          <w:sz w:val="20"/>
-          <w:szCs w:val="20"/>
-        </w:rPr>
-        <w:t xml:space="preserve"> Antes o perfil mostrava esses campos e ninguém conseguia escrever neles. Cada alteração guarda o texto anterior, com nome e horário, à vista no próprio perfil.</w:t>
+          <w:sz w:val="20"/>
+          <w:szCs w:val="20"/>
+        </w:rPr>
+        <w:t xml:space="preserve">Sem internet, a confirmação de dose não é feita em nenhum aparelho. A recusa aparece na hora, com a explicação, e o restante do turno segue funcionando sem conexão.</w:t>
+      </w:r>
+    </w:p>
+    <w:p>
+      <w:pPr>
+        <w:spacing w:after="100" w:line="280"/>
+        <w:jc w:val="both"/>
+      </w:pPr>
+      <w:r>
+        <w:rPr>
+          <w:b/>
+          <w:bCs/>
+          <w:sz w:val="20"/>
+          <w:szCs w:val="20"/>
+        </w:rPr>
+        <w:t xml:space="preserve">Turno, ATA e escala</w:t>
       </w:r>
     </w:p>
     <w:p>
@@ -579,19 +333,10 @@
       </w:pPr>
       <w:r>
         <w:rPr>
-          <w:b/>
-          <w:bCs/>
-          <w:sz w:val="20"/>
-          <w:szCs w:val="20"/>
-        </w:rPr>
-        <w:t xml:space="preserve">Na Saúde, "Quem pode dar remédio" virou decidível.</w:t>
-      </w:r>
-      <w:r>
-        <w:rPr>
-          <w:sz w:val="20"/>
-          <w:szCs w:val="20"/>
-        </w:rPr>
-        <w:t xml:space="preserve"> A tarja "Sem definição" existia e não havia botão. Agora a coordenação define por turno, com motivo escrito, e cada decisão fica registrada com o que valia antes.</w:t>
+          <w:sz w:val="20"/>
+          <w:szCs w:val="20"/>
+        </w:rPr>
+        <w:t xml:space="preserve">A ATA é registrada por turno, diurno e noturno, cada uma com as suas assinaturas. O horário de cada turno é definido pela própria casa.</w:t>
       </w:r>
     </w:p>
     <w:p>
@@ -605,35 +350,26 @@
       </w:pPr>
       <w:r>
         <w:rPr>
-          <w:b/>
-          <w:bCs/>
-          <w:sz w:val="20"/>
-          <w:szCs w:val="20"/>
-        </w:rPr>
-        <w:t xml:space="preserve">Em "Mais", o Painel das unidades.</w:t>
-      </w:r>
-      <w:r>
-        <w:rPr>
-          <w:sz w:val="20"/>
-          <w:szCs w:val="20"/>
-        </w:rPr>
-        <w:t xml:space="preserve"> Ocupação, entradas e saídas, o que espera decisão, e o quadro de cada mês. É também onde o </w:t>
-      </w:r>
-      <w:r>
-        <w:rPr>
-          <w:b/>
-          <w:bCs/>
-          <w:sz w:val="20"/>
-          <w:szCs w:val="20"/>
-        </w:rPr>
-        <w:t xml:space="preserve">limite da casa</w:t>
-      </w:r>
-      <w:r>
-        <w:rPr>
-          <w:sz w:val="20"/>
-          <w:szCs w:val="20"/>
-        </w:rPr>
-        <w:t xml:space="preserve"> se altera — com motivo, e sem apagar o limite anterior.</w:t>
+          <w:sz w:val="20"/>
+          <w:szCs w:val="20"/>
+        </w:rPr>
+        <w:t xml:space="preserve">Ao lado dos turnos do dia fica o </w:t>
+      </w:r>
+      <w:r>
+        <w:rPr>
+          <w:b/>
+          <w:bCs/>
+          <w:sz w:val="20"/>
+          <w:szCs w:val="20"/>
+        </w:rPr>
+        <w:t xml:space="preserve">Turno anterior</w:t>
+      </w:r>
+      <w:r>
+        <w:rPr>
+          <w:sz w:val="20"/>
+          <w:szCs w:val="20"/>
+        </w:rPr>
+        <w:t xml:space="preserve">, que toda a equipe da casa pode abrir.</w:t>
       </w:r>
     </w:p>
     <w:p>
@@ -647,19 +383,10 @@
       </w:pPr>
       <w:r>
         <w:rPr>
-          <w:b/>
-          <w:bCs/>
-          <w:sz w:val="20"/>
-          <w:szCs w:val="20"/>
-        </w:rPr>
-        <w:t xml:space="preserve">Em "Mais", a Sincronização.</w:t>
-      </w:r>
-      <w:r>
-        <w:rPr>
-          <w:sz w:val="20"/>
-          <w:szCs w:val="20"/>
-        </w:rPr>
-        <w:t xml:space="preserve"> O que este aparelho enviou, e os conflitos que esperam a frase da equipe. As duas versões aparecem inteiras, e nenhuma vem destacada: o sistema não escolhe.</w:t>
+          <w:sz w:val="20"/>
+          <w:szCs w:val="20"/>
+        </w:rPr>
+        <w:t xml:space="preserve">Cada linha da ATA traz o nome, o cargo e o horário de quem escreveu, e uma cor por profissional, escolhida pela coordenação. O nome aparece sempre, porque a cor não se mantém na impressão em preto e branco.</w:t>
       </w:r>
     </w:p>
     <w:p>
@@ -673,35 +400,10 @@
       </w:pPr>
       <w:r>
         <w:rPr>
-          <w:b/>
-          <w:bCs/>
-          <w:sz w:val="20"/>
-          <w:szCs w:val="20"/>
-        </w:rPr>
-        <w:t xml:space="preserve">Em Equipe, a aba Aparelhos.</w:t>
-      </w:r>
-      <w:r>
-        <w:rPr>
-          <w:sz w:val="20"/>
-          <w:szCs w:val="20"/>
-        </w:rPr>
-        <w:t xml:space="preserve"> O cadastro dos aparelhos institucionais da casa — o que decide, offline, quem pode confirmar medicamento. O código aparece </w:t>
-      </w:r>
-      <w:r>
-        <w:rPr>
-          <w:b/>
-          <w:bCs/>
-          <w:sz w:val="20"/>
-          <w:szCs w:val="20"/>
-        </w:rPr>
-        <w:t xml:space="preserve">uma vez só</w:t>
-      </w:r>
-      <w:r>
-        <w:rPr>
-          <w:sz w:val="20"/>
-          <w:szCs w:val="20"/>
-        </w:rPr>
-        <w:t xml:space="preserve">.</w:t>
+          <w:sz w:val="20"/>
+          <w:szCs w:val="20"/>
+        </w:rPr>
+        <w:t xml:space="preserve">Observações restritas à coordenação, à equipe técnica e aos líderes aparecem para os demais apenas como contagem.</w:t>
       </w:r>
     </w:p>
     <w:p>
@@ -715,126 +417,10 @@
       </w:pPr>
       <w:r>
         <w:rPr>
-          <w:b/>
-          <w:bCs/>
-          <w:sz w:val="20"/>
-          <w:szCs w:val="20"/>
-        </w:rPr>
-        <w:t xml:space="preserve">Nos relatórios, o passo que faltava.</w:t>
-      </w:r>
-      <w:r>
-        <w:rPr>
-          <w:sz w:val="20"/>
-          <w:szCs w:val="20"/>
-        </w:rPr>
-        <w:t xml:space="preserve"> O relatório nasce rascunho e agora tem "Enviar para aprovação"; antes ele ficava rascunho para sempre, com o botão de aprovar invisível.</w:t>
-      </w:r>
-    </w:p>
-    <w:p>
-      <w:pPr>
-        <w:pStyle w:val="Heading2"/>
-        <w:keepNext/>
-        <w:pBdr>
-          <w:bottom w:val="single" w:color="1F3864" w:sz="4" w:space="4"/>
-        </w:pBdr>
-        <w:spacing w:after="120" w:before="300"/>
-      </w:pPr>
-      <w:r>
-        <w:rPr>
-          <w:b/>
-          <w:bCs/>
-          <w:color w:val="1F3864"/>
-          <w:sz w:val="26"/>
-          <w:szCs w:val="26"/>
-        </w:rPr>
-        <w:t xml:space="preserve">§0.2 — O que mudou depois de 01/09</w:t>
-      </w:r>
-    </w:p>
-    <w:p>
-      <w:pPr>
-        <w:spacing w:after="100" w:line="280"/>
-        <w:jc w:val="both"/>
-      </w:pPr>
-      <w:r>
-        <w:rPr>
-          <w:sz w:val="20"/>
-          <w:szCs w:val="20"/>
-        </w:rPr>
-        <w:t xml:space="preserve">Uma coisa só, e é a maior desde que o protótipo foi entregue: </w:t>
-      </w:r>
-      <w:r>
-        <w:rPr>
-          <w:b/>
-          <w:bCs/>
-          <w:sz w:val="20"/>
-          <w:szCs w:val="20"/>
-        </w:rPr>
-        <w:t xml:space="preserve">o sistema agora funciona sem internet.</w:t>
-      </w:r>
-      <w:r>
-        <w:rPr>
-          <w:sz w:val="20"/>
-          <w:szCs w:val="20"/>
-        </w:rPr>
-        <w:t xml:space="preserve"> O que a pessoa registrar sem sinal fica guardado no aparelho, com a hora em que aconteceu, e sobe sozinho quando a conexão voltar. Nada é apagado do aparelho antes de o servidor confirmar que recebeu.</w:t>
-      </w:r>
-    </w:p>
-    <w:p>
-      <w:pPr>
-        <w:spacing w:after="100" w:line="280"/>
-        <w:jc w:val="both"/>
-      </w:pPr>
-      <w:r>
-        <w:rPr>
-          <w:sz w:val="20"/>
-          <w:szCs w:val="20"/>
-        </w:rPr>
-        <w:t xml:space="preserve">Para poder ser experimentado, o protótipo ganhou um botão </w:t>
-      </w:r>
-      <w:r>
-        <w:rPr>
-          <w:b/>
-          <w:bCs/>
-          <w:sz w:val="20"/>
-          <w:szCs w:val="20"/>
-        </w:rPr>
-        <w:t xml:space="preserve">📶 / 🚫</w:t>
-      </w:r>
-      <w:r>
-        <w:rPr>
-          <w:sz w:val="20"/>
-          <w:szCs w:val="20"/>
-        </w:rPr>
-        <w:t xml:space="preserve"> no alto da tela, ao lado do "Ver como". Ele simula a queda do sinal. </w:t>
-      </w:r>
-      <w:r>
-        <w:rPr>
-          <w:b/>
-          <w:bCs/>
-          <w:sz w:val="20"/>
-          <w:szCs w:val="20"/>
-        </w:rPr>
-        <w:t xml:space="preserve">Não existe no sistema de verdade</w:t>
-      </w:r>
-      <w:r>
-        <w:rPr>
-          <w:sz w:val="20"/>
-          <w:szCs w:val="20"/>
-        </w:rPr>
-        <w:t xml:space="preserve"> — está ali como o "Ver como" está.</w:t>
-      </w:r>
-    </w:p>
-    <w:p>
-      <w:pPr>
-        <w:spacing w:after="100" w:line="280"/>
-        <w:jc w:val="both"/>
-      </w:pPr>
-      <w:r>
-        <w:rPr>
-          <w:sz w:val="20"/>
-          <w:szCs w:val="20"/>
-        </w:rPr>
-        <w:t xml:space="preserve">Duas coisas ficaram de fora de propósito, e vale saber antes que alguém pergunte:</w:t>
+          <w:sz w:val="20"/>
+          <w:szCs w:val="20"/>
+        </w:rPr>
+        <w:t xml:space="preserve">A passagem de plantão mostra as doses do turno. Quem assina vê o que foi confirmado e o que ficou sem resposta, e escreve uma linha sobre o que houve.</w:t>
       </w:r>
     </w:p>
     <w:p>
@@ -848,19 +434,10 @@
       </w:pPr>
       <w:r>
         <w:rPr>
-          <w:b/>
-          <w:bCs/>
-          <w:sz w:val="20"/>
-          <w:szCs w:val="20"/>
-        </w:rPr>
-        <w:t xml:space="preserve">confirmar remédio sem sinal não funciona</w:t>
-      </w:r>
-      <w:r>
-        <w:rPr>
-          <w:sz w:val="20"/>
-          <w:szCs w:val="20"/>
-        </w:rPr>
-        <w:t xml:space="preserve"> — e desde 08/09 isso vale para qualquer aparelho, inclusive o da casa (ver §0.5). O sistema recusa na hora e explica, em vez de guardar e devolver rejeitado horas depois;</w:t>
+          <w:sz w:val="20"/>
+          <w:szCs w:val="20"/>
+        </w:rPr>
+        <w:t xml:space="preserve">A escala de plantão é montada por dia e turno, com a opção de repetir a cada N dias (a cada 2 dias corresponde à 12x36). Retirar alguém de um plantão que já passou pede o motivo. A folha para a parede sai em Word, um quadro por semana. A escala não soma plantões por pessoa.</w:t>
       </w:r>
     </w:p>
     <w:p>
@@ -877,27 +454,7 @@
           <w:sz w:val="20"/>
           <w:szCs w:val="20"/>
         </w:rPr>
-        <w:t xml:space="preserve">o resto do turno — chamada, atividade, exceção, passagem — funciona.</w:t>
-      </w:r>
-    </w:p>
-    <w:p>
-      <w:pPr>
-        <w:pStyle w:val="Heading2"/>
-        <w:keepNext/>
-        <w:pBdr>
-          <w:bottom w:val="single" w:color="1F3864" w:sz="4" w:space="4"/>
-        </w:pBdr>
-        <w:spacing w:after="120" w:before="300"/>
-      </w:pPr>
-      <w:r>
-        <w:rPr>
-          <w:b/>
-          <w:bCs/>
-          <w:color w:val="1F3864"/>
-          <w:sz w:val="26"/>
-          <w:szCs w:val="26"/>
-        </w:rPr>
-        <w:t xml:space="preserve">§0.3 — Duas coisas do arquivo, para não tropeçar na hora</w:t>
+        <w:t xml:space="preserve">A cobrança de assinatura da passagem é feita a quem estava escalado no turno. Onde não há escala montada, a tela avisa que usou o vínculo da casa.</w:t>
       </w:r>
     </w:p>
     <w:p>
@@ -912,540 +469,7 @@
           <w:sz w:val="20"/>
           <w:szCs w:val="20"/>
         </w:rPr>
-        <w:t xml:space="preserve">A chamada da manhã já está confirmada no protótipo.</w:t>
-      </w:r>
-      <w:r>
-        <w:rPr>
-          <w:sz w:val="20"/>
-          <w:szCs w:val="20"/>
-        </w:rPr>
-        <w:t xml:space="preserve"> O café das 07h30 aparece como "20 de 20 · Confirmada", de propósito: a demonstração precisa mostrar como fica uma chamada fechada. Mas a tarefa 1 pede </w:t>
-      </w:r>
-      <w:r>
-        <w:rPr>
-          <w:i/>
-          <w:iCs/>
-          <w:sz w:val="20"/>
-          <w:szCs w:val="20"/>
-        </w:rPr>
-        <w:t xml:space="preserve">"confirme a presença da chamada da manhã"</w:t>
-      </w:r>
-      <w:r>
-        <w:rPr>
-          <w:sz w:val="20"/>
-          <w:szCs w:val="20"/>
-        </w:rPr>
-        <w:t xml:space="preserve">, e a educadora vai chegar numa chamada já feita — e provavelmente vai achar que errou alguma coisa.</w:t>
-      </w:r>
-    </w:p>
-    <w:p>
-      <w:pPr>
-        <w:spacing w:after="100" w:line="280"/>
-        <w:jc w:val="both"/>
-      </w:pPr>
-      <w:r>
-        <w:rPr>
-          <w:b/>
-          <w:bCs/>
-          <w:sz w:val="20"/>
-          <w:szCs w:val="20"/>
-        </w:rPr>
-        <w:t xml:space="preserve">Peça a chamada do ALMOÇO</w:t>
-      </w:r>
-      <w:r>
-        <w:rPr>
-          <w:sz w:val="20"/>
-          <w:szCs w:val="20"/>
-        </w:rPr>
-        <w:t xml:space="preserve">, que está aberta (3 de 20). A do jantar também está, e é a mais vazia se você quiser vê-la marcar muitos de uma vez.</w:t>
-      </w:r>
-    </w:p>
-    <w:p>
-      <w:pPr>
-        <w:spacing w:after="100" w:line="280"/>
-        <w:jc w:val="both"/>
-      </w:pPr>
-      <w:r>
-        <w:rPr>
-          <w:b/>
-          <w:bCs/>
-          <w:sz w:val="20"/>
-          <w:szCs w:val="20"/>
-        </w:rPr>
-        <w:t xml:space="preserve">A devolução da evolução mora dentro de "Revisar".</w:t>
-      </w:r>
-      <w:r>
-        <w:rPr>
-          <w:sz w:val="20"/>
-          <w:szCs w:val="20"/>
-        </w:rPr>
-        <w:t xml:space="preserve"> Na tarefa 4 da Enfermagem, "Devolver pedindo complemento" só aparece depois de a pessoa abrir a evolução na fila da triagem. Isso é de propósito — devolver sem ler não deveria ser possível —, mas se ela procurar o botão na lista e não achar, é esse o motivo, e o que interessa anotar é </w:t>
-      </w:r>
-      <w:r>
-        <w:rPr>
-          <w:b/>
-          <w:bCs/>
-          <w:sz w:val="20"/>
-          <w:szCs w:val="20"/>
-        </w:rPr>
-        <w:t xml:space="preserve">quanto tempo ela levou até abrir uma</w:t>
-      </w:r>
-      <w:r>
-        <w:rPr>
-          <w:sz w:val="20"/>
-          <w:szCs w:val="20"/>
-        </w:rPr>
-        <w:t xml:space="preserve">.</w:t>
-      </w:r>
-    </w:p>
-    <w:p>
-      <w:pPr>
-        <w:pStyle w:val="Heading2"/>
-        <w:keepNext/>
-        <w:pBdr>
-          <w:bottom w:val="single" w:color="1F3864" w:sz="4" w:space="4"/>
-        </w:pBdr>
-        <w:spacing w:after="120" w:before="300"/>
-      </w:pPr>
-      <w:r>
-        <w:rPr>
-          <w:b/>
-          <w:bCs/>
-          <w:color w:val="1F3864"/>
-          <w:sz w:val="26"/>
-          <w:szCs w:val="26"/>
-        </w:rPr>
-        <w:t xml:space="preserve">§0.4 — O que mudou depois de 03/09 (é bastante coisa)</w:t>
-      </w:r>
-    </w:p>
-    <w:p>
-      <w:pPr>
-        <w:spacing w:after="100" w:line="280"/>
-        <w:jc w:val="both"/>
-      </w:pPr>
-      <w:r>
-        <w:rPr>
-          <w:sz w:val="20"/>
-          <w:szCs w:val="20"/>
-        </w:rPr>
-        <w:t xml:space="preserve">Quatro construções novas, todas nascidas do que tu e o Marcelo contaram.</w:t>
-      </w:r>
-    </w:p>
-    <w:p>
-      <w:pPr>
-        <w:spacing w:after="100" w:line="280"/>
-        <w:jc w:val="both"/>
-      </w:pPr>
-      <w:r>
-        <w:rPr>
-          <w:b/>
-          <w:bCs/>
-          <w:sz w:val="20"/>
-          <w:szCs w:val="20"/>
-        </w:rPr>
-        <w:t xml:space="preserve">A criança internada sai da linha do dia.</w:t>
-      </w:r>
-      <w:r>
-        <w:rPr>
-          <w:sz w:val="20"/>
-          <w:szCs w:val="20"/>
-        </w:rPr>
-        <w:t xml:space="preserve"> Quando a técnica ou a coordenação registra a internação, o acolhido some da chamada e da grade de medicação da casa — e </w:t>
-      </w:r>
-      <w:r>
-        <w:rPr>
-          <w:b/>
-          <w:bCs/>
-          <w:sz w:val="20"/>
-          <w:szCs w:val="20"/>
-        </w:rPr>
-        <w:t xml:space="preserve">continua ocupando a vaga</w:t>
-      </w:r>
-      <w:r>
-        <w:rPr>
-          <w:sz w:val="20"/>
-          <w:szCs w:val="20"/>
-        </w:rPr>
-        <w:t xml:space="preserve">. Volta sozinho na alta. Há um diário do período no hospital, com anexo, e a medicação dada lá entra no sistema com a marca de que </w:t>
-      </w:r>
-      <w:r>
-        <w:rPr>
-          <w:b/>
-          <w:bCs/>
-          <w:sz w:val="20"/>
-          <w:szCs w:val="20"/>
-        </w:rPr>
-        <w:t xml:space="preserve">quem administrou foi o hospital</w:t>
-      </w:r>
-      <w:r>
-        <w:rPr>
-          <w:sz w:val="20"/>
-          <w:szCs w:val="20"/>
-        </w:rPr>
-        <w:t xml:space="preserve">. O educador social comum não lê a internação, mas vê </w:t>
-      </w:r>
-      <w:r>
-        <w:rPr>
-          <w:b/>
-          <w:bCs/>
-          <w:sz w:val="20"/>
-          <w:szCs w:val="20"/>
-        </w:rPr>
-        <w:t xml:space="preserve">"no hospital"</w:t>
-      </w:r>
-      <w:r>
-        <w:rPr>
-          <w:sz w:val="20"/>
-          <w:szCs w:val="20"/>
-        </w:rPr>
-        <w:t xml:space="preserve"> na lista de acolhidos: ele precisa saber por que a cadeira está vazia.</w:t>
-      </w:r>
-    </w:p>
-    <w:p>
-      <w:pPr>
-        <w:spacing w:after="100" w:line="280"/>
-        <w:jc w:val="both"/>
-      </w:pPr>
-      <w:r>
-        <w:rPr>
-          <w:b/>
-          <w:bCs/>
-          <w:sz w:val="20"/>
-          <w:szCs w:val="20"/>
-        </w:rPr>
-        <w:t xml:space="preserve">O cadastro tem o que a lista da casa tinha.</w:t>
-      </w:r>
-      <w:r>
-        <w:rPr>
-          <w:sz w:val="20"/>
-          <w:szCs w:val="20"/>
-        </w:rPr>
-        <w:t xml:space="preserve"> Filiação, RG, cartão SUS, foto de identificação no alto do perfil, e os contatos com o vínculo — genitora, madrinha, tia, vínculo comunitário —, que o educador lê e a técnica escreve. A chave de acesso ao processo ficou no cofre, e não no cadastro.</w:t>
-      </w:r>
-    </w:p>
-    <w:p>
-      <w:pPr>
-        <w:spacing w:after="100" w:line="280"/>
-        <w:jc w:val="both"/>
-      </w:pPr>
-      <w:r>
-        <w:rPr>
-          <w:b/>
-          <w:bCs/>
-          <w:sz w:val="20"/>
-          <w:szCs w:val="20"/>
-        </w:rPr>
-        <w:t xml:space="preserve">O Gestor Geral tem uma segunda leitura das oito casas.</w:t>
-      </w:r>
-      <w:r>
-        <w:rPr>
-          <w:sz w:val="20"/>
-          <w:szCs w:val="20"/>
-        </w:rPr>
-        <w:t xml:space="preserve"> Uma chave </w:t>
-      </w:r>
-      <w:r>
-        <w:rPr>
-          <w:b/>
-          <w:bCs/>
-          <w:sz w:val="20"/>
-          <w:szCs w:val="20"/>
-        </w:rPr>
-        <w:t xml:space="preserve">🌱</w:t>
-      </w:r>
-      <w:r>
-        <w:rPr>
-          <w:sz w:val="20"/>
-          <w:szCs w:val="20"/>
-        </w:rPr>
-        <w:t xml:space="preserve"> no alto da tela troca a operação pelo </w:t>
-      </w:r>
-      <w:r>
-        <w:rPr>
-          <w:i/>
-          <w:iCs/>
-          <w:sz w:val="20"/>
-          <w:szCs w:val="20"/>
-        </w:rPr>
-        <w:t xml:space="preserve">trabalho social</w:t>
-      </w:r>
-      <w:r>
-        <w:rPr>
-          <w:sz w:val="20"/>
-          <w:szCs w:val="20"/>
-        </w:rPr>
-        <w:t xml:space="preserve">: quantas crianças, quantas entraram e saíram, e o que aconteceu de bom — passou de ano, curso profissionalizante, faculdade, primeiro emprego. Dá para abrir a trajetória de uma criança e gerar relatório em Word.</w:t>
-      </w:r>
-    </w:p>
-    <w:p>
-      <w:pPr>
-        <w:spacing w:after="100" w:line="280"/>
-        <w:jc w:val="both"/>
-      </w:pPr>
-      <w:r>
-        <w:rPr>
-          <w:b/>
-          <w:bCs/>
-          <w:sz w:val="20"/>
-          <w:szCs w:val="20"/>
-        </w:rPr>
-        <w:t xml:space="preserve">A senha do cofre, no protótipo, é `senha-dev-123`</w:t>
-      </w:r>
-      <w:r>
-        <w:rPr>
-          <w:sz w:val="20"/>
-          <w:szCs w:val="20"/>
-        </w:rPr>
-        <w:t xml:space="preserve"> — e agora está escrita na própria tela. Antes não estava, e era impossível adivinhar.</w:t>
-      </w:r>
-    </w:p>
-    <w:p>
-      <w:pPr>
-        <w:pStyle w:val="Heading2"/>
-        <w:keepNext/>
-        <w:pBdr>
-          <w:bottom w:val="single" w:color="1F3864" w:sz="4" w:space="4"/>
-        </w:pBdr>
-        <w:spacing w:after="120" w:before="300"/>
-      </w:pPr>
-      <w:r>
-        <w:rPr>
-          <w:b/>
-          <w:bCs/>
-          <w:color w:val="1F3864"/>
-          <w:sz w:val="26"/>
-          <w:szCs w:val="26"/>
-        </w:rPr>
-        <w:t xml:space="preserve">§0.5 — O que mudou em 08/09 (a medicação, e é a maior mudança de regra)</w:t>
-      </w:r>
-    </w:p>
-    <w:p>
-      <w:pPr>
-        <w:spacing w:after="100" w:line="280"/>
-        <w:jc w:val="both"/>
-      </w:pPr>
-      <w:r>
-        <w:rPr>
-          <w:sz w:val="20"/>
-          <w:szCs w:val="20"/>
-        </w:rPr>
-        <w:t xml:space="preserve">O Marcelo respondeu a pergunta que estava aberta desde agosto — </w:t>
-      </w:r>
-      <w:r>
-        <w:rPr>
-          <w:b/>
-          <w:bCs/>
-          <w:sz w:val="20"/>
-          <w:szCs w:val="20"/>
-        </w:rPr>
-        <w:t xml:space="preserve">quem dá o remédio</w:t>
-      </w:r>
-      <w:r>
-        <w:rPr>
-          <w:sz w:val="20"/>
-          <w:szCs w:val="20"/>
-        </w:rPr>
-        <w:t xml:space="preserve"> — e a resposta virou código no mesmo dia.</w:t>
-      </w:r>
-    </w:p>
-    <w:p>
-      <w:pPr>
-        <w:spacing w:after="100" w:line="280"/>
-        <w:jc w:val="both"/>
-      </w:pPr>
-      <w:r>
-        <w:rPr>
-          <w:b/>
-          <w:bCs/>
-          <w:sz w:val="20"/>
-          <w:szCs w:val="20"/>
-        </w:rPr>
-        <w:t xml:space="preserve">O educador de plantão dá o remédio, e o sistema deixa.</w:t>
-      </w:r>
-      <w:r>
-        <w:rPr>
-          <w:sz w:val="20"/>
-          <w:szCs w:val="20"/>
-        </w:rPr>
-        <w:t xml:space="preserve"> Até aqui valia o padrão mais protetivo que dava para escrever sem saber: só a Enfermagem, e educador apenas se a coordenação tivesse escrito um protocolo E autorizado aquela pessoa pelo nome. Sabendo que </w:t>
-      </w:r>
-      <w:r>
-        <w:rPr>
-          <w:b/>
-          <w:bCs/>
-          <w:sz w:val="20"/>
-          <w:szCs w:val="20"/>
-        </w:rPr>
-        <w:t xml:space="preserve">a Enfermagem atende das 9h às 17h</w:t>
-      </w:r>
-      <w:r>
-        <w:rPr>
-          <w:sz w:val="20"/>
-          <w:szCs w:val="20"/>
-        </w:rPr>
-        <w:t xml:space="preserve">, essa regra recusaria toda dose noturna mandando acionar quem já foi embora.</w:t>
-      </w:r>
-    </w:p>
-    <w:p>
-      <w:pPr>
-        <w:spacing w:after="100" w:line="280"/>
-        <w:jc w:val="both"/>
-      </w:pPr>
-      <w:r>
-        <w:rPr>
-          <w:b/>
-          <w:bCs/>
-          <w:sz w:val="20"/>
-          <w:szCs w:val="20"/>
-        </w:rPr>
-        <w:t xml:space="preserve">A tela "Quem pode dar remédio" saiu</w:t>
-      </w:r>
-      <w:r>
-        <w:rPr>
-          <w:sz w:val="20"/>
-          <w:szCs w:val="20"/>
-        </w:rPr>
-        <w:t xml:space="preserve">, e no lugar dela ficou a </w:t>
-      </w:r>
-      <w:r>
-        <w:rPr>
-          <w:b/>
-          <w:bCs/>
-          <w:sz w:val="20"/>
-          <w:szCs w:val="20"/>
-        </w:rPr>
-        <w:t xml:space="preserve">exceção por medicamento</w:t>
-      </w:r>
-      <w:r>
-        <w:rPr>
-          <w:sz w:val="20"/>
-          <w:szCs w:val="20"/>
-        </w:rPr>
-        <w:t xml:space="preserve">: na aba Esquemas, a Enfermagem ou a coordenação marca "só a Enfermagem dá" no medicamento que exigir isso — injetável, controlado —, com o motivo escrito. O educador que tentar confirmar essa dose lê o motivo. </w:t>
-      </w:r>
-      <w:r>
-        <w:rPr>
-          <w:i/>
-          <w:iCs/>
-          <w:sz w:val="20"/>
-          <w:szCs w:val="20"/>
-        </w:rPr>
-        <w:t xml:space="preserve">No protótipo há um exemplo marcado: a insulina da Rayssa.</w:t>
-      </w:r>
-    </w:p>
-    <w:p>
-      <w:pPr>
-        <w:spacing w:after="100" w:line="280"/>
-        <w:jc w:val="both"/>
-      </w:pPr>
-      <w:r>
-        <w:rPr>
-          <w:b/>
-          <w:bCs/>
-          <w:sz w:val="20"/>
-          <w:szCs w:val="20"/>
-        </w:rPr>
-        <w:t xml:space="preserve">Cadastrar o esquema deixou de ser só da Enfermagem:</w:t>
-      </w:r>
-      <w:r>
-        <w:rPr>
-          <w:sz w:val="20"/>
-          <w:szCs w:val="20"/>
-        </w:rPr>
-        <w:t xml:space="preserve"> a coordenação e a equipe técnica também cadastram, porque a criança volta da consulta com a receita às 20h.</w:t>
-      </w:r>
-    </w:p>
-    <w:p>
-      <w:pPr>
-        <w:spacing w:after="100" w:line="280"/>
-        <w:jc w:val="both"/>
-      </w:pPr>
-      <w:r>
-        <w:rPr>
-          <w:b/>
-          <w:bCs/>
-          <w:sz w:val="20"/>
-          <w:szCs w:val="20"/>
-        </w:rPr>
-        <w:t xml:space="preserve">A passagem passou a mostrar as doses do turno.</w:t>
-      </w:r>
-      <w:r>
-        <w:rPr>
-          <w:sz w:val="20"/>
-          <w:szCs w:val="20"/>
-        </w:rPr>
-        <w:t xml:space="preserve"> No fim do plantão, quem assina vê o que foi confirmado e o que ficou sem resposta — e, se ficou, o sistema pede uma linha dizendo o que houve. </w:t>
-      </w:r>
-      <w:r>
-        <w:rPr>
-          <w:b/>
-          <w:bCs/>
-          <w:sz w:val="20"/>
-          <w:szCs w:val="20"/>
-        </w:rPr>
-        <w:t xml:space="preserve">Ela não confirma dose nenhuma</w:t>
-      </w:r>
-      <w:r>
-        <w:rPr>
-          <w:sz w:val="20"/>
-          <w:szCs w:val="20"/>
-        </w:rPr>
-        <w:t xml:space="preserve">: confirmar continua sendo um a um, de quem deu. E a cobrança é de quem assina primeiro, não de cada pessoa do turno.</w:t>
-      </w:r>
-    </w:p>
-    <w:p>
-      <w:pPr>
-        <w:spacing w:after="100" w:line="280"/>
-        <w:jc w:val="both"/>
-      </w:pPr>
-      <w:r>
-        <w:rPr>
-          <w:b/>
-          <w:bCs/>
-          <w:sz w:val="20"/>
-          <w:szCs w:val="20"/>
-        </w:rPr>
-        <w:t xml:space="preserve">Sem internet, remédio não se confirma mais em aparelho nenhum</w:t>
-      </w:r>
-      <w:r>
-        <w:rPr>
-          <w:sz w:val="20"/>
-          <w:szCs w:val="20"/>
-        </w:rPr>
-        <w:t xml:space="preserve"> — nem no da casa. Como o sistema vai rodar no celular de cada um, com o e-mail institucional, deixou de existir o aparelho único que impedia a mesma dose de ser confirmada em dois lugares. A recusa aparece na hora, com a explicação; o resto do turno continua funcionando offline.</w:t>
-      </w:r>
-    </w:p>
-    <w:p>
-      <w:pPr>
-        <w:pStyle w:val="Heading2"/>
-        <w:keepNext/>
-        <w:pBdr>
-          <w:bottom w:val="single" w:color="1F3864" w:sz="4" w:space="4"/>
-        </w:pBdr>
-        <w:spacing w:after="120" w:before="300"/>
-      </w:pPr>
-      <w:r>
-        <w:rPr>
-          <w:b/>
-          <w:bCs/>
-          <w:color w:val="1F3864"/>
-          <w:sz w:val="26"/>
-          <w:szCs w:val="26"/>
-        </w:rPr>
-        <w:t xml:space="preserve">§0.7 — A ATA que a próxima equipe lê</w:t>
-      </w:r>
-    </w:p>
-    <w:p>
-      <w:pPr>
-        <w:spacing w:after="100" w:line="280"/>
-        <w:jc w:val="both"/>
-      </w:pPr>
-      <w:r>
-        <w:rPr>
-          <w:sz w:val="20"/>
-          <w:szCs w:val="20"/>
-        </w:rPr>
-        <w:t xml:space="preserve">Três mudanças, e a primeira é a que o Marcelo descreveu com o exemplo da Maria que não dormiu bem:</w:t>
+        <w:t xml:space="preserve">Acolhidos, família e visitas</w:t>
       </w:r>
     </w:p>
     <w:p>
@@ -1459,19 +483,26 @@
       </w:pPr>
       <w:r>
         <w:rPr>
-          <w:b/>
-          <w:bCs/>
-          <w:sz w:val="20"/>
-          <w:szCs w:val="20"/>
-        </w:rPr>
-        <w:t xml:space="preserve">o ⏮ Turno anterior</w:t>
-      </w:r>
-      <w:r>
-        <w:rPr>
-          <w:sz w:val="20"/>
-          <w:szCs w:val="20"/>
-        </w:rPr>
-        <w:t xml:space="preserve"> entrou ao lado dos turnos de hoje, na aba ATA. Toda a equipe da casa abre — o educador inclusive, que antes só lia a passagem;</w:t>
+          <w:sz w:val="20"/>
+          <w:szCs w:val="20"/>
+        </w:rPr>
+        <w:t xml:space="preserve">No Dia há o filtro </w:t>
+      </w:r>
+      <w:r>
+        <w:rPr>
+          <w:b/>
+          <w:bCs/>
+          <w:sz w:val="20"/>
+          <w:szCs w:val="20"/>
+        </w:rPr>
+        <w:t xml:space="preserve">Por criança</w:t>
+      </w:r>
+      <w:r>
+        <w:rPr>
+          <w:sz w:val="20"/>
+          <w:szCs w:val="20"/>
+        </w:rPr>
+        <w:t xml:space="preserve">: uma linha por acolhido, em ordem alfabética, com o alerta principal primeiro.</w:t>
       </w:r>
     </w:p>
     <w:p>
@@ -1485,35 +516,26 @@
       </w:pPr>
       <w:r>
         <w:rPr>
-          <w:b/>
-          <w:bCs/>
-          <w:sz w:val="20"/>
-          <w:szCs w:val="20"/>
-        </w:rPr>
-        <w:t xml:space="preserve">cada linha escrita tem dono</w:t>
-      </w:r>
-      <w:r>
-        <w:rPr>
-          <w:sz w:val="20"/>
-          <w:szCs w:val="20"/>
-        </w:rPr>
-        <w:t xml:space="preserve">: nome, cargo e horário, com uma </w:t>
-      </w:r>
-      <w:r>
-        <w:rPr>
-          <w:b/>
-          <w:bCs/>
-          <w:sz w:val="20"/>
-          <w:szCs w:val="20"/>
-        </w:rPr>
-        <w:t xml:space="preserve">cor por autor</w:t>
-      </w:r>
-      <w:r>
-        <w:rPr>
-          <w:sz w:val="20"/>
-          <w:szCs w:val="20"/>
-        </w:rPr>
-        <w:t xml:space="preserve"> na borda e na etiqueta. A cor é apoio; o nome está sempre escrito, porque cor não sobrevive à impressão em preto e branco nem ao daltonismo;</w:t>
+          <w:sz w:val="20"/>
+          <w:szCs w:val="20"/>
+        </w:rPr>
+        <w:t xml:space="preserve">O perfil tem </w:t>
+      </w:r>
+      <w:r>
+        <w:rPr>
+          <w:b/>
+          <w:bCs/>
+          <w:sz w:val="20"/>
+          <w:szCs w:val="20"/>
+        </w:rPr>
+        <w:t xml:space="preserve">Atualizar escola, cuidados e equipe</w:t>
+      </w:r>
+      <w:r>
+        <w:rPr>
+          <w:sz w:val="20"/>
+          <w:szCs w:val="20"/>
+        </w:rPr>
+        <w:t xml:space="preserve">, com o texto anterior preservado, com nome e horário.</w:t>
       </w:r>
     </w:p>
     <w:p>
@@ -1527,129 +549,26 @@
       </w:pPr>
       <w:r>
         <w:rPr>
-          <w:b/>
-          <w:bCs/>
-          <w:sz w:val="20"/>
-          <w:szCs w:val="20"/>
-        </w:rPr>
-        <w:t xml:space="preserve">a linha restrita</w:t>
-      </w:r>
-      <w:r>
-        <w:rPr>
-          <w:sz w:val="20"/>
-          <w:szCs w:val="20"/>
-        </w:rPr>
-        <w:t xml:space="preserve"> à coordenação, à equipe técnica e aos líderes. Quem não a alcança vê </w:t>
-      </w:r>
-      <w:r>
-        <w:rPr>
-          <w:b/>
-          <w:bCs/>
-          <w:sz w:val="20"/>
-          <w:szCs w:val="20"/>
-        </w:rPr>
-        <w:t xml:space="preserve">quantas existem</w:t>
-      </w:r>
-      <w:r>
-        <w:rPr>
-          <w:sz w:val="20"/>
-          <w:szCs w:val="20"/>
-        </w:rPr>
-        <w:t xml:space="preserve">, e não o que dizem — a decisão de mostrar a contagem segue o que o sistema já faz com documentos restritos, e é reversível numa linha se a Fundação preferir que ela suma por completo.</w:t>
-      </w:r>
-    </w:p>
-    <w:p>
-      <w:pPr>
-        <w:pStyle w:val="Heading2"/>
-        <w:keepNext/>
-        <w:pBdr>
-          <w:bottom w:val="single" w:color="1F3864" w:sz="4" w:space="4"/>
-        </w:pBdr>
-        <w:spacing w:after="120" w:before="300"/>
-      </w:pPr>
-      <w:r>
-        <w:rPr>
-          <w:b/>
-          <w:bCs/>
-          <w:color w:val="1F3864"/>
-          <w:sz w:val="26"/>
-          <w:szCs w:val="26"/>
-        </w:rPr>
-        <w:t xml:space="preserve">§0.6 — A escala de plantão (nova, e é o que o Marcelo pediu)</w:t>
-      </w:r>
-    </w:p>
-    <w:p>
-      <w:pPr>
-        <w:spacing w:after="100" w:line="280"/>
-        <w:jc w:val="both"/>
-      </w:pPr>
-      <w:r>
-        <w:rPr>
-          <w:sz w:val="20"/>
-          <w:szCs w:val="20"/>
-        </w:rPr>
-        <w:t xml:space="preserve">Há uma aba nova em "Mais": </w:t>
-      </w:r>
-      <w:r>
-        <w:rPr>
-          <w:b/>
-          <w:bCs/>
-          <w:sz w:val="20"/>
-          <w:szCs w:val="20"/>
-        </w:rPr>
-        <w:t xml:space="preserve">A escala de plantão</w:t>
-      </w:r>
-      <w:r>
-        <w:rPr>
-          <w:sz w:val="20"/>
-          <w:szCs w:val="20"/>
-        </w:rPr>
-        <w:t xml:space="preserve">. Ela monta por </w:t>
-      </w:r>
-      <w:r>
-        <w:rPr>
-          <w:b/>
-          <w:bCs/>
-          <w:sz w:val="20"/>
-          <w:szCs w:val="20"/>
-        </w:rPr>
-        <w:t xml:space="preserve">dia e turno</w:t>
-      </w:r>
-      <w:r>
-        <w:rPr>
-          <w:sz w:val="20"/>
-          <w:szCs w:val="20"/>
-        </w:rPr>
-        <w:t xml:space="preserve">, com hora quando o plantão não é o inteiro, e tem um botão de </w:t>
-      </w:r>
-      <w:r>
-        <w:rPr>
-          <w:b/>
-          <w:bCs/>
-          <w:sz w:val="20"/>
-          <w:szCs w:val="20"/>
-        </w:rPr>
-        <w:t xml:space="preserve">repetir a cada N dias</w:t>
-      </w:r>
-      <w:r>
-        <w:rPr>
-          <w:sz w:val="20"/>
-          <w:szCs w:val="20"/>
-        </w:rPr>
-        <w:t xml:space="preserve"> — "a cada 2 dias" é o desenho de uma 12x36.</w:t>
-      </w:r>
-    </w:p>
-    <w:p>
-      <w:pPr>
-        <w:spacing w:after="100" w:line="280"/>
-        <w:jc w:val="both"/>
-      </w:pPr>
-      <w:r>
-        <w:rPr>
-          <w:sz w:val="20"/>
-          <w:szCs w:val="20"/>
-        </w:rPr>
-        <w:t xml:space="preserve">Três coisas que ela faz e que valem observar na aplicação:</w:t>
+          <w:sz w:val="20"/>
+          <w:szCs w:val="20"/>
+        </w:rPr>
+        <w:t xml:space="preserve">A criança internada sai da chamada e da grade de medicação e continua ocupando a vaga. Há um diário da internação, com anexos. O educador vê apenas a indicação </w:t>
+      </w:r>
+      <w:r>
+        <w:rPr>
+          <w:b/>
+          <w:bCs/>
+          <w:sz w:val="20"/>
+          <w:szCs w:val="20"/>
+        </w:rPr>
+        <w:t xml:space="preserve">no hospital</w:t>
+      </w:r>
+      <w:r>
+        <w:rPr>
+          <w:sz w:val="20"/>
+          <w:szCs w:val="20"/>
+        </w:rPr>
+        <w:t xml:space="preserve"> na lista de acolhidos.</w:t>
       </w:r>
     </w:p>
     <w:p>
@@ -1663,19 +582,10 @@
       </w:pPr>
       <w:r>
         <w:rPr>
-          <w:b/>
-          <w:bCs/>
-          <w:sz w:val="20"/>
-          <w:szCs w:val="20"/>
-        </w:rPr>
-        <w:t xml:space="preserve">o turno sem ninguém aparece escrito</w:t>
-      </w:r>
-      <w:r>
-        <w:rPr>
-          <w:sz w:val="20"/>
-          <w:szCs w:val="20"/>
-        </w:rPr>
-        <w:t xml:space="preserve"> ("— ninguém escalado —"), e o alto da tela conta quantos são no período. Dia vazio se lê como "ainda não montei";</w:t>
+          <w:sz w:val="20"/>
+          <w:szCs w:val="20"/>
+        </w:rPr>
+        <w:t xml:space="preserve">A criança em convivência familiar também sai da chamada, da rotina e da grade, com a vaga mantida, e há uma folha da medicação que ela leva.</w:t>
       </w:r>
     </w:p>
     <w:p>
@@ -1689,51 +599,10 @@
       </w:pPr>
       <w:r>
         <w:rPr>
-          <w:b/>
-          <w:bCs/>
-          <w:sz w:val="20"/>
-          <w:szCs w:val="20"/>
-        </w:rPr>
-        <w:t xml:space="preserve">nada se apaga.</w:t>
-      </w:r>
-      <w:r>
-        <w:rPr>
-          <w:sz w:val="20"/>
-          <w:szCs w:val="20"/>
-        </w:rPr>
-        <w:t xml:space="preserve"> Tirar alguém é </w:t>
-      </w:r>
-      <w:r>
-        <w:rPr>
-          <w:i/>
-          <w:iCs/>
-          <w:sz w:val="20"/>
-          <w:szCs w:val="20"/>
-        </w:rPr>
-        <w:t xml:space="preserve">Retirar</w:t>
-      </w:r>
-      <w:r>
-        <w:rPr>
-          <w:sz w:val="20"/>
-          <w:szCs w:val="20"/>
-        </w:rPr>
-        <w:t xml:space="preserve">, e a linha fica riscada com o nome de quem retirou. Se o plantão </w:t>
-      </w:r>
-      <w:r>
-        <w:rPr>
-          <w:b/>
-          <w:bCs/>
-          <w:sz w:val="20"/>
-          <w:szCs w:val="20"/>
-        </w:rPr>
-        <w:t xml:space="preserve">já passou</w:t>
-      </w:r>
-      <w:r>
-        <w:rPr>
-          <w:sz w:val="20"/>
-          <w:szCs w:val="20"/>
-        </w:rPr>
-        <w:t xml:space="preserve">, o sistema pede o motivo por escrito — é a escala que responde quem estava na casa naquela noite;</w:t>
+          <w:sz w:val="20"/>
+          <w:szCs w:val="20"/>
+        </w:rPr>
+        <w:t xml:space="preserve">O retorno da família aparece na passagem e na ATA: quem voltou, a que horas, quem recebeu, como a criança chegou e o que trouxe de casa.</w:t>
       </w:r>
     </w:p>
     <w:p>
@@ -1747,135 +616,10 @@
       </w:pPr>
       <w:r>
         <w:rPr>
-          <w:b/>
-          <w:bCs/>
-          <w:sz w:val="20"/>
-          <w:szCs w:val="20"/>
-        </w:rPr>
-        <w:t xml:space="preserve">a folha para a parede</w:t>
-      </w:r>
-      <w:r>
-        <w:rPr>
-          <w:sz w:val="20"/>
-          <w:szCs w:val="20"/>
-        </w:rPr>
-        <w:t xml:space="preserve"> sai em Word, um quadro por semana.</w:t>
-      </w:r>
-    </w:p>
-    <w:p>
-      <w:pPr>
-        <w:spacing w:after="100" w:line="280"/>
-        <w:jc w:val="both"/>
-      </w:pPr>
-      <w:r>
-        <w:rPr>
-          <w:sz w:val="20"/>
-          <w:szCs w:val="20"/>
-        </w:rPr>
-        <w:t xml:space="preserve">E uma que ela </w:t>
-      </w:r>
-      <w:r>
-        <w:rPr>
-          <w:b/>
-          <w:bCs/>
-          <w:sz w:val="20"/>
-          <w:szCs w:val="20"/>
-        </w:rPr>
-        <w:t xml:space="preserve">não</w:t>
-      </w:r>
-      <w:r>
-        <w:rPr>
-          <w:sz w:val="20"/>
-          <w:szCs w:val="20"/>
-        </w:rPr>
-        <w:t xml:space="preserve"> faz de propósito: nenhum total de plantões por pessoa. Somar plantão por nome é medir gente, e o sistema não faz isso em lugar nenhum.</w:t>
-      </w:r>
-    </w:p>
-    <w:p>
-      <w:pPr>
-        <w:spacing w:after="100" w:line="280"/>
-        <w:jc w:val="both"/>
-      </w:pPr>
-      <w:r>
-        <w:rPr>
-          <w:b/>
-          <w:bCs/>
-          <w:sz w:val="20"/>
-          <w:szCs w:val="20"/>
-        </w:rPr>
-        <w:t xml:space="preserve">A escala também mudou a ATA:</w:t>
-      </w:r>
-      <w:r>
-        <w:rPr>
-          <w:sz w:val="20"/>
-          <w:szCs w:val="20"/>
-        </w:rPr>
-        <w:t xml:space="preserve"> a partir de agora, quem o sistema cobra por assinar a passagem é </w:t>
-      </w:r>
-      <w:r>
-        <w:rPr>
-          <w:b/>
-          <w:bCs/>
-          <w:sz w:val="20"/>
-          <w:szCs w:val="20"/>
-        </w:rPr>
-        <w:t xml:space="preserve">quem estava escalado naquele turno</w:t>
-      </w:r>
-      <w:r>
-        <w:rPr>
-          <w:sz w:val="20"/>
-          <w:szCs w:val="20"/>
-        </w:rPr>
-        <w:t xml:space="preserve"> — e não mais todo mundo que trabalha na casa. Onde não houver escala montada, ele avisa que caiu no vínculo da casa, em vez de fingir que sabe.</w:t>
-      </w:r>
-    </w:p>
-    <w:p>
-      <w:pPr>
-        <w:pStyle w:val="Heading2"/>
-        <w:keepNext/>
-        <w:pBdr>
-          <w:bottom w:val="single" w:color="1F3864" w:sz="4" w:space="4"/>
-        </w:pBdr>
-        <w:spacing w:after="120" w:before="300"/>
-      </w:pPr>
-      <w:r>
-        <w:rPr>
-          <w:b/>
-          <w:bCs/>
-          <w:color w:val="1F3864"/>
-          <w:sz w:val="26"/>
-          <w:szCs w:val="26"/>
-        </w:rPr>
-        <w:t xml:space="preserve">§0.8 — O que mudou depois de 09/09 (a conversa longa, e é bastante coisa)</w:t>
-      </w:r>
-    </w:p>
-    <w:p>
-      <w:pPr>
-        <w:spacing w:after="100" w:line="280"/>
-        <w:jc w:val="both"/>
-      </w:pPr>
-      <w:r>
-        <w:rPr>
-          <w:sz w:val="20"/>
-          <w:szCs w:val="20"/>
-        </w:rPr>
-        <w:t xml:space="preserve">Catorze coisas que o Marcelo pediu em 09/09 já estão no protótipo, mais duas de um bloco de notas recuperado em 12/09. </w:t>
-      </w:r>
-      <w:r>
-        <w:rPr>
-          <w:b/>
-          <w:bCs/>
-          <w:sz w:val="20"/>
-          <w:szCs w:val="20"/>
-        </w:rPr>
-        <w:t xml:space="preserve">Vinte tarefas novas</w:t>
-      </w:r>
-      <w:r>
-        <w:rPr>
-          <w:sz w:val="20"/>
-          <w:szCs w:val="20"/>
-        </w:rPr>
-        <w:t xml:space="preserve"> deste roteiro existem por causa delas, e estão marcadas nas seções dos cargos. O que vale saber antes de aplicar:</w:t>
+          <w:sz w:val="20"/>
+          <w:szCs w:val="20"/>
+        </w:rPr>
+        <w:t xml:space="preserve">A autorização para sair sozinho é registrada como situação (sai sozinho, sai acompanhado, não sai sozinho), com motivo, autor e prazo de revisão.</w:t>
       </w:r>
     </w:p>
     <w:p>
@@ -1889,51 +633,25 @@
       </w:pPr>
       <w:r>
         <w:rPr>
-          <w:b/>
-          <w:bCs/>
-          <w:sz w:val="20"/>
-          <w:szCs w:val="20"/>
-        </w:rPr>
-        <w:t xml:space="preserve">A cozinha não entra no sistema</w:t>
-      </w:r>
-      <w:r>
-        <w:rPr>
-          <w:sz w:val="20"/>
-          <w:szCs w:val="20"/>
-        </w:rPr>
-        <w:t xml:space="preserve"> — decisão da Fundação. Não existe mais "entrar como Cozinha": a tela virou </w:t>
-      </w:r>
-      <w:r>
-        <w:rPr>
-          <w:i/>
-          <w:iCs/>
-          <w:sz w:val="20"/>
-          <w:szCs w:val="20"/>
-        </w:rPr>
-        <w:t xml:space="preserve">Cozinha — pedidos e restrições</w:t>
-      </w:r>
-      <w:r>
-        <w:rPr>
-          <w:sz w:val="20"/>
-          <w:szCs w:val="20"/>
-        </w:rPr>
-        <w:t xml:space="preserve">, em "Mais", de quem trabalha na casa. Ver a </w:t>
-      </w:r>
-      <w:r>
-        <w:rPr>
-          <w:b/>
-          <w:bCs/>
-          <w:sz w:val="20"/>
-          <w:szCs w:val="20"/>
-        </w:rPr>
-        <w:t xml:space="preserve">§7</w:t>
-      </w:r>
-      <w:r>
-        <w:rPr>
-          <w:sz w:val="20"/>
-          <w:szCs w:val="20"/>
-        </w:rPr>
-        <w:t xml:space="preserve">, que mudou de dono;</w:t>
+          <w:sz w:val="20"/>
+          <w:szCs w:val="20"/>
+        </w:rPr>
+        <w:t xml:space="preserve">A portaria tem acesso próprio, com a relação de visitantes autorizados de cada acolhido, a foto 3x4 e o registro de entrada e saída das visitas.</w:t>
+      </w:r>
+    </w:p>
+    <w:p>
+      <w:pPr>
+        <w:spacing w:after="100" w:line="280"/>
+        <w:jc w:val="both"/>
+      </w:pPr>
+      <w:r>
+        <w:rPr>
+          <w:b/>
+          <w:bCs/>
+          <w:sz w:val="20"/>
+          <w:szCs w:val="20"/>
+        </w:rPr>
+        <w:t xml:space="preserve">Gestão</w:t>
       </w:r>
     </w:p>
     <w:p>
@@ -1947,35 +665,90 @@
       </w:pPr>
       <w:r>
         <w:rPr>
-          <w:b/>
-          <w:bCs/>
-          <w:sz w:val="20"/>
-          <w:szCs w:val="20"/>
-        </w:rPr>
-        <w:t xml:space="preserve">a linha do dia ganhou cor por categoria</w:t>
-      </w:r>
-      <w:r>
-        <w:rPr>
-          <w:sz w:val="20"/>
-          <w:szCs w:val="20"/>
-        </w:rPr>
-        <w:t xml:space="preserve"> (saúde, medicamento, educação, lazer, alimentação, saída, ocorrência, rotina), na borda esquerda — e o </w:t>
-      </w:r>
-      <w:r>
-        <w:rPr>
-          <w:b/>
-          <w:bCs/>
-          <w:sz w:val="20"/>
-          <w:szCs w:val="20"/>
-        </w:rPr>
-        <w:t xml:space="preserve">estado</w:t>
-      </w:r>
-      <w:r>
-        <w:rPr>
-          <w:sz w:val="20"/>
-          <w:szCs w:val="20"/>
-        </w:rPr>
-        <w:t xml:space="preserve"> continua na pílula, do lado. São duas perguntas diferentes: "isto é o quê" e "isto ainda exige algo de mim";</w:t>
+          <w:sz w:val="20"/>
+          <w:szCs w:val="20"/>
+        </w:rPr>
+        <w:t xml:space="preserve">Em </w:t>
+      </w:r>
+      <w:r>
+        <w:rPr>
+          <w:b/>
+          <w:bCs/>
+          <w:sz w:val="20"/>
+          <w:szCs w:val="20"/>
+        </w:rPr>
+        <w:t xml:space="preserve">Mais</w:t>
+      </w:r>
+      <w:r>
+        <w:rPr>
+          <w:sz w:val="20"/>
+          <w:szCs w:val="20"/>
+        </w:rPr>
+        <w:t xml:space="preserve">: </w:t>
+      </w:r>
+      <w:r>
+        <w:rPr>
+          <w:i/>
+          <w:iCs/>
+          <w:sz w:val="20"/>
+          <w:szCs w:val="20"/>
+        </w:rPr>
+        <w:t xml:space="preserve">O que cada setor enxerga</w:t>
+      </w:r>
+      <w:r>
+        <w:rPr>
+          <w:sz w:val="20"/>
+          <w:szCs w:val="20"/>
+        </w:rPr>
+        <w:t xml:space="preserve">, </w:t>
+      </w:r>
+      <w:r>
+        <w:rPr>
+          <w:i/>
+          <w:iCs/>
+          <w:sz w:val="20"/>
+          <w:szCs w:val="20"/>
+        </w:rPr>
+        <w:t xml:space="preserve">Painel das unidades</w:t>
+      </w:r>
+      <w:r>
+        <w:rPr>
+          <w:sz w:val="20"/>
+          <w:szCs w:val="20"/>
+        </w:rPr>
+        <w:t xml:space="preserve"> (ocupação, entradas e saídas, e o limite de vagas da casa), </w:t>
+      </w:r>
+      <w:r>
+        <w:rPr>
+          <w:i/>
+          <w:iCs/>
+          <w:sz w:val="20"/>
+          <w:szCs w:val="20"/>
+        </w:rPr>
+        <w:t xml:space="preserve">Sincronização</w:t>
+      </w:r>
+      <w:r>
+        <w:rPr>
+          <w:sz w:val="20"/>
+          <w:szCs w:val="20"/>
+        </w:rPr>
+        <w:t xml:space="preserve"> (o que o aparelho enviou e os conflitos à espera de uma decisão da equipe), e </w:t>
+      </w:r>
+      <w:r>
+        <w:rPr>
+          <w:i/>
+          <w:iCs/>
+          <w:sz w:val="20"/>
+          <w:szCs w:val="20"/>
+        </w:rPr>
+        <w:t xml:space="preserve">Cozinha</w:t>
+      </w:r>
+      <w:r>
+        <w:rPr>
+          <w:sz w:val="20"/>
+          <w:szCs w:val="20"/>
+        </w:rPr>
+        <w:t xml:space="preserve">, onde quem está no turno faz os pedidos de lanche e cesta básica.</w:t>
       </w:r>
     </w:p>
     <w:p>
@@ -1989,35 +762,42 @@
       </w:pPr>
       <w:r>
         <w:rPr>
-          <w:b/>
-          <w:bCs/>
-          <w:sz w:val="20"/>
-          <w:szCs w:val="20"/>
-        </w:rPr>
-        <w:t xml:space="preserve">cada pessoa da casa tem uma cor na ATA</w:t>
-      </w:r>
-      <w:r>
-        <w:rPr>
-          <w:sz w:val="20"/>
-          <w:szCs w:val="20"/>
-        </w:rPr>
-        <w:t xml:space="preserve">, escolhida pela coordenação e que </w:t>
-      </w:r>
-      <w:r>
-        <w:rPr>
-          <w:b/>
-          <w:bCs/>
-          <w:sz w:val="20"/>
-          <w:szCs w:val="20"/>
-        </w:rPr>
-        <w:t xml:space="preserve">não repete</w:t>
-      </w:r>
-      <w:r>
-        <w:rPr>
-          <w:sz w:val="20"/>
-          <w:szCs w:val="20"/>
-        </w:rPr>
-        <w:t xml:space="preserve"> — e sempre com o nome escrito ao lado, porque cor não sobrevive à impressão em preto e branco nem ao daltonismo;</w:t>
+          <w:sz w:val="20"/>
+          <w:szCs w:val="20"/>
+        </w:rPr>
+        <w:t xml:space="preserve">Em </w:t>
+      </w:r>
+      <w:r>
+        <w:rPr>
+          <w:b/>
+          <w:bCs/>
+          <w:sz w:val="20"/>
+          <w:szCs w:val="20"/>
+        </w:rPr>
+        <w:t xml:space="preserve">Equipe</w:t>
+      </w:r>
+      <w:r>
+        <w:rPr>
+          <w:sz w:val="20"/>
+          <w:szCs w:val="20"/>
+        </w:rPr>
+        <w:t xml:space="preserve">, a aba </w:t>
+      </w:r>
+      <w:r>
+        <w:rPr>
+          <w:i/>
+          <w:iCs/>
+          <w:sz w:val="20"/>
+          <w:szCs w:val="20"/>
+        </w:rPr>
+        <w:t xml:space="preserve">Aparelhos</w:t>
+      </w:r>
+      <w:r>
+        <w:rPr>
+          <w:sz w:val="20"/>
+          <w:szCs w:val="20"/>
+        </w:rPr>
+        <w:t xml:space="preserve">, para o cadastro dos aparelhos institucionais.</w:t>
       </w:r>
     </w:p>
     <w:p>
@@ -2031,19 +811,26 @@
       </w:pPr>
       <w:r>
         <w:rPr>
-          <w:b/>
-          <w:bCs/>
-          <w:sz w:val="20"/>
-          <w:szCs w:val="20"/>
-        </w:rPr>
-        <w:t xml:space="preserve">o compromisso agora diz a que hora sair e para onde</w:t>
-      </w:r>
-      <w:r>
-        <w:rPr>
-          <w:sz w:val="20"/>
-          <w:szCs w:val="20"/>
-        </w:rPr>
-        <w:t xml:space="preserve">, separado da hora de estar lá: entre as duas cabe o trânsito;</w:t>
+          <w:sz w:val="20"/>
+          <w:szCs w:val="20"/>
+        </w:rPr>
+        <w:t xml:space="preserve">Os relatórios nascem como rascunho e têm o passo </w:t>
+      </w:r>
+      <w:r>
+        <w:rPr>
+          <w:b/>
+          <w:bCs/>
+          <w:sz w:val="20"/>
+          <w:szCs w:val="20"/>
+        </w:rPr>
+        <w:t xml:space="preserve">Enviar para aprovação</w:t>
+      </w:r>
+      <w:r>
+        <w:rPr>
+          <w:sz w:val="20"/>
+          <w:szCs w:val="20"/>
+        </w:rPr>
+        <w:t xml:space="preserve">.</w:t>
       </w:r>
     </w:p>
     <w:p>
@@ -2057,19 +844,10 @@
       </w:pPr>
       <w:r>
         <w:rPr>
-          <w:b/>
-          <w:bCs/>
-          <w:sz w:val="20"/>
-          <w:szCs w:val="20"/>
-        </w:rPr>
-        <w:t xml:space="preserve">desmarcar uma data não cancela a série</w:t>
-      </w:r>
-      <w:r>
-        <w:rPr>
-          <w:sz w:val="20"/>
-          <w:szCs w:val="20"/>
-        </w:rPr>
-        <w:t xml:space="preserve">, e o dia desmarcado continua na agenda, marcado;</w:t>
+          <w:sz w:val="20"/>
+          <w:szCs w:val="20"/>
+        </w:rPr>
+        <w:t xml:space="preserve">O Gestor Geral tem uma segunda leitura das oito casas, pelo trabalho social: quantas crianças, entradas e saídas, e as conquistas registradas.</w:t>
       </w:r>
     </w:p>
     <w:p>
@@ -2083,51 +861,25 @@
       </w:pPr>
       <w:r>
         <w:rPr>
-          <w:b/>
-          <w:bCs/>
-          <w:sz w:val="20"/>
-          <w:szCs w:val="20"/>
-        </w:rPr>
-        <w:t xml:space="preserve">ocorrência grave cobra relato de quem estava escalado</w:t>
-      </w:r>
-      <w:r>
-        <w:rPr>
-          <w:sz w:val="20"/>
-          <w:szCs w:val="20"/>
-        </w:rPr>
-        <w:t xml:space="preserve">, com </w:t>
-      </w:r>
-      <w:r>
-        <w:rPr>
-          <w:b/>
-          <w:bCs/>
-          <w:sz w:val="20"/>
-          <w:szCs w:val="20"/>
-        </w:rPr>
-        <w:t xml:space="preserve">"Não presenciei"</w:t>
-      </w:r>
-      <w:r>
-        <w:rPr>
-          <w:sz w:val="20"/>
-          <w:szCs w:val="20"/>
-        </w:rPr>
-        <w:t xml:space="preserve"> a um toque — e marcar isso </w:t>
-      </w:r>
-      <w:r>
-        <w:rPr>
-          <w:i/>
-          <w:iCs/>
-          <w:sz w:val="20"/>
-          <w:szCs w:val="20"/>
-        </w:rPr>
-        <w:t xml:space="preserve">é</w:t>
-      </w:r>
-      <w:r>
-        <w:rPr>
-          <w:sz w:val="20"/>
-          <w:szCs w:val="20"/>
-        </w:rPr>
-        <w:t xml:space="preserve"> responder;</w:t>
+          <w:sz w:val="20"/>
+          <w:szCs w:val="20"/>
+        </w:rPr>
+        <w:t xml:space="preserve">A cozinha não usa o protótipo. Ela recebe as folhas impressas.</w:t>
+      </w:r>
+    </w:p>
+    <w:p>
+      <w:pPr>
+        <w:spacing w:after="100" w:line="280"/>
+        <w:jc w:val="both"/>
+      </w:pPr>
+      <w:r>
+        <w:rPr>
+          <w:b/>
+          <w:bCs/>
+          <w:sz w:val="20"/>
+          <w:szCs w:val="20"/>
+        </w:rPr>
+        <w:t xml:space="preserve">Cuidados na hora de aplicar</w:t>
       </w:r>
     </w:p>
     <w:p>
@@ -2146,30 +898,30 @@
           <w:sz w:val="20"/>
           <w:szCs w:val="20"/>
         </w:rPr>
-        <w:t xml:space="preserve">a criança pode estar em experiência familiar</w:t>
-      </w:r>
-      <w:r>
-        <w:rPr>
-          <w:sz w:val="20"/>
-          <w:szCs w:val="20"/>
-        </w:rPr>
-        <w:t xml:space="preserve">: sai da chamada, da rotina e da grade, e </w:t>
-      </w:r>
-      <w:r>
-        <w:rPr>
-          <w:b/>
-          <w:bCs/>
-          <w:sz w:val="20"/>
-          <w:szCs w:val="20"/>
-        </w:rPr>
-        <w:t xml:space="preserve">a vaga continua ocupada</w:t>
-      </w:r>
-      <w:r>
-        <w:rPr>
-          <w:sz w:val="20"/>
-          <w:szCs w:val="20"/>
-        </w:rPr>
-        <w:t xml:space="preserve">. Há uma folha do que ela leva de remédio;</w:t>
+        <w:t xml:space="preserve">A chamada do café já está confirmada no protótipo</w:t>
+      </w:r>
+      <w:r>
+        <w:rPr>
+          <w:sz w:val="20"/>
+          <w:szCs w:val="20"/>
+        </w:rPr>
+        <w:t xml:space="preserve"> (20 de 20). Ela está assim para mostrar uma chamada fechada. Para a tarefa 1.1, peça a chamada do </w:t>
+      </w:r>
+      <w:r>
+        <w:rPr>
+          <w:b/>
+          <w:bCs/>
+          <w:sz w:val="20"/>
+          <w:szCs w:val="20"/>
+        </w:rPr>
+        <w:t xml:space="preserve">almoço</w:t>
+      </w:r>
+      <w:r>
+        <w:rPr>
+          <w:sz w:val="20"/>
+          <w:szCs w:val="20"/>
+        </w:rPr>
+        <w:t xml:space="preserve">, que está aberta. A do jantar também está aberta, e é a mais vazia.</w:t>
       </w:r>
     </w:p>
     <w:p>
@@ -2188,14 +940,30 @@
           <w:sz w:val="20"/>
           <w:szCs w:val="20"/>
         </w:rPr>
-        <w:t xml:space="preserve">"sair sozinho" é um estado</w:t>
-      </w:r>
-      <w:r>
-        <w:rPr>
-          <w:sz w:val="20"/>
-          <w:szCs w:val="20"/>
-        </w:rPr>
-        <w:t xml:space="preserve"> com motivo, autor e prazo de revisão — nunca pontuação de comportamento;</w:t>
+        <w:t xml:space="preserve">A devolução da evolução fica dentro de Revisar.</w:t>
+      </w:r>
+      <w:r>
+        <w:rPr>
+          <w:sz w:val="20"/>
+          <w:szCs w:val="20"/>
+        </w:rPr>
+        <w:t xml:space="preserve"> Na tarefa 4.4, a opção </w:t>
+      </w:r>
+      <w:r>
+        <w:rPr>
+          <w:i/>
+          <w:iCs/>
+          <w:sz w:val="20"/>
+          <w:szCs w:val="20"/>
+        </w:rPr>
+        <w:t xml:space="preserve">Devolver pedindo complemento</w:t>
+      </w:r>
+      <w:r>
+        <w:rPr>
+          <w:sz w:val="20"/>
+          <w:szCs w:val="20"/>
+        </w:rPr>
+        <w:t xml:space="preserve"> só aparece depois de a pessoa abrir a evolução na fila da triagem. Se ela procurar o botão na lista, registre quanto tempo levou até abrir uma evolução.</w:t>
       </w:r>
     </w:p>
     <w:p>
@@ -2214,30 +982,14 @@
           <w:sz w:val="20"/>
           <w:szCs w:val="20"/>
         </w:rPr>
-        <w:t xml:space="preserve">o armário ganhou nota fiscal e receita digitalizada</w:t>
-      </w:r>
-      <w:r>
-        <w:rPr>
-          <w:sz w:val="20"/>
-          <w:szCs w:val="20"/>
-        </w:rPr>
-        <w:t xml:space="preserve">, e o estoque baixo continua sendo sinalizado </w:t>
-      </w:r>
-      <w:r>
-        <w:rPr>
-          <w:b/>
-          <w:bCs/>
-          <w:sz w:val="20"/>
-          <w:szCs w:val="20"/>
-        </w:rPr>
-        <w:t xml:space="preserve">por gente</w:t>
-      </w:r>
-      <w:r>
-        <w:rPr>
-          <w:sz w:val="20"/>
-          <w:szCs w:val="20"/>
-        </w:rPr>
-        <w:t xml:space="preserve">, com nome;</w:t>
+        <w:t xml:space="preserve">A senha do cofre, no protótipo, é `senha-dev-123`</w:t>
+      </w:r>
+      <w:r>
+        <w:rPr>
+          <w:sz w:val="20"/>
+          <w:szCs w:val="20"/>
+        </w:rPr>
+        <w:t xml:space="preserve">, e está escrita na própria tela.</w:t>
       </w:r>
     </w:p>
     <w:p>
@@ -2256,30 +1008,30 @@
           <w:sz w:val="20"/>
           <w:szCs w:val="20"/>
         </w:rPr>
-        <w:t xml:space="preserve">o retorno da família aparece na passagem e na ATA do turno</w:t>
-      </w:r>
-      <w:r>
-        <w:rPr>
-          <w:sz w:val="20"/>
-          <w:szCs w:val="20"/>
-        </w:rPr>
-        <w:t xml:space="preserve"> — quem voltou, a que hora, quem recebeu, como ela chegou e </w:t>
-      </w:r>
-      <w:r>
-        <w:rPr>
-          <w:b/>
-          <w:bCs/>
-          <w:sz w:val="20"/>
-          <w:szCs w:val="20"/>
-        </w:rPr>
-        <w:t xml:space="preserve">o que ela trouxe de casa</w:t>
-      </w:r>
-      <w:r>
-        <w:rPr>
-          <w:sz w:val="20"/>
-          <w:szCs w:val="20"/>
-        </w:rPr>
-        <w:t xml:space="preserve">. A equipe seguinte lê sem abrir perfil nenhum, e quem continua fora aparece também, com a hora de voltar.</w:t>
+        <w:t xml:space="preserve">Para simular a falta de sinal</w:t>
+      </w:r>
+      <w:r>
+        <w:rPr>
+          <w:sz w:val="20"/>
+          <w:szCs w:val="20"/>
+        </w:rPr>
+        <w:t xml:space="preserve">, use o botão </w:t>
+      </w:r>
+      <w:r>
+        <w:rPr>
+          <w:i/>
+          <w:iCs/>
+          <w:sz w:val="20"/>
+          <w:szCs w:val="20"/>
+        </w:rPr>
+        <w:t xml:space="preserve">Simular sem sinal</w:t>
+      </w:r>
+      <w:r>
+        <w:rPr>
+          <w:sz w:val="20"/>
+          <w:szCs w:val="20"/>
+        </w:rPr>
+        <w:t xml:space="preserve">, no alto da tela. Ele só existe no protótipo.</w:t>
       </w:r>
     </w:p>
     <w:p>
@@ -2292,39 +1044,7 @@
           <w:sz w:val="20"/>
           <w:szCs w:val="20"/>
         </w:rPr>
-        <w:t xml:space="preserve">⚠️ </w:t>
-      </w:r>
-      <w:r>
-        <w:rPr>
-          <w:b/>
-          <w:bCs/>
-          <w:sz w:val="20"/>
-          <w:szCs w:val="20"/>
-        </w:rPr>
-        <w:t xml:space="preserve">O roteiro ficou longo — cresceu cerca de um terço.</w:t>
-      </w:r>
-      <w:r>
-        <w:rPr>
-          <w:sz w:val="20"/>
-          <w:szCs w:val="20"/>
-        </w:rPr>
-        <w:t xml:space="preserve"> Não tente aplicar tudo com a mesma pessoa numa sentada. As tarefas </w:t>
-      </w:r>
-      <w:r>
-        <w:rPr>
-          <w:b/>
-          <w:bCs/>
-          <w:sz w:val="20"/>
-          <w:szCs w:val="20"/>
-        </w:rPr>
-        <w:t xml:space="preserve">novas</w:t>
-      </w:r>
-      <w:r>
-        <w:rPr>
-          <w:sz w:val="20"/>
-          <w:szCs w:val="20"/>
-        </w:rPr>
-        <w:t xml:space="preserve"> de cada cargo estão no fim da seção dele — se o tempo acabar, pare onde acabar e marque onde parou. Onde a pessoa para é o dado; onde ela cansa não é.</w:t>
+        <w:t xml:space="preserve">O roteiro ficou extenso. Não aplique tudo com a mesma pessoa de uma vez. Se o tempo acabar, interrompa e anote onde parou. O ponto em que a pessoa hesita é o dado que interessa; o cansaço dela não é.</w:t>
       </w:r>
     </w:p>
     <w:p>
@@ -2357,7 +1077,7 @@
           <w:sz w:val="20"/>
           <w:szCs w:val="20"/>
         </w:rPr>
-        <w:t xml:space="preserve">Para cada tarefa, anote só três coisas:</w:t>
+        <w:t xml:space="preserve">Para cada tarefa, anote três coisas:</w:t>
       </w:r>
     </w:p>
     <w:tbl>
@@ -2467,7 +1187,7 @@
                 <w:sz w:val="18"/>
                 <w:szCs w:val="18"/>
               </w:rPr>
-              <w:t xml:space="preserve">a frase dela, não a interpretação</w:t>
+              <w:t xml:space="preserve">a frase dela, sem interpretação</w:t>
             </w:r>
           </w:p>
         </w:tc>
@@ -2488,7 +1208,39 @@
           <w:sz w:val="20"/>
           <w:szCs w:val="20"/>
         </w:rPr>
-        <w:t xml:space="preserve">A frase dela é o dado mais valioso. "Isso aqui é a passagem?" vale mais que "achei confuso".</w:t>
+        <w:t xml:space="preserve">A frase da pessoa é o registro mais valioso. </w:t>
+      </w:r>
+      <w:r>
+        <w:rPr>
+          <w:i/>
+          <w:iCs/>
+          <w:sz w:val="20"/>
+          <w:szCs w:val="20"/>
+        </w:rPr>
+        <w:t xml:space="preserve">Isso aqui é a passagem?</w:t>
+      </w:r>
+      <w:r>
+        <w:rPr>
+          <w:sz w:val="20"/>
+          <w:szCs w:val="20"/>
+        </w:rPr>
+        <w:t xml:space="preserve"> diz mais do que </w:t>
+      </w:r>
+      <w:r>
+        <w:rPr>
+          <w:i/>
+          <w:iCs/>
+          <w:sz w:val="20"/>
+          <w:szCs w:val="20"/>
+        </w:rPr>
+        <w:t xml:space="preserve">achei confuso</w:t>
+      </w:r>
+      <w:r>
+        <w:rPr>
+          <w:sz w:val="20"/>
+          <w:szCs w:val="20"/>
+        </w:rPr>
+        <w:t xml:space="preserve">.</w:t>
       </w:r>
     </w:p>
     <w:p>
@@ -2526,7 +1278,7 @@
           <w:sz w:val="20"/>
           <w:szCs w:val="20"/>
         </w:rPr>
-        <w:t xml:space="preserve">A pessoa que mais registra e a que menos tem tempo. Se alguma coisa aqui demora, demora vinte vezes por turno.</w:t>
+        <w:t xml:space="preserve">É quem mais registra e quem menos tem tempo. O que demora aqui demora vinte vezes por turno.</w:t>
       </w:r>
     </w:p>
     <w:p>
@@ -2567,30 +1319,30 @@
           <w:sz w:val="21"/>
           <w:szCs w:val="21"/>
         </w:rPr>
-        <w:t xml:space="preserve">(A do café já está confirmada no protótipo — ver §0.3.)</w:t>
-      </w:r>
-      <w:r>
-        <w:rPr>
-          <w:sz w:val="21"/>
-          <w:szCs w:val="21"/>
-        </w:rPr>
-        <w:t xml:space="preserve"> Observar: ela procura na barra de baixo ou em "Mais"? Ela entende que confirma </w:t>
-      </w:r>
-      <w:r>
-        <w:rPr>
-          <w:b/>
-          <w:bCs/>
-          <w:sz w:val="21"/>
-          <w:szCs w:val="21"/>
-        </w:rPr>
-        <w:t xml:space="preserve">um por um</w:t>
-      </w:r>
-      <w:r>
-        <w:rPr>
-          <w:sz w:val="21"/>
-          <w:szCs w:val="21"/>
-        </w:rPr>
-        <w:t xml:space="preserve">, ou procura um "marcar todos"? Ela repara em "Conferi a mesa", que marca de uma vez quem falta?</w:t>
+        <w:t xml:space="preserve">(A do café já está confirmada no protótipo.)</w:t>
+      </w:r>
+      <w:r>
+        <w:rPr>
+          <w:sz w:val="21"/>
+          <w:szCs w:val="21"/>
+        </w:rPr>
+        <w:t xml:space="preserve"> Observar: ela procura na barra de baixo ou em Mais? Ela entende que confirma um por um, ou procura um marcar todos? Ela repara em </w:t>
+      </w:r>
+      <w:r>
+        <w:rPr>
+          <w:i/>
+          <w:iCs/>
+          <w:sz w:val="21"/>
+          <w:szCs w:val="21"/>
+        </w:rPr>
+        <w:t xml:space="preserve">Conferi a mesa</w:t>
+      </w:r>
+      <w:r>
+        <w:rPr>
+          <w:sz w:val="21"/>
+          <w:szCs w:val="21"/>
+        </w:rPr>
+        <w:t xml:space="preserve">, que marca de uma vez quem falta?</w:t>
       </w:r>
     </w:p>
     <w:p>
@@ -2670,7 +1422,7 @@
           <w:sz w:val="21"/>
           <w:szCs w:val="21"/>
         </w:rPr>
-        <w:t xml:space="preserve"> Observar: ela escreve nos campos certos? Entende que assina só a dela?</w:t>
+        <w:t xml:space="preserve"> Observar: ela escreve nos campos certos? Entende que assina apenas a dela?</w:t>
       </w:r>
     </w:p>
     <w:p>
@@ -2750,16 +1502,23 @@
           <w:sz w:val="21"/>
           <w:szCs w:val="21"/>
         </w:rPr>
-        <w:t xml:space="preserve"> Observar: ela acha "Recusada pelo acolhido"? Percebe que o campo de observação virou obrigatório — e escreve o fato, ou escreve um juízo? </w:t>
-      </w:r>
-      <w:r>
-        <w:rPr>
-          <w:b/>
-          <w:bCs/>
-          <w:sz w:val="21"/>
-          <w:szCs w:val="21"/>
-        </w:rPr>
-        <w:t xml:space="preserve">Esta é a pergunta mais importante do roteiro para este cargo.</w:t>
+        <w:t xml:space="preserve"> Observar: ela encontra </w:t>
+      </w:r>
+      <w:r>
+        <w:rPr>
+          <w:i/>
+          <w:iCs/>
+          <w:sz w:val="21"/>
+          <w:szCs w:val="21"/>
+        </w:rPr>
+        <w:t xml:space="preserve">Recusada pelo acolhido</w:t>
+      </w:r>
+      <w:r>
+        <w:rPr>
+          <w:sz w:val="21"/>
+          <w:szCs w:val="21"/>
+        </w:rPr>
+        <w:t xml:space="preserve">? Percebe que a observação passa a ser obrigatória, e escreve o fato ou um julgamento? Esta é a observação mais importante do roteiro para este cargo.</w:t>
       </w:r>
     </w:p>
     <w:p>
@@ -2839,71 +1598,39 @@
           <w:sz w:val="21"/>
           <w:szCs w:val="21"/>
         </w:rPr>
-        <w:t xml:space="preserve"> Observar: ela procura a ATA, a passagem ou o "Dia"? Ela acha o </w:t>
-      </w:r>
-      <w:r>
-        <w:rPr>
-          <w:b/>
-          <w:bCs/>
-          <w:sz w:val="21"/>
-          <w:szCs w:val="21"/>
-        </w:rPr>
-        <w:t xml:space="preserve">⏮ Turno anterior</w:t>
-      </w:r>
-      <w:r>
-        <w:rPr>
-          <w:sz w:val="21"/>
-          <w:szCs w:val="21"/>
-        </w:rPr>
-        <w:t xml:space="preserve">, ao lado dos turnos de hoje? Depois de abrir, ela repara que </w:t>
-      </w:r>
-      <w:r>
-        <w:rPr>
-          <w:b/>
-          <w:bCs/>
-          <w:sz w:val="21"/>
-          <w:szCs w:val="21"/>
-        </w:rPr>
-        <w:t xml:space="preserve">cada linha tem o nome de quem escreveu</w:t>
-      </w:r>
-      <w:r>
-        <w:rPr>
-          <w:sz w:val="21"/>
-          <w:szCs w:val="21"/>
-        </w:rPr>
-        <w:t xml:space="preserve"> — e diz se isso muda alguma coisa para ela? ⚠️ Se aparecer a frase </w:t>
-      </w:r>
-      <w:r>
-        <w:rPr>
-          <w:i/>
-          <w:iCs/>
-          <w:sz w:val="21"/>
-          <w:szCs w:val="21"/>
-        </w:rPr>
-        <w:t xml:space="preserve">"há 1 observação restrita à coordenação, à equipe técnica e aos líderes"</w:t>
-      </w:r>
-      <w:r>
-        <w:rPr>
-          <w:sz w:val="21"/>
-          <w:szCs w:val="21"/>
-        </w:rPr>
-        <w:t xml:space="preserve">, </w:t>
-      </w:r>
-      <w:r>
-        <w:rPr>
-          <w:b/>
-          <w:bCs/>
-          <w:sz w:val="21"/>
-          <w:szCs w:val="21"/>
-        </w:rPr>
-        <w:t xml:space="preserve">pergunte o que ela acha disso</w:t>
-      </w:r>
-      <w:r>
-        <w:rPr>
-          <w:sz w:val="21"/>
-          <w:szCs w:val="21"/>
-        </w:rPr>
-        <w:t xml:space="preserve">: saber que existe algo que ela não lê é melhor ou pior do que não saber? A resposta decide se essa contagem fica.</w:t>
+        <w:t xml:space="preserve"> Observar: ela procura a ATA, a passagem ou o Dia? Encontra o </w:t>
+      </w:r>
+      <w:r>
+        <w:rPr>
+          <w:i/>
+          <w:iCs/>
+          <w:sz w:val="21"/>
+          <w:szCs w:val="21"/>
+        </w:rPr>
+        <w:t xml:space="preserve">Turno anterior</w:t>
+      </w:r>
+      <w:r>
+        <w:rPr>
+          <w:sz w:val="21"/>
+          <w:szCs w:val="21"/>
+        </w:rPr>
+        <w:t xml:space="preserve">, ao lado dos turnos de hoje? Depois de abrir, repara que cada linha tem o nome de quem escreveu, e comenta se isso muda algo para ela? Se aparecer a frase </w:t>
+      </w:r>
+      <w:r>
+        <w:rPr>
+          <w:i/>
+          <w:iCs/>
+          <w:sz w:val="21"/>
+          <w:szCs w:val="21"/>
+        </w:rPr>
+        <w:t xml:space="preserve">há 1 observação restrita à coordenação, à equipe técnica e aos líderes</w:t>
+      </w:r>
+      <w:r>
+        <w:rPr>
+          <w:sz w:val="21"/>
+          <w:szCs w:val="21"/>
+        </w:rPr>
+        <w:t xml:space="preserve">, pergunte: saber que existe algo que ela não pode ler é melhor ou pior do que não saber? A resposta orienta se a contagem continua.</w:t>
       </w:r>
     </w:p>
     <w:p>
@@ -2983,23 +1710,23 @@
           <w:sz w:val="21"/>
           <w:szCs w:val="21"/>
         </w:rPr>
-        <w:t xml:space="preserve"> Observar: ela acha o filtro </w:t>
-      </w:r>
-      <w:r>
-        <w:rPr>
-          <w:b/>
-          <w:bCs/>
-          <w:sz w:val="21"/>
-          <w:szCs w:val="21"/>
-        </w:rPr>
-        <w:t xml:space="preserve">"Por criança"</w:t>
-      </w:r>
-      <w:r>
-        <w:rPr>
-          <w:sz w:val="21"/>
-          <w:szCs w:val="21"/>
-        </w:rPr>
-        <w:t xml:space="preserve"> no Dia, ou procura abrir o perfil de cada uma? Depois de achar, ela entende que a lista está em ordem alfabética e não por gravidade?</w:t>
+        <w:t xml:space="preserve"> Observar: ela encontra o filtro </w:t>
+      </w:r>
+      <w:r>
+        <w:rPr>
+          <w:i/>
+          <w:iCs/>
+          <w:sz w:val="21"/>
+          <w:szCs w:val="21"/>
+        </w:rPr>
+        <w:t xml:space="preserve">Por criança</w:t>
+      </w:r>
+      <w:r>
+        <w:rPr>
+          <w:sz w:val="21"/>
+          <w:szCs w:val="21"/>
+        </w:rPr>
+        <w:t xml:space="preserve"> no Dia, ou abre o perfil de cada uma? Entende que a lista está em ordem alfabética, e não por gravidade?</w:t>
       </w:r>
     </w:p>
     <w:p>
@@ -3079,32 +1806,32 @@
           <w:sz w:val="21"/>
           <w:szCs w:val="21"/>
         </w:rPr>
-        <w:t xml:space="preserve"> Observar: ela repara no </w:t>
-      </w:r>
-      <w:r>
-        <w:rPr>
-          <w:b/>
-          <w:bCs/>
-          <w:sz w:val="21"/>
-          <w:szCs w:val="21"/>
-        </w:rPr>
-        <w:t xml:space="preserve">"no hospital"</w:t>
-      </w:r>
-      <w:r>
-        <w:rPr>
-          <w:sz w:val="21"/>
-          <w:szCs w:val="21"/>
-        </w:rPr>
-        <w:t xml:space="preserve"> na lista de acolhidos? Ela procura a internação no menu — e o que faz quando não acha a porta? </w:t>
-      </w:r>
-      <w:r>
-        <w:rPr>
-          <w:i/>
-          <w:iCs/>
-          <w:sz w:val="21"/>
-          <w:szCs w:val="21"/>
-        </w:rPr>
-        <w:t xml:space="preserve">(Não achar é o esperado: o educador comum não lê a internação. O que interessa é se ele sabe a quem perguntar, e se a marca na lista bastou.)</w:t>
+        <w:t xml:space="preserve"> Observar: ela repara na indicação </w:t>
+      </w:r>
+      <w:r>
+        <w:rPr>
+          <w:i/>
+          <w:iCs/>
+          <w:sz w:val="21"/>
+          <w:szCs w:val="21"/>
+        </w:rPr>
+        <w:t xml:space="preserve">no hospital</w:t>
+      </w:r>
+      <w:r>
+        <w:rPr>
+          <w:sz w:val="21"/>
+          <w:szCs w:val="21"/>
+        </w:rPr>
+        <w:t xml:space="preserve"> na lista de acolhidos? Procura a internação no menu, e o que faz quando não encontra? </w:t>
+      </w:r>
+      <w:r>
+        <w:rPr>
+          <w:i/>
+          <w:iCs/>
+          <w:sz w:val="21"/>
+          <w:szCs w:val="21"/>
+        </w:rPr>
+        <w:t xml:space="preserve">(É esperado que não encontre: o educador não lê a internação. O que interessa é se ela sabe a quem perguntar e se a indicação na lista foi suficiente.)</w:t>
       </w:r>
     </w:p>
     <w:p>
@@ -3193,7 +1920,7 @@
           <w:sz w:val="21"/>
           <w:szCs w:val="21"/>
         </w:rPr>
-        <w:t xml:space="preserve">Toque no 📶 do alto da tela para simular a queda — e não avise o que vai acontecer.</w:t>
+        <w:t xml:space="preserve">Toque em Simular sem sinal, no alto da tela, sem avisar o que vai acontecer.</w:t>
       </w:r>
       <w:r>
         <w:rPr>
@@ -3209,39 +1936,39 @@
           <w:sz w:val="21"/>
           <w:szCs w:val="21"/>
         </w:rPr>
-        <w:t xml:space="preserve">"marque a chamada da janta."</w:t>
-      </w:r>
-      <w:r>
-        <w:rPr>
-          <w:sz w:val="21"/>
-          <w:szCs w:val="21"/>
-        </w:rPr>
-        <w:t xml:space="preserve"> Observar: ela repara que a marcação ficou guardada? Ela entende, sem que ninguém explique, que aquilo vai subir depois — ou acha que perdeu? Ela procura o selo 📤 no alto? </w:t>
-      </w:r>
-      <w:r>
-        <w:rPr>
-          <w:b/>
-          <w:bCs/>
-          <w:sz w:val="21"/>
-          <w:szCs w:val="21"/>
-        </w:rPr>
-        <w:t xml:space="preserve">Depois de marcar três ou quatro, pergunte: "onde está isso agora?"</w:t>
-      </w:r>
-      <w:r>
-        <w:rPr>
-          <w:sz w:val="21"/>
-          <w:szCs w:val="21"/>
-        </w:rPr>
-        <w:t xml:space="preserve"> A resposta dela é o dado desta tarefa. </w:t>
-      </w:r>
-      <w:r>
-        <w:rPr>
-          <w:i/>
-          <w:iCs/>
-          <w:sz w:val="21"/>
-          <w:szCs w:val="21"/>
-        </w:rPr>
-        <w:t xml:space="preserve">Religue o sinal e mostre a fila esvaziando sozinha só DEPOIS de ela responder.</w:t>
+        <w:t xml:space="preserve">marque a chamada da janta.</w:t>
+      </w:r>
+      <w:r>
+        <w:rPr>
+          <w:sz w:val="21"/>
+          <w:szCs w:val="21"/>
+        </w:rPr>
+        <w:t xml:space="preserve"> Observar: ela percebe que a marcação ficou guardada? Entende, sem explicação, que o registro será enviado depois, ou acha que perdeu? Procura a indicação de envios pendentes no alto da tela? Depois de três ou quatro marcações, pergunte: </w:t>
+      </w:r>
+      <w:r>
+        <w:rPr>
+          <w:i/>
+          <w:iCs/>
+          <w:sz w:val="21"/>
+          <w:szCs w:val="21"/>
+        </w:rPr>
+        <w:t xml:space="preserve">onde está isso agora?</w:t>
+      </w:r>
+      <w:r>
+        <w:rPr>
+          <w:sz w:val="21"/>
+          <w:szCs w:val="21"/>
+        </w:rPr>
+        <w:t xml:space="preserve"> A resposta é o dado desta tarefa. </w:t>
+      </w:r>
+      <w:r>
+        <w:rPr>
+          <w:i/>
+          <w:iCs/>
+          <w:sz w:val="21"/>
+          <w:szCs w:val="21"/>
+        </w:rPr>
+        <w:t xml:space="preserve">Só depois de ela responder, religue o sinal e mostre a fila sendo enviada.</w:t>
       </w:r>
     </w:p>
     <w:p>
@@ -3337,87 +2064,23 @@
           <w:sz w:val="21"/>
           <w:szCs w:val="21"/>
         </w:rPr>
-        <w:t xml:space="preserve"> Observar: ela usa a </w:t>
-      </w:r>
-      <w:r>
-        <w:rPr>
-          <w:b/>
-          <w:bCs/>
-          <w:sz w:val="21"/>
-          <w:szCs w:val="21"/>
-        </w:rPr>
-        <w:t xml:space="preserve">cor da borda</w:t>
-      </w:r>
-      <w:r>
-        <w:rPr>
-          <w:sz w:val="21"/>
-          <w:szCs w:val="21"/>
-        </w:rPr>
-        <w:t xml:space="preserve"> para separar saúde de lazer, ou lê título por título? Ela repara que a </w:t>
-      </w:r>
-      <w:r>
-        <w:rPr>
-          <w:b/>
-          <w:bCs/>
-          <w:sz w:val="21"/>
-          <w:szCs w:val="21"/>
-        </w:rPr>
-        <w:t xml:space="preserve">pílula</w:t>
-      </w:r>
-      <w:r>
-        <w:rPr>
-          <w:sz w:val="21"/>
-          <w:szCs w:val="21"/>
-        </w:rPr>
-        <w:t xml:space="preserve"> ao lado diz outra coisa — se aquilo ainda exige algo dela? ⚠️ Se ela disser que a cor significa gravidade, ou "criança problemática", </w:t>
-      </w:r>
-      <w:r>
-        <w:rPr>
-          <w:b/>
-          <w:bCs/>
-          <w:sz w:val="21"/>
-          <w:szCs w:val="21"/>
-        </w:rPr>
-        <w:t xml:space="preserve">anote a frase inteira</w:t>
-      </w:r>
-      <w:r>
-        <w:rPr>
-          <w:sz w:val="21"/>
-          <w:szCs w:val="21"/>
-        </w:rPr>
-        <w:t xml:space="preserve">: é a pergunta mais importante desta tarefa. Cor comunica </w:t>
-      </w:r>
-      <w:r>
-        <w:rPr>
-          <w:b/>
-          <w:bCs/>
-          <w:sz w:val="21"/>
-          <w:szCs w:val="21"/>
-        </w:rPr>
-        <w:t xml:space="preserve">o que é</w:t>
-      </w:r>
-      <w:r>
-        <w:rPr>
-          <w:sz w:val="21"/>
-          <w:szCs w:val="21"/>
-        </w:rPr>
-        <w:t xml:space="preserve"> e </w:t>
-      </w:r>
-      <w:r>
-        <w:rPr>
-          <w:b/>
-          <w:bCs/>
-          <w:sz w:val="21"/>
-          <w:szCs w:val="21"/>
-        </w:rPr>
-        <w:t xml:space="preserve">em que estado está</w:t>
-      </w:r>
-      <w:r>
-        <w:rPr>
-          <w:sz w:val="21"/>
-          <w:szCs w:val="21"/>
-        </w:rPr>
-        <w:t xml:space="preserve"> — nunca julgamento sobre a criança.</w:t>
+        <w:t xml:space="preserve"> Observar: ela usa a cor da borda para distinguir saúde de lazer, ou lê título por título? Repara que a pílula ao lado informa outra coisa, se o item ainda depende dela? Se ela disser que a cor indica gravidade ou </w:t>
+      </w:r>
+      <w:r>
+        <w:rPr>
+          <w:i/>
+          <w:iCs/>
+          <w:sz w:val="21"/>
+          <w:szCs w:val="21"/>
+        </w:rPr>
+        <w:t xml:space="preserve">criança problemática</w:t>
+      </w:r>
+      <w:r>
+        <w:rPr>
+          <w:sz w:val="21"/>
+          <w:szCs w:val="21"/>
+        </w:rPr>
+        <w:t xml:space="preserve">, anote a frase inteira. A cor informa o tipo de atividade e a situação dela, nunca um julgamento sobre a criança.</w:t>
       </w:r>
     </w:p>
     <w:p>
@@ -3490,62 +2153,39 @@
           <w:sz w:val="21"/>
           <w:szCs w:val="21"/>
         </w:rPr>
-        <w:t xml:space="preserve">A Lara tem fonoaudiologia hoje às 15h. A que hora vocês precisam sair, e para onde vão?</w:t>
-      </w:r>
-      <w:r>
-        <w:rPr>
-          <w:sz w:val="21"/>
-          <w:szCs w:val="21"/>
-        </w:rPr>
-        <w:t xml:space="preserve"> Observar: ela acha </w:t>
-      </w:r>
-      <w:r>
-        <w:rPr>
-          <w:b/>
-          <w:bCs/>
-          <w:sz w:val="21"/>
-          <w:szCs w:val="21"/>
-        </w:rPr>
-        <w:t xml:space="preserve">"Sair 14:00 · estar lá 15:00"</w:t>
-      </w:r>
-      <w:r>
-        <w:rPr>
-          <w:sz w:val="21"/>
-          <w:szCs w:val="21"/>
-        </w:rPr>
-        <w:t xml:space="preserve">, ou lê só as 15h e se programa para sair na hora da consulta? Ela repara que o </w:t>
-      </w:r>
-      <w:r>
-        <w:rPr>
-          <w:b/>
-          <w:bCs/>
-          <w:sz w:val="21"/>
-          <w:szCs w:val="21"/>
-        </w:rPr>
-        <w:t xml:space="preserve">endereço</w:t>
-      </w:r>
-      <w:r>
-        <w:rPr>
-          <w:sz w:val="21"/>
-          <w:szCs w:val="21"/>
-        </w:rPr>
-        <w:t xml:space="preserve"> vem escrito separado do nome do lugar? ⚠️ Pergunte: </w:t>
-      </w:r>
-      <w:r>
-        <w:rPr>
-          <w:i/>
-          <w:iCs/>
-          <w:sz w:val="21"/>
-          <w:szCs w:val="21"/>
-        </w:rPr>
-        <w:t xml:space="preserve">"esse endereço serve para você pedir o ônibus ou o carro?"</w:t>
-      </w:r>
-      <w:r>
-        <w:rPr>
-          <w:sz w:val="21"/>
-          <w:szCs w:val="21"/>
-        </w:rPr>
-        <w:t xml:space="preserve"> — foi para isso que ele foi separado de "Clínica Fictícia — Centro".</w:t>
+        <w:t xml:space="preserve">A Lara tem fonoaudiologia hoje às 15h. A que horas vocês precisam sair, e para onde vão?</w:t>
+      </w:r>
+      <w:r>
+        <w:rPr>
+          <w:sz w:val="21"/>
+          <w:szCs w:val="21"/>
+        </w:rPr>
+        <w:t xml:space="preserve"> Observar: ela encontra </w:t>
+      </w:r>
+      <w:r>
+        <w:rPr>
+          <w:i/>
+          <w:iCs/>
+          <w:sz w:val="21"/>
+          <w:szCs w:val="21"/>
+        </w:rPr>
+        <w:t xml:space="preserve">Sair 14:00 · estar lá 15:00</w:t>
+      </w:r>
+      <w:r>
+        <w:rPr>
+          <w:sz w:val="21"/>
+          <w:szCs w:val="21"/>
+        </w:rPr>
+        <w:t xml:space="preserve">, ou lê apenas as 15h e se organiza para sair no horário da consulta? Repara que o endereço vem separado do nome do local? Pergunte: </w:t>
+      </w:r>
+      <w:r>
+        <w:rPr>
+          <w:i/>
+          <w:iCs/>
+          <w:sz w:val="21"/>
+          <w:szCs w:val="21"/>
+        </w:rPr>
+        <w:t xml:space="preserve">esse endereço serve para você chamar o transporte?</w:t>
       </w:r>
     </w:p>
     <w:p>
@@ -3618,94 +2258,55 @@
           <w:sz w:val="21"/>
           <w:szCs w:val="21"/>
         </w:rPr>
-        <w:t xml:space="preserve">Houve um erro de medicamento na casa no seu turno. O sistema quer o seu relato.</w:t>
-      </w:r>
-      <w:r>
-        <w:rPr>
-          <w:sz w:val="21"/>
-          <w:szCs w:val="21"/>
-        </w:rPr>
-        <w:t xml:space="preserve"> Observar: ela acha </w:t>
-      </w:r>
-      <w:r>
-        <w:rPr>
-          <w:b/>
-          <w:bCs/>
-          <w:sz w:val="21"/>
-          <w:szCs w:val="21"/>
-        </w:rPr>
-        <w:t xml:space="preserve">"Falta o seu relato"</w:t>
-      </w:r>
-      <w:r>
-        <w:rPr>
-          <w:sz w:val="21"/>
-          <w:szCs w:val="21"/>
-        </w:rPr>
-        <w:t xml:space="preserve">, no alto das Ocorrências, antes da lista? Ela repara que a pergunta </w:t>
-      </w:r>
-      <w:r>
-        <w:rPr>
-          <w:b/>
-          <w:bCs/>
-          <w:sz w:val="21"/>
-          <w:szCs w:val="21"/>
-        </w:rPr>
-        <w:t xml:space="preserve">não conta o que aconteceu</w:t>
-      </w:r>
-      <w:r>
-        <w:rPr>
-          <w:sz w:val="21"/>
-          <w:szCs w:val="21"/>
-        </w:rPr>
-        <w:t xml:space="preserve">? Se ela não presenciou, ela acha </w:t>
-      </w:r>
-      <w:r>
-        <w:rPr>
-          <w:b/>
-          <w:bCs/>
-          <w:sz w:val="21"/>
-          <w:szCs w:val="21"/>
-        </w:rPr>
-        <w:t xml:space="preserve">"Não presenciei"</w:t>
-      </w:r>
-      <w:r>
-        <w:rPr>
-          <w:sz w:val="21"/>
-          <w:szCs w:val="21"/>
-        </w:rPr>
-        <w:t xml:space="preserve"> — e entende que marcar isso </w:t>
-      </w:r>
-      <w:r>
-        <w:rPr>
-          <w:b/>
-          <w:bCs/>
-          <w:sz w:val="21"/>
-          <w:szCs w:val="21"/>
-        </w:rPr>
-        <w:t xml:space="preserve">é responder</w:t>
-      </w:r>
-      <w:r>
-        <w:rPr>
-          <w:sz w:val="21"/>
-          <w:szCs w:val="21"/>
-        </w:rPr>
-        <w:t xml:space="preserve">, e não escapar? ⚠️ Pergunte depois: </w:t>
-      </w:r>
-      <w:r>
-        <w:rPr>
-          <w:i/>
-          <w:iCs/>
-          <w:sz w:val="21"/>
-          <w:szCs w:val="21"/>
-        </w:rPr>
-        <w:t xml:space="preserve">"e se você não tivesse visto nada, você preferiria que ninguém te perguntasse?"</w:t>
-      </w:r>
-      <w:r>
-        <w:rPr>
-          <w:sz w:val="21"/>
-          <w:szCs w:val="21"/>
-        </w:rPr>
-        <w:t xml:space="preserve"> A resposta é o dado desta tarefa.</w:t>
+        <w:t xml:space="preserve">Houve um erro de medicação na casa no seu turno, e o seu relato foi solicitado.</w:t>
+      </w:r>
+      <w:r>
+        <w:rPr>
+          <w:sz w:val="21"/>
+          <w:szCs w:val="21"/>
+        </w:rPr>
+        <w:t xml:space="preserve"> Observar: ela encontra </w:t>
+      </w:r>
+      <w:r>
+        <w:rPr>
+          <w:i/>
+          <w:iCs/>
+          <w:sz w:val="21"/>
+          <w:szCs w:val="21"/>
+        </w:rPr>
+        <w:t xml:space="preserve">Falta o seu relato</w:t>
+      </w:r>
+      <w:r>
+        <w:rPr>
+          <w:sz w:val="21"/>
+          <w:szCs w:val="21"/>
+        </w:rPr>
+        <w:t xml:space="preserve">, no alto das Ocorrências? Repara que a pergunta não antecipa o que aconteceu? Se ela não presenciou, encontra </w:t>
+      </w:r>
+      <w:r>
+        <w:rPr>
+          <w:i/>
+          <w:iCs/>
+          <w:sz w:val="21"/>
+          <w:szCs w:val="21"/>
+        </w:rPr>
+        <w:t xml:space="preserve">Não presenciei</w:t>
+      </w:r>
+      <w:r>
+        <w:rPr>
+          <w:sz w:val="21"/>
+          <w:szCs w:val="21"/>
+        </w:rPr>
+        <w:t xml:space="preserve">, e entende que marcar isso é uma resposta válida? Pergunte depois: </w:t>
+      </w:r>
+      <w:r>
+        <w:rPr>
+          <w:i/>
+          <w:iCs/>
+          <w:sz w:val="21"/>
+          <w:szCs w:val="21"/>
+        </w:rPr>
+        <w:t xml:space="preserve">se você não tivesse visto nada, preferiria que ninguém te perguntasse?</w:t>
       </w:r>
     </w:p>
     <w:p>
@@ -3785,16 +2386,16 @@
           <w:sz w:val="21"/>
           <w:szCs w:val="21"/>
         </w:rPr>
-        <w:t xml:space="preserve"> Observar: ela acha o Felipe em </w:t>
-      </w:r>
-      <w:r>
-        <w:rPr>
-          <w:b/>
-          <w:bCs/>
-          <w:sz w:val="21"/>
-          <w:szCs w:val="21"/>
-        </w:rPr>
-        <w:t xml:space="preserve">"Com a família"</w:t>
+        <w:t xml:space="preserve"> Observar: ela encontra o Felipe em </w:t>
+      </w:r>
+      <w:r>
+        <w:rPr>
+          <w:i/>
+          <w:iCs/>
+          <w:sz w:val="21"/>
+          <w:szCs w:val="21"/>
+        </w:rPr>
+        <w:t xml:space="preserve">Com a família</w:t>
       </w:r>
       <w:r>
         <w:rPr>
@@ -3805,8 +2406,8 @@
       </w:r>
       <w:r>
         <w:rPr>
-          <w:b/>
-          <w:bCs/>
+          <w:i/>
+          <w:iCs/>
           <w:sz w:val="21"/>
           <w:szCs w:val="21"/>
         </w:rPr>
@@ -3817,87 +2418,55 @@
           <w:sz w:val="21"/>
           <w:szCs w:val="21"/>
         </w:rPr>
-        <w:t xml:space="preserve">? No campo de como ele chegou, ela escreve o </w:t>
-      </w:r>
-      <w:r>
-        <w:rPr>
-          <w:b/>
-          <w:bCs/>
-          <w:sz w:val="21"/>
-          <w:szCs w:val="21"/>
-        </w:rPr>
-        <w:t xml:space="preserve">fato</w:t>
-      </w:r>
-      <w:r>
-        <w:rPr>
-          <w:sz w:val="21"/>
-          <w:szCs w:val="21"/>
-        </w:rPr>
-        <w:t xml:space="preserve"> ("chegou falando alto e foi direto para o quarto") ou uma </w:t>
-      </w:r>
-      <w:r>
-        <w:rPr>
-          <w:b/>
-          <w:bCs/>
-          <w:sz w:val="21"/>
-          <w:szCs w:val="21"/>
-        </w:rPr>
-        <w:t xml:space="preserve">avaliação</w:t>
-      </w:r>
-      <w:r>
-        <w:rPr>
-          <w:sz w:val="21"/>
-          <w:szCs w:val="21"/>
-        </w:rPr>
-        <w:t xml:space="preserve"> ("chegou alterado")? ⚠️ Se escrever avaliação, </w:t>
-      </w:r>
-      <w:r>
-        <w:rPr>
-          <w:b/>
-          <w:bCs/>
-          <w:sz w:val="21"/>
-          <w:szCs w:val="21"/>
-        </w:rPr>
-        <w:t xml:space="preserve">anote a frase inteira</w:t>
-      </w:r>
-      <w:r>
-        <w:rPr>
-          <w:sz w:val="21"/>
-          <w:szCs w:val="21"/>
-        </w:rPr>
-        <w:t xml:space="preserve"> — é a mesma conversa do §8.14 do documento, e é o motivo de "houve alteração?" não ter virado um sim/não. Ela usa o campo </w:t>
-      </w:r>
-      <w:r>
-        <w:rPr>
-          <w:b/>
-          <w:bCs/>
-          <w:sz w:val="21"/>
-          <w:szCs w:val="21"/>
-        </w:rPr>
-        <w:t xml:space="preserve">"Trouxe algo de casa?"</w:t>
-      </w:r>
-      <w:r>
-        <w:rPr>
-          <w:sz w:val="21"/>
-          <w:szCs w:val="21"/>
-        </w:rPr>
-        <w:t xml:space="preserve"> para a mochila, ou mistura tudo num texto só? Ela lê o aviso, logo abaixo, sobre </w:t>
-      </w:r>
-      <w:r>
-        <w:rPr>
-          <w:b/>
-          <w:bCs/>
-          <w:sz w:val="21"/>
-          <w:szCs w:val="21"/>
-        </w:rPr>
-        <w:t xml:space="preserve">avisar a Enfermagem</w:t>
-      </w:r>
-      <w:r>
-        <w:rPr>
-          <w:sz w:val="21"/>
-          <w:szCs w:val="21"/>
-        </w:rPr>
-        <w:t xml:space="preserve"> se vier remédio?</w:t>
+        <w:t xml:space="preserve">? No campo sobre como ele chegou, escreve o fato (</w:t>
+      </w:r>
+      <w:r>
+        <w:rPr>
+          <w:i/>
+          <w:iCs/>
+          <w:sz w:val="21"/>
+          <w:szCs w:val="21"/>
+        </w:rPr>
+        <w:t xml:space="preserve">chegou falando alto e foi direto para o quarto</w:t>
+      </w:r>
+      <w:r>
+        <w:rPr>
+          <w:sz w:val="21"/>
+          <w:szCs w:val="21"/>
+        </w:rPr>
+        <w:t xml:space="preserve">) ou uma avaliação (</w:t>
+      </w:r>
+      <w:r>
+        <w:rPr>
+          <w:i/>
+          <w:iCs/>
+          <w:sz w:val="21"/>
+          <w:szCs w:val="21"/>
+        </w:rPr>
+        <w:t xml:space="preserve">chegou alterado</w:t>
+      </w:r>
+      <w:r>
+        <w:rPr>
+          <w:sz w:val="21"/>
+          <w:szCs w:val="21"/>
+        </w:rPr>
+        <w:t xml:space="preserve">)? Se escrever avaliação, anote a frase inteira. Ela usa o campo </w:t>
+      </w:r>
+      <w:r>
+        <w:rPr>
+          <w:i/>
+          <w:iCs/>
+          <w:sz w:val="21"/>
+          <w:szCs w:val="21"/>
+        </w:rPr>
+        <w:t xml:space="preserve">Trouxe algo de casa?</w:t>
+      </w:r>
+      <w:r>
+        <w:rPr>
+          <w:sz w:val="21"/>
+          <w:szCs w:val="21"/>
+        </w:rPr>
+        <w:t xml:space="preserve"> para a mochila, ou reúne tudo num texto só? Lê a orientação, logo abaixo, de avisar a Enfermagem se vier medicação?</w:t>
       </w:r>
     </w:p>
     <w:p>
@@ -3977,114 +2546,32 @@
           <w:sz w:val="21"/>
           <w:szCs w:val="21"/>
         </w:rPr>
-        <w:t xml:space="preserve"> Observar: ela procura o perfil da criança, ou acha na </w:t>
-      </w:r>
-      <w:r>
-        <w:rPr>
-          <w:b/>
-          <w:bCs/>
-          <w:sz w:val="21"/>
-          <w:szCs w:val="21"/>
-        </w:rPr>
-        <w:t xml:space="preserve">passagem</w:t>
-      </w:r>
-      <w:r>
-        <w:rPr>
-          <w:sz w:val="21"/>
-          <w:szCs w:val="21"/>
-        </w:rPr>
-        <w:t xml:space="preserve">? Depois de achar, ela repara que o bloco diz </w:t>
-      </w:r>
-      <w:r>
-        <w:rPr>
-          <w:b/>
-          <w:bCs/>
-          <w:sz w:val="21"/>
-          <w:szCs w:val="21"/>
-        </w:rPr>
-        <w:t xml:space="preserve">quem recebeu</w:t>
-      </w:r>
-      <w:r>
-        <w:rPr>
-          <w:sz w:val="21"/>
-          <w:szCs w:val="21"/>
-        </w:rPr>
-        <w:t xml:space="preserve">, </w:t>
-      </w:r>
-      <w:r>
-        <w:rPr>
-          <w:b/>
-          <w:bCs/>
-          <w:sz w:val="21"/>
-          <w:szCs w:val="21"/>
-        </w:rPr>
-        <w:t xml:space="preserve">como a criança chegou</w:t>
-      </w:r>
-      <w:r>
-        <w:rPr>
-          <w:sz w:val="21"/>
-          <w:szCs w:val="21"/>
-        </w:rPr>
-        <w:t xml:space="preserve"> e </w:t>
-      </w:r>
-      <w:r>
-        <w:rPr>
-          <w:b/>
-          <w:bCs/>
-          <w:sz w:val="21"/>
-          <w:szCs w:val="21"/>
-        </w:rPr>
-        <w:t xml:space="preserve">o que ela trouxe de casa</w:t>
-      </w:r>
-      <w:r>
-        <w:rPr>
-          <w:sz w:val="21"/>
-          <w:szCs w:val="21"/>
-        </w:rPr>
-        <w:t xml:space="preserve">? ⚠️ Pergunte: </w:t>
-      </w:r>
-      <w:r>
-        <w:rPr>
-          <w:i/>
-          <w:iCs/>
-          <w:sz w:val="21"/>
-          <w:szCs w:val="21"/>
-        </w:rPr>
-        <w:t xml:space="preserve">"se viesse um remédio na mochila, o que você faria?"</w:t>
-      </w:r>
-      <w:r>
-        <w:rPr>
-          <w:sz w:val="21"/>
-          <w:szCs w:val="21"/>
-        </w:rPr>
-        <w:t xml:space="preserve"> — o aviso sobre avisar a Enfermagem está na folha da CHEGADA, e não neste bloco. A resposta diz se ele precisa estar aqui também. </w:t>
-      </w:r>
-      <w:r>
-        <w:rPr>
-          <w:i/>
-          <w:iCs/>
-          <w:sz w:val="21"/>
-          <w:szCs w:val="21"/>
-        </w:rPr>
-        <w:t xml:space="preserve">(Para quem aplica: a Helena voltou no turno </w:t>
-      </w:r>
-      <w:r>
-        <w:rPr>
-          <w:i/>
-          <w:iCs/>
-          <w:sz w:val="21"/>
-          <w:szCs w:val="21"/>
-        </w:rPr>
-        <w:t xml:space="preserve">diurno</w:t>
-      </w:r>
-      <w:r>
-        <w:rPr>
-          <w:i/>
-          <w:iCs/>
-          <w:sz w:val="21"/>
-          <w:szCs w:val="21"/>
-        </w:rPr>
-        <w:t xml:space="preserve">. Aplicando à noite, é o cartão do plantão diurno que tem o retorno dela. Se a pessoa fez a tarefa 12 antes, o Felipe aparece no bloco também.)</w:t>
+        <w:t xml:space="preserve"> Observar: ela procura no perfil da criança ou encontra na passagem? Repara que o registro informa quem recebeu, como a criança chegou e o que trouxe de casa? Pergunte: </w:t>
+      </w:r>
+      <w:r>
+        <w:rPr>
+          <w:i/>
+          <w:iCs/>
+          <w:sz w:val="21"/>
+          <w:szCs w:val="21"/>
+        </w:rPr>
+        <w:t xml:space="preserve">se viesse um remédio na mochila, o que você faria?</w:t>
+      </w:r>
+      <w:r>
+        <w:rPr>
+          <w:sz w:val="21"/>
+          <w:szCs w:val="21"/>
+        </w:rPr>
+        <w:t xml:space="preserve"> A orientação sobre avisar a Enfermagem está no registro da chegada, e a resposta indica se ela também precisa aparecer na passagem. </w:t>
+      </w:r>
+      <w:r>
+        <w:rPr>
+          <w:i/>
+          <w:iCs/>
+          <w:sz w:val="21"/>
+          <w:szCs w:val="21"/>
+        </w:rPr>
+        <w:t xml:space="preserve">(A Helena voltou no turno diurno. Se a aplicação for à noite, o retorno dela está no cartão do plantão diurno. Se a tarefa 12 foi feita antes, o Felipe também aparece.)</w:t>
       </w:r>
     </w:p>
     <w:p>
@@ -4157,14 +2644,23 @@
           <w:sz w:val="21"/>
           <w:szCs w:val="21"/>
         </w:rPr>
-        <w:t xml:space="preserve">Pergunte depois:</w:t>
-      </w:r>
-      <w:r>
-        <w:rPr>
-          <w:sz w:val="21"/>
-          <w:szCs w:val="21"/>
-        </w:rPr>
-        <w:t xml:space="preserve"> "teve alguma hora em que você achou que ia dar errado?"</w:t>
+        <w:t xml:space="preserve">Pergunte ao final:</w:t>
+      </w:r>
+      <w:r>
+        <w:rPr>
+          <w:sz w:val="21"/>
+          <w:szCs w:val="21"/>
+        </w:rPr>
+        <w:t xml:space="preserve"> </w:t>
+      </w:r>
+      <w:r>
+        <w:rPr>
+          <w:i/>
+          <w:iCs/>
+          <w:sz w:val="21"/>
+          <w:szCs w:val="21"/>
+        </w:rPr>
+        <w:t xml:space="preserve">teve algum momento em que você achou que ia dar errado?</w:t>
       </w:r>
     </w:p>
     <w:p>
@@ -4250,7 +2746,7 @@
           <w:sz w:val="20"/>
           <w:szCs w:val="20"/>
         </w:rPr>
-        <w:t xml:space="preserve">Conduz o turno e fecha a ATA. Duas funções novas nasceram da rotina que o Marcelo descreveu, e ninguém da equipe as viu ainda.</w:t>
+        <w:t xml:space="preserve">Conduz o turno e fecha a ATA. Há duas funções que nasceram da rotina descrita pelo Marcelo e que a equipe ainda não viu.</w:t>
       </w:r>
     </w:p>
     <w:p>
@@ -4275,39 +2771,39 @@
           <w:sz w:val="21"/>
           <w:szCs w:val="21"/>
         </w:rPr>
-        <w:t xml:space="preserve">Um educador realizou a atividade e não conseguiu registrar — o aparelho da casa ficou sem sinal e ele não usa o próprio celular. Registre por ele.</w:t>
-      </w:r>
-      <w:r>
-        <w:rPr>
-          <w:sz w:val="21"/>
-          <w:szCs w:val="21"/>
-        </w:rPr>
-        <w:t xml:space="preserve"> Observar: </w:t>
-      </w:r>
-      <w:r>
-        <w:rPr>
-          <w:b/>
-          <w:bCs/>
-          <w:sz w:val="21"/>
-          <w:szCs w:val="21"/>
-        </w:rPr>
-        <w:t xml:space="preserve">ela encontra "Registrar pelo colega"?</w:t>
-      </w:r>
-      <w:r>
-        <w:rPr>
-          <w:sz w:val="21"/>
-          <w:szCs w:val="21"/>
-        </w:rPr>
-        <w:t xml:space="preserve"> Entende que os DOIS nomes ficam? Escreve o motivo sem reclamar de ter que escrever? </w:t>
-      </w:r>
-      <w:r>
-        <w:rPr>
-          <w:i/>
-          <w:iCs/>
-          <w:sz w:val="21"/>
-          <w:szCs w:val="21"/>
-        </w:rPr>
-        <w:t xml:space="preserve">(Se ela não achar sozinha, este é o achado mais caro do dia — a função existe para justamente esta situação, e ela é a pessoa que vive isso.)</w:t>
+        <w:t xml:space="preserve">Um educador realizou a atividade e não conseguiu registrar, porque o aparelho da casa ficou sem sinal e ele não usa o celular pessoal. Registre por ele.</w:t>
+      </w:r>
+      <w:r>
+        <w:rPr>
+          <w:sz w:val="21"/>
+          <w:szCs w:val="21"/>
+        </w:rPr>
+        <w:t xml:space="preserve"> Observar: ela encontra </w:t>
+      </w:r>
+      <w:r>
+        <w:rPr>
+          <w:i/>
+          <w:iCs/>
+          <w:sz w:val="21"/>
+          <w:szCs w:val="21"/>
+        </w:rPr>
+        <w:t xml:space="preserve">Registrar pelo colega</w:t>
+      </w:r>
+      <w:r>
+        <w:rPr>
+          <w:sz w:val="21"/>
+          <w:szCs w:val="21"/>
+        </w:rPr>
+        <w:t xml:space="preserve">? Entende que os dois nomes ficam registrados? Escreve o motivo sem resistência? </w:t>
+      </w:r>
+      <w:r>
+        <w:rPr>
+          <w:i/>
+          <w:iCs/>
+          <w:sz w:val="21"/>
+          <w:szCs w:val="21"/>
+        </w:rPr>
+        <w:t xml:space="preserve">(Se ela não encontrar sozinha, este é o achado mais importante do dia: a função existe exatamente para esta situação, que é a dela.)</w:t>
       </w:r>
     </w:p>
     <w:p>
@@ -4387,23 +2883,23 @@
           <w:sz w:val="21"/>
           <w:szCs w:val="21"/>
         </w:rPr>
-        <w:t xml:space="preserve"> Observar: </w:t>
-      </w:r>
-      <w:r>
-        <w:rPr>
-          <w:b/>
-          <w:bCs/>
-          <w:sz w:val="21"/>
-          <w:szCs w:val="21"/>
-        </w:rPr>
-        <w:t xml:space="preserve">ela encontra o Painel do Plantão sem ajuda?</w:t>
-      </w:r>
-      <w:r>
-        <w:rPr>
-          <w:sz w:val="21"/>
-          <w:szCs w:val="21"/>
-        </w:rPr>
-        <w:t xml:space="preserve"> Ele mora em "Mais", e não nas cinco abas.</w:t>
+        <w:t xml:space="preserve"> Observar: ela encontra o </w:t>
+      </w:r>
+      <w:r>
+        <w:rPr>
+          <w:i/>
+          <w:iCs/>
+          <w:sz w:val="21"/>
+          <w:szCs w:val="21"/>
+        </w:rPr>
+        <w:t xml:space="preserve">Painel do plantão</w:t>
+      </w:r>
+      <w:r>
+        <w:rPr>
+          <w:sz w:val="21"/>
+          <w:szCs w:val="21"/>
+        </w:rPr>
+        <w:t xml:space="preserve"> sem ajuda? Ele fica em Mais, e não nas abas de baixo.</w:t>
       </w:r>
     </w:p>
     <w:p>
@@ -4483,23 +2979,7 @@
           <w:sz w:val="21"/>
           <w:szCs w:val="21"/>
         </w:rPr>
-        <w:t xml:space="preserve"> Observar: ela entende que </w:t>
-      </w:r>
-      <w:r>
-        <w:rPr>
-          <w:b/>
-          <w:bCs/>
-          <w:sz w:val="21"/>
-          <w:szCs w:val="21"/>
-        </w:rPr>
-        <w:t xml:space="preserve">fecha com pendência</w:t>
-      </w:r>
-      <w:r>
-        <w:rPr>
-          <w:sz w:val="21"/>
-          <w:szCs w:val="21"/>
-        </w:rPr>
-        <w:t xml:space="preserve"> e que o sistema não assina por ninguém? Ela escreve a pendência ou tenta contornar?</w:t>
+        <w:t xml:space="preserve"> Observar: ela entende que a ATA fecha com pendência, e que ninguém assina no lugar da colega? Ela registra a pendência ou tenta contornar?</w:t>
       </w:r>
     </w:p>
     <w:p>
@@ -4583,8 +3063,8 @@
       </w:r>
       <w:r>
         <w:rPr>
-          <w:b/>
-          <w:bCs/>
+          <w:i/>
+          <w:iCs/>
           <w:sz w:val="21"/>
           <w:szCs w:val="21"/>
         </w:rPr>
@@ -4595,12 +3075,12 @@
           <w:sz w:val="21"/>
           <w:szCs w:val="21"/>
         </w:rPr>
-        <w:t xml:space="preserve"> (ela passa adiante) de </w:t>
-      </w:r>
-      <w:r>
-        <w:rPr>
-          <w:b/>
-          <w:bCs/>
+        <w:t xml:space="preserve"> (ela repassa) de </w:t>
+      </w:r>
+      <w:r>
+        <w:rPr>
+          <w:i/>
+          <w:iCs/>
           <w:sz w:val="21"/>
           <w:szCs w:val="21"/>
         </w:rPr>
@@ -4611,7 +3091,7 @@
           <w:sz w:val="21"/>
           <w:szCs w:val="21"/>
         </w:rPr>
-        <w:t xml:space="preserve"> (quem vai sair pede)? Esta distinção foi decisão de produto — vale saber se sobrevive ao primeiro contato.</w:t>
+        <w:t xml:space="preserve"> (quem vai sair pede)? Vale saber se essa distinção faz sentido para quem conduz o turno.</w:t>
       </w:r>
     </w:p>
     <w:p>
@@ -4688,55 +3168,39 @@
           <w:sz w:val="20"/>
           <w:szCs w:val="20"/>
         </w:rPr>
-        <w:t xml:space="preserve"> Observar: ela acha </w:t>
-      </w:r>
-      <w:r>
-        <w:rPr>
-          <w:b/>
-          <w:bCs/>
-          <w:sz w:val="20"/>
-          <w:szCs w:val="20"/>
-        </w:rPr>
-        <w:t xml:space="preserve">"Propor um assunto"</w:t>
-      </w:r>
-      <w:r>
-        <w:rPr>
-          <w:sz w:val="20"/>
-          <w:szCs w:val="20"/>
-        </w:rPr>
-        <w:t xml:space="preserve"> na tela de combinados? Ela entende que quem conduz a reunião vai </w:t>
-      </w:r>
-      <w:r>
-        <w:rPr>
-          <w:b/>
-          <w:bCs/>
-          <w:sz w:val="20"/>
-          <w:szCs w:val="20"/>
-        </w:rPr>
-        <w:t xml:space="preserve">responder</w:t>
-      </w:r>
-      <w:r>
-        <w:rPr>
-          <w:sz w:val="20"/>
-          <w:szCs w:val="20"/>
-        </w:rPr>
-        <w:t xml:space="preserve"> — e que, se o assunto não entrar, ela lê o motivo ali mesmo? ⚠️ Pergunte: </w:t>
-      </w:r>
-      <w:r>
-        <w:rPr>
-          <w:i/>
-          <w:iCs/>
-          <w:sz w:val="20"/>
-          <w:szCs w:val="20"/>
-        </w:rPr>
-        <w:t xml:space="preserve">"e se ninguém responder?"</w:t>
-      </w:r>
-      <w:r>
-        <w:rPr>
-          <w:sz w:val="20"/>
-          <w:szCs w:val="20"/>
-        </w:rPr>
-        <w:t xml:space="preserve"> — a resposta dela diz se o aviso que o sistema manda é suficiente, ou se ela esperaria alguém falar com ela.</w:t>
+        <w:t xml:space="preserve"> Observar: ela encontra </w:t>
+      </w:r>
+      <w:r>
+        <w:rPr>
+          <w:i/>
+          <w:iCs/>
+          <w:sz w:val="20"/>
+          <w:szCs w:val="20"/>
+        </w:rPr>
+        <w:t xml:space="preserve">Propor um assunto</w:t>
+      </w:r>
+      <w:r>
+        <w:rPr>
+          <w:sz w:val="20"/>
+          <w:szCs w:val="20"/>
+        </w:rPr>
+        <w:t xml:space="preserve"> na tela de combinados? Entende que quem conduz a reunião vai responder, e que, se o assunto não entrar, ela lê o motivo ali mesmo? Pergunte: </w:t>
+      </w:r>
+      <w:r>
+        <w:rPr>
+          <w:i/>
+          <w:iCs/>
+          <w:sz w:val="20"/>
+          <w:szCs w:val="20"/>
+        </w:rPr>
+        <w:t xml:space="preserve">e se ninguém responder?</w:t>
+      </w:r>
+      <w:r>
+        <w:rPr>
+          <w:sz w:val="20"/>
+          <w:szCs w:val="20"/>
+        </w:rPr>
+        <w:t xml:space="preserve"> A resposta indica se o aviso basta ou se ela esperaria uma conversa.</w:t>
       </w:r>
     </w:p>
     <w:p>
@@ -4758,78 +3222,55 @@
           <w:sz w:val="20"/>
           <w:szCs w:val="20"/>
         </w:rPr>
-        <w:t xml:space="preserve">Tem aniversário na casa esta semana. O que o sistema te diz?</w:t>
-      </w:r>
-      <w:r>
-        <w:rPr>
-          <w:sz w:val="20"/>
-          <w:szCs w:val="20"/>
-        </w:rPr>
-        <w:t xml:space="preserve"> Observar: ela vê a faixa no alto do </w:t>
-      </w:r>
-      <w:r>
-        <w:rPr>
-          <w:b/>
-          <w:bCs/>
-          <w:sz w:val="20"/>
-          <w:szCs w:val="20"/>
-        </w:rPr>
-        <w:t xml:space="preserve">Dia</w:t>
-      </w:r>
-      <w:r>
-        <w:rPr>
-          <w:sz w:val="20"/>
-          <w:szCs w:val="20"/>
-        </w:rPr>
-        <w:t xml:space="preserve">, sem procurar em lugar nenhum — era o pedido ("pra não ter que ler papel na parede"). Ela entende que o botão </w:t>
-      </w:r>
-      <w:r>
-        <w:rPr>
-          <w:b/>
-          <w:bCs/>
-          <w:sz w:val="20"/>
-          <w:szCs w:val="20"/>
-        </w:rPr>
-        <w:t xml:space="preserve">"A casa está ciente"</w:t>
-      </w:r>
-      <w:r>
-        <w:rPr>
-          <w:sz w:val="20"/>
-          <w:szCs w:val="20"/>
-        </w:rPr>
-        <w:t xml:space="preserve"> faz o sistema parar de avisar aquele aniversário? ⚠️ Pergunte duas coisas: </w:t>
-      </w:r>
-      <w:r>
-        <w:rPr>
-          <w:i/>
-          <w:iCs/>
-          <w:sz w:val="20"/>
-          <w:szCs w:val="20"/>
-        </w:rPr>
-        <w:t xml:space="preserve">"a casa faz festa no dia de cada um, ou junta os do mês?"</w:t>
-      </w:r>
-      <w:r>
-        <w:rPr>
-          <w:sz w:val="20"/>
-          <w:szCs w:val="20"/>
-        </w:rPr>
-        <w:t xml:space="preserve"> — se for por mês, a janela de sete dias é a errada, e isso é uma linha —; e </w:t>
-      </w:r>
-      <w:r>
-        <w:rPr>
-          <w:i/>
-          <w:iCs/>
-          <w:sz w:val="20"/>
-          <w:szCs w:val="20"/>
-        </w:rPr>
-        <w:t xml:space="preserve">"uma semana antes é cedo ou tarde para vocês?"</w:t>
-      </w:r>
-      <w:r>
-        <w:rPr>
-          <w:sz w:val="20"/>
-          <w:szCs w:val="20"/>
-        </w:rPr>
-        <w:t xml:space="preserve">.</w:t>
+        <w:t xml:space="preserve">Tem aniversário na casa esta semana. Onde você fica sabendo?</w:t>
+      </w:r>
+      <w:r>
+        <w:rPr>
+          <w:sz w:val="20"/>
+          <w:szCs w:val="20"/>
+        </w:rPr>
+        <w:t xml:space="preserve"> Observar: ela vê a faixa no alto do Dia sem procurar? Entende que o botão </w:t>
+      </w:r>
+      <w:r>
+        <w:rPr>
+          <w:i/>
+          <w:iCs/>
+          <w:sz w:val="20"/>
+          <w:szCs w:val="20"/>
+        </w:rPr>
+        <w:t xml:space="preserve">A casa está ciente</w:t>
+      </w:r>
+      <w:r>
+        <w:rPr>
+          <w:sz w:val="20"/>
+          <w:szCs w:val="20"/>
+        </w:rPr>
+        <w:t xml:space="preserve"> encerra o aviso daquele aniversário? Pergunte: </w:t>
+      </w:r>
+      <w:r>
+        <w:rPr>
+          <w:i/>
+          <w:iCs/>
+          <w:sz w:val="20"/>
+          <w:szCs w:val="20"/>
+        </w:rPr>
+        <w:t xml:space="preserve">a casa comemora no dia de cada um ou reúne os aniversariantes do mês?</w:t>
+      </w:r>
+      <w:r>
+        <w:rPr>
+          <w:sz w:val="20"/>
+          <w:szCs w:val="20"/>
+        </w:rPr>
+        <w:t xml:space="preserve"> e </w:t>
+      </w:r>
+      <w:r>
+        <w:rPr>
+          <w:i/>
+          <w:iCs/>
+          <w:sz w:val="20"/>
+          <w:szCs w:val="20"/>
+        </w:rPr>
+        <w:t xml:space="preserve">uma semana antes é cedo ou tarde para vocês?</w:t>
       </w:r>
     </w:p>
     <w:p>
@@ -4854,14 +3295,23 @@
           <w:sz w:val="21"/>
           <w:szCs w:val="21"/>
         </w:rPr>
-        <w:t xml:space="preserve">Pergunte depois:</w:t>
-      </w:r>
-      <w:r>
-        <w:rPr>
-          <w:sz w:val="21"/>
-          <w:szCs w:val="21"/>
-        </w:rPr>
-        <w:t xml:space="preserve"> "o que você faria com o caderno de plantão depois de usar isto por uma semana?"</w:t>
+        <w:t xml:space="preserve">Pergunte ao final:</w:t>
+      </w:r>
+      <w:r>
+        <w:rPr>
+          <w:sz w:val="21"/>
+          <w:szCs w:val="21"/>
+        </w:rPr>
+        <w:t xml:space="preserve"> </w:t>
+      </w:r>
+      <w:r>
+        <w:rPr>
+          <w:i/>
+          <w:iCs/>
+          <w:sz w:val="21"/>
+          <w:szCs w:val="21"/>
+        </w:rPr>
+        <w:t xml:space="preserve">o que você faria com o caderno de plantão depois de uma semana usando isto?</w:t>
       </w:r>
     </w:p>
     <w:p>
@@ -4947,23 +3397,7 @@
           <w:sz w:val="20"/>
           <w:szCs w:val="20"/>
         </w:rPr>
-        <w:t xml:space="preserve">O caso, não o turno. </w:t>
-      </w:r>
-      <w:r>
-        <w:rPr>
-          <w:b/>
-          <w:bCs/>
-          <w:sz w:val="20"/>
-          <w:szCs w:val="20"/>
-        </w:rPr>
-        <w:t xml:space="preserve">Ganhou a aba Saúde em 31/08</w:t>
-      </w:r>
-      <w:r>
-        <w:rPr>
-          <w:sz w:val="20"/>
-          <w:szCs w:val="20"/>
-        </w:rPr>
-        <w:t xml:space="preserve"> — vale ver se ela espera isso.</w:t>
+        <w:t xml:space="preserve">Acompanha o caso, e não o turno. A aba Saúde passou a estar disponível para este cargo em 31/08; vale observar se ela espera encontrá-la.</w:t>
       </w:r>
     </w:p>
     <w:p>
@@ -4995,23 +3429,23 @@
           <w:sz w:val="21"/>
           <w:szCs w:val="21"/>
         </w:rPr>
-        <w:t xml:space="preserve"> Observar: ela entende que os eixos são </w:t>
-      </w:r>
-      <w:r>
-        <w:rPr>
-          <w:b/>
-          <w:bCs/>
-          <w:sz w:val="21"/>
-          <w:szCs w:val="21"/>
-        </w:rPr>
-        <w:t xml:space="preserve">obrigatórios</w:t>
-      </w:r>
-      <w:r>
-        <w:rPr>
-          <w:sz w:val="21"/>
-          <w:szCs w:val="21"/>
-        </w:rPr>
-        <w:t xml:space="preserve">, e que "não observado" se escreve em vez de deixar em branco?</w:t>
+        <w:t xml:space="preserve"> Observar: ela entende que os eixos são obrigatórios, e que </w:t>
+      </w:r>
+      <w:r>
+        <w:rPr>
+          <w:i/>
+          <w:iCs/>
+          <w:sz w:val="21"/>
+          <w:szCs w:val="21"/>
+        </w:rPr>
+        <w:t xml:space="preserve">não observado</w:t>
+      </w:r>
+      <w:r>
+        <w:rPr>
+          <w:sz w:val="21"/>
+          <w:szCs w:val="21"/>
+        </w:rPr>
+        <w:t xml:space="preserve"> deve ser escrito em vez de deixar em branco?</w:t>
       </w:r>
     </w:p>
     <w:p>
@@ -5091,23 +3525,7 @@
           <w:sz w:val="21"/>
           <w:szCs w:val="21"/>
         </w:rPr>
-        <w:t xml:space="preserve"> Observar: ela sabe que </w:t>
-      </w:r>
-      <w:r>
-        <w:rPr>
-          <w:b/>
-          <w:bCs/>
-          <w:sz w:val="21"/>
-          <w:szCs w:val="21"/>
-        </w:rPr>
-        <w:t xml:space="preserve">não aprova o próprio texto</w:t>
-      </w:r>
-      <w:r>
-        <w:rPr>
-          <w:sz w:val="21"/>
-          <w:szCs w:val="21"/>
-        </w:rPr>
-        <w:t xml:space="preserve">? Acha isso certo ou burocrático?</w:t>
+        <w:t xml:space="preserve"> Observar: ela sabe que não aprova o próprio texto? Considera isso adequado ou burocrático?</w:t>
       </w:r>
     </w:p>
     <w:p>
@@ -5187,39 +3605,32 @@
           <w:sz w:val="21"/>
           <w:szCs w:val="21"/>
         </w:rPr>
-        <w:t xml:space="preserve"> Observar: ela encontra "Corrigir (nova versão)"? Entende que a anterior continua legível? ⚠️ </w:t>
-      </w:r>
-      <w:r>
-        <w:rPr>
-          <w:b/>
-          <w:bCs/>
-          <w:sz w:val="21"/>
-          <w:szCs w:val="21"/>
-        </w:rPr>
-        <w:t xml:space="preserve">Devolver para correção não existe no sistema</w:t>
-      </w:r>
-      <w:r>
-        <w:rPr>
-          <w:sz w:val="21"/>
-          <w:szCs w:val="21"/>
-        </w:rPr>
-        <w:t xml:space="preserve"> — é uma das duas decisões abertas. </w:t>
-      </w:r>
-      <w:r>
-        <w:rPr>
-          <w:b/>
-          <w:bCs/>
-          <w:sz w:val="21"/>
-          <w:szCs w:val="21"/>
-        </w:rPr>
-        <w:t xml:space="preserve">Pergunte diretamente:</w:t>
-      </w:r>
-      <w:r>
-        <w:rPr>
-          <w:sz w:val="21"/>
-          <w:szCs w:val="21"/>
-        </w:rPr>
-        <w:t xml:space="preserve"> "quando você recebe um texto para aprovar e ele está incompleto, o que você faz hoje, no papel?"</w:t>
+        <w:t xml:space="preserve"> Observar: ela encontra </w:t>
+      </w:r>
+      <w:r>
+        <w:rPr>
+          <w:i/>
+          <w:iCs/>
+          <w:sz w:val="21"/>
+          <w:szCs w:val="21"/>
+        </w:rPr>
+        <w:t xml:space="preserve">Corrigir (nova versão)</w:t>
+      </w:r>
+      <w:r>
+        <w:rPr>
+          <w:sz w:val="21"/>
+          <w:szCs w:val="21"/>
+        </w:rPr>
+        <w:t xml:space="preserve">? Entende que a versão anterior continua legível? Pergunte: </w:t>
+      </w:r>
+      <w:r>
+        <w:rPr>
+          <w:i/>
+          <w:iCs/>
+          <w:sz w:val="21"/>
+          <w:szCs w:val="21"/>
+        </w:rPr>
+        <w:t xml:space="preserve">quando você recebe um texto para aprovar e ele está incompleto, como faz hoje, no papel?</w:t>
       </w:r>
     </w:p>
     <w:p>
@@ -5299,23 +3710,7 @@
           <w:sz w:val="21"/>
           <w:szCs w:val="21"/>
         </w:rPr>
-        <w:t xml:space="preserve"> Observar: ela percebe que o sistema </w:t>
-      </w:r>
-      <w:r>
-        <w:rPr>
-          <w:b/>
-          <w:bCs/>
-          <w:sz w:val="21"/>
-          <w:szCs w:val="21"/>
-        </w:rPr>
-        <w:t xml:space="preserve">já escreveu a parte factual</w:t>
-      </w:r>
-      <w:r>
-        <w:rPr>
-          <w:sz w:val="21"/>
-          <w:szCs w:val="21"/>
-        </w:rPr>
-        <w:t xml:space="preserve"> e que a avaliação é dela? Ela confia no que está escrito, ou vai conferir?</w:t>
+        <w:t xml:space="preserve"> Observar: ela percebe que as seções descritivas já vêm preenchidas a partir dos registros e que a avaliação técnica é dela? Ela confia no que está escrito ou vai conferir?</w:t>
       </w:r>
     </w:p>
     <w:p>
@@ -5388,30 +3783,30 @@
           <w:sz w:val="21"/>
           <w:szCs w:val="21"/>
         </w:rPr>
-        <w:t xml:space="preserve">A Alice mudou de escola em março, e o cuidado essencial dela precisa de uma linha nova.</w:t>
-      </w:r>
-      <w:r>
-        <w:rPr>
-          <w:sz w:val="21"/>
-          <w:szCs w:val="21"/>
-        </w:rPr>
-        <w:t xml:space="preserve"> Observar: ela acha </w:t>
-      </w:r>
-      <w:r>
-        <w:rPr>
-          <w:b/>
-          <w:bCs/>
-          <w:sz w:val="21"/>
-          <w:szCs w:val="21"/>
-        </w:rPr>
-        <w:t xml:space="preserve">"Atualizar escola, cuidados e equipe"</w:t>
-      </w:r>
-      <w:r>
-        <w:rPr>
-          <w:sz w:val="21"/>
-          <w:szCs w:val="21"/>
-        </w:rPr>
-        <w:t xml:space="preserve"> no perfil, ou procura "corrigir o cadastro"? Ela entende a diferença — corrigir o nome pede motivo, atualizar a escola não? Depois de salvar, ela repara que o texto anterior ficou registrado logo acima?</w:t>
+        <w:t xml:space="preserve">A Alice mudou de escola em março, e o cuidado essencial dela precisa de uma atualização.</w:t>
+      </w:r>
+      <w:r>
+        <w:rPr>
+          <w:sz w:val="21"/>
+          <w:szCs w:val="21"/>
+        </w:rPr>
+        <w:t xml:space="preserve"> Observar: ela encontra </w:t>
+      </w:r>
+      <w:r>
+        <w:rPr>
+          <w:i/>
+          <w:iCs/>
+          <w:sz w:val="21"/>
+          <w:szCs w:val="21"/>
+        </w:rPr>
+        <w:t xml:space="preserve">Atualizar escola, cuidados e equipe</w:t>
+      </w:r>
+      <w:r>
+        <w:rPr>
+          <w:sz w:val="21"/>
+          <w:szCs w:val="21"/>
+        </w:rPr>
+        <w:t xml:space="preserve"> no perfil, ou procura corrigir o cadastro? Entende a diferença: corrigir o nome pede motivo, atualizar a escola não. Depois de salvar, repara que o texto anterior ficou registrado logo acima?</w:t>
       </w:r>
     </w:p>
     <w:p>
@@ -5491,55 +3886,7 @@
           <w:sz w:val="21"/>
           <w:szCs w:val="21"/>
         </w:rPr>
-        <w:t xml:space="preserve"> Observar: ela acha a internação em "Mais"? Entende que a criança </w:t>
-      </w:r>
-      <w:r>
-        <w:rPr>
-          <w:b/>
-          <w:bCs/>
-          <w:sz w:val="21"/>
-          <w:szCs w:val="21"/>
-        </w:rPr>
-        <w:t xml:space="preserve">continua da casa</w:t>
-      </w:r>
-      <w:r>
-        <w:rPr>
-          <w:sz w:val="21"/>
-          <w:szCs w:val="21"/>
-        </w:rPr>
-        <w:t xml:space="preserve"> e que a vaga segue ocupada? Ao escrever no diário, ela repara que o relato diário </w:t>
-      </w:r>
-      <w:r>
-        <w:rPr>
-          <w:b/>
-          <w:bCs/>
-          <w:sz w:val="21"/>
-          <w:szCs w:val="21"/>
-        </w:rPr>
-        <w:t xml:space="preserve">não é obrigatório</w:t>
-      </w:r>
-      <w:r>
-        <w:rPr>
-          <w:sz w:val="21"/>
-          <w:szCs w:val="21"/>
-        </w:rPr>
-        <w:t xml:space="preserve"> — e o que ela acha disso? ⚠️ </w:t>
-      </w:r>
-      <w:r>
-        <w:rPr>
-          <w:b/>
-          <w:bCs/>
-          <w:sz w:val="21"/>
-          <w:szCs w:val="21"/>
-        </w:rPr>
-        <w:t xml:space="preserve">Se ela perguntar quem vai ser cobrado pelo relato, anote a frase</w:t>
-      </w:r>
-      <w:r>
-        <w:rPr>
-          <w:sz w:val="21"/>
-          <w:szCs w:val="21"/>
-        </w:rPr>
-        <w:t xml:space="preserve">: foi decisão da coordenação não cobrar, e é a hora de saber se isso se sustenta na casa.</w:t>
+        <w:t xml:space="preserve"> Observar: ela encontra a internação em Mais? Entende que a criança continua vinculada à casa e que a vaga segue ocupada? Repara que o relato diário não é obrigatório, e o que pensa disso? Se ela perguntar quem será cobrado pelo relato, anote a frase: a coordenação decidiu não cobrar, e esta é a ocasião de saber se isso se sustenta na casa.</w:t>
       </w:r>
     </w:p>
     <w:p>
@@ -5619,16 +3966,48 @@
           <w:sz w:val="21"/>
           <w:szCs w:val="21"/>
         </w:rPr>
-        <w:t xml:space="preserve"> Observar: ela acha "Registrar conquista" no perfil? Ela escreve a história — escola, série, o que foi feito — ou escreve só "passou"? </w:t>
-      </w:r>
-      <w:r>
-        <w:rPr>
-          <w:i/>
-          <w:iCs/>
-          <w:sz w:val="21"/>
-          <w:szCs w:val="21"/>
-        </w:rPr>
-        <w:t xml:space="preserve">(O sistema recusa frase curta, e a reação dela a essa recusa é o dado.)</w:t>
+        <w:t xml:space="preserve"> Observar: ela encontra </w:t>
+      </w:r>
+      <w:r>
+        <w:rPr>
+          <w:i/>
+          <w:iCs/>
+          <w:sz w:val="21"/>
+          <w:szCs w:val="21"/>
+        </w:rPr>
+        <w:t xml:space="preserve">Registrar conquista</w:t>
+      </w:r>
+      <w:r>
+        <w:rPr>
+          <w:sz w:val="21"/>
+          <w:szCs w:val="21"/>
+        </w:rPr>
+        <w:t xml:space="preserve"> no perfil? Escreve a história (escola, série, o que foi feito) ou apenas </w:t>
+      </w:r>
+      <w:r>
+        <w:rPr>
+          <w:i/>
+          <w:iCs/>
+          <w:sz w:val="21"/>
+          <w:szCs w:val="21"/>
+        </w:rPr>
+        <w:t xml:space="preserve">passou</w:t>
+      </w:r>
+      <w:r>
+        <w:rPr>
+          <w:sz w:val="21"/>
+          <w:szCs w:val="21"/>
+        </w:rPr>
+        <w:t xml:space="preserve">? </w:t>
+      </w:r>
+      <w:r>
+        <w:rPr>
+          <w:i/>
+          <w:iCs/>
+          <w:sz w:val="21"/>
+          <w:szCs w:val="21"/>
+        </w:rPr>
+        <w:t xml:space="preserve">(Frases muito curtas são recusadas, e a reação dela a isso é o que se observa.)</w:t>
       </w:r>
     </w:p>
     <w:p>
@@ -5708,39 +4087,23 @@
           <w:sz w:val="21"/>
           <w:szCs w:val="21"/>
         </w:rPr>
-        <w:t xml:space="preserve"> Observar: ela acha "Quem aparece por…"? Entende que </w:t>
-      </w:r>
-      <w:r>
-        <w:rPr>
-          <w:b/>
-          <w:bCs/>
-          <w:sz w:val="21"/>
-          <w:szCs w:val="21"/>
-        </w:rPr>
-        <w:t xml:space="preserve">encerra</w:t>
-      </w:r>
-      <w:r>
-        <w:rPr>
-          <w:sz w:val="21"/>
-          <w:szCs w:val="21"/>
-        </w:rPr>
-        <w:t xml:space="preserve"> o contato antigo com motivo, em vez de apagar? Ela repara na marca de </w:t>
-      </w:r>
-      <w:r>
-        <w:rPr>
-          <w:b/>
-          <w:bCs/>
-          <w:sz w:val="21"/>
-          <w:szCs w:val="21"/>
-        </w:rPr>
-        <w:t xml:space="preserve">aproximação restrita</w:t>
-      </w:r>
-      <w:r>
-        <w:rPr>
-          <w:sz w:val="21"/>
-          <w:szCs w:val="21"/>
-        </w:rPr>
-        <w:t xml:space="preserve">, e o que diz sobre ela?</w:t>
+        <w:t xml:space="preserve"> Observar: ela encontra </w:t>
+      </w:r>
+      <w:r>
+        <w:rPr>
+          <w:i/>
+          <w:iCs/>
+          <w:sz w:val="21"/>
+          <w:szCs w:val="21"/>
+        </w:rPr>
+        <w:t xml:space="preserve">Quem aparece por…</w:t>
+      </w:r>
+      <w:r>
+        <w:rPr>
+          <w:sz w:val="21"/>
+          <w:szCs w:val="21"/>
+        </w:rPr>
+        <w:t xml:space="preserve">? Entende que o contato antigo é encerrado com motivo, e não apagado? Repara na marca de aproximação restrita, e o que comenta sobre ela?</w:t>
       </w:r>
     </w:p>
     <w:p>
@@ -5813,62 +4176,39 @@
           <w:sz w:val="21"/>
           <w:szCs w:val="21"/>
         </w:rPr>
-        <w:t xml:space="preserve">A psicóloga desmarcou o acompanhamento desta quarta. O da semana que vem continua valendo.</w:t>
-      </w:r>
-      <w:r>
-        <w:rPr>
-          <w:sz w:val="21"/>
-          <w:szCs w:val="21"/>
-        </w:rPr>
-        <w:t xml:space="preserve"> Observar: ela acha </w:t>
-      </w:r>
-      <w:r>
-        <w:rPr>
-          <w:b/>
-          <w:bCs/>
-          <w:sz w:val="21"/>
-          <w:szCs w:val="21"/>
-        </w:rPr>
-        <w:t xml:space="preserve">"Desmarcar este dia"</w:t>
-      </w:r>
-      <w:r>
-        <w:rPr>
-          <w:sz w:val="21"/>
-          <w:szCs w:val="21"/>
-        </w:rPr>
-        <w:t xml:space="preserve"> na agenda, ou procura cancelar o compromisso inteiro? Depois de desmarcar, ela repara que </w:t>
-      </w:r>
-      <w:r>
-        <w:rPr>
-          <w:b/>
-          <w:bCs/>
-          <w:sz w:val="21"/>
-          <w:szCs w:val="21"/>
-        </w:rPr>
-        <w:t xml:space="preserve">o dia continua aparecendo</w:t>
-      </w:r>
-      <w:r>
-        <w:rPr>
-          <w:sz w:val="21"/>
-          <w:szCs w:val="21"/>
-        </w:rPr>
-        <w:t xml:space="preserve">, marcado como desmarcado? ⚠️ Pergunte: </w:t>
-      </w:r>
-      <w:r>
-        <w:rPr>
-          <w:i/>
-          <w:iCs/>
-          <w:sz w:val="21"/>
-          <w:szCs w:val="21"/>
-        </w:rPr>
-        <w:t xml:space="preserve">"por que você acha que ele não sumiu?"</w:t>
-      </w:r>
-      <w:r>
-        <w:rPr>
-          <w:sz w:val="21"/>
-          <w:szCs w:val="21"/>
-        </w:rPr>
-        <w:t xml:space="preserve"> — se sumisse, no mês seguinte a ausência viraria esquecimento, e é isso que se quer conferir com ela.</w:t>
+        <w:t xml:space="preserve">A psicóloga desmarcou o atendimento desta quarta. O da semana que vem continua valendo.</w:t>
+      </w:r>
+      <w:r>
+        <w:rPr>
+          <w:sz w:val="21"/>
+          <w:szCs w:val="21"/>
+        </w:rPr>
+        <w:t xml:space="preserve"> Observar: ela encontra </w:t>
+      </w:r>
+      <w:r>
+        <w:rPr>
+          <w:i/>
+          <w:iCs/>
+          <w:sz w:val="21"/>
+          <w:szCs w:val="21"/>
+        </w:rPr>
+        <w:t xml:space="preserve">Desmarcar este dia</w:t>
+      </w:r>
+      <w:r>
+        <w:rPr>
+          <w:sz w:val="21"/>
+          <w:szCs w:val="21"/>
+        </w:rPr>
+        <w:t xml:space="preserve"> na agenda, ou procura cancelar o compromisso inteiro? Depois de desmarcar, repara que o dia continua na agenda, marcado como desmarcado? Pergunte: </w:t>
+      </w:r>
+      <w:r>
+        <w:rPr>
+          <w:i/>
+          <w:iCs/>
+          <w:sz w:val="21"/>
+          <w:szCs w:val="21"/>
+        </w:rPr>
+        <w:t xml:space="preserve">por que você acha que ele não sumiu?</w:t>
       </w:r>
     </w:p>
     <w:p>
@@ -5948,64 +4288,48 @@
           <w:sz w:val="21"/>
           <w:szCs w:val="21"/>
         </w:rPr>
-        <w:t xml:space="preserve"> Observar: ela procura uma tela de "saídas", ou entende que a saída nasce </w:t>
-      </w:r>
-      <w:r>
-        <w:rPr>
-          <w:b/>
-          <w:bCs/>
-          <w:sz w:val="21"/>
-          <w:szCs w:val="21"/>
-        </w:rPr>
-        <w:t xml:space="preserve">no contato</w:t>
-      </w:r>
-      <w:r>
-        <w:rPr>
-          <w:sz w:val="21"/>
-          <w:szCs w:val="21"/>
-        </w:rPr>
-        <w:t xml:space="preserve"> do perfil — "Vai passar dias com…"? Ela repara que o botão </w:t>
-      </w:r>
-      <w:r>
-        <w:rPr>
-          <w:b/>
-          <w:bCs/>
-          <w:sz w:val="21"/>
-          <w:szCs w:val="21"/>
-        </w:rPr>
-        <w:t xml:space="preserve">não aparece</w:t>
-      </w:r>
-      <w:r>
-        <w:rPr>
-          <w:sz w:val="21"/>
-          <w:szCs w:val="21"/>
-        </w:rPr>
-        <w:t xml:space="preserve"> no contato com aproximação restrita? Depois de registrar, ela vê a Alice em </w:t>
-      </w:r>
-      <w:r>
-        <w:rPr>
-          <w:b/>
-          <w:bCs/>
-          <w:sz w:val="21"/>
-          <w:szCs w:val="21"/>
-        </w:rPr>
-        <w:t xml:space="preserve">"Com a família"</w:t>
-      </w:r>
-      <w:r>
-        <w:rPr>
-          <w:sz w:val="21"/>
-          <w:szCs w:val="21"/>
-        </w:rPr>
-        <w:t xml:space="preserve"> no alto da lista da casa, com a hora de voltar? ⚠️ Pergunte: </w:t>
-      </w:r>
-      <w:r>
-        <w:rPr>
-          <w:i/>
-          <w:iCs/>
-          <w:sz w:val="21"/>
-          <w:szCs w:val="21"/>
-        </w:rPr>
-        <w:t xml:space="preserve">"e a vaga dela na casa, continua ocupada?"</w:t>
+        <w:t xml:space="preserve"> Observar: ela procura uma tela de saídas, ou entende que a saída começa no contato, no perfil (</w:t>
+      </w:r>
+      <w:r>
+        <w:rPr>
+          <w:i/>
+          <w:iCs/>
+          <w:sz w:val="21"/>
+          <w:szCs w:val="21"/>
+        </w:rPr>
+        <w:t xml:space="preserve">Vai passar dias com…</w:t>
+      </w:r>
+      <w:r>
+        <w:rPr>
+          <w:sz w:val="21"/>
+          <w:szCs w:val="21"/>
+        </w:rPr>
+        <w:t xml:space="preserve">)? Repara que o botão não aparece no contato com aproximação restrita? Depois de registrar, vê a Alice em </w:t>
+      </w:r>
+      <w:r>
+        <w:rPr>
+          <w:i/>
+          <w:iCs/>
+          <w:sz w:val="21"/>
+          <w:szCs w:val="21"/>
+        </w:rPr>
+        <w:t xml:space="preserve">Com a família</w:t>
+      </w:r>
+      <w:r>
+        <w:rPr>
+          <w:sz w:val="21"/>
+          <w:szCs w:val="21"/>
+        </w:rPr>
+        <w:t xml:space="preserve">, no alto da lista da casa, com o horário de retorno? Pergunte: </w:t>
+      </w:r>
+      <w:r>
+        <w:rPr>
+          <w:i/>
+          <w:iCs/>
+          <w:sz w:val="21"/>
+          <w:szCs w:val="21"/>
+        </w:rPr>
+        <w:t xml:space="preserve">a vaga dela na casa continua ocupada?</w:t>
       </w:r>
     </w:p>
     <w:p>
@@ -6085,39 +4409,7 @@
           <w:sz w:val="21"/>
           <w:szCs w:val="21"/>
         </w:rPr>
-        <w:t xml:space="preserve"> Observar: ela acha a autorização no perfil? Ela entende que é um </w:t>
-      </w:r>
-      <w:r>
-        <w:rPr>
-          <w:b/>
-          <w:bCs/>
-          <w:sz w:val="21"/>
-          <w:szCs w:val="21"/>
-        </w:rPr>
-        <w:t xml:space="preserve">estado</w:t>
-      </w:r>
-      <w:r>
-        <w:rPr>
-          <w:sz w:val="21"/>
-          <w:szCs w:val="21"/>
-        </w:rPr>
-        <w:t xml:space="preserve"> — sai sozinho, sai acompanhado, não sai sozinho — com motivo, autor e prazo de revisão? ⚠️ </w:t>
-      </w:r>
-      <w:r>
-        <w:rPr>
-          <w:b/>
-          <w:bCs/>
-          <w:sz w:val="21"/>
-          <w:szCs w:val="21"/>
-        </w:rPr>
-        <w:t xml:space="preserve">Se ela pedir pontos, nota ou algum número para medir confiança, anote a frase e diga que não existe</w:t>
-      </w:r>
-      <w:r>
-        <w:rPr>
-          <w:sz w:val="21"/>
-          <w:szCs w:val="21"/>
-        </w:rPr>
-        <w:t xml:space="preserve"> — é a regra 3. E pergunte o que ela usaria no lugar; a resposta dela vale mais que a minha.</w:t>
+        <w:t xml:space="preserve"> Observar: ela encontra a autorização no perfil? Entende que é uma situação (sai sozinho, sai acompanhado, não sai sozinho), com motivo, autor e prazo de revisão? Se ela pedir pontos, nota ou algum número para medir confiança, anote a frase e informe que não há. Pergunte o que ela usaria no lugar.</w:t>
       </w:r>
     </w:p>
     <w:p>
@@ -6194,55 +4486,39 @@
           <w:sz w:val="20"/>
           <w:szCs w:val="20"/>
         </w:rPr>
-        <w:t xml:space="preserve"> Observar: ela vê a proposta esperando resposta na tela de combinados? Ao escolher </w:t>
-      </w:r>
-      <w:r>
-        <w:rPr>
-          <w:b/>
-          <w:bCs/>
-          <w:sz w:val="20"/>
-          <w:szCs w:val="20"/>
-        </w:rPr>
-        <w:t xml:space="preserve">"não entra"</w:t>
-      </w:r>
-      <w:r>
-        <w:rPr>
-          <w:sz w:val="20"/>
-          <w:szCs w:val="20"/>
-        </w:rPr>
-        <w:t xml:space="preserve">, ela repara que o sistema </w:t>
-      </w:r>
-      <w:r>
-        <w:rPr>
-          <w:b/>
-          <w:bCs/>
-          <w:sz w:val="20"/>
-          <w:szCs w:val="20"/>
-        </w:rPr>
-        <w:t xml:space="preserve">exige</w:t>
-      </w:r>
-      <w:r>
-        <w:rPr>
-          <w:sz w:val="20"/>
-          <w:szCs w:val="20"/>
-        </w:rPr>
-        <w:t xml:space="preserve"> escrever, e que o campo diz que é o educador quem vai ler? ⚠️ </w:t>
-      </w:r>
-      <w:r>
-        <w:rPr>
-          <w:b/>
-          <w:bCs/>
-          <w:sz w:val="20"/>
-          <w:szCs w:val="20"/>
-        </w:rPr>
-        <w:t xml:space="preserve">Anote a frase que ela escrever.</w:t>
-      </w:r>
-      <w:r>
-        <w:rPr>
-          <w:sz w:val="20"/>
-          <w:szCs w:val="20"/>
-        </w:rPr>
-        <w:t xml:space="preserve"> O pedido do Marcelo foi "responde ao educador por que ficou de fora"; se a resposta dela for burocrática ("não é o momento"), o botão existe e o problema continua — e isso é conversa de equipe, não de sistema.</w:t>
+        <w:t xml:space="preserve"> Observar: ela vê a proposta aguardando resposta na tela de combinados? Ao escolher </w:t>
+      </w:r>
+      <w:r>
+        <w:rPr>
+          <w:i/>
+          <w:iCs/>
+          <w:sz w:val="20"/>
+          <w:szCs w:val="20"/>
+        </w:rPr>
+        <w:t xml:space="preserve">não entra</w:t>
+      </w:r>
+      <w:r>
+        <w:rPr>
+          <w:sz w:val="20"/>
+          <w:szCs w:val="20"/>
+        </w:rPr>
+        <w:t xml:space="preserve">, repara que é preciso escrever o motivo, e que o campo informa que o educador vai ler? Anote a frase que ela escrever. O pedido do Marcelo foi que o educador soubesse por que o assunto ficou de fora; se a resposta for genérica (</w:t>
+      </w:r>
+      <w:r>
+        <w:rPr>
+          <w:i/>
+          <w:iCs/>
+          <w:sz w:val="20"/>
+          <w:szCs w:val="20"/>
+        </w:rPr>
+        <w:t xml:space="preserve">não é o momento</w:t>
+      </w:r>
+      <w:r>
+        <w:rPr>
+          <w:sz w:val="20"/>
+          <w:szCs w:val="20"/>
+        </w:rPr>
+        <w:t xml:space="preserve">), o assunto é de conversa de equipe.</w:t>
       </w:r>
     </w:p>
     <w:p>
@@ -6267,94 +4543,30 @@
           <w:sz w:val="21"/>
           <w:szCs w:val="21"/>
         </w:rPr>
-        <w:t xml:space="preserve">A Rosângela, mãe da Alice, trouxe o CPF. Deixe-a pronta para a folha da portaria.</w:t>
-      </w:r>
-      <w:r>
-        <w:rPr>
-          <w:sz w:val="21"/>
-          <w:szCs w:val="21"/>
-        </w:rPr>
-        <w:t xml:space="preserve"> Observar: ela procura uma tela de "portaria", ou entende que a marca nasce </w:t>
-      </w:r>
-      <w:r>
-        <w:rPr>
-          <w:b/>
-          <w:bCs/>
-          <w:sz w:val="21"/>
-          <w:szCs w:val="21"/>
-        </w:rPr>
-        <w:t xml:space="preserve">no contato</w:t>
-      </w:r>
-      <w:r>
-        <w:rPr>
-          <w:sz w:val="21"/>
-          <w:szCs w:val="21"/>
-        </w:rPr>
-        <w:t xml:space="preserve"> do perfil, como a saída? Ela lê a diferença entre </w:t>
-      </w:r>
-      <w:r>
-        <w:rPr>
-          <w:b/>
-          <w:bCs/>
-          <w:sz w:val="21"/>
-          <w:szCs w:val="21"/>
-        </w:rPr>
-        <w:t xml:space="preserve">estar no cadastro</w:t>
-      </w:r>
-      <w:r>
-        <w:rPr>
-          <w:sz w:val="21"/>
-          <w:szCs w:val="21"/>
-        </w:rPr>
-        <w:t xml:space="preserve"> e estar </w:t>
-      </w:r>
-      <w:r>
-        <w:rPr>
-          <w:b/>
-          <w:bCs/>
-          <w:sz w:val="21"/>
-          <w:szCs w:val="21"/>
-        </w:rPr>
-        <w:t xml:space="preserve">autorizado a visitar</w:t>
-      </w:r>
-      <w:r>
-        <w:rPr>
-          <w:sz w:val="21"/>
-          <w:szCs w:val="21"/>
-        </w:rPr>
-        <w:t xml:space="preserve">? Ela repara que o tio, com aproximação restrita, </w:t>
-      </w:r>
-      <w:r>
-        <w:rPr>
-          <w:b/>
-          <w:bCs/>
-          <w:sz w:val="21"/>
-          <w:szCs w:val="21"/>
-        </w:rPr>
-        <w:t xml:space="preserve">não tem o botão</w:t>
-      </w:r>
-      <w:r>
-        <w:rPr>
-          <w:sz w:val="21"/>
-          <w:szCs w:val="21"/>
-        </w:rPr>
-        <w:t xml:space="preserve">? ⚠️ Pergunte: </w:t>
-      </w:r>
-      <w:r>
-        <w:rPr>
-          <w:i/>
-          <w:iCs/>
-          <w:sz w:val="21"/>
-          <w:szCs w:val="21"/>
-        </w:rPr>
-        <w:t xml:space="preserve">"se o tio chegar à guarita, o que a portaria sabe?"</w:t>
-      </w:r>
-      <w:r>
-        <w:rPr>
-          <w:sz w:val="21"/>
-          <w:szCs w:val="21"/>
-        </w:rPr>
-        <w:t xml:space="preserve"> — a folha não lista quem NÃO entra, de propósito; a resposta dela é a pergunta 6 da §8.</w:t>
+        <w:t xml:space="preserve">A Rosângela, mãe da Alice, trouxe o CPF. Deixe o cadastro dela pronto para a portaria.</w:t>
+      </w:r>
+      <w:r>
+        <w:rPr>
+          <w:sz w:val="21"/>
+          <w:szCs w:val="21"/>
+        </w:rPr>
+        <w:t xml:space="preserve"> Observar: ela procura uma tela da portaria, ou entende que a autorização começa no contato, no perfil, como a saída? Percebe a diferença entre estar no cadastro e estar autorizada a visitar? Repara que o tio, com aproximação restrita, não tem o botão? Pergunte: </w:t>
+      </w:r>
+      <w:r>
+        <w:rPr>
+          <w:i/>
+          <w:iCs/>
+          <w:sz w:val="21"/>
+          <w:szCs w:val="21"/>
+        </w:rPr>
+        <w:t xml:space="preserve">se o tio chegar à portaria, o que a portaria sabe?</w:t>
+      </w:r>
+      <w:r>
+        <w:rPr>
+          <w:sz w:val="21"/>
+          <w:szCs w:val="21"/>
+        </w:rPr>
+        <w:t xml:space="preserve"> A relação da portaria não lista quem não entra, e a resposta dela ajuda na pergunta 6 da seção 8.</w:t>
       </w:r>
     </w:p>
     <w:p>
@@ -6427,14 +4639,23 @@
           <w:sz w:val="21"/>
           <w:szCs w:val="21"/>
         </w:rPr>
-        <w:t xml:space="preserve">Pergunte depois:</w:t>
-      </w:r>
-      <w:r>
-        <w:rPr>
-          <w:sz w:val="21"/>
-          <w:szCs w:val="21"/>
-        </w:rPr>
-        <w:t xml:space="preserve"> "o que faltou neste documento para você levar a uma audiência?"</w:t>
+        <w:t xml:space="preserve">Pergunte ao final:</w:t>
+      </w:r>
+      <w:r>
+        <w:rPr>
+          <w:sz w:val="21"/>
+          <w:szCs w:val="21"/>
+        </w:rPr>
+        <w:t xml:space="preserve"> </w:t>
+      </w:r>
+      <w:r>
+        <w:rPr>
+          <w:i/>
+          <w:iCs/>
+          <w:sz w:val="21"/>
+          <w:szCs w:val="21"/>
+        </w:rPr>
+        <w:t xml:space="preserve">o que faltou neste documento para você levar a uma audiência?</w:t>
       </w:r>
     </w:p>
     <w:p>
@@ -6520,7 +4741,7 @@
           <w:sz w:val="20"/>
           <w:szCs w:val="20"/>
         </w:rPr>
-        <w:t xml:space="preserve">Alcança as oito casas. É o cargo com mais mudança desde 28/08.</w:t>
+        <w:t xml:space="preserve">Atende as oito casas. É o cargo com mais mudanças desde 28/08.</w:t>
       </w:r>
     </w:p>
     <w:p>
@@ -6552,32 +4773,23 @@
           <w:sz w:val="21"/>
           <w:szCs w:val="21"/>
         </w:rPr>
-        <w:t xml:space="preserve"> Observar: </w:t>
-      </w:r>
-      <w:r>
-        <w:rPr>
-          <w:b/>
-          <w:bCs/>
-          <w:sz w:val="21"/>
-          <w:szCs w:val="21"/>
-        </w:rPr>
-        <w:t xml:space="preserve">ela escolhe "Chegou remédio"?</w:t>
-      </w:r>
-      <w:r>
-        <w:rPr>
-          <w:sz w:val="21"/>
-          <w:szCs w:val="21"/>
-        </w:rPr>
-        <w:t xml:space="preserve"> Ela repara que o número final é 40? </w:t>
-      </w:r>
-      <w:r>
-        <w:rPr>
-          <w:i/>
-          <w:iCs/>
-          <w:sz w:val="21"/>
-          <w:szCs w:val="21"/>
-        </w:rPr>
-        <w:t xml:space="preserve">(Antes de 31/08 este era o defeito: ficava 10.)</w:t>
+        <w:t xml:space="preserve"> Observar: ela escolhe </w:t>
+      </w:r>
+      <w:r>
+        <w:rPr>
+          <w:i/>
+          <w:iCs/>
+          <w:sz w:val="21"/>
+          <w:szCs w:val="21"/>
+        </w:rPr>
+        <w:t xml:space="preserve">Chegou remédio</w:t>
+      </w:r>
+      <w:r>
+        <w:rPr>
+          <w:sz w:val="21"/>
+          <w:szCs w:val="21"/>
+        </w:rPr>
+        <w:t xml:space="preserve">? Repara que o total ficou 40?</w:t>
       </w:r>
     </w:p>
     <w:p>
@@ -6650,30 +4862,30 @@
           <w:sz w:val="21"/>
           <w:szCs w:val="21"/>
         </w:rPr>
-        <w:t xml:space="preserve">Você conferiu a gaveta e contou 26 comprimidos, e o sistema diz 30.</w:t>
-      </w:r>
-      <w:r>
-        <w:rPr>
-          <w:sz w:val="21"/>
-          <w:szCs w:val="21"/>
-        </w:rPr>
-        <w:t xml:space="preserve"> Observar: ela acha "Conferi o armário"? </w:t>
-      </w:r>
-      <w:r>
-        <w:rPr>
-          <w:b/>
-          <w:bCs/>
-          <w:sz w:val="21"/>
-          <w:szCs w:val="21"/>
-        </w:rPr>
-        <w:t xml:space="preserve">O motivo obrigatório incomoda?</w:t>
-      </w:r>
-      <w:r>
-        <w:rPr>
-          <w:sz w:val="21"/>
-          <w:szCs w:val="21"/>
-        </w:rPr>
-        <w:t xml:space="preserve"> Se incomodar, é sinal de alerta — o motivo é o que impede sumiço em silêncio, e vale explicar depois, nunca antes.</w:t>
+        <w:t xml:space="preserve">Você conferiu a gaveta e contou 26 comprimidos, e a tela mostra 30.</w:t>
+      </w:r>
+      <w:r>
+        <w:rPr>
+          <w:sz w:val="21"/>
+          <w:szCs w:val="21"/>
+        </w:rPr>
+        <w:t xml:space="preserve"> Observar: ela encontra </w:t>
+      </w:r>
+      <w:r>
+        <w:rPr>
+          <w:i/>
+          <w:iCs/>
+          <w:sz w:val="21"/>
+          <w:szCs w:val="21"/>
+        </w:rPr>
+        <w:t xml:space="preserve">Conferi o armário</w:t>
+      </w:r>
+      <w:r>
+        <w:rPr>
+          <w:sz w:val="21"/>
+          <w:szCs w:val="21"/>
+        </w:rPr>
+        <w:t xml:space="preserve">? O motivo obrigatório incomoda? Se incomodar, registre: o motivo é o que permite explicar diferenças depois. Explique isso ao final, nunca antes.</w:t>
       </w:r>
     </w:p>
     <w:p>
@@ -6753,23 +4965,7 @@
           <w:sz w:val="21"/>
           <w:szCs w:val="21"/>
         </w:rPr>
-        <w:t xml:space="preserve"> Observar: ela procura um "mínimo" automático? </w:t>
-      </w:r>
-      <w:r>
-        <w:rPr>
-          <w:b/>
-          <w:bCs/>
-          <w:sz w:val="21"/>
-          <w:szCs w:val="21"/>
-        </w:rPr>
-        <w:t xml:space="preserve">Ela entende que quem sinaliza é ela?</w:t>
-      </w:r>
-      <w:r>
-        <w:rPr>
-          <w:sz w:val="21"/>
-          <w:szCs w:val="21"/>
-        </w:rPr>
-        <w:t xml:space="preserve"> Esta é a mudança que ela mais vai notar.</w:t>
+        <w:t xml:space="preserve"> Observar: ela procura um mínimo automático? Entende que é ela quem sinaliza?</w:t>
       </w:r>
     </w:p>
     <w:p>
@@ -6853,19 +5049,19 @@
       </w:r>
       <w:r>
         <w:rPr>
-          <w:b/>
-          <w:bCs/>
-          <w:sz w:val="21"/>
-          <w:szCs w:val="21"/>
-        </w:rPr>
-        <w:t xml:space="preserve">"Devolver pedindo complemento"</w:t>
-      </w:r>
-      <w:r>
-        <w:rPr>
-          <w:sz w:val="21"/>
-          <w:szCs w:val="21"/>
-        </w:rPr>
-        <w:t xml:space="preserve">? Antes só dava para assinar.</w:t>
+          <w:i/>
+          <w:iCs/>
+          <w:sz w:val="21"/>
+          <w:szCs w:val="21"/>
+        </w:rPr>
+        <w:t xml:space="preserve">Devolver pedindo complemento</w:t>
+      </w:r>
+      <w:r>
+        <w:rPr>
+          <w:sz w:val="21"/>
+          <w:szCs w:val="21"/>
+        </w:rPr>
+        <w:t xml:space="preserve">?</w:t>
       </w:r>
     </w:p>
     <w:p>
@@ -6945,16 +5141,7 @@
           <w:sz w:val="21"/>
           <w:szCs w:val="21"/>
         </w:rPr>
-        <w:t xml:space="preserve"> Observar: ela repara no aviso de que o alerta é contado a partir de hoje? </w:t>
-      </w:r>
-      <w:r>
-        <w:rPr>
-          <w:i/>
-          <w:iCs/>
-          <w:sz w:val="21"/>
-          <w:szCs w:val="21"/>
-        </w:rPr>
-        <w:t xml:space="preserve">(Foi a segunda decisão de 31/08.)</w:t>
+        <w:t xml:space="preserve"> Observar: ela repara na informação de que o prazo é contado a partir de hoje?</w:t>
       </w:r>
     </w:p>
     <w:p>
@@ -7027,78 +5214,55 @@
           <w:sz w:val="21"/>
           <w:szCs w:val="21"/>
         </w:rPr>
-        <w:t xml:space="preserve">Chegou uma caixa de remédio com nota fiscal. Registre a compra — e descubra o que ainda está sem o papel digitalizado.</w:t>
-      </w:r>
-      <w:r>
-        <w:rPr>
-          <w:sz w:val="21"/>
-          <w:szCs w:val="21"/>
-        </w:rPr>
-        <w:t xml:space="preserve"> Observar: ela acha a aba </w:t>
-      </w:r>
-      <w:r>
-        <w:rPr>
-          <w:b/>
-          <w:bCs/>
-          <w:sz w:val="21"/>
-          <w:szCs w:val="21"/>
-        </w:rPr>
-        <w:t xml:space="preserve">"Compras"</w:t>
-      </w:r>
-      <w:r>
-        <w:rPr>
-          <w:sz w:val="21"/>
-          <w:szCs w:val="21"/>
-        </w:rPr>
-        <w:t xml:space="preserve">, ou procura na de "Estoque"? Ela entende que a nota é do </w:t>
-      </w:r>
-      <w:r>
-        <w:rPr>
-          <w:b/>
-          <w:bCs/>
-          <w:sz w:val="21"/>
-          <w:szCs w:val="21"/>
-        </w:rPr>
-        <w:t xml:space="preserve">gasto</w:t>
-      </w:r>
-      <w:r>
-        <w:rPr>
-          <w:sz w:val="21"/>
-          <w:szCs w:val="21"/>
-        </w:rPr>
-        <w:t xml:space="preserve">, e que a validade é assunto do armário — que já a tem? Ela repara no aviso de </w:t>
-      </w:r>
-      <w:r>
-        <w:rPr>
-          <w:b/>
-          <w:bCs/>
-          <w:sz w:val="21"/>
-          <w:szCs w:val="21"/>
-        </w:rPr>
-        <w:t xml:space="preserve">quantas linhas estão sem o papel</w:t>
-      </w:r>
-      <w:r>
-        <w:rPr>
-          <w:sz w:val="21"/>
-          <w:szCs w:val="21"/>
-        </w:rPr>
-        <w:t xml:space="preserve">? ⚠️ Pergunte: </w:t>
-      </w:r>
-      <w:r>
-        <w:rPr>
-          <w:i/>
-          <w:iCs/>
-          <w:sz w:val="21"/>
-          <w:szCs w:val="21"/>
-        </w:rPr>
-        <w:t xml:space="preserve">"quem, na sua casa, junta isso no fim do mês?"</w:t>
-      </w:r>
-      <w:r>
-        <w:rPr>
-          <w:sz w:val="21"/>
-          <w:szCs w:val="21"/>
-        </w:rPr>
-        <w:t xml:space="preserve"> — é o que trava a prestação de contas, e a resposta diz se a porta está no cargo certo.</w:t>
+        <w:t xml:space="preserve">Chegou uma caixa de medicamentos com nota fiscal. Registre a compra e descubra quais notas ainda estão sem o documento digitalizado.</w:t>
+      </w:r>
+      <w:r>
+        <w:rPr>
+          <w:sz w:val="21"/>
+          <w:szCs w:val="21"/>
+        </w:rPr>
+        <w:t xml:space="preserve"> Observar: ela encontra a aba </w:t>
+      </w:r>
+      <w:r>
+        <w:rPr>
+          <w:i/>
+          <w:iCs/>
+          <w:sz w:val="21"/>
+          <w:szCs w:val="21"/>
+        </w:rPr>
+        <w:t xml:space="preserve">Compras</w:t>
+      </w:r>
+      <w:r>
+        <w:rPr>
+          <w:sz w:val="21"/>
+          <w:szCs w:val="21"/>
+        </w:rPr>
+        <w:t xml:space="preserve">, ou procura em </w:t>
+      </w:r>
+      <w:r>
+        <w:rPr>
+          <w:i/>
+          <w:iCs/>
+          <w:sz w:val="21"/>
+          <w:szCs w:val="21"/>
+        </w:rPr>
+        <w:t xml:space="preserve">Estoque</w:t>
+      </w:r>
+      <w:r>
+        <w:rPr>
+          <w:sz w:val="21"/>
+          <w:szCs w:val="21"/>
+        </w:rPr>
+        <w:t xml:space="preserve">? Entende que a nota registra o gasto, e que lote e validade ficam no armário? Repara na indicação de notas sem documento anexado? Pergunte: </w:t>
+      </w:r>
+      <w:r>
+        <w:rPr>
+          <w:i/>
+          <w:iCs/>
+          <w:sz w:val="21"/>
+          <w:szCs w:val="21"/>
+        </w:rPr>
+        <w:t xml:space="preserve">quem, na casa, reúne isso no fim do mês?</w:t>
       </w:r>
     </w:p>
     <w:p>
@@ -7178,23 +5342,7 @@
           <w:sz w:val="21"/>
           <w:szCs w:val="21"/>
         </w:rPr>
-        <w:t xml:space="preserve"> Observar: ela acha os itens sinalizados? ⚠️ </w:t>
-      </w:r>
-      <w:r>
-        <w:rPr>
-          <w:b/>
-          <w:bCs/>
-          <w:sz w:val="21"/>
-          <w:szCs w:val="21"/>
-        </w:rPr>
-        <w:t xml:space="preserve">Se ela procurar um "mínimo" calculado, anote a frase.</w:t>
-      </w:r>
-      <w:r>
-        <w:rPr>
-          <w:sz w:val="21"/>
-          <w:szCs w:val="21"/>
-        </w:rPr>
-        <w:t xml:space="preserve"> O sistema recusa isso de propósito: quem sinaliza é gente, com o nome ao lado, porque dois frascos de um xarope eventual sobram e dois de um contínuo acabam na quinta. Pergunte se ela concorda — ou se prefere o cálculo automático, e por quê.</w:t>
+        <w:t xml:space="preserve"> Observar: ela encontra os itens sinalizados? Se procurar um mínimo calculado, anote a frase. Pergunte se ela concorda com a sinalização feita pela equipe ou se prefere um cálculo automático, e por quê.</w:t>
       </w:r>
     </w:p>
     <w:p>
@@ -7267,14 +5415,23 @@
           <w:sz w:val="21"/>
           <w:szCs w:val="21"/>
         </w:rPr>
-        <w:t xml:space="preserve">Pergunte depois:</w:t>
-      </w:r>
-      <w:r>
-        <w:rPr>
-          <w:sz w:val="21"/>
-          <w:szCs w:val="21"/>
-        </w:rPr>
-        <w:t xml:space="preserve"> "em que momento do seu dia você abriria isto?"</w:t>
+        <w:t xml:space="preserve">Pergunte ao final:</w:t>
+      </w:r>
+      <w:r>
+        <w:rPr>
+          <w:sz w:val="21"/>
+          <w:szCs w:val="21"/>
+        </w:rPr>
+        <w:t xml:space="preserve"> </w:t>
+      </w:r>
+      <w:r>
+        <w:rPr>
+          <w:i/>
+          <w:iCs/>
+          <w:sz w:val="21"/>
+          <w:szCs w:val="21"/>
+        </w:rPr>
+        <w:t xml:space="preserve">em que momento do seu dia você abriria isto?</w:t>
       </w:r>
     </w:p>
     <w:p>
@@ -7360,7 +5517,7 @@
           <w:sz w:val="20"/>
           <w:szCs w:val="20"/>
         </w:rPr>
-        <w:t xml:space="preserve">Responde pela casa. É quem vai usar as telas de decisão.</w:t>
+        <w:t xml:space="preserve">Responde pela casa e usa as telas de decisão.</w:t>
       </w:r>
     </w:p>
     <w:p>
@@ -7392,23 +5549,23 @@
           <w:sz w:val="21"/>
           <w:szCs w:val="21"/>
         </w:rPr>
-        <w:t xml:space="preserve"> Observar: </w:t>
-      </w:r>
-      <w:r>
-        <w:rPr>
-          <w:b/>
-          <w:bCs/>
-          <w:sz w:val="21"/>
-          <w:szCs w:val="21"/>
-        </w:rPr>
-        <w:t xml:space="preserve">ela encontra "O que cada setor enxerga"?</w:t>
-      </w:r>
-      <w:r>
-        <w:rPr>
-          <w:sz w:val="21"/>
-          <w:szCs w:val="21"/>
-        </w:rPr>
-        <w:t xml:space="preserve"> É a tela nova, feita para esta pergunta. Se ela pedir a conta de alguém para conferir, anote — é exatamente o hábito que a tela veio substituir.</w:t>
+        <w:t xml:space="preserve"> Observar: ela encontra </w:t>
+      </w:r>
+      <w:r>
+        <w:rPr>
+          <w:i/>
+          <w:iCs/>
+          <w:sz w:val="21"/>
+          <w:szCs w:val="21"/>
+        </w:rPr>
+        <w:t xml:space="preserve">O que cada setor enxerga</w:t>
+      </w:r>
+      <w:r>
+        <w:rPr>
+          <w:sz w:val="21"/>
+          <w:szCs w:val="21"/>
+        </w:rPr>
+        <w:t xml:space="preserve">? Se ela pedir a senha de alguém para conferir, anote: é o hábito que esta tela pretende substituir.</w:t>
       </w:r>
     </w:p>
     <w:p>
@@ -7488,39 +5645,7 @@
           <w:sz w:val="21"/>
           <w:szCs w:val="21"/>
         </w:rPr>
-        <w:t xml:space="preserve"> Observar: ela entende que </w:t>
-      </w:r>
-      <w:r>
-        <w:rPr>
-          <w:b/>
-          <w:bCs/>
-          <w:sz w:val="21"/>
-          <w:szCs w:val="21"/>
-        </w:rPr>
-        <w:t xml:space="preserve">o cofre pede a senha de novo</w:t>
-      </w:r>
-      <w:r>
-        <w:rPr>
-          <w:sz w:val="21"/>
-          <w:szCs w:val="21"/>
-        </w:rPr>
-        <w:t xml:space="preserve">? Reclama? Ela percebe que o cofre é </w:t>
-      </w:r>
-      <w:r>
-        <w:rPr>
-          <w:b/>
-          <w:bCs/>
-          <w:sz w:val="21"/>
-          <w:szCs w:val="21"/>
-        </w:rPr>
-        <w:t xml:space="preserve">de uma criança por vez</w:t>
-      </w:r>
-      <w:r>
-        <w:rPr>
-          <w:sz w:val="21"/>
-          <w:szCs w:val="21"/>
-        </w:rPr>
-        <w:t xml:space="preserve">, e não uma lista da casa?</w:t>
+        <w:t xml:space="preserve"> Observar: ela entende que o cofre pede a senha novamente? Reclama? Percebe que o cofre é organizado por criança, e não numa lista da casa?</w:t>
       </w:r>
     </w:p>
     <w:p>
@@ -7600,23 +5725,7 @@
           <w:sz w:val="21"/>
           <w:szCs w:val="21"/>
         </w:rPr>
-        <w:t xml:space="preserve"> Observar: ela escreve a finalidade sem resistência? Entende que </w:t>
-      </w:r>
-      <w:r>
-        <w:rPr>
-          <w:b/>
-          <w:bCs/>
-          <w:sz w:val="21"/>
-          <w:szCs w:val="21"/>
-        </w:rPr>
-        <w:t xml:space="preserve">fica registrado com o nome dela</w:t>
-      </w:r>
-      <w:r>
-        <w:rPr>
-          <w:sz w:val="21"/>
-          <w:szCs w:val="21"/>
-        </w:rPr>
-        <w:t xml:space="preserve">?</w:t>
+        <w:t xml:space="preserve"> Observar: ela escreve a finalidade sem resistência? Entende que a abertura fica registrada com o nome dela?</w:t>
       </w:r>
     </w:p>
     <w:p>
@@ -7689,30 +5798,30 @@
           <w:sz w:val="21"/>
           <w:szCs w:val="21"/>
         </w:rPr>
-        <w:t xml:space="preserve">Outra casa pediu uma transferência, e não há vaga no perfil etário.</w:t>
-      </w:r>
-      <w:r>
-        <w:rPr>
-          <w:sz w:val="21"/>
-          <w:szCs w:val="21"/>
-        </w:rPr>
-        <w:t xml:space="preserve"> Observar: ela encontra "Recusar com motivo"? Entende que o motivo </w:t>
-      </w:r>
-      <w:r>
-        <w:rPr>
-          <w:b/>
-          <w:bCs/>
-          <w:sz w:val="21"/>
-          <w:szCs w:val="21"/>
-        </w:rPr>
-        <w:t xml:space="preserve">aparece na outra casa</w:t>
-      </w:r>
-      <w:r>
-        <w:rPr>
-          <w:sz w:val="21"/>
-          <w:szCs w:val="21"/>
-        </w:rPr>
-        <w:t xml:space="preserve">?</w:t>
+        <w:t xml:space="preserve">Outra casa pediu uma transferência, e não há vaga para a faixa etária.</w:t>
+      </w:r>
+      <w:r>
+        <w:rPr>
+          <w:sz w:val="21"/>
+          <w:szCs w:val="21"/>
+        </w:rPr>
+        <w:t xml:space="preserve"> Observar: ela encontra </w:t>
+      </w:r>
+      <w:r>
+        <w:rPr>
+          <w:i/>
+          <w:iCs/>
+          <w:sz w:val="21"/>
+          <w:szCs w:val="21"/>
+        </w:rPr>
+        <w:t xml:space="preserve">Recusar com motivo</w:t>
+      </w:r>
+      <w:r>
+        <w:rPr>
+          <w:sz w:val="21"/>
+          <w:szCs w:val="21"/>
+        </w:rPr>
+        <w:t xml:space="preserve">? Entende que o motivo aparece para a outra casa?</w:t>
       </w:r>
     </w:p>
     <w:p>
@@ -7785,46 +5894,14 @@
           <w:sz w:val="21"/>
           <w:szCs w:val="21"/>
         </w:rPr>
-        <w:t xml:space="preserve">Uma ocorrência de erro de medicamento precisa ser fechada.</w:t>
-      </w:r>
-      <w:r>
-        <w:rPr>
-          <w:sz w:val="21"/>
-          <w:szCs w:val="21"/>
-        </w:rPr>
-        <w:t xml:space="preserve"> Observar: ela entende a ordem — </w:t>
-      </w:r>
-      <w:r>
-        <w:rPr>
-          <w:b/>
-          <w:bCs/>
-          <w:sz w:val="21"/>
-          <w:szCs w:val="21"/>
-        </w:rPr>
-        <w:t xml:space="preserve">primeiro a etapa operacional, depois a análise</w:t>
-      </w:r>
-      <w:r>
-        <w:rPr>
-          <w:sz w:val="21"/>
-          <w:szCs w:val="21"/>
-        </w:rPr>
-        <w:t xml:space="preserve"> — e que caso de medicamento </w:t>
-      </w:r>
-      <w:r>
-        <w:rPr>
-          <w:b/>
-          <w:bCs/>
-          <w:sz w:val="21"/>
-          <w:szCs w:val="21"/>
-        </w:rPr>
-        <w:t xml:space="preserve">não fecha sem síntese</w:t>
-      </w:r>
-      <w:r>
-        <w:rPr>
-          <w:sz w:val="21"/>
-          <w:szCs w:val="21"/>
-        </w:rPr>
-        <w:t xml:space="preserve">?</w:t>
+        <w:t xml:space="preserve">Uma ocorrência de erro de medicação precisa ser encerrada.</w:t>
+      </w:r>
+      <w:r>
+        <w:rPr>
+          <w:sz w:val="21"/>
+          <w:szCs w:val="21"/>
+        </w:rPr>
+        <w:t xml:space="preserve"> Observar: ela entende a ordem, primeiro a etapa operacional e depois a análise, e que ocorrência de medicação não se encerra sem síntese?</w:t>
       </w:r>
     </w:p>
     <w:p>
@@ -7897,19 +5974,19 @@
           <w:sz w:val="21"/>
           <w:szCs w:val="21"/>
         </w:rPr>
-        <w:t xml:space="preserve">A insulina da Rayssa só pode ser aplicada pela Enfermagem. Faça o sistema saber disso.</w:t>
-      </w:r>
-      <w:r>
-        <w:rPr>
-          <w:sz w:val="21"/>
-          <w:szCs w:val="21"/>
-        </w:rPr>
-        <w:t xml:space="preserve"> Observar: ela acha a marcação na Saúde, aba </w:t>
-      </w:r>
-      <w:r>
-        <w:rPr>
-          <w:b/>
-          <w:bCs/>
+        <w:t xml:space="preserve">A insulina da Rayssa só pode ser aplicada pela Enfermagem. Registre essa orientação.</w:t>
+      </w:r>
+      <w:r>
+        <w:rPr>
+          <w:sz w:val="21"/>
+          <w:szCs w:val="21"/>
+        </w:rPr>
+        <w:t xml:space="preserve"> Observar: ela encontra a marcação na Saúde, aba </w:t>
+      </w:r>
+      <w:r>
+        <w:rPr>
+          <w:i/>
+          <w:iCs/>
           <w:sz w:val="21"/>
           <w:szCs w:val="21"/>
         </w:rPr>
@@ -7920,39 +5997,23 @@
           <w:sz w:val="21"/>
           <w:szCs w:val="21"/>
         </w:rPr>
-        <w:t xml:space="preserve">? Ela entende que a marca é do </w:t>
-      </w:r>
-      <w:r>
-        <w:rPr>
-          <w:b/>
-          <w:bCs/>
-          <w:sz w:val="21"/>
-          <w:szCs w:val="21"/>
-        </w:rPr>
-        <w:t xml:space="preserve">medicamento</w:t>
-      </w:r>
-      <w:r>
-        <w:rPr>
-          <w:sz w:val="21"/>
-          <w:szCs w:val="21"/>
-        </w:rPr>
-        <w:t xml:space="preserve">, e não do turno nem da pessoa? Ela reclama de ter que escrever o motivo — e o que escreve? ⚠️ Depois, </w:t>
-      </w:r>
-      <w:r>
-        <w:rPr>
-          <w:b/>
-          <w:bCs/>
-          <w:sz w:val="21"/>
-          <w:szCs w:val="21"/>
-        </w:rPr>
-        <w:t xml:space="preserve">pergunte</w:t>
-      </w:r>
-      <w:r>
-        <w:rPr>
-          <w:sz w:val="21"/>
-          <w:szCs w:val="21"/>
-        </w:rPr>
-        <w:t xml:space="preserve">: "existe algum outro remédio da casa que só a Enfermagem pode dar?" A lista que ela disser é o que precisa ser marcado antes do piloto. Se ela disser "nenhum", isso também é resposta — e é a melhor delas, porque quer dizer que o educador de plantão dá conta de tudo, que é como a casa já funciona hoje.</w:t>
+        <w:t xml:space="preserve">? Entende que a marcação é do medicamento, e não do turno nem da pessoa? O que ela escreve como motivo? Pergunte depois: </w:t>
+      </w:r>
+      <w:r>
+        <w:rPr>
+          <w:i/>
+          <w:iCs/>
+          <w:sz w:val="21"/>
+          <w:szCs w:val="21"/>
+        </w:rPr>
+        <w:t xml:space="preserve">há algum outro medicamento da casa que só a Enfermagem pode administrar?</w:t>
+      </w:r>
+      <w:r>
+        <w:rPr>
+          <w:sz w:val="21"/>
+          <w:szCs w:val="21"/>
+        </w:rPr>
+        <w:t xml:space="preserve"> A lista que ela citar precisa estar marcada antes do piloto. Se a resposta for nenhum, isso também é informação útil.</w:t>
       </w:r>
     </w:p>
     <w:p>
@@ -8025,19 +6086,19 @@
           <w:sz w:val="21"/>
           <w:szCs w:val="21"/>
         </w:rPr>
-        <w:t xml:space="preserve">Monte a escala da semana que vem: você no diurno, alternando a cada dois dias, até o fim do mês.</w:t>
-      </w:r>
-      <w:r>
-        <w:rPr>
-          <w:sz w:val="21"/>
-          <w:szCs w:val="21"/>
-        </w:rPr>
-        <w:t xml:space="preserve"> Observar: ela acha a aba </w:t>
-      </w:r>
-      <w:r>
-        <w:rPr>
-          <w:b/>
-          <w:bCs/>
+        <w:t xml:space="preserve">Monte a escala da semana que vem: você no diurno, a cada dois dias, até o fim do mês.</w:t>
+      </w:r>
+      <w:r>
+        <w:rPr>
+          <w:sz w:val="21"/>
+          <w:szCs w:val="21"/>
+        </w:rPr>
+        <w:t xml:space="preserve"> Observar: ela encontra </w:t>
+      </w:r>
+      <w:r>
+        <w:rPr>
+          <w:i/>
+          <w:iCs/>
           <w:sz w:val="21"/>
           <w:szCs w:val="21"/>
         </w:rPr>
@@ -8048,12 +6109,12 @@
           <w:sz w:val="21"/>
           <w:szCs w:val="21"/>
         </w:rPr>
-        <w:t xml:space="preserve"> em "Mais"? Ela usa o </w:t>
-      </w:r>
-      <w:r>
-        <w:rPr>
-          <w:b/>
-          <w:bCs/>
+        <w:t xml:space="preserve"> em Mais? Usa </w:t>
+      </w:r>
+      <w:r>
+        <w:rPr>
+          <w:i/>
+          <w:iCs/>
           <w:sz w:val="21"/>
           <w:szCs w:val="21"/>
         </w:rPr>
@@ -8064,55 +6125,23 @@
           <w:sz w:val="21"/>
           <w:szCs w:val="21"/>
         </w:rPr>
-        <w:t xml:space="preserve">, ou preenche dia a dia? </w:t>
-      </w:r>
-      <w:r>
-        <w:rPr>
-          <w:i/>
-          <w:iCs/>
-          <w:sz w:val="21"/>
-          <w:szCs w:val="21"/>
-        </w:rPr>
-        <w:t xml:space="preserve">(Se preencher um a um, é o dado mais importante desta tarefa: a repetição existe justamente para a escala não voltar para o papel.)</w:t>
-      </w:r>
-      <w:r>
-        <w:rPr>
-          <w:sz w:val="21"/>
-          <w:szCs w:val="21"/>
-        </w:rPr>
-        <w:t xml:space="preserve"> Depois, pergunte o que ela faria com o </w:t>
-      </w:r>
-      <w:r>
-        <w:rPr>
-          <w:b/>
-          <w:bCs/>
-          <w:sz w:val="21"/>
-          <w:szCs w:val="21"/>
-        </w:rPr>
-        <w:t xml:space="preserve">turno que ficou sem ninguém</w:t>
-      </w:r>
-      <w:r>
-        <w:rPr>
-          <w:sz w:val="21"/>
-          <w:szCs w:val="21"/>
-        </w:rPr>
-        <w:t xml:space="preserve"> — a tela avisa, e a pergunta é se o aviso chega antes de virar problema. ⚠️ Peça também para </w:t>
-      </w:r>
-      <w:r>
-        <w:rPr>
-          <w:b/>
-          <w:bCs/>
-          <w:sz w:val="21"/>
-          <w:szCs w:val="21"/>
-        </w:rPr>
-        <w:t xml:space="preserve">retirar alguém de um plantão da semana passada</w:t>
-      </w:r>
-      <w:r>
-        <w:rPr>
-          <w:sz w:val="21"/>
-          <w:szCs w:val="21"/>
-        </w:rPr>
-        <w:t xml:space="preserve">. Ela entende por que o sistema pede o motivo? Acha justo?</w:t>
+        <w:t xml:space="preserve"> ou preenche dia a dia? </w:t>
+      </w:r>
+      <w:r>
+        <w:rPr>
+          <w:i/>
+          <w:iCs/>
+          <w:sz w:val="21"/>
+          <w:szCs w:val="21"/>
+        </w:rPr>
+        <w:t xml:space="preserve">(Se preencher um a um, registre: a repetição existe para a escala não voltar ao papel.)</w:t>
+      </w:r>
+      <w:r>
+        <w:rPr>
+          <w:sz w:val="21"/>
+          <w:szCs w:val="21"/>
+        </w:rPr>
+        <w:t xml:space="preserve"> Pergunte o que ela faria com um turno que ficou sem ninguém, e se o aviso da tela chega a tempo. Peça também para retirar alguém de um plantão da semana passada. Ela entende por que o motivo é pedido? Acha adequado?</w:t>
       </w:r>
     </w:p>
     <w:p>
@@ -8185,14 +6214,14 @@
           <w:sz w:val="21"/>
           <w:szCs w:val="21"/>
         </w:rPr>
-        <w:t xml:space="preserve">Tire a folha da escala para pregar na parede.</w:t>
-      </w:r>
-      <w:r>
-        <w:rPr>
-          <w:sz w:val="21"/>
-          <w:szCs w:val="21"/>
-        </w:rPr>
-        <w:t xml:space="preserve"> Observar: ela procura imprimir da tela ou baixar o Word? O quadro por semana é como ela desenharia? Ela sente falta de alguma coluna?</w:t>
+        <w:t xml:space="preserve">Tire a folha da escala para afixar na parede.</w:t>
+      </w:r>
+      <w:r>
+        <w:rPr>
+          <w:sz w:val="21"/>
+          <w:szCs w:val="21"/>
+        </w:rPr>
+        <w:t xml:space="preserve"> Observar: ela procura imprimir pela tela ou baixar o Word? O quadro por semana corresponde ao que ela usaria? Sente falta de alguma coluna?</w:t>
       </w:r>
     </w:p>
     <w:p>
@@ -8265,19 +6294,19 @@
           <w:sz w:val="21"/>
           <w:szCs w:val="21"/>
         </w:rPr>
-        <w:t xml:space="preserve">A casa passou a operar com 22 vagas depois da reforma. Registre isso.</w:t>
-      </w:r>
-      <w:r>
-        <w:rPr>
-          <w:sz w:val="21"/>
-          <w:szCs w:val="21"/>
-        </w:rPr>
-        <w:t xml:space="preserve"> Observar: ela procura em "Mais" → </w:t>
-      </w:r>
-      <w:r>
-        <w:rPr>
-          <w:b/>
-          <w:bCs/>
+        <w:t xml:space="preserve">A casa passou a ter 22 vagas depois da reforma. Registre.</w:t>
+      </w:r>
+      <w:r>
+        <w:rPr>
+          <w:sz w:val="21"/>
+          <w:szCs w:val="21"/>
+        </w:rPr>
+        <w:t xml:space="preserve"> Observar: ela procura em Mais, </w:t>
+      </w:r>
+      <w:r>
+        <w:rPr>
+          <w:i/>
+          <w:iCs/>
           <w:sz w:val="21"/>
           <w:szCs w:val="21"/>
         </w:rPr>
@@ -8288,7 +6317,7 @@
           <w:sz w:val="21"/>
           <w:szCs w:val="21"/>
         </w:rPr>
-        <w:t xml:space="preserve">? Entende que o limite pede motivo, e que a mudança anterior não some?</w:t>
+        <w:t xml:space="preserve">? Entende que a mudança pede motivo e que o limite anterior fica registrado?</w:t>
       </w:r>
     </w:p>
     <w:p>
@@ -8361,19 +6390,19 @@
           <w:sz w:val="21"/>
           <w:szCs w:val="21"/>
         </w:rPr>
-        <w:t xml:space="preserve">O tablet da sala sumiu. Faça o que precisa ser feito.</w:t>
-      </w:r>
-      <w:r>
-        <w:rPr>
-          <w:sz w:val="21"/>
-          <w:szCs w:val="21"/>
-        </w:rPr>
-        <w:t xml:space="preserve"> Observar: ela chega em Equipe → </w:t>
-      </w:r>
-      <w:r>
-        <w:rPr>
-          <w:b/>
-          <w:bCs/>
+        <w:t xml:space="preserve">O tablet da sala sumiu. Faça o que for necessário.</w:t>
+      </w:r>
+      <w:r>
+        <w:rPr>
+          <w:sz w:val="21"/>
+          <w:szCs w:val="21"/>
+        </w:rPr>
+        <w:t xml:space="preserve"> Observar: ela chega em Equipe, aba </w:t>
+      </w:r>
+      <w:r>
+        <w:rPr>
+          <w:i/>
+          <w:iCs/>
           <w:sz w:val="21"/>
           <w:szCs w:val="21"/>
         </w:rPr>
@@ -8384,39 +6413,7 @@
           <w:sz w:val="21"/>
           <w:szCs w:val="21"/>
         </w:rPr>
-        <w:t xml:space="preserve">? Ela revoga, ou tenta apagar? Ao registrar um aparelho novo, ela </w:t>
-      </w:r>
-      <w:r>
-        <w:rPr>
-          <w:b/>
-          <w:bCs/>
-          <w:sz w:val="21"/>
-          <w:szCs w:val="21"/>
-        </w:rPr>
-        <w:t xml:space="preserve">anota o código na hora</w:t>
-      </w:r>
-      <w:r>
-        <w:rPr>
-          <w:sz w:val="21"/>
-          <w:szCs w:val="21"/>
-        </w:rPr>
-        <w:t xml:space="preserve"> — ou fecha a folha e depois procura onde vê-lo de novo? ⚠️ Se ela fechar sem anotar, </w:t>
-      </w:r>
-      <w:r>
-        <w:rPr>
-          <w:b/>
-          <w:bCs/>
-          <w:sz w:val="21"/>
-          <w:szCs w:val="21"/>
-        </w:rPr>
-        <w:t xml:space="preserve">não pergunte nada e observe o que ela faz</w:t>
-      </w:r>
-      <w:r>
-        <w:rPr>
-          <w:sz w:val="21"/>
-          <w:szCs w:val="21"/>
-        </w:rPr>
-        <w:t xml:space="preserve">. É o teste mais honesto desta tela.</w:t>
+        <w:t xml:space="preserve">? Revoga o aparelho ou tenta apagar? Ao registrar um aparelho novo, anota o código na hora ou fecha a janela e depois procura onde encontrá-lo? Se fechar sem anotar, não pergunte nada e observe o que ela faz.</w:t>
       </w:r>
     </w:p>
     <w:p>
@@ -8489,19 +6486,19 @@
           <w:sz w:val="21"/>
           <w:szCs w:val="21"/>
         </w:rPr>
-        <w:t xml:space="preserve">Um registro de dose feito sem sinal colidiu com outro. Resolva.</w:t>
-      </w:r>
-      <w:r>
-        <w:rPr>
-          <w:sz w:val="21"/>
-          <w:szCs w:val="21"/>
-        </w:rPr>
-        <w:t xml:space="preserve"> Observar: ela acha "Mais" → </w:t>
-      </w:r>
-      <w:r>
-        <w:rPr>
-          <w:b/>
-          <w:bCs/>
+        <w:t xml:space="preserve">Um registro de dose feito sem sinal entrou em conflito com outro. Resolva.</w:t>
+      </w:r>
+      <w:r>
+        <w:rPr>
+          <w:sz w:val="21"/>
+          <w:szCs w:val="21"/>
+        </w:rPr>
+        <w:t xml:space="preserve"> Observar: ela encontra Mais, </w:t>
+      </w:r>
+      <w:r>
+        <w:rPr>
+          <w:i/>
+          <w:iCs/>
           <w:sz w:val="21"/>
           <w:szCs w:val="21"/>
         </w:rPr>
@@ -8512,16 +6509,7 @@
           <w:sz w:val="21"/>
           <w:szCs w:val="21"/>
         </w:rPr>
-        <w:t xml:space="preserve">? Ao ver as duas versões, ela procura um botão para escolher uma — ou entende que o que se pede é a frase dela? </w:t>
-      </w:r>
-      <w:r>
-        <w:rPr>
-          <w:i/>
-          <w:iCs/>
-          <w:sz w:val="21"/>
-          <w:szCs w:val="21"/>
-        </w:rPr>
-        <w:t xml:space="preserve">O sistema não escolhe de propósito; queremos saber se isso se lê como cuidado ou como sistema incompleto.</w:t>
+        <w:t xml:space="preserve">? Ao ver as duas versões, procura um botão para escolher uma, ou entende que precisa escrever a decisão? Registre se ela percebe isso como cuidado ou como falta de uma função.</w:t>
       </w:r>
     </w:p>
     <w:p>
@@ -8601,23 +6589,7 @@
           <w:sz w:val="21"/>
           <w:szCs w:val="21"/>
         </w:rPr>
-        <w:t xml:space="preserve"> Observar: se ele estiver como rascunho, ela entende que alguém precisa </w:t>
-      </w:r>
-      <w:r>
-        <w:rPr>
-          <w:b/>
-          <w:bCs/>
-          <w:sz w:val="21"/>
-          <w:szCs w:val="21"/>
-        </w:rPr>
-        <w:t xml:space="preserve">enviar para aprovação</w:t>
-      </w:r>
-      <w:r>
-        <w:rPr>
-          <w:sz w:val="21"/>
-          <w:szCs w:val="21"/>
-        </w:rPr>
-        <w:t xml:space="preserve"> primeiro? A frase "este relatório ainda não vale" chega até ela?</w:t>
+        <w:t xml:space="preserve"> Observar: se ele estiver como rascunho, ela entende que alguém precisa enviá-lo para aprovação antes? A informação de que o relatório ainda não está aprovado fica clara para ela?</w:t>
       </w:r>
     </w:p>
     <w:p>
@@ -8697,23 +6669,23 @@
           <w:sz w:val="21"/>
           <w:szCs w:val="21"/>
         </w:rPr>
-        <w:t xml:space="preserve"> Observar: ela acha "Designar quem acompanha"? Entende que quem for designado passa a </w:t>
-      </w:r>
-      <w:r>
-        <w:rPr>
-          <w:b/>
-          <w:bCs/>
-          <w:sz w:val="21"/>
-          <w:szCs w:val="21"/>
-        </w:rPr>
-        <w:t xml:space="preserve">ver aquela internação e só ela</w:t>
-      </w:r>
-      <w:r>
-        <w:rPr>
-          <w:sz w:val="21"/>
-          <w:szCs w:val="21"/>
-        </w:rPr>
-        <w:t xml:space="preserve">? Ela pergunta o que acontece com quem estava antes?</w:t>
+        <w:t xml:space="preserve"> Observar: ela encontra </w:t>
+      </w:r>
+      <w:r>
+        <w:rPr>
+          <w:i/>
+          <w:iCs/>
+          <w:sz w:val="21"/>
+          <w:szCs w:val="21"/>
+        </w:rPr>
+        <w:t xml:space="preserve">Designar quem acompanha</w:t>
+      </w:r>
+      <w:r>
+        <w:rPr>
+          <w:sz w:val="21"/>
+          <w:szCs w:val="21"/>
+        </w:rPr>
+        <w:t xml:space="preserve">? Entende que a pessoa designada passa a ver aquela internação, e apenas ela? Pergunta o que acontece com quem acompanhava antes?</w:t>
       </w:r>
     </w:p>
     <w:p>
@@ -8786,30 +6758,14 @@
           <w:sz w:val="21"/>
           <w:szCs w:val="21"/>
         </w:rPr>
-        <w:t xml:space="preserve">Tire o relatório do trabalho desta casa, para levar à reunião de rede.</w:t>
-      </w:r>
-      <w:r>
-        <w:rPr>
-          <w:sz w:val="21"/>
-          <w:szCs w:val="21"/>
-        </w:rPr>
-        <w:t xml:space="preserve"> Observar: ela acha o botão no Painel das unidades? Ao ver a folha, ela procura comparar com as outras casas — e o que diz quando lê que o documento não compara? ⚠️ </w:t>
-      </w:r>
-      <w:r>
-        <w:rPr>
-          <w:b/>
-          <w:bCs/>
-          <w:sz w:val="21"/>
-          <w:szCs w:val="21"/>
-        </w:rPr>
-        <w:t xml:space="preserve">Esta é a pergunta mais delicada do roteiro para este cargo.</w:t>
-      </w:r>
-      <w:r>
-        <w:rPr>
-          <w:sz w:val="21"/>
-          <w:szCs w:val="21"/>
-        </w:rPr>
-        <w:t xml:space="preserve"> Se ela quiser a comparação, anote a frase inteira: a recusa de fazer ranking de casas é decisão de projeto, e vale saber quanto ela custa a quem responde por uma casa.</w:t>
+        <w:t xml:space="preserve">Tire o relatório do trabalho desta casa para levar à reunião de rede.</w:t>
+      </w:r>
+      <w:r>
+        <w:rPr>
+          <w:sz w:val="21"/>
+          <w:szCs w:val="21"/>
+        </w:rPr>
+        <w:t xml:space="preserve"> Observar: ela encontra o botão no Painel das unidades? Ao ver o documento, procura comparar com as outras casas, e o que diz ao perceber que ele não traz comparação? Se ela quiser a comparação, anote a frase inteira: a Fundação decidiu não fazer classificação entre casas, e vale saber o quanto isso pesa para quem responde por uma delas.</w:t>
       </w:r>
     </w:p>
     <w:p>
@@ -8882,71 +6838,55 @@
           <w:sz w:val="21"/>
           <w:szCs w:val="21"/>
         </w:rPr>
-        <w:t xml:space="preserve">Escolha a cor da linha de uma das educadoras na ATA — e depois tente dar a mesma cor a outra.</w:t>
-      </w:r>
-      <w:r>
-        <w:rPr>
-          <w:sz w:val="21"/>
-          <w:szCs w:val="21"/>
-        </w:rPr>
-        <w:t xml:space="preserve"> Observar: ela acha o botão da cor na lista da equipe (ele traz o </w:t>
-      </w:r>
-      <w:r>
-        <w:rPr>
-          <w:b/>
-          <w:bCs/>
-          <w:sz w:val="21"/>
-          <w:szCs w:val="21"/>
-        </w:rPr>
-        <w:t xml:space="preserve">nome do tom escrito</w:t>
-      </w:r>
-      <w:r>
-        <w:rPr>
-          <w:sz w:val="21"/>
-          <w:szCs w:val="21"/>
-        </w:rPr>
-        <w:t xml:space="preserve">, "automática" enquanto ninguém escolheu)? Ao tentar repetir, ela entende a recusa — que </w:t>
-      </w:r>
-      <w:r>
-        <w:rPr>
-          <w:b/>
-          <w:bCs/>
-          <w:sz w:val="21"/>
-          <w:szCs w:val="21"/>
-        </w:rPr>
-        <w:t xml:space="preserve">diz de quem a cor já é</w:t>
-      </w:r>
-      <w:r>
-        <w:rPr>
-          <w:sz w:val="21"/>
-          <w:szCs w:val="21"/>
-        </w:rPr>
-        <w:t xml:space="preserve">, e não só "já em uso"? ⚠️ Pergunte duas coisas: </w:t>
-      </w:r>
-      <w:r>
-        <w:rPr>
-          <w:i/>
-          <w:iCs/>
-          <w:sz w:val="21"/>
-          <w:szCs w:val="21"/>
-        </w:rPr>
-        <w:t xml:space="preserve">"faz sentido a coordenação escolher, em vez de cada um escolher a sua?"</w:t>
-      </w:r>
-      <w:r>
-        <w:rPr>
-          <w:sz w:val="21"/>
-          <w:szCs w:val="21"/>
-        </w:rPr>
-        <w:t xml:space="preserve"> (se cada um escolhesse, o primeiro a entrar levaria o azul e a distinção viraria ordem de chegada) e </w:t>
-      </w:r>
-      <w:r>
-        <w:rPr>
-          <w:i/>
-          <w:iCs/>
-          <w:sz w:val="21"/>
-          <w:szCs w:val="21"/>
-        </w:rPr>
-        <w:t xml:space="preserve">"você usaria a cor para achar quem escreveu, ou o nome ao lado já basta?"</w:t>
+        <w:t xml:space="preserve">Escolha a cor de uma das educadoras na ATA e depois tente dar a mesma cor a outra pessoa.</w:t>
+      </w:r>
+      <w:r>
+        <w:rPr>
+          <w:sz w:val="21"/>
+          <w:szCs w:val="21"/>
+        </w:rPr>
+        <w:t xml:space="preserve"> Observar: ela encontra o botão da cor na lista da equipe, que traz o nome do tom escrito (</w:t>
+      </w:r>
+      <w:r>
+        <w:rPr>
+          <w:i/>
+          <w:iCs/>
+          <w:sz w:val="21"/>
+          <w:szCs w:val="21"/>
+        </w:rPr>
+        <w:t xml:space="preserve">automática</w:t>
+      </w:r>
+      <w:r>
+        <w:rPr>
+          <w:sz w:val="21"/>
+          <w:szCs w:val="21"/>
+        </w:rPr>
+        <w:t xml:space="preserve"> enquanto ninguém escolheu)? Ao tentar repetir, entende a recusa, que informa a quem a cor já pertence? Pergunte: </w:t>
+      </w:r>
+      <w:r>
+        <w:rPr>
+          <w:i/>
+          <w:iCs/>
+          <w:sz w:val="21"/>
+          <w:szCs w:val="21"/>
+        </w:rPr>
+        <w:t xml:space="preserve">faz sentido a coordenação escolher, em vez de cada um escolher a sua?</w:t>
+      </w:r>
+      <w:r>
+        <w:rPr>
+          <w:sz w:val="21"/>
+          <w:szCs w:val="21"/>
+        </w:rPr>
+        <w:t xml:space="preserve"> e </w:t>
+      </w:r>
+      <w:r>
+        <w:rPr>
+          <w:i/>
+          <w:iCs/>
+          <w:sz w:val="21"/>
+          <w:szCs w:val="21"/>
+        </w:rPr>
+        <w:t xml:space="preserve">você usaria a cor para achar quem escreveu, ou o nome ao lado já basta?</w:t>
       </w:r>
     </w:p>
     <w:p>
@@ -9016,126 +6956,94 @@
           <w:sz w:val="20"/>
           <w:szCs w:val="20"/>
         </w:rPr>
-        <w:t xml:space="preserve">Uma regra de convivência mudou: a TV agora desliga às 21h30. Registre — e depois gere a folha que vai para a parede das crianças.</w:t>
-      </w:r>
-      <w:r>
-        <w:rPr>
-          <w:sz w:val="20"/>
-          <w:szCs w:val="20"/>
-        </w:rPr>
-        <w:t xml:space="preserve"> Observar: ela acha as </w:t>
-      </w:r>
-      <w:r>
-        <w:rPr>
-          <w:b/>
-          <w:bCs/>
-          <w:sz w:val="20"/>
-          <w:szCs w:val="20"/>
-        </w:rPr>
-        <w:t xml:space="preserve">regras de convivência</w:t>
-      </w:r>
-      <w:r>
-        <w:rPr>
-          <w:sz w:val="20"/>
-          <w:szCs w:val="20"/>
-        </w:rPr>
-        <w:t xml:space="preserve"> na tela de combinados? Ela usa </w:t>
-      </w:r>
-      <w:r>
-        <w:rPr>
-          <w:b/>
-          <w:bCs/>
-          <w:sz w:val="20"/>
-          <w:szCs w:val="20"/>
-        </w:rPr>
-        <w:t xml:space="preserve">"Mudar esta regra"</w:t>
-      </w:r>
-      <w:r>
-        <w:rPr>
-          <w:sz w:val="20"/>
-          <w:szCs w:val="20"/>
-        </w:rPr>
-        <w:t xml:space="preserve">, ou escreve uma nova e deixa as duas valendo? Ao gerar a folha das crianças, ela repara que a regra da </w:t>
-      </w:r>
-      <w:r>
-        <w:rPr>
-          <w:b/>
-          <w:bCs/>
-          <w:sz w:val="20"/>
-          <w:szCs w:val="20"/>
-        </w:rPr>
-        <w:t xml:space="preserve">equipe</w:t>
-      </w:r>
-      <w:r>
-        <w:rPr>
-          <w:sz w:val="20"/>
-          <w:szCs w:val="20"/>
-        </w:rPr>
-        <w:t xml:space="preserve"> ("não se fala do processo judicial na frente dela") </w:t>
-      </w:r>
-      <w:r>
-        <w:rPr>
-          <w:b/>
-          <w:bCs/>
-          <w:sz w:val="20"/>
-          <w:szCs w:val="20"/>
-        </w:rPr>
-        <w:t xml:space="preserve">não está</w:t>
-      </w:r>
-      <w:r>
-        <w:rPr>
-          <w:sz w:val="20"/>
-          <w:szCs w:val="20"/>
-        </w:rPr>
-        <w:t xml:space="preserve"> na folha? ⚠️ Pergunte três coisas: </w:t>
-      </w:r>
-      <w:r>
-        <w:rPr>
-          <w:i/>
-          <w:iCs/>
-          <w:sz w:val="20"/>
-          <w:szCs w:val="20"/>
-        </w:rPr>
-        <w:t xml:space="preserve">"quem hoje decide uma regra dessas na casa?"</w:t>
-      </w:r>
-      <w:r>
-        <w:rPr>
-          <w:sz w:val="20"/>
-          <w:szCs w:val="20"/>
-        </w:rPr>
-        <w:t xml:space="preserve">; </w:t>
-      </w:r>
-      <w:r>
-        <w:rPr>
-          <w:i/>
-          <w:iCs/>
-          <w:sz w:val="20"/>
-          <w:szCs w:val="20"/>
-        </w:rPr>
-        <w:t xml:space="preserve">"quais dessas regras vêm da Fundação e não da casa?"</w:t>
-      </w:r>
-      <w:r>
-        <w:rPr>
-          <w:sz w:val="20"/>
-          <w:szCs w:val="20"/>
-        </w:rPr>
-        <w:t xml:space="preserve"> — é o que separa as duas listas; e </w:t>
-      </w:r>
-      <w:r>
-        <w:rPr>
-          <w:i/>
-          <w:iCs/>
-          <w:sz w:val="20"/>
-          <w:szCs w:val="20"/>
-        </w:rPr>
-        <w:t xml:space="preserve">"o que você faria se uma criança discordasse de uma regra?"</w:t>
-      </w:r>
-      <w:r>
-        <w:rPr>
-          <w:sz w:val="20"/>
-          <w:szCs w:val="20"/>
-        </w:rPr>
-        <w:t xml:space="preserve">. A última é a pergunta 8 da §8: o estatuto hoje é escrito só pela coordenação, e as crianças não têm onde responder.</w:t>
+        <w:t xml:space="preserve">Uma regra de convivência mudou: a TV agora desliga às 21h30. Registre e gere a folha que vai para a parede das crianças.</w:t>
+      </w:r>
+      <w:r>
+        <w:rPr>
+          <w:sz w:val="20"/>
+          <w:szCs w:val="20"/>
+        </w:rPr>
+        <w:t xml:space="preserve"> Observar: ela encontra as regras de convivência na tela de combinados? Usa </w:t>
+      </w:r>
+      <w:r>
+        <w:rPr>
+          <w:i/>
+          <w:iCs/>
+          <w:sz w:val="20"/>
+          <w:szCs w:val="20"/>
+        </w:rPr>
+        <w:t xml:space="preserve">Mudar esta regra</w:t>
+      </w:r>
+      <w:r>
+        <w:rPr>
+          <w:sz w:val="20"/>
+          <w:szCs w:val="20"/>
+        </w:rPr>
+        <w:t xml:space="preserve">, ou escreve uma nova e deixa as duas em vigor? Ao gerar a folha das crianças, repara que a regra da equipe (</w:t>
+      </w:r>
+      <w:r>
+        <w:rPr>
+          <w:i/>
+          <w:iCs/>
+          <w:sz w:val="20"/>
+          <w:szCs w:val="20"/>
+        </w:rPr>
+        <w:t xml:space="preserve">não se fala do processo judicial na frente dela</w:t>
+      </w:r>
+      <w:r>
+        <w:rPr>
+          <w:sz w:val="20"/>
+          <w:szCs w:val="20"/>
+        </w:rPr>
+        <w:t xml:space="preserve">) não aparece? Pergunte: </w:t>
+      </w:r>
+      <w:r>
+        <w:rPr>
+          <w:i/>
+          <w:iCs/>
+          <w:sz w:val="20"/>
+          <w:szCs w:val="20"/>
+        </w:rPr>
+        <w:t xml:space="preserve">quem decide uma regra dessas hoje na casa?</w:t>
+      </w:r>
+      <w:r>
+        <w:rPr>
+          <w:sz w:val="20"/>
+          <w:szCs w:val="20"/>
+        </w:rPr>
+        <w:t xml:space="preserve">, </w:t>
+      </w:r>
+      <w:r>
+        <w:rPr>
+          <w:i/>
+          <w:iCs/>
+          <w:sz w:val="20"/>
+          <w:szCs w:val="20"/>
+        </w:rPr>
+        <w:t xml:space="preserve">quais destas regras vêm da Fundação e não da casa?</w:t>
+      </w:r>
+      <w:r>
+        <w:rPr>
+          <w:sz w:val="20"/>
+          <w:szCs w:val="20"/>
+        </w:rPr>
+        <w:t xml:space="preserve"> e </w:t>
+      </w:r>
+      <w:r>
+        <w:rPr>
+          <w:i/>
+          <w:iCs/>
+          <w:sz w:val="20"/>
+          <w:szCs w:val="20"/>
+        </w:rPr>
+        <w:t xml:space="preserve">o que você faria se uma criança discordasse de uma regra?</w:t>
+      </w:r>
+      <w:r>
+        <w:rPr>
+          <w:sz w:val="20"/>
+          <w:szCs w:val="20"/>
+        </w:rPr>
+        <w:t xml:space="preserve"> A última se liga à pergunta 8 da seção 8.</w:t>
       </w:r>
     </w:p>
     <w:p>
@@ -9157,7 +7065,7 @@
           <w:sz w:val="20"/>
           <w:szCs w:val="20"/>
         </w:rPr>
-        <w:t xml:space="preserve">Você quer saber como está a Casa 04. Chegue lá.</w:t>
+        <w:t xml:space="preserve">Você quer saber como está a Casa 04. Chegue até ela.</w:t>
       </w:r>
       <w:r>
         <w:rPr>
@@ -9173,19 +7081,19 @@
           <w:sz w:val="20"/>
           <w:szCs w:val="20"/>
         </w:rPr>
-        <w:t xml:space="preserve">(Tarefa para o Gestor Geral; a coordenação de uma casa só não a faz.)</w:t>
-      </w:r>
-      <w:r>
-        <w:rPr>
-          <w:sz w:val="20"/>
-          <w:szCs w:val="20"/>
-        </w:rPr>
-        <w:t xml:space="preserve"> Observar: ela acha </w:t>
-      </w:r>
-      <w:r>
-        <w:rPr>
-          <w:b/>
-          <w:bCs/>
+        <w:t xml:space="preserve">(Tarefa para o Gestor Geral; a coordenação de uma casa não tem este acesso.)</w:t>
+      </w:r>
+      <w:r>
+        <w:rPr>
+          <w:sz w:val="20"/>
+          <w:szCs w:val="20"/>
+        </w:rPr>
+        <w:t xml:space="preserve"> Observar: ele encontra </w:t>
+      </w:r>
+      <w:r>
+        <w:rPr>
+          <w:i/>
+          <w:iCs/>
           <w:sz w:val="20"/>
           <w:szCs w:val="20"/>
         </w:rPr>
@@ -9196,55 +7104,23 @@
           <w:sz w:val="20"/>
           <w:szCs w:val="20"/>
         </w:rPr>
-        <w:t xml:space="preserve"> em "Mais", e percebe que agora os cartões </w:t>
-      </w:r>
-      <w:r>
-        <w:rPr>
-          <w:b/>
-          <w:bCs/>
-          <w:sz w:val="20"/>
-          <w:szCs w:val="20"/>
-        </w:rPr>
-        <w:t xml:space="preserve">abrem</w:t>
-      </w:r>
-      <w:r>
-        <w:rPr>
-          <w:sz w:val="20"/>
-          <w:szCs w:val="20"/>
-        </w:rPr>
-        <w:t xml:space="preserve">? Ao entrar, ela repara na faixa dizendo qual casa está olhando, e acha o caminho de volta? ⚠️ Pergunte: </w:t>
-      </w:r>
-      <w:r>
-        <w:rPr>
-          <w:i/>
-          <w:iCs/>
-          <w:sz w:val="20"/>
-          <w:szCs w:val="20"/>
-        </w:rPr>
-        <w:t xml:space="preserve">"o que você precisaria ver aqui para saber como vai a casa sem entrar criança por criança?"</w:t>
-      </w:r>
-      <w:r>
-        <w:rPr>
-          <w:sz w:val="20"/>
-          <w:szCs w:val="20"/>
-        </w:rPr>
-        <w:t xml:space="preserve"> — </w:t>
-      </w:r>
-      <w:r>
-        <w:rPr>
-          <w:b/>
-          <w:bCs/>
-          <w:sz w:val="20"/>
-          <w:szCs w:val="20"/>
-        </w:rPr>
-        <w:t xml:space="preserve">anote a resposta inteira, nas palavras dela</w:t>
-      </w:r>
-      <w:r>
-        <w:rPr>
-          <w:sz w:val="20"/>
-          <w:szCs w:val="20"/>
-        </w:rPr>
-        <w:t xml:space="preserve">. É o pedido que ainda não foi construído, e é a pergunta 9 da §8.</w:t>
+        <w:t xml:space="preserve"> em Mais e percebe que os cartões abrem? Ao entrar, repara na faixa que indica qual casa está olhando, e encontra o caminho de volta? Pergunte: </w:t>
+      </w:r>
+      <w:r>
+        <w:rPr>
+          <w:i/>
+          <w:iCs/>
+          <w:sz w:val="20"/>
+          <w:szCs w:val="20"/>
+        </w:rPr>
+        <w:t xml:space="preserve">o que você precisaria ver aqui para saber como vai a casa sem abrir criança por criança?</w:t>
+      </w:r>
+      <w:r>
+        <w:rPr>
+          <w:sz w:val="20"/>
+          <w:szCs w:val="20"/>
+        </w:rPr>
+        <w:t xml:space="preserve"> Anote a resposta com as palavras dele: é a pergunta 9 da seção 8.</w:t>
       </w:r>
     </w:p>
     <w:p>
@@ -9269,19 +7145,19 @@
           <w:sz w:val="21"/>
           <w:szCs w:val="21"/>
         </w:rPr>
-        <w:t xml:space="preserve">Gere a folha da portaria para a guarita.</w:t>
-      </w:r>
-      <w:r>
-        <w:rPr>
-          <w:sz w:val="21"/>
-          <w:szCs w:val="21"/>
-        </w:rPr>
-        <w:t xml:space="preserve"> Observar: ela acha </w:t>
-      </w:r>
-      <w:r>
-        <w:rPr>
-          <w:b/>
-          <w:bCs/>
+        <w:t xml:space="preserve">Gere a relação de visitantes para a portaria.</w:t>
+      </w:r>
+      <w:r>
+        <w:rPr>
+          <w:sz w:val="21"/>
+          <w:szCs w:val="21"/>
+        </w:rPr>
+        <w:t xml:space="preserve"> Observar: ela encontra </w:t>
+      </w:r>
+      <w:r>
+        <w:rPr>
+          <w:i/>
+          <w:iCs/>
           <w:sz w:val="21"/>
           <w:szCs w:val="21"/>
         </w:rPr>
@@ -9292,55 +7168,16 @@
           <w:sz w:val="21"/>
           <w:szCs w:val="21"/>
         </w:rPr>
-        <w:t xml:space="preserve"> em "Mais"? Antes de gerar, ela lê quem está </w:t>
-      </w:r>
-      <w:r>
-        <w:rPr>
-          <w:b/>
-          <w:bCs/>
-          <w:sz w:val="21"/>
-          <w:szCs w:val="21"/>
-        </w:rPr>
-        <w:t xml:space="preserve">sem ninguém autorizado</w:t>
-      </w:r>
-      <w:r>
-        <w:rPr>
-          <w:sz w:val="21"/>
-          <w:szCs w:val="21"/>
-        </w:rPr>
-        <w:t xml:space="preserve">, sem foto ou sem CPF — e faz alguma coisa com isso, ou passa direto? Na folha, ela confere que </w:t>
-      </w:r>
-      <w:r>
-        <w:rPr>
-          <w:b/>
-          <w:bCs/>
-          <w:sz w:val="21"/>
-          <w:szCs w:val="21"/>
-        </w:rPr>
-        <w:t xml:space="preserve">não há motivo de restrição nem observação</w:t>
-      </w:r>
-      <w:r>
-        <w:rPr>
-          <w:sz w:val="21"/>
-          <w:szCs w:val="21"/>
-        </w:rPr>
-        <w:t xml:space="preserve"> de ninguém? ⚠️ Pergunte: </w:t>
-      </w:r>
-      <w:r>
-        <w:rPr>
-          <w:i/>
-          <w:iCs/>
-          <w:sz w:val="21"/>
-          <w:szCs w:val="21"/>
-        </w:rPr>
-        <w:t xml:space="preserve">"com que frequência esta folha precisa ser trocada na guarita, e quem recolhe a velha?"</w:t>
-      </w:r>
-      <w:r>
-        <w:rPr>
-          <w:sz w:val="21"/>
-          <w:szCs w:val="21"/>
-        </w:rPr>
-        <w:t xml:space="preserve"> — a folha diz que vale até ser substituída, e isso só funciona se alguém recolher a anterior.</w:t>
+        <w:t xml:space="preserve"> em Mais? Antes de gerar, lê quem está sem visitante autorizado, sem foto ou sem CPF, e faz algo a respeito ou segue adiante? No documento, confere que não há motivo de restrição nem observações sobre ninguém? Pergunte: </w:t>
+      </w:r>
+      <w:r>
+        <w:rPr>
+          <w:i/>
+          <w:iCs/>
+          <w:sz w:val="21"/>
+          <w:szCs w:val="21"/>
+        </w:rPr>
+        <w:t xml:space="preserve">com que frequência esta relação precisa ser trocada na portaria, e quem recolhe a anterior?</w:t>
       </w:r>
     </w:p>
     <w:p>
@@ -9413,94 +7250,62 @@
           <w:sz w:val="21"/>
           <w:szCs w:val="21"/>
         </w:rPr>
-        <w:t xml:space="preserve">A escola pediu que o contato passe só pela equipe técnica. Tire a escola da vista do plantão — e depois devolva.</w:t>
-      </w:r>
-      <w:r>
-        <w:rPr>
-          <w:sz w:val="21"/>
-          <w:szCs w:val="21"/>
-        </w:rPr>
-        <w:t xml:space="preserve"> Observar: ela acha </w:t>
-      </w:r>
-      <w:r>
-        <w:rPr>
-          <w:b/>
-          <w:bCs/>
-          <w:sz w:val="21"/>
-          <w:szCs w:val="21"/>
-        </w:rPr>
-        <w:t xml:space="preserve">"O que o plantão vê"</w:t>
-      </w:r>
-      <w:r>
-        <w:rPr>
-          <w:sz w:val="21"/>
-          <w:szCs w:val="21"/>
-        </w:rPr>
-        <w:t xml:space="preserve"> em "Mais"? Ela entende que isso vale só para o </w:t>
-      </w:r>
-      <w:r>
-        <w:rPr>
-          <w:b/>
-          <w:bCs/>
-          <w:sz w:val="21"/>
-          <w:szCs w:val="21"/>
-        </w:rPr>
-        <w:t xml:space="preserve">educador em plantão</w:t>
-      </w:r>
-      <w:r>
-        <w:rPr>
-          <w:sz w:val="21"/>
-          <w:szCs w:val="21"/>
-        </w:rPr>
-        <w:t xml:space="preserve">, e só nesta casa? Ao desligar, ela escreve um motivo de verdade, sabendo que </w:t>
-      </w:r>
-      <w:r>
-        <w:rPr>
-          <w:b/>
-          <w:bCs/>
-          <w:sz w:val="21"/>
-          <w:szCs w:val="21"/>
-        </w:rPr>
-        <w:t xml:space="preserve">o educador vai ler esse motivo</w:t>
-      </w:r>
-      <w:r>
-        <w:rPr>
-          <w:sz w:val="21"/>
-          <w:szCs w:val="21"/>
-        </w:rPr>
-        <w:t xml:space="preserve">? ⚠️ Pergunte duas coisas: </w:t>
-      </w:r>
-      <w:r>
-        <w:rPr>
-          <w:i/>
-          <w:iCs/>
-          <w:sz w:val="21"/>
-          <w:szCs w:val="21"/>
-        </w:rPr>
-        <w:t xml:space="preserve">"em que situação real você desligaria algum destes?"</w:t>
-      </w:r>
-      <w:r>
-        <w:rPr>
-          <w:sz w:val="21"/>
-          <w:szCs w:val="21"/>
-        </w:rPr>
-        <w:t xml:space="preserve"> — se ela não tiver nenhuma, isto é um botão que ninguém vai usar, e vale saber — e </w:t>
-      </w:r>
-      <w:r>
-        <w:rPr>
-          <w:i/>
-          <w:iCs/>
-          <w:sz w:val="21"/>
-          <w:szCs w:val="21"/>
-        </w:rPr>
-        <w:t xml:space="preserve">"o que você esperava poder desligar e não está na lista?"</w:t>
-      </w:r>
-      <w:r>
-        <w:rPr>
-          <w:sz w:val="21"/>
-          <w:szCs w:val="21"/>
-        </w:rPr>
-        <w:t xml:space="preserve">. A lista é fechada de propósito; o que ela pedir a mais é a pergunta 7 da §8.</w:t>
+        <w:t xml:space="preserve">A escola pediu que o contato seja feito apenas pela equipe técnica. Retire a escola da vista do plantão e depois restabeleça.</w:t>
+      </w:r>
+      <w:r>
+        <w:rPr>
+          <w:sz w:val="21"/>
+          <w:szCs w:val="21"/>
+        </w:rPr>
+        <w:t xml:space="preserve"> Observar: ela encontra </w:t>
+      </w:r>
+      <w:r>
+        <w:rPr>
+          <w:i/>
+          <w:iCs/>
+          <w:sz w:val="21"/>
+          <w:szCs w:val="21"/>
+        </w:rPr>
+        <w:t xml:space="preserve">O que o plantão vê</w:t>
+      </w:r>
+      <w:r>
+        <w:rPr>
+          <w:sz w:val="21"/>
+          <w:szCs w:val="21"/>
+        </w:rPr>
+        <w:t xml:space="preserve"> em Mais? Entende que isso vale apenas para o educador em plantão, e apenas nesta casa? Ao desligar, escreve um motivo consistente, sabendo que o educador vai lê-lo? Pergunte: </w:t>
+      </w:r>
+      <w:r>
+        <w:rPr>
+          <w:i/>
+          <w:iCs/>
+          <w:sz w:val="21"/>
+          <w:szCs w:val="21"/>
+        </w:rPr>
+        <w:t xml:space="preserve">em que situação real você desligaria algum destes?</w:t>
+      </w:r>
+      <w:r>
+        <w:rPr>
+          <w:sz w:val="21"/>
+          <w:szCs w:val="21"/>
+        </w:rPr>
+        <w:t xml:space="preserve"> e </w:t>
+      </w:r>
+      <w:r>
+        <w:rPr>
+          <w:i/>
+          <w:iCs/>
+          <w:sz w:val="21"/>
+          <w:szCs w:val="21"/>
+        </w:rPr>
+        <w:t xml:space="preserve">o que você esperava poder desligar e não está na lista?</w:t>
+      </w:r>
+      <w:r>
+        <w:rPr>
+          <w:sz w:val="21"/>
+          <w:szCs w:val="21"/>
+        </w:rPr>
+        <w:t xml:space="preserve"> O que ela pedir a mais se liga à pergunta 7 da seção 8.</w:t>
       </w:r>
     </w:p>
     <w:p>
@@ -9573,14 +7378,23 @@
           <w:sz w:val="21"/>
           <w:szCs w:val="21"/>
         </w:rPr>
-        <w:t xml:space="preserve">Pergunte depois:</w:t>
-      </w:r>
-      <w:r>
-        <w:rPr>
-          <w:sz w:val="21"/>
-          <w:szCs w:val="21"/>
-        </w:rPr>
-        <w:t xml:space="preserve"> "o que desta lista você já faz hoje em outro lugar? Onde?"</w:t>
+        <w:t xml:space="preserve">Pergunte ao final:</w:t>
+      </w:r>
+      <w:r>
+        <w:rPr>
+          <w:sz w:val="21"/>
+          <w:szCs w:val="21"/>
+        </w:rPr>
+        <w:t xml:space="preserve"> </w:t>
+      </w:r>
+      <w:r>
+        <w:rPr>
+          <w:i/>
+          <w:iCs/>
+          <w:sz w:val="21"/>
+          <w:szCs w:val="21"/>
+        </w:rPr>
+        <w:t xml:space="preserve">o que desta lista você já faz hoje em outro lugar? Onde?</w:t>
       </w:r>
     </w:p>
     <w:p>
@@ -9648,7 +7462,7 @@
           <w:sz w:val="26"/>
           <w:szCs w:val="26"/>
         </w:rPr>
-        <w:t xml:space="preserve">5.1. Gestor Geral — a leitura das oito casas</w:t>
+        <w:t xml:space="preserve">5.1. Gestor Geral: a leitura das oito casas</w:t>
       </w:r>
     </w:p>
     <w:p>
@@ -9663,7 +7477,7 @@
           <w:sz w:val="20"/>
           <w:szCs w:val="20"/>
         </w:rPr>
-        <w:t xml:space="preserve">Se o gestor estiver presente. São cinco minutos, e é a única parte do roteiro que não é sobre o turno.</w:t>
+        <w:t xml:space="preserve">Se o gestor estiver presente. São cinco minutos, e é a única parte do roteiro que não trata do turno.</w:t>
       </w:r>
     </w:p>
     <w:p>
@@ -9695,32 +7509,32 @@
           <w:sz w:val="21"/>
           <w:szCs w:val="21"/>
         </w:rPr>
-        <w:t xml:space="preserve"> Observar: ele acha a chave </w:t>
-      </w:r>
-      <w:r>
-        <w:rPr>
-          <w:b/>
-          <w:bCs/>
-          <w:sz w:val="21"/>
-          <w:szCs w:val="21"/>
-        </w:rPr>
-        <w:t xml:space="preserve">🌱</w:t>
-      </w:r>
-      <w:r>
-        <w:rPr>
-          <w:sz w:val="21"/>
-          <w:szCs w:val="21"/>
-        </w:rPr>
-        <w:t xml:space="preserve"> no alto da tela, ao lado do tema? Ou procura no menu? </w:t>
-      </w:r>
-      <w:r>
-        <w:rPr>
-          <w:i/>
-          <w:iCs/>
-          <w:sz w:val="21"/>
-          <w:szCs w:val="21"/>
-        </w:rPr>
-        <w:t xml:space="preserve">(As duas portas existem; qual ele usa primeiro é o dado.)</w:t>
+        <w:t xml:space="preserve"> Observar: ele encontra o botão </w:t>
+      </w:r>
+      <w:r>
+        <w:rPr>
+          <w:i/>
+          <w:iCs/>
+          <w:sz w:val="21"/>
+          <w:szCs w:val="21"/>
+        </w:rPr>
+        <w:t xml:space="preserve">Ver o trabalho social</w:t>
+      </w:r>
+      <w:r>
+        <w:rPr>
+          <w:sz w:val="21"/>
+          <w:szCs w:val="21"/>
+        </w:rPr>
+        <w:t xml:space="preserve">, no alto da tela, ou procura no menu? </w:t>
+      </w:r>
+      <w:r>
+        <w:rPr>
+          <w:i/>
+          <w:iCs/>
+          <w:sz w:val="21"/>
+          <w:szCs w:val="21"/>
+        </w:rPr>
+        <w:t xml:space="preserve">(Os dois caminhos existem; qual ele usa primeiro é o que interessa.)</w:t>
       </w:r>
     </w:p>
     <w:p>
@@ -9800,32 +7614,16 @@
           <w:sz w:val="21"/>
           <w:szCs w:val="21"/>
         </w:rPr>
-        <w:t xml:space="preserve"> Observar: o que ele olha primeiro — o total, os tipos de conquista, ou a lista casa a casa? Ele procura ordenar por resultado? ⚠️ </w:t>
-      </w:r>
-      <w:r>
-        <w:rPr>
-          <w:b/>
-          <w:bCs/>
-          <w:sz w:val="21"/>
-          <w:szCs w:val="21"/>
-        </w:rPr>
-        <w:t xml:space="preserve">Se ele pedir para ordenar as casas por conquistas, não conceda, e anote a frase.</w:t>
-      </w:r>
-      <w:r>
-        <w:rPr>
-          <w:sz w:val="21"/>
-          <w:szCs w:val="21"/>
-        </w:rPr>
-        <w:t xml:space="preserve"> A ordem é a do cadastro de propósito: comparar casas seria um ranking com outro nome, e a casa que recebe adolescentes com medida recente não está na mesma corrida da casa-lar com quatro crianças pequenas. A pergunta que vale fazer é: </w:t>
-      </w:r>
-      <w:r>
-        <w:rPr>
-          <w:i/>
-          <w:iCs/>
-          <w:sz w:val="21"/>
-          <w:szCs w:val="21"/>
-        </w:rPr>
-        <w:t xml:space="preserve">"o que você faria com esse número?"</w:t>
+        <w:t xml:space="preserve"> Observar: o que ele olha primeiro, o total, os tipos de conquista ou a lista por casa? Procura ordenar por resultado? Se pedir para ordenar as casas por conquistas, anote a frase. A ordem segue o cadastro: cada casa atende um público diferente, e uma casa que recebe adolescentes em medida recente não pode ser comparada a uma casa-lar com quatro crianças pequenas. Pergunte: </w:t>
+      </w:r>
+      <w:r>
+        <w:rPr>
+          <w:i/>
+          <w:iCs/>
+          <w:sz w:val="21"/>
+          <w:szCs w:val="21"/>
+        </w:rPr>
+        <w:t xml:space="preserve">o que você faria com esse número?</w:t>
       </w:r>
     </w:p>
     <w:p>
@@ -9905,7 +7703,7 @@
           <w:sz w:val="21"/>
           <w:szCs w:val="21"/>
         </w:rPr>
-        <w:t xml:space="preserve"> Observar: ele espera ver saúde e ocorrências ali? A tela traz só as conquistas e as casas por onde ela passou — e diz por escrito que o resto fica nas telas do caso.</w:t>
+        <w:t xml:space="preserve"> Observar: ele espera encontrar saúde e ocorrências? A tela traz apenas as conquistas e as casas por onde a criança passou, e informa que o restante está no acompanhamento do caso.</w:t>
       </w:r>
     </w:p>
     <w:p>
@@ -9978,14 +7776,23 @@
           <w:sz w:val="21"/>
           <w:szCs w:val="21"/>
         </w:rPr>
-        <w:t xml:space="preserve">Pergunte depois:</w:t>
-      </w:r>
-      <w:r>
-        <w:rPr>
-          <w:sz w:val="21"/>
-          <w:szCs w:val="21"/>
-        </w:rPr>
-        <w:t xml:space="preserve"> "que número desta tela você levaria para uma reunião fora da Fundação, e para quem?"</w:t>
+        <w:t xml:space="preserve">Pergunte ao final:</w:t>
+      </w:r>
+      <w:r>
+        <w:rPr>
+          <w:sz w:val="21"/>
+          <w:szCs w:val="21"/>
+        </w:rPr>
+        <w:t xml:space="preserve"> </w:t>
+      </w:r>
+      <w:r>
+        <w:rPr>
+          <w:i/>
+          <w:iCs/>
+          <w:sz w:val="21"/>
+          <w:szCs w:val="21"/>
+        </w:rPr>
+        <w:t xml:space="preserve">que número desta tela você levaria para uma reunião fora da Fundação, e para quem?</w:t>
       </w:r>
     </w:p>
     <w:p>
@@ -10090,23 +7897,7 @@
           <w:sz w:val="21"/>
           <w:szCs w:val="21"/>
         </w:rPr>
-        <w:t xml:space="preserve"> Observar: ela entende que </w:t>
-      </w:r>
-      <w:r>
-        <w:rPr>
-          <w:b/>
-          <w:bCs/>
-          <w:sz w:val="21"/>
-          <w:szCs w:val="21"/>
-        </w:rPr>
-        <w:t xml:space="preserve">casa sem chamado também entra</w:t>
-      </w:r>
-      <w:r>
-        <w:rPr>
-          <w:sz w:val="21"/>
-          <w:szCs w:val="21"/>
-        </w:rPr>
-        <w:t xml:space="preserve">?</w:t>
+        <w:t xml:space="preserve"> Observar: ela entende que a casa sem chamado também é registrada?</w:t>
       </w:r>
     </w:p>
     <w:p>
@@ -10186,7 +7977,7 @@
           <w:sz w:val="21"/>
           <w:szCs w:val="21"/>
         </w:rPr>
-        <w:t xml:space="preserve"> Observar: ela fecha com pendência dizendo quais?</w:t>
+        <w:t xml:space="preserve"> Observar: ela fecha com pendência indicando quais casas?</w:t>
       </w:r>
     </w:p>
     <w:p>
@@ -10254,35 +8045,44 @@
       </w:r>
       <w:r>
         <w:rPr>
-          <w:sz w:val="21"/>
-          <w:szCs w:val="21"/>
-        </w:rPr>
-        <w:t xml:space="preserve">⚠️ </w:t>
-      </w:r>
-      <w:r>
-        <w:rPr>
-          <w:b/>
-          <w:bCs/>
-          <w:sz w:val="21"/>
-          <w:szCs w:val="21"/>
-        </w:rPr>
-        <w:t xml:space="preserve">Pergunte diretamente:</w:t>
-      </w:r>
-      <w:r>
-        <w:rPr>
-          <w:sz w:val="21"/>
-          <w:szCs w:val="21"/>
-        </w:rPr>
-        <w:t xml:space="preserve"> "de dia, quem precisa ler a ATA Geral da noite anterior? A coordenação? A técnica?" </w:t>
-      </w:r>
-      <w:r>
-        <w:rPr>
-          <w:i/>
-          <w:iCs/>
-          <w:sz w:val="21"/>
-          <w:szCs w:val="21"/>
-        </w:rPr>
-        <w:t xml:space="preserve">(Hoje só quem abre chega nela. É a outra decisão em aberto, e a resposta dele decide o que construir.)</w:t>
+          <w:b/>
+          <w:bCs/>
+          <w:sz w:val="21"/>
+          <w:szCs w:val="21"/>
+        </w:rPr>
+        <w:t xml:space="preserve">Pergunte:</w:t>
+      </w:r>
+      <w:r>
+        <w:rPr>
+          <w:sz w:val="21"/>
+          <w:szCs w:val="21"/>
+        </w:rPr>
+        <w:t xml:space="preserve"> </w:t>
+      </w:r>
+      <w:r>
+        <w:rPr>
+          <w:i/>
+          <w:iCs/>
+          <w:sz w:val="21"/>
+          <w:szCs w:val="21"/>
+        </w:rPr>
+        <w:t xml:space="preserve">de dia, quem precisa ler a ATA Geral da noite anterior? A coordenação? A técnica?</w:t>
+      </w:r>
+      <w:r>
+        <w:rPr>
+          <w:sz w:val="21"/>
+          <w:szCs w:val="21"/>
+        </w:rPr>
+        <w:t xml:space="preserve"> </w:t>
+      </w:r>
+      <w:r>
+        <w:rPr>
+          <w:i/>
+          <w:iCs/>
+          <w:sz w:val="21"/>
+          <w:szCs w:val="21"/>
+        </w:rPr>
+        <w:t xml:space="preserve">(Hoje só quem abre a ATA Geral chega até ela. A resposta orienta o que construir.)</w:t>
       </w:r>
     </w:p>
     <w:p>
@@ -10355,8 +8155,374 @@
           <w:sz w:val="26"/>
           <w:szCs w:val="26"/>
         </w:rPr>
-        <w:t xml:space="preserve">7. A cozinha — aplicada com </w:t>
-      </w:r>
+        <w:t xml:space="preserve">7. Cozinha: aplicada com o educador, e não com a cozinha</w:t>
+      </w:r>
+    </w:p>
+    <w:p>
+      <w:pPr>
+        <w:spacing w:after="100" w:line="280"/>
+        <w:jc w:val="both"/>
+      </w:pPr>
+      <w:r>
+        <w:rPr>
+          <w:sz w:val="20"/>
+          <w:szCs w:val="20"/>
+        </w:rPr>
+        <w:t xml:space="preserve">A Fundação decidiu em 09/09 que a cozinha não usa o protótipo e recebe as folhas impressas. A tela </w:t>
+      </w:r>
+      <w:r>
+        <w:rPr>
+          <w:i/>
+          <w:iCs/>
+          <w:sz w:val="20"/>
+          <w:szCs w:val="20"/>
+        </w:rPr>
+        <w:t xml:space="preserve">Cozinha</w:t>
+      </w:r>
+      <w:r>
+        <w:rPr>
+          <w:sz w:val="20"/>
+          <w:szCs w:val="20"/>
+        </w:rPr>
+        <w:t xml:space="preserve"> fica em Mais, para quem trabalha na casa. </w:t>
+      </w:r>
+      <w:r>
+        <w:rPr>
+          <w:i/>
+          <w:iCs/>
+          <w:sz w:val="20"/>
+          <w:szCs w:val="20"/>
+        </w:rPr>
+        <w:t xml:space="preserve">Aplique estas tarefas com um educador ou um líder, que é quem percebe no turno que falta lanche para a saída de sábado.</w:t>
+      </w:r>
+    </w:p>
+    <w:p>
+      <w:pPr>
+        <w:keepNext/>
+        <w:spacing w:after="60" w:before="200"/>
+      </w:pPr>
+      <w:r>
+        <w:rPr>
+          <w:b/>
+          <w:bCs/>
+          <w:color w:val="1F3864"/>
+          <w:sz w:val="22"/>
+          <w:szCs w:val="22"/>
+        </w:rPr>
+        <w:t xml:space="preserve">1. </w:t>
+      </w:r>
+      <w:r>
+        <w:rPr>
+          <w:b/>
+          <w:bCs/>
+          <w:sz w:val="21"/>
+          <w:szCs w:val="21"/>
+        </w:rPr>
+        <w:t xml:space="preserve">Falta lanche para a saída ao parque de sábado. Faça o pedido à cozinha.</w:t>
+      </w:r>
+      <w:r>
+        <w:rPr>
+          <w:sz w:val="21"/>
+          <w:szCs w:val="21"/>
+        </w:rPr>
+        <w:t xml:space="preserve"> Observar: ela procura a cozinha na barra de baixo ou em Mais? Entende que a folha vai impressa e que nenhuma mensagem é enviada? Repara que </w:t>
+      </w:r>
+      <w:r>
+        <w:rPr>
+          <w:i/>
+          <w:iCs/>
+          <w:sz w:val="21"/>
+          <w:szCs w:val="21"/>
+        </w:rPr>
+        <w:t xml:space="preserve">Para quê</w:t>
+      </w:r>
+      <w:r>
+        <w:rPr>
+          <w:sz w:val="21"/>
+          <w:szCs w:val="21"/>
+        </w:rPr>
+        <w:t xml:space="preserve"> é obrigatório, e escreve o motivo ou tenta salvar sem? Usa </w:t>
+      </w:r>
+      <w:r>
+        <w:rPr>
+          <w:i/>
+          <w:iCs/>
+          <w:sz w:val="21"/>
+          <w:szCs w:val="21"/>
+        </w:rPr>
+        <w:t xml:space="preserve">Selecionar todos</w:t>
+      </w:r>
+      <w:r>
+        <w:rPr>
+          <w:sz w:val="21"/>
+          <w:szCs w:val="21"/>
+        </w:rPr>
+        <w:t xml:space="preserve"> para a saída do grupo, ou marca criança por criança? Se ela perguntar por um botão de WhatsApp, anote a frase e informe que não há: foi uma decisão de 28/08.</w:t>
+      </w:r>
+    </w:p>
+    <w:p>
+      <w:pPr>
+        <w:pBdr>
+          <w:bottom w:val="dotted" w:color="BFBFBF" w:sz="6" w:space="2"/>
+        </w:pBdr>
+        <w:spacing w:after="60" w:before="60"/>
+      </w:pPr>
+      <w:r>
+        <w:rPr>
+          <w:color w:val="808080"/>
+          <w:sz w:val="16"/>
+          <w:szCs w:val="16"/>
+        </w:rPr>
+        <w:t xml:space="preserve">achou?   sim / com ajuda / não          quanto tempo?   10s / 30s / desistiu</w:t>
+      </w:r>
+    </w:p>
+    <w:p>
+      <w:pPr>
+        <w:pBdr>
+          <w:bottom w:val="dotted" w:color="BFBFBF" w:sz="6" w:space="2"/>
+        </w:pBdr>
+        <w:spacing w:after="60" w:before="60"/>
+      </w:pPr>
+      <w:r>
+        <w:rPr>
+          <w:color w:val="808080"/>
+          <w:sz w:val="16"/>
+          <w:szCs w:val="16"/>
+        </w:rPr>
+        <w:t xml:space="preserve">a frase dela:</w:t>
+      </w:r>
+    </w:p>
+    <w:p>
+      <w:pPr>
+        <w:pBdr>
+          <w:bottom w:val="dotted" w:color="BFBFBF" w:sz="6" w:space="2"/>
+        </w:pBdr>
+        <w:spacing w:after="60" w:before="60"/>
+      </w:pPr>
+      <w:r>
+        <w:rPr>
+          <w:color w:val="808080"/>
+          <w:sz w:val="16"/>
+          <w:szCs w:val="16"/>
+        </w:rPr>
+        <w:t xml:space="preserve"/>
+      </w:r>
+    </w:p>
+    <w:p>
+      <w:pPr>
+        <w:keepNext/>
+        <w:spacing w:after="60" w:before="200"/>
+      </w:pPr>
+      <w:r>
+        <w:rPr>
+          <w:b/>
+          <w:bCs/>
+          <w:color w:val="1F3864"/>
+          <w:sz w:val="22"/>
+          <w:szCs w:val="22"/>
+        </w:rPr>
+        <w:t xml:space="preserve">2. </w:t>
+      </w:r>
+      <w:r>
+        <w:rPr>
+          <w:b/>
+          <w:bCs/>
+          <w:sz w:val="21"/>
+          <w:szCs w:val="21"/>
+        </w:rPr>
+        <w:t xml:space="preserve">Descubra o que não pode ser servido hoje.</w:t>
+      </w:r>
+      <w:r>
+        <w:rPr>
+          <w:sz w:val="21"/>
+          <w:szCs w:val="21"/>
+        </w:rPr>
+        <w:t xml:space="preserve"> Observar: ela encontra a aba </w:t>
+      </w:r>
+      <w:r>
+        <w:rPr>
+          <w:i/>
+          <w:iCs/>
+          <w:sz w:val="21"/>
+          <w:szCs w:val="21"/>
+        </w:rPr>
+        <w:t xml:space="preserve">Restrições</w:t>
+      </w:r>
+      <w:r>
+        <w:rPr>
+          <w:sz w:val="21"/>
+          <w:szCs w:val="21"/>
+        </w:rPr>
+        <w:t xml:space="preserve">, ao lado de </w:t>
+      </w:r>
+      <w:r>
+        <w:rPr>
+          <w:i/>
+          <w:iCs/>
+          <w:sz w:val="21"/>
+          <w:szCs w:val="21"/>
+        </w:rPr>
+        <w:t xml:space="preserve">Pedidos</w:t>
+      </w:r>
+      <w:r>
+        <w:rPr>
+          <w:sz w:val="21"/>
+          <w:szCs w:val="21"/>
+        </w:rPr>
+        <w:t xml:space="preserve">? Sente falta de alguma informação? Se pedir o motivo da restrição, anote a frase e não informe: a relação traz a restrição e a substituição, e não a razão clínica. Ainda assim, o pedido dela pode indicar que falta orientação de substituição.</w:t>
+      </w:r>
+    </w:p>
+    <w:p>
+      <w:pPr>
+        <w:pBdr>
+          <w:bottom w:val="dotted" w:color="BFBFBF" w:sz="6" w:space="2"/>
+        </w:pBdr>
+        <w:spacing w:after="60" w:before="60"/>
+      </w:pPr>
+      <w:r>
+        <w:rPr>
+          <w:color w:val="808080"/>
+          <w:sz w:val="16"/>
+          <w:szCs w:val="16"/>
+        </w:rPr>
+        <w:t xml:space="preserve">achou?   sim / com ajuda / não          quanto tempo?   10s / 30s / desistiu</w:t>
+      </w:r>
+    </w:p>
+    <w:p>
+      <w:pPr>
+        <w:pBdr>
+          <w:bottom w:val="dotted" w:color="BFBFBF" w:sz="6" w:space="2"/>
+        </w:pBdr>
+        <w:spacing w:after="60" w:before="60"/>
+      </w:pPr>
+      <w:r>
+        <w:rPr>
+          <w:color w:val="808080"/>
+          <w:sz w:val="16"/>
+          <w:szCs w:val="16"/>
+        </w:rPr>
+        <w:t xml:space="preserve">a frase dela:</w:t>
+      </w:r>
+    </w:p>
+    <w:p>
+      <w:pPr>
+        <w:pBdr>
+          <w:bottom w:val="dotted" w:color="BFBFBF" w:sz="6" w:space="2"/>
+        </w:pBdr>
+        <w:spacing w:after="60" w:before="60"/>
+      </w:pPr>
+      <w:r>
+        <w:rPr>
+          <w:color w:val="808080"/>
+          <w:sz w:val="16"/>
+          <w:szCs w:val="16"/>
+        </w:rPr>
+        <w:t xml:space="preserve"/>
+      </w:r>
+    </w:p>
+    <w:p>
+      <w:pPr>
+        <w:keepNext/>
+        <w:spacing w:after="60" w:before="200"/>
+      </w:pPr>
+      <w:r>
+        <w:rPr>
+          <w:b/>
+          <w:bCs/>
+          <w:color w:val="1F3864"/>
+          <w:sz w:val="22"/>
+          <w:szCs w:val="22"/>
+        </w:rPr>
+        <w:t xml:space="preserve">3. </w:t>
+      </w:r>
+      <w:r>
+        <w:rPr>
+          <w:b/>
+          <w:bCs/>
+          <w:sz w:val="21"/>
+          <w:szCs w:val="21"/>
+        </w:rPr>
+        <w:t xml:space="preserve">Pergunte ao final:</w:t>
+      </w:r>
+      <w:r>
+        <w:rPr>
+          <w:sz w:val="21"/>
+          <w:szCs w:val="21"/>
+        </w:rPr>
+        <w:t xml:space="preserve"> </w:t>
+      </w:r>
+      <w:r>
+        <w:rPr>
+          <w:i/>
+          <w:iCs/>
+          <w:sz w:val="21"/>
+          <w:szCs w:val="21"/>
+        </w:rPr>
+        <w:t xml:space="preserve">quem, na sua casa, faria esse pedido: você, o líder ou a coordenação?</w:t>
+      </w:r>
+    </w:p>
+    <w:p>
+      <w:pPr>
+        <w:pBdr>
+          <w:bottom w:val="dotted" w:color="BFBFBF" w:sz="6" w:space="2"/>
+        </w:pBdr>
+        <w:spacing w:after="60" w:before="60"/>
+      </w:pPr>
+      <w:r>
+        <w:rPr>
+          <w:color w:val="808080"/>
+          <w:sz w:val="16"/>
+          <w:szCs w:val="16"/>
+        </w:rPr>
+        <w:t xml:space="preserve">achou?   sim / com ajuda / não          quanto tempo?   10s / 30s / desistiu</w:t>
+      </w:r>
+    </w:p>
+    <w:p>
+      <w:pPr>
+        <w:pBdr>
+          <w:bottom w:val="dotted" w:color="BFBFBF" w:sz="6" w:space="2"/>
+        </w:pBdr>
+        <w:spacing w:after="60" w:before="60"/>
+      </w:pPr>
+      <w:r>
+        <w:rPr>
+          <w:color w:val="808080"/>
+          <w:sz w:val="16"/>
+          <w:szCs w:val="16"/>
+        </w:rPr>
+        <w:t xml:space="preserve">a frase dela:</w:t>
+      </w:r>
+    </w:p>
+    <w:p>
+      <w:pPr>
+        <w:pBdr>
+          <w:bottom w:val="dotted" w:color="BFBFBF" w:sz="6" w:space="2"/>
+        </w:pBdr>
+        <w:spacing w:after="60" w:before="60"/>
+      </w:pPr>
+      <w:r>
+        <w:rPr>
+          <w:color w:val="808080"/>
+          <w:sz w:val="16"/>
+          <w:szCs w:val="16"/>
+        </w:rPr>
+        <w:t xml:space="preserve"/>
+      </w:r>
+    </w:p>
+    <w:p>
+      <w:r>
+        <w:br w:type="page"/>
+      </w:r>
+    </w:p>
+    <w:p>
+      <w:pPr>
+        <w:pStyle w:val="Heading2"/>
+        <w:keepNext/>
+        <w:pBdr>
+          <w:bottom w:val="single" w:color="1F3864" w:sz="4" w:space="4"/>
+        </w:pBdr>
+        <w:spacing w:after="120" w:before="0"/>
+      </w:pPr>
       <w:r>
         <w:rPr>
           <w:b/>
@@ -10365,8 +8531,704 @@
           <w:sz w:val="26"/>
           <w:szCs w:val="26"/>
         </w:rPr>
-        <w:t xml:space="preserve">o educador</w:t>
-      </w:r>
+        <w:t xml:space="preserve">8. Nove perguntas para o Marcelo, ao final</w:t>
+      </w:r>
+    </w:p>
+    <w:p>
+      <w:pPr>
+        <w:keepNext/>
+        <w:spacing w:after="60" w:before="200"/>
+      </w:pPr>
+      <w:r>
+        <w:rPr>
+          <w:b/>
+          <w:bCs/>
+          <w:color w:val="1F3864"/>
+          <w:sz w:val="22"/>
+          <w:szCs w:val="22"/>
+        </w:rPr>
+        <w:t xml:space="preserve">1. </w:t>
+      </w:r>
+      <w:r>
+        <w:rPr>
+          <w:b/>
+          <w:bCs/>
+          <w:sz w:val="21"/>
+          <w:szCs w:val="21"/>
+        </w:rPr>
+        <w:t xml:space="preserve">A escala 12x36 em vigor.</w:t>
+      </w:r>
+      <w:r>
+        <w:rPr>
+          <w:sz w:val="21"/>
+          <w:szCs w:val="21"/>
+        </w:rPr>
+        <w:t xml:space="preserve"> Sem ela, o aviso de fora da escala ao marcar um compromisso não funciona.</w:t>
+      </w:r>
+    </w:p>
+    <w:p>
+      <w:pPr>
+        <w:pBdr>
+          <w:bottom w:val="dotted" w:color="BFBFBF" w:sz="6" w:space="2"/>
+        </w:pBdr>
+        <w:spacing w:after="120" w:before="120"/>
+      </w:pPr>
+      <w:r>
+        <w:rPr>
+          <w:sz w:val="16"/>
+          <w:szCs w:val="16"/>
+        </w:rPr>
+        <w:t xml:space="preserve"/>
+      </w:r>
+    </w:p>
+    <w:p>
+      <w:pPr>
+        <w:pBdr>
+          <w:bottom w:val="dotted" w:color="BFBFBF" w:sz="6" w:space="2"/>
+        </w:pBdr>
+        <w:spacing w:after="120" w:before="120"/>
+      </w:pPr>
+      <w:r>
+        <w:rPr>
+          <w:sz w:val="16"/>
+          <w:szCs w:val="16"/>
+        </w:rPr>
+        <w:t xml:space="preserve"/>
+      </w:r>
+    </w:p>
+    <w:p>
+      <w:pPr>
+        <w:keepNext/>
+        <w:spacing w:after="60" w:before="200"/>
+      </w:pPr>
+      <w:r>
+        <w:rPr>
+          <w:b/>
+          <w:bCs/>
+          <w:color w:val="1F3864"/>
+          <w:sz w:val="22"/>
+          <w:szCs w:val="22"/>
+        </w:rPr>
+        <w:t xml:space="preserve">2. </w:t>
+      </w:r>
+      <w:r>
+        <w:rPr>
+          <w:b/>
+          <w:bCs/>
+          <w:sz w:val="21"/>
+          <w:szCs w:val="21"/>
+        </w:rPr>
+        <w:t xml:space="preserve">Os códigos e nomes definitivos das oito unidades.</w:t>
+      </w:r>
+      <w:r>
+        <w:rPr>
+          <w:sz w:val="21"/>
+          <w:szCs w:val="21"/>
+        </w:rPr>
+        <w:t xml:space="preserve"> Os atuais (AI1 a AI4, ARM1 a ARM4) são provisórios e aparecem em tela, em relatório e em nome de arquivo.</w:t>
+      </w:r>
+    </w:p>
+    <w:p>
+      <w:pPr>
+        <w:pBdr>
+          <w:bottom w:val="dotted" w:color="BFBFBF" w:sz="6" w:space="2"/>
+        </w:pBdr>
+        <w:spacing w:after="120" w:before="120"/>
+      </w:pPr>
+      <w:r>
+        <w:rPr>
+          <w:sz w:val="16"/>
+          <w:szCs w:val="16"/>
+        </w:rPr>
+        <w:t xml:space="preserve"/>
+      </w:r>
+    </w:p>
+    <w:p>
+      <w:pPr>
+        <w:pBdr>
+          <w:bottom w:val="dotted" w:color="BFBFBF" w:sz="6" w:space="2"/>
+        </w:pBdr>
+        <w:spacing w:after="120" w:before="120"/>
+      </w:pPr>
+      <w:r>
+        <w:rPr>
+          <w:sz w:val="16"/>
+          <w:szCs w:val="16"/>
+        </w:rPr>
+        <w:t xml:space="preserve"/>
+      </w:r>
+    </w:p>
+    <w:p>
+      <w:pPr>
+        <w:keepNext/>
+        <w:spacing w:after="60" w:before="200"/>
+      </w:pPr>
+      <w:r>
+        <w:rPr>
+          <w:b/>
+          <w:bCs/>
+          <w:color w:val="1F3864"/>
+          <w:sz w:val="22"/>
+          <w:szCs w:val="22"/>
+        </w:rPr>
+        <w:t xml:space="preserve">3. </w:t>
+      </w:r>
+      <w:r>
+        <w:rPr>
+          <w:b/>
+          <w:bCs/>
+          <w:sz w:val="21"/>
+          <w:szCs w:val="21"/>
+        </w:rPr>
+        <w:t xml:space="preserve">O registro da volta da família.</w:t>
+      </w:r>
+      <w:r>
+        <w:rPr>
+          <w:sz w:val="21"/>
+          <w:szCs w:val="21"/>
+        </w:rPr>
+        <w:t xml:space="preserve"> Foi pedido registrar </w:t>
+      </w:r>
+      <w:r>
+        <w:rPr>
+          <w:i/>
+          <w:iCs/>
+          <w:sz w:val="21"/>
+          <w:szCs w:val="21"/>
+        </w:rPr>
+        <w:t xml:space="preserve">se houve alteração e se trouxe algo de casa</w:t>
+      </w:r>
+      <w:r>
+        <w:rPr>
+          <w:sz w:val="21"/>
+          <w:szCs w:val="21"/>
+        </w:rPr>
+        <w:t xml:space="preserve">. O que a criança trouxe virou um campo próprio, porque exige alguma providência. A alteração ficou no campo sobre como a criança chegou, com a descrição do que foi observado, porque </w:t>
+      </w:r>
+      <w:r>
+        <w:rPr>
+          <w:i/>
+          <w:iCs/>
+          <w:sz w:val="21"/>
+          <w:szCs w:val="21"/>
+        </w:rPr>
+        <w:t xml:space="preserve">alteração: sim</w:t>
+      </w:r>
+      <w:r>
+        <w:rPr>
+          <w:sz w:val="21"/>
+          <w:szCs w:val="21"/>
+        </w:rPr>
+        <w:t xml:space="preserve"> permanece no registro por meses sem o contexto que a explicava. </w:t>
+      </w:r>
+      <w:r>
+        <w:rPr>
+          <w:b/>
+          <w:bCs/>
+          <w:sz w:val="21"/>
+          <w:szCs w:val="21"/>
+        </w:rPr>
+        <w:t xml:space="preserve">A pergunta:</w:t>
+      </w:r>
+      <w:r>
+        <w:rPr>
+          <w:sz w:val="21"/>
+          <w:szCs w:val="21"/>
+        </w:rPr>
+        <w:t xml:space="preserve"> depois de aplicar a tarefa 1.12, a casa ainda quer um sim ou não? Se quiser, a mudança é simples, e a decisão fica registrada.</w:t>
+      </w:r>
+    </w:p>
+    <w:p>
+      <w:pPr>
+        <w:pBdr>
+          <w:bottom w:val="dotted" w:color="BFBFBF" w:sz="6" w:space="2"/>
+        </w:pBdr>
+        <w:spacing w:after="120" w:before="120"/>
+      </w:pPr>
+      <w:r>
+        <w:rPr>
+          <w:sz w:val="16"/>
+          <w:szCs w:val="16"/>
+        </w:rPr>
+        <w:t xml:space="preserve"/>
+      </w:r>
+    </w:p>
+    <w:p>
+      <w:pPr>
+        <w:pBdr>
+          <w:bottom w:val="dotted" w:color="BFBFBF" w:sz="6" w:space="2"/>
+        </w:pBdr>
+        <w:spacing w:after="120" w:before="120"/>
+      </w:pPr>
+      <w:r>
+        <w:rPr>
+          <w:sz w:val="16"/>
+          <w:szCs w:val="16"/>
+        </w:rPr>
+        <w:t xml:space="preserve"/>
+      </w:r>
+    </w:p>
+    <w:p>
+      <w:pPr>
+        <w:keepNext/>
+        <w:spacing w:after="60" w:before="200"/>
+      </w:pPr>
+      <w:r>
+        <w:rPr>
+          <w:b/>
+          <w:bCs/>
+          <w:color w:val="1F3864"/>
+          <w:sz w:val="22"/>
+          <w:szCs w:val="22"/>
+        </w:rPr>
+        <w:t xml:space="preserve">4. </w:t>
+      </w:r>
+      <w:r>
+        <w:rPr>
+          <w:b/>
+          <w:bCs/>
+          <w:sz w:val="21"/>
+          <w:szCs w:val="21"/>
+        </w:rPr>
+        <w:t xml:space="preserve">O e-mail institucional:</w:t>
+      </w:r>
+      <w:r>
+        <w:rPr>
+          <w:sz w:val="21"/>
+          <w:szCs w:val="21"/>
+        </w:rPr>
+        <w:t xml:space="preserve"> provedor, endereço remetente, o endereço onde o sistema vai funcionar, e quem administra o DNS do domínio (SPF e DKIM). Sem isso o convite de primeiro acesso não é enviado, e as quarenta pessoas da equipe ficam sem forma segura de receber a senha inicial.</w:t>
+      </w:r>
+    </w:p>
+    <w:p>
+      <w:pPr>
+        <w:pBdr>
+          <w:bottom w:val="dotted" w:color="BFBFBF" w:sz="6" w:space="2"/>
+        </w:pBdr>
+        <w:spacing w:after="120" w:before="120"/>
+      </w:pPr>
+      <w:r>
+        <w:rPr>
+          <w:sz w:val="16"/>
+          <w:szCs w:val="16"/>
+        </w:rPr>
+        <w:t xml:space="preserve"/>
+      </w:r>
+    </w:p>
+    <w:p>
+      <w:pPr>
+        <w:pBdr>
+          <w:bottom w:val="dotted" w:color="BFBFBF" w:sz="6" w:space="2"/>
+        </w:pBdr>
+        <w:spacing w:after="120" w:before="120"/>
+      </w:pPr>
+      <w:r>
+        <w:rPr>
+          <w:sz w:val="16"/>
+          <w:szCs w:val="16"/>
+        </w:rPr>
+        <w:t xml:space="preserve"/>
+      </w:r>
+    </w:p>
+    <w:p>
+      <w:pPr>
+        <w:keepNext/>
+        <w:spacing w:after="60" w:before="200"/>
+      </w:pPr>
+      <w:r>
+        <w:rPr>
+          <w:b/>
+          <w:bCs/>
+          <w:color w:val="1F3864"/>
+          <w:sz w:val="22"/>
+          <w:szCs w:val="22"/>
+        </w:rPr>
+        <w:t xml:space="preserve">5. </w:t>
+      </w:r>
+      <w:r>
+        <w:rPr>
+          <w:b/>
+          <w:bCs/>
+          <w:sz w:val="21"/>
+          <w:szCs w:val="21"/>
+        </w:rPr>
+        <w:t xml:space="preserve">Os dois pedidos de 09/09 que aguardam definição.</w:t>
+      </w:r>
+      <w:r>
+        <w:rPr>
+          <w:sz w:val="21"/>
+          <w:szCs w:val="21"/>
+        </w:rPr>
+        <w:t xml:space="preserve"> O lembrete de prazo: para quais vencimentos (atividade, documento, PIA, receita) e com quantos dias de antecedência? E a revisão semanal: em que dia da semana?</w:t>
+      </w:r>
+    </w:p>
+    <w:p>
+      <w:pPr>
+        <w:pBdr>
+          <w:bottom w:val="dotted" w:color="BFBFBF" w:sz="6" w:space="2"/>
+        </w:pBdr>
+        <w:spacing w:after="120" w:before="120"/>
+      </w:pPr>
+      <w:r>
+        <w:rPr>
+          <w:sz w:val="16"/>
+          <w:szCs w:val="16"/>
+        </w:rPr>
+        <w:t xml:space="preserve"/>
+      </w:r>
+    </w:p>
+    <w:p>
+      <w:pPr>
+        <w:pBdr>
+          <w:bottom w:val="dotted" w:color="BFBFBF" w:sz="6" w:space="2"/>
+        </w:pBdr>
+        <w:spacing w:after="120" w:before="120"/>
+      </w:pPr>
+      <w:r>
+        <w:rPr>
+          <w:sz w:val="16"/>
+          <w:szCs w:val="16"/>
+        </w:rPr>
+        <w:t xml:space="preserve"/>
+      </w:r>
+    </w:p>
+    <w:p>
+      <w:pPr>
+        <w:keepNext/>
+        <w:spacing w:after="60" w:before="200"/>
+      </w:pPr>
+      <w:r>
+        <w:rPr>
+          <w:b/>
+          <w:bCs/>
+          <w:color w:val="1F3864"/>
+          <w:sz w:val="22"/>
+          <w:szCs w:val="22"/>
+        </w:rPr>
+        <w:t xml:space="preserve">6. </w:t>
+      </w:r>
+      <w:r>
+        <w:rPr>
+          <w:b/>
+          <w:bCs/>
+          <w:sz w:val="21"/>
+          <w:szCs w:val="21"/>
+        </w:rPr>
+        <w:t xml:space="preserve">A relação da portaria informa quem pode entrar, e não quem não pode.</w:t>
+      </w:r>
+      <w:r>
+        <w:rPr>
+          <w:sz w:val="21"/>
+          <w:szCs w:val="21"/>
+        </w:rPr>
+        <w:t xml:space="preserve"> Quem tem aproximação restrita não aparece nela, nem como impedido: na portaria, uma indicação de impedimento revela uma situação que não diz respeito a quem está ali, e o papel fica exposto. Se o pai com aproximação suspensa chegar, a portaria sabe apenas que ele não consta na relação, e liga para a casa. </w:t>
+      </w:r>
+      <w:r>
+        <w:rPr>
+          <w:b/>
+          <w:bCs/>
+          <w:sz w:val="21"/>
+          <w:szCs w:val="21"/>
+        </w:rPr>
+        <w:t xml:space="preserve">A pergunta:</w:t>
+      </w:r>
+      <w:r>
+        <w:rPr>
+          <w:sz w:val="21"/>
+          <w:szCs w:val="21"/>
+        </w:rPr>
+        <w:t xml:space="preserve"> a casa quer uma segunda relação, separada, de quem não entra, apenas com nome e foto e sem motivo? Se quiser, a decisão é tomada com o encarregado de dados, pela mesma razão do CPF impresso.</w:t>
+      </w:r>
+    </w:p>
+    <w:p>
+      <w:pPr>
+        <w:pBdr>
+          <w:bottom w:val="dotted" w:color="BFBFBF" w:sz="6" w:space="2"/>
+        </w:pBdr>
+        <w:spacing w:after="120" w:before="120"/>
+      </w:pPr>
+      <w:r>
+        <w:rPr>
+          <w:sz w:val="16"/>
+          <w:szCs w:val="16"/>
+        </w:rPr>
+        <w:t xml:space="preserve"/>
+      </w:r>
+    </w:p>
+    <w:p>
+      <w:pPr>
+        <w:pBdr>
+          <w:bottom w:val="dotted" w:color="BFBFBF" w:sz="6" w:space="2"/>
+        </w:pBdr>
+        <w:spacing w:after="120" w:before="120"/>
+      </w:pPr>
+      <w:r>
+        <w:rPr>
+          <w:sz w:val="16"/>
+          <w:szCs w:val="16"/>
+        </w:rPr>
+        <w:t xml:space="preserve"/>
+      </w:r>
+    </w:p>
+    <w:p>
+      <w:pPr>
+        <w:keepNext/>
+        <w:spacing w:after="60" w:before="200"/>
+      </w:pPr>
+      <w:r>
+        <w:rPr>
+          <w:b/>
+          <w:bCs/>
+          <w:color w:val="1F3864"/>
+          <w:sz w:val="22"/>
+          <w:szCs w:val="22"/>
+        </w:rPr>
+        <w:t xml:space="preserve">7. </w:t>
+      </w:r>
+      <w:r>
+        <w:rPr>
+          <w:b/>
+          <w:bCs/>
+          <w:sz w:val="21"/>
+          <w:szCs w:val="21"/>
+        </w:rPr>
+        <w:t xml:space="preserve">A agenda de consultas na tela do que o plantão vê.</w:t>
+      </w:r>
+      <w:r>
+        <w:rPr>
+          <w:sz w:val="21"/>
+          <w:szCs w:val="21"/>
+        </w:rPr>
+        <w:t xml:space="preserve"> Foi pedido que a coordenação pudesse ligar e desligar telefone de responsável, escola, médico, contatos e agenda de consultas. Os quatro primeiros estão disponíveis. A agenda de consultas não está: hoje o educador não a vê, e ela fica nos compromissos, com regra própria de acesso. Liberá-la ali ampliaria o que o cargo alcança. </w:t>
+      </w:r>
+      <w:r>
+        <w:rPr>
+          <w:b/>
+          <w:bCs/>
+          <w:sz w:val="21"/>
+          <w:szCs w:val="21"/>
+        </w:rPr>
+        <w:t xml:space="preserve">A pergunta:</w:t>
+      </w:r>
+      <w:r>
+        <w:rPr>
+          <w:sz w:val="21"/>
+          <w:szCs w:val="21"/>
+        </w:rPr>
+        <w:t xml:space="preserve"> o educador em plantão deve passar a ver os compromissos das crianças da casa? Se sim, a regra vale para todas as casas, decidida uma vez.</w:t>
+      </w:r>
+    </w:p>
+    <w:p>
+      <w:pPr>
+        <w:pBdr>
+          <w:bottom w:val="dotted" w:color="BFBFBF" w:sz="6" w:space="2"/>
+        </w:pBdr>
+        <w:spacing w:after="120" w:before="120"/>
+      </w:pPr>
+      <w:r>
+        <w:rPr>
+          <w:sz w:val="16"/>
+          <w:szCs w:val="16"/>
+        </w:rPr>
+        <w:t xml:space="preserve"/>
+      </w:r>
+    </w:p>
+    <w:p>
+      <w:pPr>
+        <w:pBdr>
+          <w:bottom w:val="dotted" w:color="BFBFBF" w:sz="6" w:space="2"/>
+        </w:pBdr>
+        <w:spacing w:after="120" w:before="120"/>
+      </w:pPr>
+      <w:r>
+        <w:rPr>
+          <w:sz w:val="16"/>
+          <w:szCs w:val="16"/>
+        </w:rPr>
+        <w:t xml:space="preserve"/>
+      </w:r>
+    </w:p>
+    <w:p>
+      <w:pPr>
+        <w:keepNext/>
+        <w:spacing w:after="60" w:before="200"/>
+      </w:pPr>
+      <w:r>
+        <w:rPr>
+          <w:b/>
+          <w:bCs/>
+          <w:color w:val="1F3864"/>
+          <w:sz w:val="22"/>
+          <w:szCs w:val="22"/>
+        </w:rPr>
+        <w:t xml:space="preserve">8. </w:t>
+      </w:r>
+      <w:r>
+        <w:rPr>
+          <w:b/>
+          <w:bCs/>
+          <w:sz w:val="21"/>
+          <w:szCs w:val="21"/>
+        </w:rPr>
+        <w:t xml:space="preserve">As regras de convivência são escritas pela coordenação, e as crianças não têm onde se manifestar.</w:t>
+      </w:r>
+      <w:r>
+        <w:rPr>
+          <w:sz w:val="21"/>
+          <w:szCs w:val="21"/>
+        </w:rPr>
+        <w:t xml:space="preserve"> As regras têm público (todos, equipe, crianças) e folha para a parede. A coordenação da casa escreve as da casa, e a gestão geral as que valem para as oito. </w:t>
+      </w:r>
+      <w:r>
+        <w:rPr>
+          <w:b/>
+          <w:bCs/>
+          <w:sz w:val="21"/>
+          <w:szCs w:val="21"/>
+        </w:rPr>
+        <w:t xml:space="preserve">A pergunta:</w:t>
+      </w:r>
+      <w:r>
+        <w:rPr>
+          <w:sz w:val="21"/>
+          <w:szCs w:val="21"/>
+        </w:rPr>
+        <w:t xml:space="preserve"> existe hoje algum momento em que as crianças opinam sobre as regras, como uma assembleia da casa? Se existe, o registro da regra precisa mostrar que ela passou por ali. Se não existe, é um tema para a Fundação discutir.</w:t>
+      </w:r>
+    </w:p>
+    <w:p>
+      <w:pPr>
+        <w:pBdr>
+          <w:bottom w:val="dotted" w:color="BFBFBF" w:sz="6" w:space="2"/>
+        </w:pBdr>
+        <w:spacing w:after="120" w:before="120"/>
+      </w:pPr>
+      <w:r>
+        <w:rPr>
+          <w:sz w:val="16"/>
+          <w:szCs w:val="16"/>
+        </w:rPr>
+        <w:t xml:space="preserve"/>
+      </w:r>
+    </w:p>
+    <w:p>
+      <w:pPr>
+        <w:pBdr>
+          <w:bottom w:val="dotted" w:color="BFBFBF" w:sz="6" w:space="2"/>
+        </w:pBdr>
+        <w:spacing w:after="120" w:before="120"/>
+      </w:pPr>
+      <w:r>
+        <w:rPr>
+          <w:sz w:val="16"/>
+          <w:szCs w:val="16"/>
+        </w:rPr>
+        <w:t xml:space="preserve"/>
+      </w:r>
+    </w:p>
+    <w:p>
+      <w:pPr>
+        <w:keepNext/>
+        <w:spacing w:after="60" w:before="200"/>
+      </w:pPr>
+      <w:r>
+        <w:rPr>
+          <w:b/>
+          <w:bCs/>
+          <w:color w:val="1F3864"/>
+          <w:sz w:val="22"/>
+          <w:szCs w:val="22"/>
+        </w:rPr>
+        <w:t xml:space="preserve">9. </w:t>
+      </w:r>
+      <w:r>
+        <w:rPr>
+          <w:b/>
+          <w:bCs/>
+          <w:sz w:val="21"/>
+          <w:szCs w:val="21"/>
+        </w:rPr>
+        <w:t xml:space="preserve">O que o Gestor Geral precisa ver das casas.</w:t>
+      </w:r>
+      <w:r>
+        <w:rPr>
+          <w:sz w:val="21"/>
+          <w:szCs w:val="21"/>
+        </w:rPr>
+        <w:t xml:space="preserve"> Ele pediu duas coisas. A primeira está feita: abrir cada casa pelo nome. A segunda ainda não: uma forma prática de saber como está o andamento da vida das crianças em cada casa, além dos números, sem abrir criança por criança e sem acompanhar o trabalho do dia a dia, que é da coordenação e da equipe técnica. E sem comparação entre casas. </w:t>
+      </w:r>
+      <w:r>
+        <w:rPr>
+          <w:i/>
+          <w:iCs/>
+          <w:sz w:val="21"/>
+          <w:szCs w:val="21"/>
+        </w:rPr>
+        <w:t xml:space="preserve">(A tela do trabalho social responde a outro pedido, de 04/09.)</w:t>
+      </w:r>
+      <w:r>
+        <w:rPr>
+          <w:sz w:val="21"/>
+          <w:szCs w:val="21"/>
+        </w:rPr>
+        <w:t xml:space="preserve"> </w:t>
+      </w:r>
+      <w:r>
+        <w:rPr>
+          <w:b/>
+          <w:bCs/>
+          <w:sz w:val="21"/>
+          <w:szCs w:val="21"/>
+        </w:rPr>
+        <w:t xml:space="preserve">A pergunta:</w:t>
+      </w:r>
+      <w:r>
+        <w:rPr>
+          <w:sz w:val="21"/>
+          <w:szCs w:val="21"/>
+        </w:rPr>
+        <w:t xml:space="preserve"> que informações dizem isso a ele? Escola e frequência? Saúde em acompanhamento? Convivência familiar? O que está parado à espera de alguém? Anote com as palavras dele.</w:t>
+      </w:r>
+    </w:p>
+    <w:p>
+      <w:pPr>
+        <w:pBdr>
+          <w:bottom w:val="dotted" w:color="BFBFBF" w:sz="6" w:space="2"/>
+        </w:pBdr>
+        <w:spacing w:after="120" w:before="120"/>
+      </w:pPr>
+      <w:r>
+        <w:rPr>
+          <w:sz w:val="16"/>
+          <w:szCs w:val="16"/>
+        </w:rPr>
+        <w:t xml:space="preserve"/>
+      </w:r>
+    </w:p>
+    <w:p>
+      <w:pPr>
+        <w:pBdr>
+          <w:bottom w:val="dotted" w:color="BFBFBF" w:sz="6" w:space="2"/>
+        </w:pBdr>
+        <w:spacing w:after="120" w:before="120"/>
+      </w:pPr>
+      <w:r>
+        <w:rPr>
+          <w:sz w:val="16"/>
+          <w:szCs w:val="16"/>
+        </w:rPr>
+        <w:t xml:space="preserve"/>
+      </w:r>
+    </w:p>
+    <w:p>
+      <w:pPr>
+        <w:pStyle w:val="Heading2"/>
+        <w:keepNext/>
+        <w:pBdr>
+          <w:bottom w:val="single" w:color="1F3864" w:sz="4" w:space="4"/>
+        </w:pBdr>
+        <w:spacing w:after="120" w:before="300"/>
+      </w:pPr>
       <w:r>
         <w:rPr>
           <w:b/>
@@ -10375,1338 +9237,7 @@
           <w:sz w:val="26"/>
           <w:szCs w:val="26"/>
         </w:rPr>
-        <w:t xml:space="preserve">, e não com a cozinha</w:t>
-      </w:r>
-    </w:p>
-    <w:p>
-      <w:pPr>
-        <w:spacing w:after="100" w:line="280"/>
-        <w:jc w:val="both"/>
-      </w:pPr>
-      <w:r>
-        <w:rPr>
-          <w:sz w:val="20"/>
-          <w:szCs w:val="20"/>
-        </w:rPr>
-        <w:t xml:space="preserve">⚠️ </w:t>
-      </w:r>
-      <w:r>
-        <w:rPr>
-          <w:b/>
-          <w:bCs/>
-          <w:sz w:val="20"/>
-          <w:szCs w:val="20"/>
-        </w:rPr>
-        <w:t xml:space="preserve">Esta seção mudou de dono.</w:t>
-      </w:r>
-      <w:r>
-        <w:rPr>
-          <w:sz w:val="20"/>
-          <w:szCs w:val="20"/>
-        </w:rPr>
-        <w:t xml:space="preserve"> A Fundação decidiu em 09/09 que a cozinha </w:t>
-      </w:r>
-      <w:r>
-        <w:rPr>
-          <w:b/>
-          <w:bCs/>
-          <w:sz w:val="20"/>
-          <w:szCs w:val="20"/>
-        </w:rPr>
-        <w:t xml:space="preserve">não entra no sistema</w:t>
-      </w:r>
-      <w:r>
-        <w:rPr>
-          <w:sz w:val="20"/>
-          <w:szCs w:val="20"/>
-        </w:rPr>
-        <w:t xml:space="preserve">: ela recebe as folhas em papel. Então não existe mais "entrar como Cozinha" — o cargo saiu do seletor "Ver como", e a tela virou </w:t>
-      </w:r>
-      <w:r>
-        <w:rPr>
-          <w:b/>
-          <w:bCs/>
-          <w:sz w:val="20"/>
-          <w:szCs w:val="20"/>
-        </w:rPr>
-        <w:t xml:space="preserve">"Cozinha — pedidos e restrições"</w:t>
-      </w:r>
-      <w:r>
-        <w:rPr>
-          <w:sz w:val="20"/>
-          <w:szCs w:val="20"/>
-        </w:rPr>
-        <w:t xml:space="preserve">, dentro de </w:t>
-      </w:r>
-      <w:r>
-        <w:rPr>
-          <w:b/>
-          <w:bCs/>
-          <w:sz w:val="20"/>
-          <w:szCs w:val="20"/>
-        </w:rPr>
-        <w:t xml:space="preserve">"Mais"</w:t>
-      </w:r>
-      <w:r>
-        <w:rPr>
-          <w:sz w:val="20"/>
-          <w:szCs w:val="20"/>
-        </w:rPr>
-        <w:t xml:space="preserve">, de quem trabalha na casa. </w:t>
-      </w:r>
-      <w:r>
-        <w:rPr>
-          <w:i/>
-          <w:iCs/>
-          <w:sz w:val="20"/>
-          <w:szCs w:val="20"/>
-        </w:rPr>
-        <w:t xml:space="preserve">Aplique estas duas tarefas com um educador ou um líder — quem percebe que falta lanche para a saída de sábado é quem está no turno.</w:t>
-      </w:r>
-    </w:p>
-    <w:p>
-      <w:pPr>
-        <w:keepNext/>
-        <w:spacing w:after="60" w:before="200"/>
-      </w:pPr>
-      <w:r>
-        <w:rPr>
-          <w:b/>
-          <w:bCs/>
-          <w:color w:val="1F3864"/>
-          <w:sz w:val="22"/>
-          <w:szCs w:val="22"/>
-        </w:rPr>
-        <w:t xml:space="preserve">1. </w:t>
-      </w:r>
-      <w:r>
-        <w:rPr>
-          <w:b/>
-          <w:bCs/>
-          <w:sz w:val="21"/>
-          <w:szCs w:val="21"/>
-        </w:rPr>
-        <w:t xml:space="preserve">Falta lanche para a saída ao parque de sábado. Peça à cozinha.</w:t>
-      </w:r>
-      <w:r>
-        <w:rPr>
-          <w:sz w:val="21"/>
-          <w:szCs w:val="21"/>
-        </w:rPr>
-        <w:t xml:space="preserve"> Observar: ela procura a cozinha na barra de baixo, ou em "Mais"? Depois de achar, ela entende que </w:t>
-      </w:r>
-      <w:r>
-        <w:rPr>
-          <w:b/>
-          <w:bCs/>
-          <w:sz w:val="21"/>
-          <w:szCs w:val="21"/>
-        </w:rPr>
-        <w:t xml:space="preserve">a folha vai em papel</w:t>
-      </w:r>
-      <w:r>
-        <w:rPr>
-          <w:sz w:val="21"/>
-          <w:szCs w:val="21"/>
-        </w:rPr>
-        <w:t xml:space="preserve"> e que o sistema não manda nada para ninguém? No formulário: ela repara que </w:t>
-      </w:r>
-      <w:r>
-        <w:rPr>
-          <w:b/>
-          <w:bCs/>
-          <w:sz w:val="21"/>
-          <w:szCs w:val="21"/>
-        </w:rPr>
-        <w:t xml:space="preserve">"Para quê" é obrigatório</w:t>
-      </w:r>
-      <w:r>
-        <w:rPr>
-          <w:sz w:val="21"/>
-          <w:szCs w:val="21"/>
-        </w:rPr>
-        <w:t xml:space="preserve"> — e escreve o motivo, ou tenta salvar sem? Ela usa </w:t>
-      </w:r>
-      <w:r>
-        <w:rPr>
-          <w:b/>
-          <w:bCs/>
-          <w:sz w:val="21"/>
-          <w:szCs w:val="21"/>
-        </w:rPr>
-        <w:t xml:space="preserve">"Casa toda"</w:t>
-      </w:r>
-      <w:r>
-        <w:rPr>
-          <w:sz w:val="21"/>
-          <w:szCs w:val="21"/>
-        </w:rPr>
-        <w:t xml:space="preserve"> para a saída do grupo, ou nomeia vinte crianças? ⚠️ Se ela perguntar por um botão de </w:t>
-      </w:r>
-      <w:r>
-        <w:rPr>
-          <w:b/>
-          <w:bCs/>
-          <w:sz w:val="21"/>
-          <w:szCs w:val="21"/>
-        </w:rPr>
-        <w:t xml:space="preserve">WhatsApp</w:t>
-      </w:r>
-      <w:r>
-        <w:rPr>
-          <w:sz w:val="21"/>
-          <w:szCs w:val="21"/>
-        </w:rPr>
-        <w:t xml:space="preserve">, anote a frase e diga que não existe. É a decisão de 28/08, e a conversa dela sobre isso é o dado.</w:t>
-      </w:r>
-    </w:p>
-    <w:p>
-      <w:pPr>
-        <w:pBdr>
-          <w:bottom w:val="dotted" w:color="BFBFBF" w:sz="6" w:space="2"/>
-        </w:pBdr>
-        <w:spacing w:after="60" w:before="60"/>
-      </w:pPr>
-      <w:r>
-        <w:rPr>
-          <w:color w:val="808080"/>
-          <w:sz w:val="16"/>
-          <w:szCs w:val="16"/>
-        </w:rPr>
-        <w:t xml:space="preserve">achou?   sim / com ajuda / não          quanto tempo?   10s / 30s / desistiu</w:t>
-      </w:r>
-    </w:p>
-    <w:p>
-      <w:pPr>
-        <w:pBdr>
-          <w:bottom w:val="dotted" w:color="BFBFBF" w:sz="6" w:space="2"/>
-        </w:pBdr>
-        <w:spacing w:after="60" w:before="60"/>
-      </w:pPr>
-      <w:r>
-        <w:rPr>
-          <w:color w:val="808080"/>
-          <w:sz w:val="16"/>
-          <w:szCs w:val="16"/>
-        </w:rPr>
-        <w:t xml:space="preserve">a frase dela:</w:t>
-      </w:r>
-    </w:p>
-    <w:p>
-      <w:pPr>
-        <w:pBdr>
-          <w:bottom w:val="dotted" w:color="BFBFBF" w:sz="6" w:space="2"/>
-        </w:pBdr>
-        <w:spacing w:after="60" w:before="60"/>
-      </w:pPr>
-      <w:r>
-        <w:rPr>
-          <w:color w:val="808080"/>
-          <w:sz w:val="16"/>
-          <w:szCs w:val="16"/>
-        </w:rPr>
-        <w:t xml:space="preserve"/>
-      </w:r>
-    </w:p>
-    <w:p>
-      <w:pPr>
-        <w:keepNext/>
-        <w:spacing w:after="60" w:before="200"/>
-      </w:pPr>
-      <w:r>
-        <w:rPr>
-          <w:b/>
-          <w:bCs/>
-          <w:color w:val="1F3864"/>
-          <w:sz w:val="22"/>
-          <w:szCs w:val="22"/>
-        </w:rPr>
-        <w:t xml:space="preserve">2. </w:t>
-      </w:r>
-      <w:r>
-        <w:rPr>
-          <w:b/>
-          <w:bCs/>
-          <w:sz w:val="21"/>
-          <w:szCs w:val="21"/>
-        </w:rPr>
-        <w:t xml:space="preserve">Descubra o que não pode ser servido hoje.</w:t>
-      </w:r>
-      <w:r>
-        <w:rPr>
-          <w:sz w:val="21"/>
-          <w:szCs w:val="21"/>
-        </w:rPr>
-        <w:t xml:space="preserve"> Observar: ela acha a aba </w:t>
-      </w:r>
-      <w:r>
-        <w:rPr>
-          <w:b/>
-          <w:bCs/>
-          <w:sz w:val="21"/>
-          <w:szCs w:val="21"/>
-        </w:rPr>
-        <w:t xml:space="preserve">"Restrições"</w:t>
-      </w:r>
-      <w:r>
-        <w:rPr>
-          <w:sz w:val="21"/>
-          <w:szCs w:val="21"/>
-        </w:rPr>
-        <w:t xml:space="preserve">, ao lado de "Pedidos"? Ela sente falta de alguma coisa? ⚠️ Se ela pedir o motivo da restrição, </w:t>
-      </w:r>
-      <w:r>
-        <w:rPr>
-          <w:b/>
-          <w:bCs/>
-          <w:sz w:val="21"/>
-          <w:szCs w:val="21"/>
-        </w:rPr>
-        <w:t xml:space="preserve">anote a frase e não conceda</w:t>
-      </w:r>
-      <w:r>
-        <w:rPr>
-          <w:sz w:val="21"/>
-          <w:szCs w:val="21"/>
-        </w:rPr>
-        <w:t xml:space="preserve"> — a lista traz a restrição, não a razão dela, e isso é decisão de proteção. Mas a pergunta dela é informação: talvez falte a orientação de substituição.</w:t>
-      </w:r>
-    </w:p>
-    <w:p>
-      <w:pPr>
-        <w:pBdr>
-          <w:bottom w:val="dotted" w:color="BFBFBF" w:sz="6" w:space="2"/>
-        </w:pBdr>
-        <w:spacing w:after="60" w:before="60"/>
-      </w:pPr>
-      <w:r>
-        <w:rPr>
-          <w:color w:val="808080"/>
-          <w:sz w:val="16"/>
-          <w:szCs w:val="16"/>
-        </w:rPr>
-        <w:t xml:space="preserve">achou?   sim / com ajuda / não          quanto tempo?   10s / 30s / desistiu</w:t>
-      </w:r>
-    </w:p>
-    <w:p>
-      <w:pPr>
-        <w:pBdr>
-          <w:bottom w:val="dotted" w:color="BFBFBF" w:sz="6" w:space="2"/>
-        </w:pBdr>
-        <w:spacing w:after="60" w:before="60"/>
-      </w:pPr>
-      <w:r>
-        <w:rPr>
-          <w:color w:val="808080"/>
-          <w:sz w:val="16"/>
-          <w:szCs w:val="16"/>
-        </w:rPr>
-        <w:t xml:space="preserve">a frase dela:</w:t>
-      </w:r>
-    </w:p>
-    <w:p>
-      <w:pPr>
-        <w:pBdr>
-          <w:bottom w:val="dotted" w:color="BFBFBF" w:sz="6" w:space="2"/>
-        </w:pBdr>
-        <w:spacing w:after="60" w:before="60"/>
-      </w:pPr>
-      <w:r>
-        <w:rPr>
-          <w:color w:val="808080"/>
-          <w:sz w:val="16"/>
-          <w:szCs w:val="16"/>
-        </w:rPr>
-        <w:t xml:space="preserve"/>
-      </w:r>
-    </w:p>
-    <w:p>
-      <w:pPr>
-        <w:keepNext/>
-        <w:spacing w:after="60" w:before="200"/>
-      </w:pPr>
-      <w:r>
-        <w:rPr>
-          <w:b/>
-          <w:bCs/>
-          <w:color w:val="1F3864"/>
-          <w:sz w:val="22"/>
-          <w:szCs w:val="22"/>
-        </w:rPr>
-        <w:t xml:space="preserve">3. </w:t>
-      </w:r>
-      <w:r>
-        <w:rPr>
-          <w:b/>
-          <w:bCs/>
-          <w:sz w:val="21"/>
-          <w:szCs w:val="21"/>
-        </w:rPr>
-        <w:t xml:space="preserve">Pergunte depois:</w:t>
-      </w:r>
-      <w:r>
-        <w:rPr>
-          <w:sz w:val="21"/>
-          <w:szCs w:val="21"/>
-        </w:rPr>
-        <w:t xml:space="preserve"> "quem, na sua casa, pediria isso — você, o líder, ou a coordenação?" </w:t>
-      </w:r>
-      <w:r>
-        <w:rPr>
-          <w:i/>
-          <w:iCs/>
-          <w:sz w:val="21"/>
-          <w:szCs w:val="21"/>
-        </w:rPr>
-        <w:t xml:space="preserve">A resposta diz se a porta está no cargo certo.</w:t>
-      </w:r>
-    </w:p>
-    <w:p>
-      <w:pPr>
-        <w:pBdr>
-          <w:bottom w:val="dotted" w:color="BFBFBF" w:sz="6" w:space="2"/>
-        </w:pBdr>
-        <w:spacing w:after="60" w:before="60"/>
-      </w:pPr>
-      <w:r>
-        <w:rPr>
-          <w:color w:val="808080"/>
-          <w:sz w:val="16"/>
-          <w:szCs w:val="16"/>
-        </w:rPr>
-        <w:t xml:space="preserve">achou?   sim / com ajuda / não          quanto tempo?   10s / 30s / desistiu</w:t>
-      </w:r>
-    </w:p>
-    <w:p>
-      <w:pPr>
-        <w:pBdr>
-          <w:bottom w:val="dotted" w:color="BFBFBF" w:sz="6" w:space="2"/>
-        </w:pBdr>
-        <w:spacing w:after="60" w:before="60"/>
-      </w:pPr>
-      <w:r>
-        <w:rPr>
-          <w:color w:val="808080"/>
-          <w:sz w:val="16"/>
-          <w:szCs w:val="16"/>
-        </w:rPr>
-        <w:t xml:space="preserve">a frase dela:</w:t>
-      </w:r>
-    </w:p>
-    <w:p>
-      <w:pPr>
-        <w:pBdr>
-          <w:bottom w:val="dotted" w:color="BFBFBF" w:sz="6" w:space="2"/>
-        </w:pBdr>
-        <w:spacing w:after="60" w:before="60"/>
-      </w:pPr>
-      <w:r>
-        <w:rPr>
-          <w:color w:val="808080"/>
-          <w:sz w:val="16"/>
-          <w:szCs w:val="16"/>
-        </w:rPr>
-        <w:t xml:space="preserve"/>
-      </w:r>
-    </w:p>
-    <w:p>
-      <w:r>
-        <w:br w:type="page"/>
-      </w:r>
-    </w:p>
-    <w:p>
-      <w:pPr>
-        <w:pStyle w:val="Heading2"/>
-        <w:keepNext/>
-        <w:pBdr>
-          <w:bottom w:val="single" w:color="1F3864" w:sz="4" w:space="4"/>
-        </w:pBdr>
-        <w:spacing w:after="120" w:before="0"/>
-      </w:pPr>
-      <w:r>
-        <w:rPr>
-          <w:b/>
-          <w:bCs/>
-          <w:color w:val="1F3864"/>
-          <w:sz w:val="26"/>
-          <w:szCs w:val="26"/>
-        </w:rPr>
-        <w:t xml:space="preserve">8. Nove perguntas para o Marcelo, no fim</w:t>
-      </w:r>
-    </w:p>
-    <w:p>
-      <w:pPr>
-        <w:keepNext/>
-        <w:spacing w:after="60" w:before="200"/>
-      </w:pPr>
-      <w:r>
-        <w:rPr>
-          <w:b/>
-          <w:bCs/>
-          <w:color w:val="1F3864"/>
-          <w:sz w:val="22"/>
-          <w:szCs w:val="22"/>
-        </w:rPr>
-        <w:t xml:space="preserve">1. </w:t>
-      </w:r>
-      <w:r>
-        <w:rPr>
-          <w:b/>
-          <w:bCs/>
-          <w:sz w:val="21"/>
-          <w:szCs w:val="21"/>
-        </w:rPr>
-        <w:t xml:space="preserve">A escala 12×36 vigente</w:t>
-      </w:r>
-      <w:r>
-        <w:rPr>
-          <w:sz w:val="21"/>
-          <w:szCs w:val="21"/>
-        </w:rPr>
-        <w:t xml:space="preserve"> — sem ela o aviso de "fora da escala" ao marcar compromisso não funciona (§2 do plano do piloto).</w:t>
-      </w:r>
-    </w:p>
-    <w:p>
-      <w:pPr>
-        <w:pBdr>
-          <w:bottom w:val="dotted" w:color="BFBFBF" w:sz="6" w:space="2"/>
-        </w:pBdr>
-        <w:spacing w:after="120" w:before="120"/>
-      </w:pPr>
-      <w:r>
-        <w:rPr>
-          <w:sz w:val="16"/>
-          <w:szCs w:val="16"/>
-        </w:rPr>
-        <w:t xml:space="preserve"/>
-      </w:r>
-    </w:p>
-    <w:p>
-      <w:pPr>
-        <w:pBdr>
-          <w:bottom w:val="dotted" w:color="BFBFBF" w:sz="6" w:space="2"/>
-        </w:pBdr>
-        <w:spacing w:after="120" w:before="120"/>
-      </w:pPr>
-      <w:r>
-        <w:rPr>
-          <w:sz w:val="16"/>
-          <w:szCs w:val="16"/>
-        </w:rPr>
-        <w:t xml:space="preserve"/>
-      </w:r>
-    </w:p>
-    <w:p>
-      <w:pPr>
-        <w:keepNext/>
-        <w:spacing w:after="60" w:before="200"/>
-      </w:pPr>
-      <w:r>
-        <w:rPr>
-          <w:b/>
-          <w:bCs/>
-          <w:color w:val="1F3864"/>
-          <w:sz w:val="22"/>
-          <w:szCs w:val="22"/>
-        </w:rPr>
-        <w:t xml:space="preserve">2. </w:t>
-      </w:r>
-      <w:r>
-        <w:rPr>
-          <w:b/>
-          <w:bCs/>
-          <w:sz w:val="21"/>
-          <w:szCs w:val="21"/>
-        </w:rPr>
-        <w:t xml:space="preserve">Os códigos e nomes reais das oito unidades.</w:t>
-      </w:r>
-      <w:r>
-        <w:rPr>
-          <w:sz w:val="21"/>
-          <w:szCs w:val="21"/>
-        </w:rPr>
-        <w:t xml:space="preserve"> Os atuais (AI1–AI4, ARM1–ARM4) são preliminares e aparecem em tela, em relatório e em nome de arquivo no Drive.</w:t>
-      </w:r>
-    </w:p>
-    <w:p>
-      <w:pPr>
-        <w:pBdr>
-          <w:bottom w:val="dotted" w:color="BFBFBF" w:sz="6" w:space="2"/>
-        </w:pBdr>
-        <w:spacing w:after="120" w:before="120"/>
-      </w:pPr>
-      <w:r>
-        <w:rPr>
-          <w:sz w:val="16"/>
-          <w:szCs w:val="16"/>
-        </w:rPr>
-        <w:t xml:space="preserve"/>
-      </w:r>
-    </w:p>
-    <w:p>
-      <w:pPr>
-        <w:pBdr>
-          <w:bottom w:val="dotted" w:color="BFBFBF" w:sz="6" w:space="2"/>
-        </w:pBdr>
-        <w:spacing w:after="120" w:before="120"/>
-      </w:pPr>
-      <w:r>
-        <w:rPr>
-          <w:sz w:val="16"/>
-          <w:szCs w:val="16"/>
-        </w:rPr>
-        <w:t xml:space="preserve"/>
-      </w:r>
-    </w:p>
-    <w:p>
-      <w:pPr>
-        <w:keepNext/>
-        <w:spacing w:after="60" w:before="200"/>
-      </w:pPr>
-      <w:r>
-        <w:rPr>
-          <w:b/>
-          <w:bCs/>
-          <w:color w:val="1F3864"/>
-          <w:sz w:val="22"/>
-          <w:szCs w:val="22"/>
-        </w:rPr>
-        <w:t xml:space="preserve">3. </w:t>
-      </w:r>
-      <w:r>
-        <w:rPr>
-          <w:b/>
-          <w:bCs/>
-          <w:sz w:val="21"/>
-          <w:szCs w:val="21"/>
-        </w:rPr>
-        <w:t xml:space="preserve">"Se houve alteração" não virou um sim/não — de propósito, e ele pode discordar.</w:t>
-      </w:r>
-      <w:r>
-        <w:rPr>
-          <w:sz w:val="21"/>
-          <w:szCs w:val="21"/>
-        </w:rPr>
-        <w:t xml:space="preserve"> Ele pediu, para a volta da família, "se houve alteração e se trouxe algo de casa". O que ela </w:t>
-      </w:r>
-      <w:r>
-        <w:rPr>
-          <w:b/>
-          <w:bCs/>
-          <w:sz w:val="21"/>
-          <w:szCs w:val="21"/>
-        </w:rPr>
-        <w:t xml:space="preserve">trouxe</w:t>
-      </w:r>
-      <w:r>
-        <w:rPr>
-          <w:sz w:val="21"/>
-          <w:szCs w:val="21"/>
-        </w:rPr>
-        <w:t xml:space="preserve"> virou campo próprio: é o que alguém tem de FAZER algo a respeito. A </w:t>
-      </w:r>
-      <w:r>
-        <w:rPr>
-          <w:b/>
-          <w:bCs/>
-          <w:sz w:val="21"/>
-          <w:szCs w:val="21"/>
-        </w:rPr>
-        <w:t xml:space="preserve">alteração</w:t>
-      </w:r>
-      <w:r>
-        <w:rPr>
-          <w:sz w:val="21"/>
-          <w:szCs w:val="21"/>
-        </w:rPr>
-        <w:t xml:space="preserve"> ficou no campo de como a criança chegou, pedindo o fato observado. Um "alteração: sim" atravessa seis meses e um relatório judicial muito depois de o detalhe ao lado ter sido esquecido, e "alterada" gruda na criança de um jeito que "chegou sem falar e foi direto para o quarto" não gruda. </w:t>
-      </w:r>
-      <w:r>
-        <w:rPr>
-          <w:b/>
-          <w:bCs/>
-          <w:sz w:val="21"/>
-          <w:szCs w:val="21"/>
-        </w:rPr>
-        <w:t xml:space="preserve">A pergunta:</w:t>
-      </w:r>
-      <w:r>
-        <w:rPr>
-          <w:sz w:val="21"/>
-          <w:szCs w:val="21"/>
-        </w:rPr>
-        <w:t xml:space="preserve"> com a tarefa 1.12 aplicada, a casa ainda quer o sim/não? Se quiser, é uma linha — mas que seja escolha consciente. </w:t>
-      </w:r>
-      <w:r>
-        <w:rPr>
-          <w:i/>
-          <w:iCs/>
-          <w:sz w:val="21"/>
-          <w:szCs w:val="21"/>
-        </w:rPr>
-        <w:t xml:space="preserve">(Esta pergunta substitui a do código do aparelho da casa, que deixou de existir em 08/09: o sistema roda no celular de cada pessoa, e dose não se confirma sem sinal em aparelho nenhum.)</w:t>
-      </w:r>
-    </w:p>
-    <w:p>
-      <w:pPr>
-        <w:pBdr>
-          <w:bottom w:val="dotted" w:color="BFBFBF" w:sz="6" w:space="2"/>
-        </w:pBdr>
-        <w:spacing w:after="120" w:before="120"/>
-      </w:pPr>
-      <w:r>
-        <w:rPr>
-          <w:sz w:val="16"/>
-          <w:szCs w:val="16"/>
-        </w:rPr>
-        <w:t xml:space="preserve"/>
-      </w:r>
-    </w:p>
-    <w:p>
-      <w:pPr>
-        <w:pBdr>
-          <w:bottom w:val="dotted" w:color="BFBFBF" w:sz="6" w:space="2"/>
-        </w:pBdr>
-        <w:spacing w:after="120" w:before="120"/>
-      </w:pPr>
-      <w:r>
-        <w:rPr>
-          <w:sz w:val="16"/>
-          <w:szCs w:val="16"/>
-        </w:rPr>
-        <w:t xml:space="preserve"/>
-      </w:r>
-    </w:p>
-    <w:p>
-      <w:pPr>
-        <w:keepNext/>
-        <w:spacing w:after="60" w:before="200"/>
-      </w:pPr>
-      <w:r>
-        <w:rPr>
-          <w:b/>
-          <w:bCs/>
-          <w:color w:val="1F3864"/>
-          <w:sz w:val="22"/>
-          <w:szCs w:val="22"/>
-        </w:rPr>
-        <w:t xml:space="preserve">4. </w:t>
-      </w:r>
-      <w:r>
-        <w:rPr>
-          <w:b/>
-          <w:bCs/>
-          <w:sz w:val="21"/>
-          <w:szCs w:val="21"/>
-        </w:rPr>
-        <w:t xml:space="preserve">O SMTP institucional</w:t>
-      </w:r>
-      <w:r>
-        <w:rPr>
-          <w:sz w:val="21"/>
-          <w:szCs w:val="21"/>
-        </w:rPr>
-        <w:t xml:space="preserve"> — provedor, endereço remetente, o endereço onde o sistema vai rodar, e quem mexe no DNS do domínio (SPF/DKIM). Sem isso o convite de primeiro acesso não sai, e </w:t>
-      </w:r>
-      <w:r>
-        <w:rPr>
-          <w:b/>
-          <w:bCs/>
-          <w:sz w:val="21"/>
-          <w:szCs w:val="21"/>
-        </w:rPr>
-        <w:t xml:space="preserve">sem convite não há primeiro acesso para 40 pessoas</w:t>
-      </w:r>
-      <w:r>
-        <w:rPr>
-          <w:sz w:val="21"/>
-          <w:szCs w:val="21"/>
-        </w:rPr>
-        <w:t xml:space="preserve"> sem cair na distribuição de senha por mensagem.</w:t>
-      </w:r>
-    </w:p>
-    <w:p>
-      <w:pPr>
-        <w:pBdr>
-          <w:bottom w:val="dotted" w:color="BFBFBF" w:sz="6" w:space="2"/>
-        </w:pBdr>
-        <w:spacing w:after="120" w:before="120"/>
-      </w:pPr>
-      <w:r>
-        <w:rPr>
-          <w:sz w:val="16"/>
-          <w:szCs w:val="16"/>
-        </w:rPr>
-        <w:t xml:space="preserve"/>
-      </w:r>
-    </w:p>
-    <w:p>
-      <w:pPr>
-        <w:pBdr>
-          <w:bottom w:val="dotted" w:color="BFBFBF" w:sz="6" w:space="2"/>
-        </w:pBdr>
-        <w:spacing w:after="120" w:before="120"/>
-      </w:pPr>
-      <w:r>
-        <w:rPr>
-          <w:sz w:val="16"/>
-          <w:szCs w:val="16"/>
-        </w:rPr>
-        <w:t xml:space="preserve"/>
-      </w:r>
-    </w:p>
-    <w:p>
-      <w:pPr>
-        <w:keepNext/>
-        <w:spacing w:after="60" w:before="200"/>
-      </w:pPr>
-      <w:r>
-        <w:rPr>
-          <w:b/>
-          <w:bCs/>
-          <w:color w:val="1F3864"/>
-          <w:sz w:val="22"/>
-          <w:szCs w:val="22"/>
-        </w:rPr>
-        <w:t xml:space="preserve">5. </w:t>
-      </w:r>
-      <w:r>
-        <w:rPr>
-          <w:b/>
-          <w:bCs/>
-          <w:sz w:val="21"/>
-          <w:szCs w:val="21"/>
-        </w:rPr>
-        <w:t xml:space="preserve">Os dois pedidos de 09/09 que esperam uma resposta, e não código.</w:t>
-      </w:r>
-      <w:r>
-        <w:rPr>
-          <w:sz w:val="21"/>
-          <w:szCs w:val="21"/>
-        </w:rPr>
-        <w:t xml:space="preserve"> O </w:t>
-      </w:r>
-      <w:r>
-        <w:rPr>
-          <w:b/>
-          <w:bCs/>
-          <w:sz w:val="21"/>
-          <w:szCs w:val="21"/>
-        </w:rPr>
-        <w:t xml:space="preserve">lembrete de prazo</w:t>
-      </w:r>
-      <w:r>
-        <w:rPr>
-          <w:sz w:val="21"/>
-          <w:szCs w:val="21"/>
-        </w:rPr>
-        <w:t xml:space="preserve">: vencendo o quê — atividade, documento, PIA, receita — e com quantos dias de antecedência? E o </w:t>
-      </w:r>
-      <w:r>
-        <w:rPr>
-          <w:b/>
-          <w:bCs/>
-          <w:sz w:val="21"/>
-          <w:szCs w:val="21"/>
-        </w:rPr>
-        <w:t xml:space="preserve">pente-fino semanal</w:t>
-      </w:r>
-      <w:r>
-        <w:rPr>
-          <w:sz w:val="21"/>
-          <w:szCs w:val="21"/>
-        </w:rPr>
-        <w:t xml:space="preserve">: em que dia da semana?</w:t>
-      </w:r>
-    </w:p>
-    <w:p>
-      <w:pPr>
-        <w:pBdr>
-          <w:bottom w:val="dotted" w:color="BFBFBF" w:sz="6" w:space="2"/>
-        </w:pBdr>
-        <w:spacing w:after="120" w:before="120"/>
-      </w:pPr>
-      <w:r>
-        <w:rPr>
-          <w:sz w:val="16"/>
-          <w:szCs w:val="16"/>
-        </w:rPr>
-        <w:t xml:space="preserve"/>
-      </w:r>
-    </w:p>
-    <w:p>
-      <w:pPr>
-        <w:pBdr>
-          <w:bottom w:val="dotted" w:color="BFBFBF" w:sz="6" w:space="2"/>
-        </w:pBdr>
-        <w:spacing w:after="120" w:before="120"/>
-      </w:pPr>
-      <w:r>
-        <w:rPr>
-          <w:sz w:val="16"/>
-          <w:szCs w:val="16"/>
-        </w:rPr>
-        <w:t xml:space="preserve"/>
-      </w:r>
-    </w:p>
-    <w:p>
-      <w:pPr>
-        <w:keepNext/>
-        <w:spacing w:after="60" w:before="200"/>
-      </w:pPr>
-      <w:r>
-        <w:rPr>
-          <w:b/>
-          <w:bCs/>
-          <w:color w:val="1F3864"/>
-          <w:sz w:val="22"/>
-          <w:szCs w:val="22"/>
-        </w:rPr>
-        <w:t xml:space="preserve">6. </w:t>
-      </w:r>
-      <w:r>
-        <w:rPr>
-          <w:b/>
-          <w:bCs/>
-          <w:sz w:val="21"/>
-          <w:szCs w:val="21"/>
-        </w:rPr>
-        <w:t xml:space="preserve">A folha da portaria diz quem ENTRA — e não diz quem não entra.</w:t>
-      </w:r>
-      <w:r>
-        <w:rPr>
-          <w:sz w:val="21"/>
-          <w:szCs w:val="21"/>
-        </w:rPr>
-        <w:t xml:space="preserve"> Quem tem aproximação restrita não aparece nela de jeito nenhum, nem como "proibido": numa guarita, "proibido de ver a criança" já conta uma história que não é da portaria, e a folha fica na mão de quem passa. O custo é real: se o pai com aproximação suspensa chegar, a portaria só sabe que ele </w:t>
-      </w:r>
-      <w:r>
-        <w:rPr>
-          <w:b/>
-          <w:bCs/>
-          <w:sz w:val="21"/>
-          <w:szCs w:val="21"/>
-        </w:rPr>
-        <w:t xml:space="preserve">não está na folha</w:t>
-      </w:r>
-      <w:r>
-        <w:rPr>
-          <w:sz w:val="21"/>
-          <w:szCs w:val="21"/>
-        </w:rPr>
-        <w:t xml:space="preserve">, e liga para a casa. </w:t>
-      </w:r>
-      <w:r>
-        <w:rPr>
-          <w:b/>
-          <w:bCs/>
-          <w:sz w:val="21"/>
-          <w:szCs w:val="21"/>
-        </w:rPr>
-        <w:t xml:space="preserve">A pergunta:</w:t>
-      </w:r>
-      <w:r>
-        <w:rPr>
-          <w:sz w:val="21"/>
-          <w:szCs w:val="21"/>
-        </w:rPr>
-        <w:t xml:space="preserve"> a casa quer uma segunda lista, separada, de quem NÃO entra — só nome e foto, sem motivo? Se quiser, é decisão dele junto com o DPO, pela mesma razão do CPF impresso.</w:t>
-      </w:r>
-    </w:p>
-    <w:p>
-      <w:pPr>
-        <w:pBdr>
-          <w:bottom w:val="dotted" w:color="BFBFBF" w:sz="6" w:space="2"/>
-        </w:pBdr>
-        <w:spacing w:after="120" w:before="120"/>
-      </w:pPr>
-      <w:r>
-        <w:rPr>
-          <w:sz w:val="16"/>
-          <w:szCs w:val="16"/>
-        </w:rPr>
-        <w:t xml:space="preserve"/>
-      </w:r>
-    </w:p>
-    <w:p>
-      <w:pPr>
-        <w:pBdr>
-          <w:bottom w:val="dotted" w:color="BFBFBF" w:sz="6" w:space="2"/>
-        </w:pBdr>
-        <w:spacing w:after="120" w:before="120"/>
-      </w:pPr>
-      <w:r>
-        <w:rPr>
-          <w:sz w:val="16"/>
-          <w:szCs w:val="16"/>
-        </w:rPr>
-        <w:t xml:space="preserve"/>
-      </w:r>
-    </w:p>
-    <w:p>
-      <w:pPr>
-        <w:keepNext/>
-        <w:spacing w:after="60" w:before="200"/>
-      </w:pPr>
-      <w:r>
-        <w:rPr>
-          <w:b/>
-          <w:bCs/>
-          <w:color w:val="1F3864"/>
-          <w:sz w:val="22"/>
-          <w:szCs w:val="22"/>
-        </w:rPr>
-        <w:t xml:space="preserve">7. </w:t>
-      </w:r>
-      <w:r>
-        <w:rPr>
-          <w:b/>
-          <w:bCs/>
-          <w:sz w:val="21"/>
-          <w:szCs w:val="21"/>
-        </w:rPr>
-        <w:t xml:space="preserve">A "agenda de consulta" não entrou no botão do que o plantão vê — e a decisão é dele.</w:t>
-      </w:r>
-      <w:r>
-        <w:rPr>
-          <w:sz w:val="21"/>
-          <w:szCs w:val="21"/>
-        </w:rPr>
-        <w:t xml:space="preserve"> Ele pediu para a coordenação poder ligar e desligar "telefone de responsável, escola, médico, contatos, agenda de consulta". Quatro viraram botão. A agenda de consulta não: hoje o educador </w:t>
-      </w:r>
-      <w:r>
-        <w:rPr>
-          <w:b/>
-          <w:bCs/>
-          <w:sz w:val="21"/>
-          <w:szCs w:val="21"/>
-        </w:rPr>
-        <w:t xml:space="preserve">não a vê</w:t>
-      </w:r>
-      <w:r>
-        <w:rPr>
-          <w:sz w:val="21"/>
-          <w:szCs w:val="21"/>
-        </w:rPr>
-        <w:t xml:space="preserve">, e ela não mora no perfil — mora nos compromissos, com regra própria de quem enxerga o quê. Ligá-la ali seria alargar o </w:t>
-      </w:r>
-      <w:r>
-        <w:rPr>
-          <w:b/>
-          <w:bCs/>
-          <w:sz w:val="21"/>
-          <w:szCs w:val="21"/>
-        </w:rPr>
-        <w:t xml:space="preserve">alcance do cargo</w:t>
-      </w:r>
-      <w:r>
-        <w:rPr>
-          <w:sz w:val="21"/>
-          <w:szCs w:val="21"/>
-        </w:rPr>
-        <w:t xml:space="preserve">, que é exatamente o que foi recusado em 27/08 por derrubar o isolamento entre as oito casas. </w:t>
-      </w:r>
-      <w:r>
-        <w:rPr>
-          <w:b/>
-          <w:bCs/>
-          <w:sz w:val="21"/>
-          <w:szCs w:val="21"/>
-        </w:rPr>
-        <w:t xml:space="preserve">A pergunta:</w:t>
-      </w:r>
-      <w:r>
-        <w:rPr>
-          <w:sz w:val="21"/>
-          <w:szCs w:val="21"/>
-        </w:rPr>
-        <w:t xml:space="preserve"> o educador em plantão deve passar a ver os compromissos das crianças da casa dele? Se sim, isso vale para </w:t>
-      </w:r>
-      <w:r>
-        <w:rPr>
-          <w:b/>
-          <w:bCs/>
-          <w:sz w:val="21"/>
-          <w:szCs w:val="21"/>
-        </w:rPr>
-        <w:t xml:space="preserve">todas</w:t>
-      </w:r>
-      <w:r>
-        <w:rPr>
-          <w:sz w:val="21"/>
-          <w:szCs w:val="21"/>
-        </w:rPr>
-        <w:t xml:space="preserve"> as casas, decidido uma vez — e não casa a casa.</w:t>
-      </w:r>
-    </w:p>
-    <w:p>
-      <w:pPr>
-        <w:pBdr>
-          <w:bottom w:val="dotted" w:color="BFBFBF" w:sz="6" w:space="2"/>
-        </w:pBdr>
-        <w:spacing w:after="120" w:before="120"/>
-      </w:pPr>
-      <w:r>
-        <w:rPr>
-          <w:sz w:val="16"/>
-          <w:szCs w:val="16"/>
-        </w:rPr>
-        <w:t xml:space="preserve"/>
-      </w:r>
-    </w:p>
-    <w:p>
-      <w:pPr>
-        <w:pBdr>
-          <w:bottom w:val="dotted" w:color="BFBFBF" w:sz="6" w:space="2"/>
-        </w:pBdr>
-        <w:spacing w:after="120" w:before="120"/>
-      </w:pPr>
-      <w:r>
-        <w:rPr>
-          <w:sz w:val="16"/>
-          <w:szCs w:val="16"/>
-        </w:rPr>
-        <w:t xml:space="preserve"/>
-      </w:r>
-    </w:p>
-    <w:p>
-      <w:pPr>
-        <w:keepNext/>
-        <w:spacing w:after="60" w:before="200"/>
-      </w:pPr>
-      <w:r>
-        <w:rPr>
-          <w:b/>
-          <w:bCs/>
-          <w:color w:val="1F3864"/>
-          <w:sz w:val="22"/>
-          <w:szCs w:val="22"/>
-        </w:rPr>
-        <w:t xml:space="preserve">8. </w:t>
-      </w:r>
-      <w:r>
-        <w:rPr>
-          <w:b/>
-          <w:bCs/>
-          <w:sz w:val="21"/>
-          <w:szCs w:val="21"/>
-        </w:rPr>
-        <w:t xml:space="preserve">O estatuto é escrito só pela coordenação — e as crianças não têm onde responder.</w:t>
-      </w:r>
-      <w:r>
-        <w:rPr>
-          <w:sz w:val="21"/>
-          <w:szCs w:val="21"/>
-        </w:rPr>
-        <w:t xml:space="preserve"> As regras de convivência agora moram no sistema, com público (todos, equipe, crianças) e folha para a parede. Quem escreve é a coordenação da casa; o que vale para as oito é da gestão geral. Mas uma regra de convivência que a criança não pôde discutir é uma regra imposta, e o sistema hoje não tem lugar para ela discordar — nem para a assembleia da casa, se houver uma. </w:t>
-      </w:r>
-      <w:r>
-        <w:rPr>
-          <w:b/>
-          <w:bCs/>
-          <w:sz w:val="21"/>
-          <w:szCs w:val="21"/>
-        </w:rPr>
-        <w:t xml:space="preserve">A pergunta:</w:t>
-      </w:r>
-      <w:r>
-        <w:rPr>
-          <w:sz w:val="21"/>
-          <w:szCs w:val="21"/>
-        </w:rPr>
-        <w:t xml:space="preserve"> existe hoje algum momento em que as crianças opinam sobre as regras? Se existe, o estatuto precisa mostrar que a regra passou por ali; se não existe, isso é conversa da Fundação, e o sistema não deve fingir que houve participação.</w:t>
-      </w:r>
-    </w:p>
-    <w:p>
-      <w:pPr>
-        <w:pBdr>
-          <w:bottom w:val="dotted" w:color="BFBFBF" w:sz="6" w:space="2"/>
-        </w:pBdr>
-        <w:spacing w:after="120" w:before="120"/>
-      </w:pPr>
-      <w:r>
-        <w:rPr>
-          <w:sz w:val="16"/>
-          <w:szCs w:val="16"/>
-        </w:rPr>
-        <w:t xml:space="preserve"/>
-      </w:r>
-    </w:p>
-    <w:p>
-      <w:pPr>
-        <w:pBdr>
-          <w:bottom w:val="dotted" w:color="BFBFBF" w:sz="6" w:space="2"/>
-        </w:pBdr>
-        <w:spacing w:after="120" w:before="120"/>
-      </w:pPr>
-      <w:r>
-        <w:rPr>
-          <w:sz w:val="16"/>
-          <w:szCs w:val="16"/>
-        </w:rPr>
-        <w:t xml:space="preserve"/>
-      </w:r>
-    </w:p>
-    <w:p>
-      <w:pPr>
-        <w:keepNext/>
-        <w:spacing w:after="60" w:before="200"/>
-      </w:pPr>
-      <w:r>
-        <w:rPr>
-          <w:b/>
-          <w:bCs/>
-          <w:color w:val="1F3864"/>
-          <w:sz w:val="22"/>
-          <w:szCs w:val="22"/>
-        </w:rPr>
-        <w:t xml:space="preserve">9. </w:t>
-      </w:r>
-      <w:r>
-        <w:rPr>
-          <w:b/>
-          <w:bCs/>
-          <w:sz w:val="21"/>
-          <w:szCs w:val="21"/>
-        </w:rPr>
-        <w:t xml:space="preserve">A visão de cima do Gestor Geral — o que ele precisa ver.</w:t>
-      </w:r>
-      <w:r>
-        <w:rPr>
-          <w:sz w:val="21"/>
-          <w:szCs w:val="21"/>
-        </w:rPr>
-        <w:t xml:space="preserve"> Num bloco de notas recuperado em 12/09 ele disse duas coisas. A primeira já está feita: poder olhar as casas pelo nome, "simples assim" — os cartões das unidades abrem. A segunda não: uma forma </w:t>
-      </w:r>
-      <w:r>
-        <w:rPr>
-          <w:b/>
-          <w:bCs/>
-          <w:sz w:val="21"/>
-          <w:szCs w:val="21"/>
-        </w:rPr>
-        <w:t xml:space="preserve">prática</w:t>
-      </w:r>
-      <w:r>
-        <w:rPr>
-          <w:sz w:val="21"/>
-          <w:szCs w:val="21"/>
-        </w:rPr>
-        <w:t xml:space="preserve"> de o guardião saber "como está o andamento da vida das crianças" em cada casa, "não só num olhar de número", sem entrar criança por criança e sem ver o trabalho do dia a dia, que é da coordenação e da equipe técnica. </w:t>
-      </w:r>
-      <w:r>
-        <w:rPr>
-          <w:b/>
-          <w:bCs/>
-          <w:sz w:val="21"/>
-          <w:szCs w:val="21"/>
-        </w:rPr>
-        <w:t xml:space="preserve">E ele foi explícito: nada de competição entre casas.</w:t>
-      </w:r>
-      <w:r>
-        <w:rPr>
-          <w:sz w:val="21"/>
-          <w:szCs w:val="21"/>
-        </w:rPr>
-        <w:t xml:space="preserve"> </w:t>
-      </w:r>
-      <w:r>
-        <w:rPr>
-          <w:i/>
-          <w:iCs/>
-          <w:sz w:val="21"/>
-          <w:szCs w:val="21"/>
-        </w:rPr>
-        <w:t xml:space="preserve">(A tela "O trabalho social", com os marcos de vida, nasceu de OUTRO pedido, de 04/09, e responde outra pergunta.)</w:t>
-      </w:r>
-      <w:r>
-        <w:rPr>
-          <w:sz w:val="21"/>
-          <w:szCs w:val="21"/>
-        </w:rPr>
-        <w:t xml:space="preserve"> </w:t>
-      </w:r>
-      <w:r>
-        <w:rPr>
-          <w:b/>
-          <w:bCs/>
-          <w:sz w:val="21"/>
-          <w:szCs w:val="21"/>
-        </w:rPr>
-        <w:t xml:space="preserve">A pergunta:</w:t>
-      </w:r>
-      <w:r>
-        <w:rPr>
-          <w:sz w:val="21"/>
-          <w:szCs w:val="21"/>
-        </w:rPr>
-        <w:t xml:space="preserve"> que parâmetros dizem isso a ele? Escola e frequência? Saúde em acompanhamento? Convivência familiar? O que está parado esperando alguém? </w:t>
-      </w:r>
-      <w:r>
-        <w:rPr>
-          <w:b/>
-          <w:bCs/>
-          <w:sz w:val="21"/>
-          <w:szCs w:val="21"/>
-        </w:rPr>
-        <w:t xml:space="preserve">Anote nas palavras dele</w:t>
-      </w:r>
-      <w:r>
-        <w:rPr>
-          <w:sz w:val="21"/>
-          <w:szCs w:val="21"/>
-        </w:rPr>
-        <w:t xml:space="preserve"> — construir isto adivinhando já deu errado uma vez.</w:t>
-      </w:r>
-    </w:p>
-    <w:p>
-      <w:pPr>
-        <w:pBdr>
-          <w:bottom w:val="dotted" w:color="BFBFBF" w:sz="6" w:space="2"/>
-        </w:pBdr>
-        <w:spacing w:after="120" w:before="120"/>
-      </w:pPr>
-      <w:r>
-        <w:rPr>
-          <w:sz w:val="16"/>
-          <w:szCs w:val="16"/>
-        </w:rPr>
-        <w:t xml:space="preserve"/>
-      </w:r>
-    </w:p>
-    <w:p>
-      <w:pPr>
-        <w:pBdr>
-          <w:bottom w:val="dotted" w:color="BFBFBF" w:sz="6" w:space="2"/>
-        </w:pBdr>
-        <w:spacing w:after="120" w:before="120"/>
-      </w:pPr>
-      <w:r>
-        <w:rPr>
-          <w:sz w:val="16"/>
-          <w:szCs w:val="16"/>
-        </w:rPr>
-        <w:t xml:space="preserve"/>
-      </w:r>
-    </w:p>
-    <w:p>
-      <w:pPr>
-        <w:pStyle w:val="Heading2"/>
-        <w:keepNext/>
-        <w:pBdr>
-          <w:bottom w:val="single" w:color="1F3864" w:sz="4" w:space="4"/>
-        </w:pBdr>
-        <w:spacing w:after="120" w:before="300"/>
-      </w:pPr>
-      <w:r>
-        <w:rPr>
-          <w:b/>
-          <w:bCs/>
-          <w:color w:val="1F3864"/>
-          <w:sz w:val="26"/>
-          <w:szCs w:val="26"/>
-        </w:rPr>
-        <w:t xml:space="preserve">O que NÃO perguntar</w:t>
+        <w:t xml:space="preserve">O que evitar durante a aplicação</w:t>
       </w:r>
     </w:p>
     <w:p>
@@ -11725,14 +9256,14 @@
           <w:sz w:val="20"/>
           <w:szCs w:val="20"/>
         </w:rPr>
-        <w:t xml:space="preserve">Não pergunte se a pessoa "gostou".</w:t>
-      </w:r>
-      <w:r>
-        <w:rPr>
-          <w:sz w:val="20"/>
-          <w:szCs w:val="20"/>
-        </w:rPr>
-        <w:t xml:space="preserve"> Ela vai dizer que sim, porque você construiu, e a resposta não serve para nada.</w:t>
+        <w:t xml:space="preserve">Não pergunte se a pessoa gostou.</w:t>
+      </w:r>
+      <w:r>
+        <w:rPr>
+          <w:sz w:val="20"/>
+          <w:szCs w:val="20"/>
+        </w:rPr>
+        <w:t xml:space="preserve"> A resposta tende a ser sim, por cortesia, e não ajuda.</w:t>
       </w:r>
     </w:p>
     <w:p>
@@ -11758,7 +9289,7 @@
           <w:sz w:val="20"/>
           <w:szCs w:val="20"/>
         </w:rPr>
-        <w:t xml:space="preserve"> Explicação some quando você sai da casa; a tela fica.</w:t>
+        <w:t xml:space="preserve"> A explicação vai embora com quem aplica; a tela fica.</w:t>
       </w:r>
     </w:p>
     <w:p>
@@ -11777,14 +9308,14 @@
           <w:sz w:val="20"/>
           <w:szCs w:val="20"/>
         </w:rPr>
-        <w:t xml:space="preserve">Não peça sugestão de layout.</w:t>
-      </w:r>
-      <w:r>
-        <w:rPr>
-          <w:sz w:val="20"/>
-          <w:szCs w:val="20"/>
-        </w:rPr>
-        <w:t xml:space="preserve"> Peça a tarefa. Onde ela parar é o layout falando.</w:t>
+        <w:t xml:space="preserve">Não peça sugestões de layout.</w:t>
+      </w:r>
+      <w:r>
+        <w:rPr>
+          <w:sz w:val="20"/>
+          <w:szCs w:val="20"/>
+        </w:rPr>
+        <w:t xml:space="preserve"> Peça a tarefa. O ponto em que a pessoa para mostra o que precisa mudar.</w:t>
       </w:r>
     </w:p>
     <w:p>
@@ -11803,7 +9334,7 @@
           <w:sz w:val="20"/>
           <w:szCs w:val="20"/>
         </w:rPr>
-        <w:t xml:space="preserve">Não anote "achou fácil".</w:t>
+        <w:t xml:space="preserve">Não anote apenas que achou fácil.</w:t>
       </w:r>
       <w:r>
         <w:rPr>
@@ -11945,7 +9476,7 @@
         <w:sz w:val="16"/>
         <w:szCs w:val="16"/>
       </w:rPr>
-      <w:t xml:space="preserve">REDE ACOLHER · roteiro de retorno · Casa 03 (piloto)</w:t>
+      <w:t xml:space="preserve">Rede Acolher · roteiro de observação do uso · Casa 03</w:t>
     </w:r>
   </w:p>
 </w:hdr>

--- a/docs/roteiro-marcelo.docx
+++ b/docs/roteiro-marcelo.docx
@@ -619,7 +619,7 @@
           <w:sz w:val="20"/>
           <w:szCs w:val="20"/>
         </w:rPr>
-        <w:t xml:space="preserve">A autorização para sair sozinho é registrada como situação (sai sozinho, sai acompanhado, não sai sozinho), com motivo, autor e prazo de revisão.</w:t>
+        <w:t xml:space="preserve">A autorização para sair sem acompanhante é decidida pela equipe da casa e registrada como situação (pode sair sem acompanhante, só sai com acompanhante, não pode sair sem acompanhante), com motivo, autor e desde quando. A portaria vê o que vale, sem o motivo.</w:t>
       </w:r>
     </w:p>
     <w:p>
@@ -4409,7 +4409,7 @@
           <w:sz w:val="21"/>
           <w:szCs w:val="21"/>
         </w:rPr>
-        <w:t xml:space="preserve"> Observar: ela encontra a autorização no perfil? Entende que é uma situação (sai sozinho, sai acompanhado, não sai sozinho), com motivo, autor e prazo de revisão? Se ela pedir pontos, nota ou algum número para medir confiança, anote a frase e informe que não há. Pergunte o que ela usaria no lugar.</w:t>
+        <w:t xml:space="preserve"> Observar: ela encontra a autorização no perfil? Entende que é uma situação (pode sair sem acompanhante, só sai com acompanhante, não pode sair sem acompanhante), com motivo, autor e desde quando? Se ela pedir pontos, nota ou algum número para medir confiança, anote a frase e informe que não há. Pergunte o que ela usaria no lugar.</w:t>
       </w:r>
     </w:p>
     <w:p>

--- a/docs/roteiro-marcelo.docx
+++ b/docs/roteiro-marcelo.docx
@@ -637,6 +637,90 @@
           <w:szCs w:val="20"/>
         </w:rPr>
         <w:t xml:space="preserve">A portaria tem acesso próprio, com a relação de visitantes autorizados de cada acolhido, a foto 3x4 e o registro de entrada e saída das visitas.</w:t>
+      </w:r>
+    </w:p>
+    <w:p>
+      <w:pPr>
+        <w:pStyle w:val="ListParagraph"/>
+        <w:numPr>
+          <w:ilvl w:val="0"/>
+          <w:numId w:val="1"/>
+        </w:numPr>
+        <w:spacing w:after="60"/>
+      </w:pPr>
+      <w:r>
+        <w:rPr>
+          <w:sz w:val="20"/>
+          <w:szCs w:val="20"/>
+        </w:rPr>
+        <w:t xml:space="preserve">O contato de quem aparece pela criança se corrige pelo botão </w:t>
+      </w:r>
+      <w:r>
+        <w:rPr>
+          <w:i/>
+          <w:iCs/>
+          <w:sz w:val="20"/>
+          <w:szCs w:val="20"/>
+        </w:rPr>
+        <w:t xml:space="preserve">Corrigir</w:t>
+      </w:r>
+      <w:r>
+        <w:rPr>
+          <w:sz w:val="20"/>
+          <w:szCs w:val="20"/>
+        </w:rPr>
+        <w:t xml:space="preserve">, com o motivo, e o que constava antes fica guardado. Encerrar continua sendo para quem deixou de fazer parte da vida da criança.</w:t>
+      </w:r>
+    </w:p>
+    <w:p>
+      <w:pPr>
+        <w:pStyle w:val="ListParagraph"/>
+        <w:numPr>
+          <w:ilvl w:val="0"/>
+          <w:numId w:val="1"/>
+        </w:numPr>
+        <w:spacing w:after="60"/>
+      </w:pPr>
+      <w:r>
+        <w:rPr>
+          <w:sz w:val="20"/>
+          <w:szCs w:val="20"/>
+        </w:rPr>
+        <w:t xml:space="preserve">A área restrita do Judiciário guarda os documentos dela: a guia, as decisões e o relatório de acolhimento, em PDF ou fotografados pela câmera.</w:t>
+      </w:r>
+    </w:p>
+    <w:p>
+      <w:pPr>
+        <w:pStyle w:val="ListParagraph"/>
+        <w:numPr>
+          <w:ilvl w:val="0"/>
+          <w:numId w:val="1"/>
+        </w:numPr>
+        <w:spacing w:after="60"/>
+      </w:pPr>
+      <w:r>
+        <w:rPr>
+          <w:sz w:val="20"/>
+          <w:szCs w:val="20"/>
+        </w:rPr>
+        <w:t xml:space="preserve">Na aba Saúde do perfil, cada alergia, condição e restrição alimentar recebe o laudo ou a receita, e os remédios da criança aparecem com as receitas.</w:t>
+      </w:r>
+    </w:p>
+    <w:p>
+      <w:pPr>
+        <w:pStyle w:val="ListParagraph"/>
+        <w:numPr>
+          <w:ilvl w:val="0"/>
+          <w:numId w:val="1"/>
+        </w:numPr>
+        <w:spacing w:after="60"/>
+      </w:pPr>
+      <w:r>
+        <w:rPr>
+          <w:sz w:val="20"/>
+          <w:szCs w:val="20"/>
+        </w:rPr>
+        <w:t xml:space="preserve">A equipe técnica registra o atendimento da criança (psicologia, psicopedagogia, serviço social) com os arquivos, como o desenho feito na sessão. Leem a equipe técnica, a coordenação e a gestão.</w:t>
       </w:r>
     </w:p>
     <w:p>
@@ -4103,7 +4187,39 @@
           <w:sz w:val="21"/>
           <w:szCs w:val="21"/>
         </w:rPr>
-        <w:t xml:space="preserve">? Entende que o contato antigo é encerrado com motivo, e não apagado? Repara na marca de aproximação restrita, e o que comenta sobre ela?</w:t>
+        <w:t xml:space="preserve"> e o botão </w:t>
+      </w:r>
+      <w:r>
+        <w:rPr>
+          <w:i/>
+          <w:iCs/>
+          <w:sz w:val="21"/>
+          <w:szCs w:val="21"/>
+        </w:rPr>
+        <w:t xml:space="preserve">Corrigir</w:t>
+      </w:r>
+      <w:r>
+        <w:rPr>
+          <w:sz w:val="21"/>
+          <w:szCs w:val="21"/>
+        </w:rPr>
+        <w:t xml:space="preserve"> no contato, ou encerra o contato e cadastra de novo? Repara que a correção pede o motivo e que o telefone anterior fica em </w:t>
+      </w:r>
+      <w:r>
+        <w:rPr>
+          <w:i/>
+          <w:iCs/>
+          <w:sz w:val="21"/>
+          <w:szCs w:val="21"/>
+        </w:rPr>
+        <w:t xml:space="preserve">Correções anteriores</w:t>
+      </w:r>
+      <w:r>
+        <w:rPr>
+          <w:sz w:val="21"/>
+          <w:szCs w:val="21"/>
+        </w:rPr>
+        <w:t xml:space="preserve">? Entende que encerrar é para quem deixou de fazer parte da vida da criança, com motivo, e não para mudar um número? Repara na marca de aproximação restrita, e o que comenta sobre ela?</w:t>
       </w:r>
     </w:p>
     <w:p>
@@ -4619,6 +4735,121 @@
     </w:p>
     <w:p>
       <w:pPr>
+        <w:spacing w:after="100" w:line="280"/>
+        <w:jc w:val="both"/>
+      </w:pPr>
+      <w:r>
+        <w:rPr>
+          <w:sz w:val="20"/>
+          <w:szCs w:val="20"/>
+        </w:rPr>
+        <w:t xml:space="preserve">13.1. </w:t>
+      </w:r>
+      <w:r>
+        <w:rPr>
+          <w:b/>
+          <w:bCs/>
+          <w:sz w:val="20"/>
+          <w:szCs w:val="20"/>
+        </w:rPr>
+        <w:t xml:space="preserve">Chegaram a guia de acolhimento e o relatório de quando a Alice veio para a casa. Guarde os dois no sistema.</w:t>
+      </w:r>
+      <w:r>
+        <w:rPr>
+          <w:sz w:val="20"/>
+          <w:szCs w:val="20"/>
+        </w:rPr>
+        <w:t xml:space="preserve"> Observar: ela procura no Judiciário e abre a área restrita? Encontra os documentos logo abaixo da situação judicial, com o item </w:t>
+      </w:r>
+      <w:r>
+        <w:rPr>
+          <w:i/>
+          <w:iCs/>
+          <w:sz w:val="20"/>
+          <w:szCs w:val="20"/>
+        </w:rPr>
+        <w:t xml:space="preserve">Relatório de acolhimento</w:t>
+      </w:r>
+      <w:r>
+        <w:rPr>
+          <w:sz w:val="20"/>
+          <w:szCs w:val="20"/>
+        </w:rPr>
+        <w:t xml:space="preserve">? Fotografa o papel pela câmera ou anexa o PDF? Repara que o documento entra ainda por conferir? Pergunte: </w:t>
+      </w:r>
+      <w:r>
+        <w:rPr>
+          <w:i/>
+          <w:iCs/>
+          <w:sz w:val="20"/>
+          <w:szCs w:val="20"/>
+        </w:rPr>
+        <w:t xml:space="preserve">quem mais, na casa, deveria poder abrir estes documentos?</w:t>
+      </w:r>
+    </w:p>
+    <w:p>
+      <w:pPr>
+        <w:spacing w:after="100" w:line="280"/>
+        <w:jc w:val="both"/>
+      </w:pPr>
+      <w:r>
+        <w:rPr>
+          <w:sz w:val="20"/>
+          <w:szCs w:val="20"/>
+        </w:rPr>
+        <w:t xml:space="preserve">13.2. </w:t>
+      </w:r>
+      <w:r>
+        <w:rPr>
+          <w:b/>
+          <w:bCs/>
+          <w:sz w:val="20"/>
+          <w:szCs w:val="20"/>
+        </w:rPr>
+        <w:t xml:space="preserve">A psicóloga atendeu a Alice hoje, e ela fez um desenho da família. Registre o atendimento com o desenho.</w:t>
+      </w:r>
+      <w:r>
+        <w:rPr>
+          <w:sz w:val="20"/>
+          <w:szCs w:val="20"/>
+        </w:rPr>
+        <w:t xml:space="preserve"> Observar: ela encontra </w:t>
+      </w:r>
+      <w:r>
+        <w:rPr>
+          <w:i/>
+          <w:iCs/>
+          <w:sz w:val="20"/>
+          <w:szCs w:val="20"/>
+        </w:rPr>
+        <w:t xml:space="preserve">Registrar atendimento da equipe técnica</w:t>
+      </w:r>
+      <w:r>
+        <w:rPr>
+          <w:sz w:val="20"/>
+          <w:szCs w:val="20"/>
+        </w:rPr>
+        <w:t xml:space="preserve"> na aba Atendimentos do perfil? Escolhe a área, escreve o que foi trabalhado e fotografa o desenho? Repara que o atendimento não se edita depois? Pergunte: </w:t>
+      </w:r>
+      <w:r>
+        <w:rPr>
+          <w:i/>
+          <w:iCs/>
+          <w:sz w:val="20"/>
+          <w:szCs w:val="20"/>
+        </w:rPr>
+        <w:t xml:space="preserve">quem da casa deveria ler este registro? O educador deveria saber ao menos que houve atendimento?</w:t>
+      </w:r>
+      <w:r>
+        <w:rPr>
+          <w:sz w:val="20"/>
+          <w:szCs w:val="20"/>
+        </w:rPr>
+        <w:t xml:space="preserve"> A resposta vai para a pergunta 4.24 da reunião.</w:t>
+      </w:r>
+    </w:p>
+    <w:p>
+      <w:pPr>
         <w:keepNext/>
         <w:spacing w:after="60" w:before="200"/>
       </w:pPr>
@@ -5391,6 +5622,76 @@
           <w:szCs w:val="16"/>
         </w:rPr>
         <w:t xml:space="preserve"/>
+      </w:r>
+    </w:p>
+    <w:p>
+      <w:pPr>
+        <w:spacing w:after="100" w:line="280"/>
+        <w:jc w:val="both"/>
+      </w:pPr>
+      <w:r>
+        <w:rPr>
+          <w:sz w:val="20"/>
+          <w:szCs w:val="20"/>
+        </w:rPr>
+        <w:t xml:space="preserve">8.1. </w:t>
+      </w:r>
+      <w:r>
+        <w:rPr>
+          <w:b/>
+          <w:bCs/>
+          <w:sz w:val="20"/>
+          <w:szCs w:val="20"/>
+        </w:rPr>
+        <w:t xml:space="preserve">A Alice voltou da consulta com o laudo da alergia ao amendoim. Guarde o laudo junto da alergia.</w:t>
+      </w:r>
+      <w:r>
+        <w:rPr>
+          <w:sz w:val="20"/>
+          <w:szCs w:val="20"/>
+        </w:rPr>
+        <w:t xml:space="preserve"> Observar: ela vai ao perfil, na aba Saúde, e encontra </w:t>
+      </w:r>
+      <w:r>
+        <w:rPr>
+          <w:i/>
+          <w:iCs/>
+          <w:sz w:val="20"/>
+          <w:szCs w:val="20"/>
+        </w:rPr>
+        <w:t xml:space="preserve">Anexar laudo ou receita</w:t>
+      </w:r>
+      <w:r>
+        <w:rPr>
+          <w:sz w:val="20"/>
+          <w:szCs w:val="20"/>
+        </w:rPr>
+        <w:t xml:space="preserve"> ao lado da alergia, ou procura no dossiê? Depois, encontra a receita de um remédio da Alice em </w:t>
+      </w:r>
+      <w:r>
+        <w:rPr>
+          <w:i/>
+          <w:iCs/>
+          <w:sz w:val="20"/>
+          <w:szCs w:val="20"/>
+        </w:rPr>
+        <w:t xml:space="preserve">Remédios e receitas</w:t>
+      </w:r>
+      <w:r>
+        <w:rPr>
+          <w:sz w:val="20"/>
+          <w:szCs w:val="20"/>
+        </w:rPr>
+        <w:t xml:space="preserve">, no mesmo lugar? Pergunte: </w:t>
+      </w:r>
+      <w:r>
+        <w:rPr>
+          <w:i/>
+          <w:iCs/>
+          <w:sz w:val="20"/>
+          <w:szCs w:val="20"/>
+        </w:rPr>
+        <w:t xml:space="preserve">o educador de plantão deveria poder abrir este laudo?</w:t>
       </w:r>
     </w:p>
     <w:p>

--- a/docs/roteiro-marcelo.docx
+++ b/docs/roteiro-marcelo.docx
@@ -721,6 +721,71 @@
           <w:szCs w:val="20"/>
         </w:rPr>
         <w:t xml:space="preserve">A equipe técnica registra o atendimento da criança (psicologia, psicopedagogia, serviço social) com os arquivos, como o desenho feito na sessão. Leem a equipe técnica, a coordenação e a gestão.</w:t>
+      </w:r>
+    </w:p>
+    <w:p>
+      <w:pPr>
+        <w:pStyle w:val="ListParagraph"/>
+        <w:numPr>
+          <w:ilvl w:val="0"/>
+          <w:numId w:val="1"/>
+        </w:numPr>
+        <w:spacing w:after="60"/>
+      </w:pPr>
+      <w:r>
+        <w:rPr>
+          <w:sz w:val="20"/>
+          <w:szCs w:val="20"/>
+        </w:rPr>
+        <w:t xml:space="preserve">O perfil da criança abre na aba </w:t>
+      </w:r>
+      <w:r>
+        <w:rPr>
+          <w:i/>
+          <w:iCs/>
+          <w:sz w:val="20"/>
+          <w:szCs w:val="20"/>
+        </w:rPr>
+        <w:t xml:space="preserve">Geral</w:t>
+      </w:r>
+      <w:r>
+        <w:rPr>
+          <w:sz w:val="20"/>
+          <w:szCs w:val="20"/>
+        </w:rPr>
+        <w:t xml:space="preserve">, com os dados dela: idade, casa, há quanto tempo está no acolhimento, escola, PIA, equipe de referência e a família. O dia de hoje fica no Dia e na ATA. O que a casa registrou em cada dia se consulta na aba </w:t>
+      </w:r>
+      <w:r>
+        <w:rPr>
+          <w:i/>
+          <w:iCs/>
+          <w:sz w:val="20"/>
+          <w:szCs w:val="20"/>
+        </w:rPr>
+        <w:t xml:space="preserve">Dia a dia</w:t>
+      </w:r>
+      <w:r>
+        <w:rPr>
+          <w:sz w:val="20"/>
+          <w:szCs w:val="20"/>
+        </w:rPr>
+        <w:t xml:space="preserve">, e a aba </w:t>
+      </w:r>
+      <w:r>
+        <w:rPr>
+          <w:i/>
+          <w:iCs/>
+          <w:sz w:val="20"/>
+          <w:szCs w:val="20"/>
+        </w:rPr>
+        <w:t xml:space="preserve">Atendimentos</w:t>
+      </w:r>
+      <w:r>
+        <w:rPr>
+          <w:sz w:val="20"/>
+          <w:szCs w:val="20"/>
+        </w:rPr>
+        <w:t xml:space="preserve"> é o relatório da equipe técnica, o mais recente em cima. Cada aba traz os números da criança.</w:t>
       </w:r>
     </w:p>
     <w:p>
@@ -2708,6 +2773,60 @@
     </w:p>
     <w:p>
       <w:pPr>
+        <w:spacing w:after="100" w:line="280"/>
+        <w:jc w:val="both"/>
+      </w:pPr>
+      <w:r>
+        <w:rPr>
+          <w:sz w:val="20"/>
+          <w:szCs w:val="20"/>
+        </w:rPr>
+        <w:t xml:space="preserve">13.1. </w:t>
+      </w:r>
+      <w:r>
+        <w:rPr>
+          <w:b/>
+          <w:bCs/>
+          <w:sz w:val="20"/>
+          <w:szCs w:val="20"/>
+        </w:rPr>
+        <w:t xml:space="preserve">A mãe da Alice ligou perguntando se ela almoçou bem ontem. Onde você confere?</w:t>
+      </w:r>
+      <w:r>
+        <w:rPr>
+          <w:sz w:val="20"/>
+          <w:szCs w:val="20"/>
+        </w:rPr>
+        <w:t xml:space="preserve"> Observar: ela abre o perfil da Alice e vai à aba </w:t>
+      </w:r>
+      <w:r>
+        <w:rPr>
+          <w:i/>
+          <w:iCs/>
+          <w:sz w:val="20"/>
+          <w:szCs w:val="20"/>
+        </w:rPr>
+        <w:t xml:space="preserve">Dia a dia</w:t>
+      </w:r>
+      <w:r>
+        <w:rPr>
+          <w:sz w:val="20"/>
+          <w:szCs w:val="20"/>
+        </w:rPr>
+        <w:t xml:space="preserve">? Volta um dia pela seta ou pelo calendário? Encontra o almoço com quem registrou? Pergunte: </w:t>
+      </w:r>
+      <w:r>
+        <w:rPr>
+          <w:i/>
+          <w:iCs/>
+          <w:sz w:val="20"/>
+          <w:szCs w:val="20"/>
+        </w:rPr>
+        <w:t xml:space="preserve">você procuraria aqui ou na ATA de ontem?</w:t>
+      </w:r>
+    </w:p>
+    <w:p>
+      <w:pPr>
         <w:keepNext/>
         <w:spacing w:after="60" w:before="200"/>
       </w:pPr>
@@ -4846,6 +4965,76 @@
           <w:szCs w:val="20"/>
         </w:rPr>
         <w:t xml:space="preserve"> A resposta vai para a pergunta 4.24 da reunião.</w:t>
+      </w:r>
+    </w:p>
+    <w:p>
+      <w:pPr>
+        <w:spacing w:after="100" w:line="280"/>
+        <w:jc w:val="both"/>
+      </w:pPr>
+      <w:r>
+        <w:rPr>
+          <w:sz w:val="20"/>
+          <w:szCs w:val="20"/>
+        </w:rPr>
+        <w:t xml:space="preserve">13.3. </w:t>
+      </w:r>
+      <w:r>
+        <w:rPr>
+          <w:b/>
+          <w:bCs/>
+          <w:sz w:val="20"/>
+          <w:szCs w:val="20"/>
+        </w:rPr>
+        <w:t xml:space="preserve">Amanhã tem audiência da Alice. Diga há quanto tempo ela está acolhida, quando vence o PIA e quando foi o último atendimento de psicopedagogia.</w:t>
+      </w:r>
+      <w:r>
+        <w:rPr>
+          <w:sz w:val="20"/>
+          <w:szCs w:val="20"/>
+        </w:rPr>
+        <w:t xml:space="preserve"> Observar: ela encontra os três na aba </w:t>
+      </w:r>
+      <w:r>
+        <w:rPr>
+          <w:i/>
+          <w:iCs/>
+          <w:sz w:val="20"/>
+          <w:szCs w:val="20"/>
+        </w:rPr>
+        <w:t xml:space="preserve">Geral</w:t>
+      </w:r>
+      <w:r>
+        <w:rPr>
+          <w:sz w:val="20"/>
+          <w:szCs w:val="20"/>
+        </w:rPr>
+        <w:t xml:space="preserve"> e em </w:t>
+      </w:r>
+      <w:r>
+        <w:rPr>
+          <w:i/>
+          <w:iCs/>
+          <w:sz w:val="20"/>
+          <w:szCs w:val="20"/>
+        </w:rPr>
+        <w:t xml:space="preserve">Atendimentos</w:t>
+      </w:r>
+      <w:r>
+        <w:rPr>
+          <w:sz w:val="20"/>
+          <w:szCs w:val="20"/>
+        </w:rPr>
+        <w:t xml:space="preserve">, sem abrir relatório? Usa o filtro por área? Lê o relatório de cima para baixo, do mais recente ao mais antigo? Pergunte: </w:t>
+      </w:r>
+      <w:r>
+        <w:rPr>
+          <w:i/>
+          <w:iCs/>
+          <w:sz w:val="20"/>
+          <w:szCs w:val="20"/>
+        </w:rPr>
+        <w:t xml:space="preserve">que número faltou para você levar à audiência?</w:t>
       </w:r>
     </w:p>
     <w:p>

--- a/docs/roteiro-marcelo.docx
+++ b/docs/roteiro-marcelo.docx
@@ -786,6 +786,136 @@
           <w:szCs w:val="20"/>
         </w:rPr>
         <w:t xml:space="preserve"> é o relatório da equipe técnica, o mais recente em cima. Cada aba traz os números da criança.</w:t>
+      </w:r>
+    </w:p>
+    <w:p>
+      <w:pPr>
+        <w:pStyle w:val="ListParagraph"/>
+        <w:numPr>
+          <w:ilvl w:val="0"/>
+          <w:numId w:val="1"/>
+        </w:numPr>
+        <w:spacing w:after="60"/>
+      </w:pPr>
+      <w:r>
+        <w:rPr>
+          <w:sz w:val="20"/>
+          <w:szCs w:val="20"/>
+        </w:rPr>
+        <w:t xml:space="preserve">O aniversário, as conquistas, as fotos e as memórias da criança ficam no fim da aba </w:t>
+      </w:r>
+      <w:r>
+        <w:rPr>
+          <w:i/>
+          <w:iCs/>
+          <w:sz w:val="20"/>
+          <w:szCs w:val="20"/>
+        </w:rPr>
+        <w:t xml:space="preserve">Geral</w:t>
+      </w:r>
+      <w:r>
+        <w:rPr>
+          <w:sz w:val="20"/>
+          <w:szCs w:val="20"/>
+        </w:rPr>
+        <w:t xml:space="preserve">. A aba que se chamava Cadastro passou a se chamar </w:t>
+      </w:r>
+      <w:r>
+        <w:rPr>
+          <w:i/>
+          <w:iCs/>
+          <w:sz w:val="20"/>
+          <w:szCs w:val="20"/>
+        </w:rPr>
+        <w:t xml:space="preserve">Documentos</w:t>
+      </w:r>
+      <w:r>
+        <w:rPr>
+          <w:sz w:val="20"/>
+          <w:szCs w:val="20"/>
+        </w:rPr>
+        <w:t xml:space="preserve"> e abre no dossiê e na lista dos documentos da criança; as correções e o registro de quem mexeu no perfil vêm depois.</w:t>
+      </w:r>
+    </w:p>
+    <w:p>
+      <w:pPr>
+        <w:spacing w:after="100" w:line="280"/>
+        <w:jc w:val="both"/>
+      </w:pPr>
+      <w:r>
+        <w:rPr>
+          <w:b/>
+          <w:bCs/>
+          <w:sz w:val="20"/>
+          <w:szCs w:val="20"/>
+        </w:rPr>
+        <w:t xml:space="preserve">Para se orientar</w:t>
+      </w:r>
+    </w:p>
+    <w:p>
+      <w:pPr>
+        <w:pStyle w:val="ListParagraph"/>
+        <w:numPr>
+          <w:ilvl w:val="0"/>
+          <w:numId w:val="1"/>
+        </w:numPr>
+        <w:spacing w:after="60"/>
+      </w:pPr>
+      <w:r>
+        <w:rPr>
+          <w:sz w:val="20"/>
+          <w:szCs w:val="20"/>
+        </w:rPr>
+        <w:t xml:space="preserve">O primeiro item do menu é o </w:t>
+      </w:r>
+      <w:r>
+        <w:rPr>
+          <w:i/>
+          <w:iCs/>
+          <w:sz w:val="20"/>
+          <w:szCs w:val="20"/>
+        </w:rPr>
+        <w:t xml:space="preserve">Guia do sistema</w:t>
+      </w:r>
+      <w:r>
+        <w:rPr>
+          <w:sz w:val="20"/>
+          <w:szCs w:val="20"/>
+        </w:rPr>
+        <w:t xml:space="preserve">. Ele mostra as telas que cada cargo usa, o que se faz em cada uma e o que a Acolhe+AI faz junto, explica as abas do perfil da criança e traz as novidades de cada atualização. Cada tela do Guia tem o botão que leva até ela.</w:t>
+      </w:r>
+    </w:p>
+    <w:p>
+      <w:pPr>
+        <w:pStyle w:val="ListParagraph"/>
+        <w:numPr>
+          <w:ilvl w:val="0"/>
+          <w:numId w:val="1"/>
+        </w:numPr>
+        <w:spacing w:after="60"/>
+      </w:pPr>
+      <w:r>
+        <w:rPr>
+          <w:sz w:val="20"/>
+          <w:szCs w:val="20"/>
+        </w:rPr>
+        <w:t xml:space="preserve">O texto que explica cada tela aparece pela primeira frase, e o botão </w:t>
+      </w:r>
+      <w:r>
+        <w:rPr>
+          <w:i/>
+          <w:iCs/>
+          <w:sz w:val="20"/>
+          <w:szCs w:val="20"/>
+        </w:rPr>
+        <w:t xml:space="preserve">Como funciona</w:t>
+      </w:r>
+      <w:r>
+        <w:rPr>
+          <w:sz w:val="20"/>
+          <w:szCs w:val="20"/>
+        </w:rPr>
+        <w:t xml:space="preserve"> abre o restante. Os alertas e os avisos com números continuam à vista.</w:t>
       </w:r>
     </w:p>
     <w:p>
@@ -2823,6 +2953,121 @@
           <w:szCs w:val="20"/>
         </w:rPr>
         <w:t xml:space="preserve">você procuraria aqui ou na ATA de ontem?</w:t>
+      </w:r>
+    </w:p>
+    <w:p>
+      <w:pPr>
+        <w:spacing w:after="100" w:line="280"/>
+        <w:jc w:val="both"/>
+      </w:pPr>
+      <w:r>
+        <w:rPr>
+          <w:sz w:val="20"/>
+          <w:szCs w:val="20"/>
+        </w:rPr>
+        <w:t xml:space="preserve">13.2. </w:t>
+      </w:r>
+      <w:r>
+        <w:rPr>
+          <w:b/>
+          <w:bCs/>
+          <w:sz w:val="20"/>
+          <w:szCs w:val="20"/>
+        </w:rPr>
+        <w:t xml:space="preserve">A escola pediu o boletim do semestre da Alice. Onde ele está?</w:t>
+      </w:r>
+      <w:r>
+        <w:rPr>
+          <w:sz w:val="20"/>
+          <w:szCs w:val="20"/>
+        </w:rPr>
+        <w:t xml:space="preserve"> Observar: ela abre o perfil da Alice e vai direto à aba </w:t>
+      </w:r>
+      <w:r>
+        <w:rPr>
+          <w:i/>
+          <w:iCs/>
+          <w:sz w:val="20"/>
+          <w:szCs w:val="20"/>
+        </w:rPr>
+        <w:t xml:space="preserve">Documentos</w:t>
+      </w:r>
+      <w:r>
+        <w:rPr>
+          <w:sz w:val="20"/>
+          <w:szCs w:val="20"/>
+        </w:rPr>
+        <w:t xml:space="preserve">, ou procura em outras abas antes? Encontra o boletim na lista ou entra no dossiê? Logo abaixo da lista aparece quantos documentos estão em área restrita ao cargo dela: ela entende que eles existem e que quem os consulta é a equipe técnica? Pergunte: </w:t>
+      </w:r>
+      <w:r>
+        <w:rPr>
+          <w:i/>
+          <w:iCs/>
+          <w:sz w:val="20"/>
+          <w:szCs w:val="20"/>
+        </w:rPr>
+        <w:t xml:space="preserve">o nome Documentos ajudou, ou você procuraria por outro nome?</w:t>
+      </w:r>
+      <w:r>
+        <w:rPr>
+          <w:sz w:val="20"/>
+          <w:szCs w:val="20"/>
+        </w:rPr>
+        <w:t xml:space="preserve"> A resposta mostra se a aba está onde a equipe espera.</w:t>
+      </w:r>
+    </w:p>
+    <w:p>
+      <w:pPr>
+        <w:spacing w:after="100" w:line="280"/>
+        <w:jc w:val="both"/>
+      </w:pPr>
+      <w:r>
+        <w:rPr>
+          <w:sz w:val="20"/>
+          <w:szCs w:val="20"/>
+        </w:rPr>
+        <w:t xml:space="preserve">13.3. </w:t>
+      </w:r>
+      <w:r>
+        <w:rPr>
+          <w:b/>
+          <w:bCs/>
+          <w:sz w:val="20"/>
+          <w:szCs w:val="20"/>
+        </w:rPr>
+        <w:t xml:space="preserve">Você não sabe onde se pede o lanche para a cozinha. Descubra sem perguntar a ninguém.</w:t>
+      </w:r>
+      <w:r>
+        <w:rPr>
+          <w:sz w:val="20"/>
+          <w:szCs w:val="20"/>
+        </w:rPr>
+        <w:t xml:space="preserve"> Observar: ela abre o </w:t>
+      </w:r>
+      <w:r>
+        <w:rPr>
+          <w:i/>
+          <w:iCs/>
+          <w:sz w:val="20"/>
+          <w:szCs w:val="20"/>
+        </w:rPr>
+        <w:t xml:space="preserve">Guia do sistema</w:t>
+      </w:r>
+      <w:r>
+        <w:rPr>
+          <w:sz w:val="20"/>
+          <w:szCs w:val="20"/>
+        </w:rPr>
+        <w:t xml:space="preserve">, o primeiro item do menu, ou procura tela por tela? No Guia, toca na tela para ler o que se faz nela e usa o botão que leva até lá? Pergunte: </w:t>
+      </w:r>
+      <w:r>
+        <w:rPr>
+          <w:i/>
+          <w:iCs/>
+          <w:sz w:val="20"/>
+          <w:szCs w:val="20"/>
+        </w:rPr>
+        <w:t xml:space="preserve">o Guia respondeu a sua dúvida, ou você ainda perguntaria a alguém?</w:t>
       </w:r>
     </w:p>
     <w:p>

--- a/docs/roteiro-marcelo.docx
+++ b/docs/roteiro-marcelo.docx
@@ -221,7 +221,7 @@
           <w:sz w:val="20"/>
           <w:szCs w:val="20"/>
         </w:rPr>
-        <w:t xml:space="preserve">Coordenação e equipe técnica também cadastram a prescrição, porque a criança muitas vezes volta da consulta com a receita no fim do dia.</w:t>
+        <w:t xml:space="preserve">Quem ativa a prescrição, e faz a dose entrar na grade, é só a Enfermagem (decisão de 25/10). Como a criança muitas vezes volta da consulta com a receita no fim do dia, a coordenação e a equipe técnica cadastram o rascunho e anexam a foto da receita, e a Enfermagem é avisada para conferir e ativar. A dose daquela noite, o educador dá conforme a receita e escreve na ATA.</w:t>
       </w:r>
     </w:p>
     <w:p>
